--- a/temp/TFM_master_temp.docx
+++ b/temp/TFM_master_temp.docx
@@ -20,6 +20,9 @@
       <w:sdtContent>
         <w:p>
           <w:r>
+            <w:rPr>
+              <w:noProof/>
+            </w:rPr>
             <mc:AlternateContent>
               <mc:Choice Requires="wps">
                 <w:drawing>
@@ -90,8 +93,8 @@
                                   <w:tblDescription w:val="Cover page info"/>
                                 </w:tblPr>
                                 <w:tblGrid>
-                                  <w:gridCol w:w="819"/>
-                                  <w:gridCol w:w="10248"/>
+                                  <w:gridCol w:w="796"/>
+                                  <w:gridCol w:w="9966"/>
                                 </w:tblGrid>
                                 <w:tr>
                                   <w:trPr>
@@ -348,8 +351,8 @@
                             <w:tblDescription w:val="Cover page info"/>
                           </w:tblPr>
                           <w:tblGrid>
-                            <w:gridCol w:w="819"/>
-                            <w:gridCol w:w="10248"/>
+                            <w:gridCol w:w="796"/>
+                            <w:gridCol w:w="9966"/>
                           </w:tblGrid>
                           <w:tr>
                             <w:trPr>
@@ -592,6 +595,9 @@
             <w:br w:type="page"/>
           </w:r>
           <w:r>
+            <w:rPr>
+              <w:noProof/>
+            </w:rPr>
             <w:drawing>
               <wp:anchor distT="0" distB="0" distL="114300" distR="114300" simplePos="0" relativeHeight="251693056" behindDoc="0" locked="0" layoutInCell="1" allowOverlap="1" wp14:anchorId="371F495C" wp14:editId="663FC23F">
                 <wp:simplePos x="0" y="0"/>
@@ -1028,7 +1034,7 @@
           <w:bCs/>
           <w:color w:val="7CCA62" w:themeColor="accent5"/>
         </w:rPr>
-        <w:t xml:space="preserve">Data preparation. Explore two types of models:</w:t>
+        <w:t>Data preparation. Explore two types of models:</w:t>
       </w:r>
     </w:p>
     <w:p>
@@ -1186,11 +1192,17 @@
         <w:spacing w:before="240"/>
         <w:rPr>
           <w:rFonts w:cs="Calibri"/>
+          <w:b/>
+          <w:bCs/>
+          <w:color w:val="7CCA62" w:themeColor="accent5"/>
         </w:rPr>
       </w:pPr>
       <w:r>
         <w:rPr>
           <w:rFonts w:cs="Calibri"/>
+          <w:b/>
+          <w:bCs/>
+          <w:color w:val="7CCA62" w:themeColor="accent5"/>
         </w:rPr>
         <w:t xml:space="preserve">Appendix: full page pictures</w:t>
       </w:r>
@@ -3217,7 +3229,7 @@
                 <w:noProof/>
                 <w:lang w:eastAsia="es-ES"/>
               </w:rPr>
-              <w:t>Model creation (Supervised learning)</w:t>
+              <w:t xml:space="preserve">Model creation (Supervised learning)</w:t>
             </w:r>
             <w:r>
               <w:rPr>
@@ -3772,6 +3784,9 @@
         </w:rPr>
       </w:pPr>
       <w:r>
+        <w:rPr>
+          <w:noProof/>
+        </w:rPr>
         <mc:AlternateContent>
           <mc:Choice Requires="wps">
             <w:drawing>
@@ -3819,8 +3834,8 @@
                                 <w:lang w:val="en-GB"/>
                               </w:rPr>
                             </w:pPr>
-                            <w:bookmarkStart w:id="4" w:name="_Ref234323676"/>
-                            <w:bookmarkStart w:id="5" w:name="_Ref234323685"/>
+                            <w:bookmarkStart w:id="4" w:name="_Ref234323685"/>
+                            <w:bookmarkStart w:id="5" w:name="_Ref234323676"/>
                             <w:r>
                               <w:rPr>
                                 <w:lang w:val="en-GB"/>
@@ -3838,14 +3853,14 @@
                               <w:t>1</w:t>
                               <w:fldChar w:fldCharType="end"/>
                             </w:r>
-                            <w:bookmarkEnd w:id="5"/>
+                            <w:bookmarkEnd w:id="4"/>
                             <w:r>
                               <w:rPr>
                                 <w:lang w:val="en-GB"/>
                               </w:rPr>
                               <w:t>: Global prevalence of mental disorders in 2021, where “Prevalence” refers to the proportion of individuals in a population who have a particular disease or condition at a specific point in time or over a defined period.</w:t>
                             </w:r>
-                            <w:bookmarkEnd w:id="4"/>
+                            <w:bookmarkEnd w:id="5"/>
                           </w:p>
                         </w:txbxContent>
                       </wps:txbx>
@@ -3876,8 +3891,8 @@
                           <w:lang w:val="en-GB"/>
                         </w:rPr>
                       </w:pPr>
-                      <w:bookmarkStart w:id="6" w:name="_Ref234323676"/>
-                      <w:bookmarkStart w:id="7" w:name="_Ref234323685"/>
+                      <w:bookmarkStart w:id="6" w:name="_Ref234323685"/>
+                      <w:bookmarkStart w:id="7" w:name="_Ref234323676"/>
                       <w:r>
                         <w:rPr>
                           <w:lang w:val="en-GB"/>
@@ -3895,14 +3910,14 @@
                         <w:t>1</w:t>
                         <w:fldChar w:fldCharType="end"/>
                       </w:r>
-                      <w:bookmarkEnd w:id="7"/>
+                      <w:bookmarkEnd w:id="6"/>
                       <w:r>
                         <w:rPr>
                           <w:lang w:val="en-GB"/>
                         </w:rPr>
                         <w:t>: Global prevalence of mental disorders in 2021, where “Prevalence” refers to the proportion of individuals in a population who have a particular disease or condition at a specific point in time or over a defined period.</w:t>
                       </w:r>
-                      <w:bookmarkEnd w:id="6"/>
+                      <w:bookmarkEnd w:id="7"/>
                     </w:p>
                   </w:txbxContent>
                 </v:textbox>
@@ -3915,6 +3930,7 @@
       <w:r>
         <w:rPr>
           <w:rFonts w:cs="Calibri"/>
+          <w:noProof/>
         </w:rPr>
         <w:drawing>
           <wp:anchor distT="0" distB="0" distL="114300" distR="114300" simplePos="0" relativeHeight="251636736" behindDoc="0" locked="0" layoutInCell="1" allowOverlap="1" wp14:anchorId="46FE5E10" wp14:editId="25B6EAAD">
@@ -3967,6 +3983,11 @@
             </a:graphic>
           </wp:anchor>
         </w:drawing>
+      </w:r>
+      <w:r>
+        <w:rPr>
+          <w:rFonts w:cs="Calibri"/>
+        </w:rPr>
         <w:t xml:space="preserve">According to the latest data from the World Health Organization (WHO), approximately one in every eight people — more than 1, 000 million individuals— live with a mental disorder </w:t>
         <w:fldChar w:fldCharType="begin"/>
         <w:instrText xml:space="preserve"> ADDIN ZOTERO_ITEM CSL_CITATION {"citationID":"XaP9spq9","properties":{"unsorted":false,"formattedCitation":"(World Health Organization, 2025b)","plainCitation":"(World Health Organization, 2025b)","noteIndex":0},"citationItems":[{"id":28,"uris":["http://zotero.org/users/local/Q88HxZOk/items/M88VPCP4"],"itemData":{"id":28,"type":"webpage","abstract":"More than 1 billion people are living with mental health disorders, according to new data released by the World Health Organization (WHO), with conditions such as anxiety and depression inflicting immense human and economic tolls.","language":"en","title":"Over a billion people living with mental health conditions – services require urgent scale-up","URL":"https://www.who.int/news/item/02-09-2025-over-a-billion-people-living-with-mental-health-conditions-services-require-urgent-scale-up","author":[{"literal":"World Health Organization"}],"accessed":{"date-parts":[["2026",7,7]]},"issued":{"date-parts":[["2025",9,2]]}}}],"schema":"https://github.com/citation-style-language/schema/raw/master/csl-citation.json"} </w:instrText>
@@ -4094,7 +4115,7 @@
         <w:fldChar w:fldCharType="separate"/>
       </w:r>
       <w:r>
-        <w:t xml:space="preserve">(Pirkis et al., 2024; World Health Organization, 2025a)</w:t>
+        <w:t>(Pirkis et al., 2024; World Health Organization, 2025a)</w:t>
       </w:r>
       <w:r>
         <w:rPr>
@@ -4120,7 +4141,7 @@
         <w:fldChar w:fldCharType="separate"/>
       </w:r>
       <w:r>
-        <w:t xml:space="preserve">(Pirkis et al., 2024)</w:t>
+        <w:t>(Pirkis et al., 2024)</w:t>
       </w:r>
       <w:r>
         <w:rPr>
@@ -4176,7 +4197,7 @@
         <w:fldChar w:fldCharType="separate"/>
       </w:r>
       <w:r>
-        <w:t xml:space="preserve">(Nadeem Parpio et al., 2025)</w:t>
+        <w:t>(Nadeem Parpio et al., 2025)</w:t>
       </w:r>
       <w:r>
         <w:rPr>
@@ -4204,7 +4225,7 @@
         <w:fldChar w:fldCharType="separate"/>
       </w:r>
       <w:r>
-        <w:t xml:space="preserve">(Nadeem Parpio et al., 2025)</w:t>
+        <w:t>(Nadeem Parpio et al., 2025)</w:t>
       </w:r>
       <w:r>
         <w:rPr>
@@ -4235,6 +4256,7 @@
       <w:r>
         <w:rPr>
           <w:rFonts w:cs="Calibri"/>
+          <w:noProof/>
         </w:rPr>
         <w:drawing>
           <wp:anchor distT="0" distB="0" distL="114300" distR="114300" simplePos="0" relativeHeight="251637760" behindDoc="0" locked="0" layoutInCell="1" allowOverlap="1" wp14:anchorId="4A89C7CF" wp14:editId="7555B01B">
@@ -4293,6 +4315,9 @@
         </w:drawing>
       </w:r>
       <w:r>
+        <w:rPr>
+          <w:noProof/>
+        </w:rPr>
         <mc:AlternateContent>
           <mc:Choice Requires="wps">
             <w:drawing>
@@ -4480,7 +4505,7 @@
         <w:rPr>
           <w:rFonts w:cs="Times New Roman"/>
         </w:rPr>
-        <w:t xml:space="preserve">(Hawton &amp; Pirkis, 2024; O’Connor et al., 2024)</w:t>
+        <w:t>(Hawton &amp; Pirkis, 2024; O’Connor et al., 2024)</w:t>
       </w:r>
       <w:r>
         <w:rPr>
@@ -4496,7 +4521,7 @@
         <w:rPr>
           <w:rFonts w:cs="Times New Roman"/>
         </w:rPr>
-        <w:t xml:space="preserve">(Hawton &amp; Pirkis, 2024; O’Connor et al., 2024; Pirkis et al., 2024)</w:t>
+        <w:t>(Hawton &amp; Pirkis, 2024; O’Connor et al., 2024; Pirkis et al., 2024)</w:t>
       </w:r>
       <w:r>
         <w:rPr>
@@ -4562,7 +4587,7 @@
         <w:fldChar w:fldCharType="separate"/>
       </w:r>
       <w:r>
-        <w:t xml:space="preserve">(Pirkis et al., 2024)</w:t>
+        <w:t>(Pirkis et al., 2024)</w:t>
       </w:r>
       <w:r>
         <w:rPr>
@@ -4652,7 +4677,7 @@
         <w:fldChar w:fldCharType="separate"/>
       </w:r>
       <w:r>
-        <w:t xml:space="preserve">(DeBeer et al., 2024; Hawton &amp; Pirkis, 2024; Nadeem Parpio et al., 2025; Pirkis et al., 2024)</w:t>
+        <w:t>(DeBeer et al., 2024; Hawton &amp; Pirkis, 2024; Nadeem Parpio et al., 2025; Pirkis et al., 2024)</w:t>
       </w:r>
       <w:r>
         <w:rPr>
@@ -4680,7 +4705,7 @@
         <w:fldChar w:fldCharType="separate"/>
       </w:r>
       <w:r>
-        <w:t xml:space="preserve">(Hawton &amp; Pirkis, 2024; Na et al., 2025; Nadeem Parpio et al., 2025; Pirkis et al., 2024)</w:t>
+        <w:t>(Hawton &amp; Pirkis, 2024; Na et al., 2025; Nadeem Parpio et al., 2025; Pirkis et al., 2024)</w:t>
       </w:r>
       <w:r>
         <w:rPr>
@@ -4752,7 +4777,7 @@
         <w:rPr>
           <w:rFonts w:cs="Times New Roman"/>
         </w:rPr>
-        <w:t xml:space="preserve">(Somé et al., 2024; Spittal et al., 2025)</w:t>
+        <w:t>(Somé et al., 2024; Spittal et al., 2025)</w:t>
       </w:r>
       <w:r>
         <w:rPr>
@@ -4780,7 +4805,7 @@
         <w:fldChar w:fldCharType="separate"/>
       </w:r>
       <w:r>
-        <w:t xml:space="preserve">(Biplob et al., 2023; Pranckeviciene &amp; Kasperiuniene, 2024; Rotejanaprasert et al., 2025)</w:t>
+        <w:t>(Biplob et al., 2023; Pranckeviciene &amp; Kasperiuniene, 2024; Rotejanaprasert et al., 2025)</w:t>
       </w:r>
       <w:r>
         <w:rPr>
@@ -4966,8 +4991,7 @@
         </w:rPr>
         <w:t xml:space="preserve">To facilitate the readability of this thesis, any chart or image intended to occupy a full page will be included in the </w:t>
         <w:fldChar w:fldCharType="begin"/>
-        <w:instrText xml:space="preserve"> REF _Ref234496967 \h </w:instrText>
-        <w:instrText xml:space="preserve"> \* MERGEFORMAT </w:instrText>
+        <w:instrText xml:space="preserve"> REF _Ref234496967 \h  \* MERGEFORMAT </w:instrText>
         <w:fldChar w:fldCharType="separate"/>
       </w:r>
       <w:r>
@@ -5130,8 +5154,7 @@
           <w:rFonts w:cs="Calibri"/>
         </w:rPr>
         <w:fldChar w:fldCharType="begin"/>
-        <w:instrText xml:space="preserve"> REF _Ref234489019 \h </w:instrText>
-        <w:instrText xml:space="preserve"> \* MERGEFORMAT </w:instrText>
+        <w:instrText xml:space="preserve"> REF _Ref234489019 \h  \* MERGEFORMAT </w:instrText>
         <w:fldChar w:fldCharType="separate"/>
       </w:r>
       <w:r>
@@ -5522,7 +5545,7 @@
                 <w:sz w:val="16"/>
                 <w:szCs w:val="16"/>
               </w:rPr>
-              <w:t xml:space="preserve">Dependent indicator of the predictive model</w:t>
+              <w:t>Dependent indicator of the predictive model</w:t>
             </w:r>
           </w:p>
         </w:tc>
@@ -6276,7 +6299,7 @@
         <w:rPr>
           <w:rFonts w:cs="Calibri"/>
         </w:rPr>
-        <w:t xml:space="preserve">The working environment used was a version-control repository (Git/GitHub), with a local Python virtual environment and Visual Studio Code as the editor. The choice of this environment was based on:</w:t>
+        <w:t>The working environment used was a version-control repository (Git/GitHub), with a local Python virtual environment and Visual Studio Code as the editor. The choice of this environment was based on:</w:t>
       </w:r>
     </w:p>
     <w:p>
@@ -6489,7 +6512,7 @@
         <w:rPr>
           <w:rFonts w:cs="Calibri"/>
         </w:rPr>
-        <w:t xml:space="preserve">Data acquisition was carried out using two main approaches: dynamic access through APIs and loading a local file format. This combination makes it possible, on the one hand, to ensure the pipeline's updatability and reproducibility in the case of APIs, and on the other, to incorporate specific datasets not available through code access.</w:t>
+        <w:t>Data acquisition was carried out using two main approaches: dynamic access through APIs and loading a local file format. This combination makes it possible, on the one hand, to ensure the pipeline's updatability and reproducibility in the case of APIs, and on the other, to incorporate specific datasets not available through code access.</w:t>
       </w:r>
     </w:p>
     <w:p>
@@ -6658,7 +6681,7 @@
         <w:rPr>
           <w:rFonts w:cs="Calibri"/>
         </w:rPr>
-        <w:t xml:space="preserve">comes from the Global Burden of Disease (GBD 2023) study by the Institute for Health Metrics and Evaluation (IHME). This data was obtained by downloading it in CSV format from the official IHME website:</w:t>
+        <w:t>comes from the Global Burden of Disease (GBD 2023) study by the Institute for Health Metrics and Evaluation (IHME). This data was obtained by downloading it in CSV format from the official IHME website:</w:t>
       </w:r>
     </w:p>
     <w:p>
@@ -7437,6 +7460,9 @@
         </w:rPr>
       </w:pPr>
       <w:r>
+        <w:rPr>
+          <w:noProof/>
+        </w:rPr>
         <w:lastRenderedPageBreak/>
         <mc:AlternateContent>
           <mc:Choice Requires="wps">
@@ -8369,6 +8395,9 @@
         </w:rPr>
       </w:pPr>
       <w:r>
+        <w:rPr>
+          <w:noProof/>
+        </w:rPr>
         <w:lastRenderedPageBreak/>
         <mc:AlternateContent>
           <mc:Choice Requires="wps">
@@ -8489,10 +8518,11 @@
       <w:r>
         <w:rPr>
           <w:rFonts w:eastAsia="Times New Roman" w:cs="Segoe UI"/>
+          <w:noProof/>
           <w:lang w:eastAsia="es-ES"/>
         </w:rPr>
         <w:drawing>
-          <wp:anchor distT="0" distB="0" distL="114300" distR="114300" simplePos="0" relativeHeight="251652096" behindDoc="0" locked="0" layoutInCell="1" allowOverlap="1" wp14:anchorId="674226EC" wp14:editId="2C716313">
+          <wp:anchor distT="0" distB="0" distL="114300" distR="114300" simplePos="0" relativeHeight="251652096" behindDoc="0" locked="0" layoutInCell="1" allowOverlap="1" wp14:anchorId="674226EC" wp14:editId="7943749B">
             <wp:simplePos x="0" y="0"/>
             <wp:positionH relativeFrom="column">
               <wp:posOffset>-3810</wp:posOffset>
@@ -8685,7 +8715,7 @@
           </mc:Fallback>
         </mc:AlternateContent>
         <w:drawing>
-          <wp:anchor distT="0" distB="0" distL="114300" distR="114300" simplePos="0" relativeHeight="251754496" behindDoc="0" locked="0" layoutInCell="1" allowOverlap="1" wp14:anchorId="3F52CE45" wp14:editId="22B279EB">
+          <wp:anchor distT="0" distB="0" distL="114300" distR="114300" simplePos="0" relativeHeight="251754496" behindDoc="0" locked="0" layoutInCell="1" allowOverlap="1" wp14:anchorId="3F52CE45" wp14:editId="7A571166">
             <wp:simplePos x="0" y="0"/>
             <wp:positionH relativeFrom="column">
               <wp:posOffset>-3810</wp:posOffset>
@@ -8743,6 +8773,12 @@
             </wp14:sizeRelV>
           </wp:anchor>
         </w:drawing>
+      </w:r>
+      <w:r>
+        <w:rPr>
+          <w:rFonts w:eastAsia="Times New Roman" w:cs="Segoe UI"/>
+          <w:lang w:eastAsia="es-ES"/>
+        </w:rPr>
         <w:t>The chart reveals a high degree of heterogeneity across countries, both in terms of average level (median) and dispersion. Some countries display clearly higher medians, at times accompanied by greater variability, while others maintain lower, more stable levels.</w:t>
       </w:r>
     </w:p>
@@ -8860,12 +8896,11 @@
         </w:rPr>
         <w:t xml:space="preserve">This procedure is applied to the full set of variables in the dataset, yielding a quantitative summary of the number and percentage of outliers per variable (</w:t>
         <w:fldChar w:fldCharType="begin"/>
-        <w:instrText xml:space="preserve"> REF _Ref234512010 \h </w:instrText>
-        <w:instrText xml:space="preserve"> \* MERGEFORMAT </w:instrText>
+        <w:instrText xml:space="preserve"> REF _Ref234512010 \h  \* MERGEFORMAT </w:instrText>
         <w:fldChar w:fldCharType="separate"/>
       </w:r>
       <w:r>
-        <w:t xml:space="preserve">Table 3.2</w:t>
+        <w:t>Table 3.2</w:t>
       </w:r>
       <w:r>
         <w:rPr>
@@ -10272,7 +10307,7 @@
         <w:rPr>
           <w:lang w:val="en-GB"/>
         </w:rPr>
-        <w:t xml:space="preserve">: Summary statistics of outlier detection based on IQR thresholds for selected variables, including counts, percentages, and boundary limits</w:t>
+        <w:t>: Summary statistics of outlier detection based on IQR thresholds for selected variables, including counts, percentages, and boundary limits</w:t>
       </w:r>
     </w:p>
     <w:p>
@@ -10451,6 +10486,9 @@
         </w:rPr>
       </w:pPr>
       <w:r>
+        <w:rPr>
+          <w:noProof/>
+        </w:rPr>
         <w:lastRenderedPageBreak/>
         <w:drawing>
           <wp:anchor distT="0" distB="0" distL="114300" distR="114300" simplePos="0" relativeHeight="251653120" behindDoc="0" locked="0" layoutInCell="1" allowOverlap="1" wp14:anchorId="1168438C" wp14:editId="14F2A459">
@@ -10577,7 +10615,7 @@
                               <w:rPr>
                                 <w:lang w:val="en-GB"/>
                               </w:rPr>
-                              <w:t xml:space="preserve">: Country-level distribution of suicide rates (per 100,000 inhabitants) as part of the outlier analysis, illustrating variability and potential extreme observations across EU countries (2000–2021).</w:t>
+                              <w:t>: Country-level distribution of suicide rates (per 100,000 inhabitants) as part of the outlier analysis, illustrating variability and potential extreme observations across EU countries (2000–2021).</w:t>
                             </w:r>
                           </w:p>
                         </w:txbxContent>
@@ -10631,7 +10669,7 @@
                         <w:rPr>
                           <w:lang w:val="en-GB"/>
                         </w:rPr>
-                        <w:t xml:space="preserve">: Country-level distribution of suicide rates (per 100,000 inhabitants) as part of the outlier analysis, illustrating variability and potential extreme observations across EU countries (2000–2021).</w:t>
+                        <w:t>: Country-level distribution of suicide rates (per 100,000 inhabitants) as part of the outlier analysis, illustrating variability and potential extreme observations across EU countries (2000–2021).</w:t>
                       </w:r>
                     </w:p>
                   </w:txbxContent>
@@ -10746,7 +10784,7 @@
           <w:rFonts w:eastAsia="Times New Roman" w:cs="Segoe UI"/>
           <w:lang w:eastAsia="es-ES"/>
         </w:rPr>
-        <w:t xml:space="preserve">Three countries representative of the distribution identified in the previous section are selected:</w:t>
+        <w:t>Three countries representative of the distribution identified in the previous section are selected:</w:t>
       </w:r>
     </w:p>
     <w:p>
@@ -10879,8 +10917,7 @@
         </w:rPr>
         <w:t xml:space="preserve"> is used, developed specifically to visualise the temporal evolution of the suicide rate by country. (</w:t>
         <w:fldChar w:fldCharType="begin"/>
-        <w:instrText xml:space="preserve"> REF _Ref234492058 \h </w:instrText>
-        <w:instrText xml:space="preserve"> \* MERGEFORMAT </w:instrText>
+        <w:instrText xml:space="preserve"> REF _Ref234492058 \h  \* MERGEFORMAT </w:instrText>
         <w:fldChar w:fldCharType="separate"/>
       </w:r>
       <w:r>
@@ -10895,6 +10932,9 @@
         <w:t xml:space="preserve">). In simplified terms, the function's logic is based on iterating over the </w:t>
       </w:r>
       <w:r>
+        <w:rPr>
+          <w:noProof/>
+        </w:rPr>
         <w:lastRenderedPageBreak/>
         <mc:AlternateContent>
           <mc:Choice Requires="wps">
@@ -10960,7 +11000,7 @@
                               <w:fldChar w:fldCharType="separate"/>
                               <w:t>4</w:t>
                               <w:fldChar w:fldCharType="end"/>
-                              <w:t xml:space="preserve">: Temporal evolution of suicide rates (per 100,000 inhabitants) in selected EU countries (Lithuania, Greece, and Germany) over the period 2000–2021, illustrating contrasting trends and levels across high-, low-, and mid-range contexts.</w:t>
+                              <w:t>: Temporal evolution of suicide rates (per 100,000 inhabitants) in selected EU countries (Lithuania, Greece, and Germany) over the period 2000–2021, illustrating contrasting trends and levels across high-, low-, and mid-range contexts.</w:t>
                             </w:r>
                             <w:bookmarkEnd w:id="35"/>
                           </w:p>
@@ -11013,7 +11053,7 @@
                         <w:fldChar w:fldCharType="separate"/>
                         <w:t>4</w:t>
                         <w:fldChar w:fldCharType="end"/>
-                        <w:t xml:space="preserve">: Temporal evolution of suicide rates (per 100,000 inhabitants) in selected EU countries (Lithuania, Greece, and Germany) over the period 2000–2021, illustrating contrasting trends and levels across high-, low-, and mid-range contexts.</w:t>
+                        <w:t>: Temporal evolution of suicide rates (per 100,000 inhabitants) in selected EU countries (Lithuania, Greece, and Germany) over the period 2000–2021, illustrating contrasting trends and levels across high-, low-, and mid-range contexts.</w:t>
                       </w:r>
                       <w:bookmarkEnd w:id="36"/>
                     </w:p>
@@ -11260,9 +11300,9 @@
         <w:fldChar w:fldCharType="begin"/>
         <w:instrText xml:space="preserve"> REF _Ref234492223 \h  \* MERGEFORMAT </w:instrText>
         <w:fldChar w:fldCharType="separate"/>
-        <w:t xml:space="preserve">Figure 3.5</w:t>
+        <w:t>Figure 3.5</w:t>
         <w:fldChar w:fldCharType="end"/>
-        <w:t xml:space="preserve">). This assumption is empirically tested later, in the Unsupervised Modelling section (</w:t>
+        <w:t>). This assumption is empirically tested later, in the Unsupervised Modelling section (</w:t>
         <w:fldChar w:fldCharType="begin"/>
         <w:instrText xml:space="preserve"> REF _Ref234523787 \r \h </w:instrText>
         <w:fldChar w:fldCharType="separate"/>
@@ -11291,6 +11331,9 @@
         </w:rPr>
       </w:pPr>
       <w:r>
+        <w:rPr>
+          <w:noProof/>
+        </w:rPr>
         <w:lastRenderedPageBreak/>
         <mc:AlternateContent>
           <mc:Choice Requires="wps">
@@ -11361,7 +11404,7 @@
                               <w:rPr>
                                 <w:lang w:val="en-GB"/>
                               </w:rPr>
-                              <w:t xml:space="preserve">: Temporal evolution of suicide rates (per 100,000 inhabitants) in EU Regions (over the period 2000–2021), showing marked regional disparities and a general downward trajectory over time.</w:t>
+                              <w:t>: Temporal evolution of suicide rates (per 100,000 inhabitants) in EU Regions (over the period 2000–2021), showing marked regional disparities and a general downward trajectory over time.</w:t>
                             </w:r>
                           </w:p>
                         </w:txbxContent>
@@ -11415,7 +11458,7 @@
                         <w:rPr>
                           <w:lang w:val="en-GB"/>
                         </w:rPr>
-                        <w:t xml:space="preserve">: Temporal evolution of suicide rates (per 100,000 inhabitants) in EU Regions (over the period 2000–2021), showing marked regional disparities and a general downward trajectory over time.</w:t>
+                        <w:t>: Temporal evolution of suicide rates (per 100,000 inhabitants) in EU Regions (over the period 2000–2021), showing marked regional disparities and a general downward trajectory over time.</w:t>
                       </w:r>
                     </w:p>
                   </w:txbxContent>
@@ -11426,7 +11469,7 @@
           </mc:Fallback>
         </mc:AlternateContent>
         <w:drawing>
-          <wp:anchor distT="0" distB="0" distL="114300" distR="114300" simplePos="0" relativeHeight="251664384" behindDoc="0" locked="0" layoutInCell="1" allowOverlap="1" wp14:anchorId="3D90553B" wp14:editId="46A150ED">
+          <wp:anchor distT="0" distB="0" distL="114300" distR="114300" simplePos="0" relativeHeight="251664384" behindDoc="0" locked="0" layoutInCell="1" allowOverlap="1" wp14:anchorId="3D90553B" wp14:editId="3CCF5E07">
             <wp:simplePos x="0" y="0"/>
             <wp:positionH relativeFrom="column">
               <wp:posOffset>5715</wp:posOffset>
@@ -11605,7 +11648,7 @@
         </w:rPr>
         <w:t xml:space="preserve">In particular, the procedure is implemented through a loop that iterates over each explanatory variable, allowing its distribution to be analysed individually. For each </w:t>
         <w:lastRenderedPageBreak/>
-        <w:t xml:space="preserve">variable, non-null values are extracted, and their distribution is represented through histograms accompanied by kernel density estimates (KDE), which approximate each variable's probability density function.</w:t>
+        <w:t>variable, non-null values are extracted, and their distribution is represented through histograms accompanied by kernel density estimates (KDE), which approximate each variable's probability density function.</w:t>
       </w:r>
     </w:p>
     <w:p>
@@ -11821,10 +11864,14 @@
         <w:pStyle w:val="Heading3"/>
       </w:pPr>
       <w:bookmarkStart w:id="41" w:name="_Toc234525108"/>
+      <w:bookmarkStart w:id="42" w:name="_Ref234907074"/>
+      <w:bookmarkStart w:id="43" w:name="_Ref234907081"/>
       <w:r>
         <w:t>Multicollinearity and variable selection</w:t>
       </w:r>
       <w:bookmarkEnd w:id="41"/>
+      <w:bookmarkEnd w:id="42"/>
+      <w:bookmarkEnd w:id="43"/>
     </w:p>
     <w:p>
       <w:pPr>
@@ -11954,12 +12001,13 @@
       <w:r>
         <w:rPr>
           <w:rFonts w:eastAsia="Times New Roman" w:cs="Segoe UI"/>
+          <w:noProof/>
           <w:lang w:eastAsia="es-ES"/>
         </w:rPr>
         <mc:AlternateContent>
           <mc:Choice Requires="wpg">
             <w:drawing>
-              <wp:anchor distT="0" distB="0" distL="114300" distR="114300" simplePos="0" relativeHeight="251723776" behindDoc="0" locked="0" layoutInCell="1" allowOverlap="1" wp14:anchorId="7220D101" wp14:editId="2DBA01E2">
+              <wp:anchor distT="0" distB="0" distL="114300" distR="114300" simplePos="0" relativeHeight="251723776" behindDoc="0" locked="0" layoutInCell="1" allowOverlap="1" wp14:anchorId="7220D101" wp14:editId="264B963D">
                 <wp:simplePos x="0" y="0"/>
                 <wp:positionH relativeFrom="column">
                   <wp:posOffset>2101215</wp:posOffset>
@@ -12046,7 +12094,7 @@
                                   <w:lang w:val="en-GB"/>
                                 </w:rPr>
                               </w:pPr>
-                              <w:bookmarkStart w:id="42" w:name="_Ref234325524"/>
+                              <w:bookmarkStart w:id="44" w:name="_Ref234325524"/>
                               <w:r>
                                 <w:rPr>
                                   <w:lang w:val="en-GB"/>
@@ -12064,7 +12112,7 @@
                                 <w:t>6</w:t>
                                 <w:fldChar w:fldCharType="end"/>
                               </w:r>
-                              <w:bookmarkEnd w:id="42"/>
+                              <w:bookmarkEnd w:id="44"/>
                               <w:r>
                                 <w:rPr>
                                   <w:lang w:val="en-GB"/>
@@ -12120,6 +12168,25 @@
           <mc:Fallback>
             <w:pict>
               <v:group w14:anchorId="7220D101" id="Group 15" o:spid="_x0000_s1035" style="position:absolute;left:0;text-align:left;margin-left:165.45pt;margin-top:14.65pt;width:300.25pt;height:218pt;z-index:251723776;mso-width-relative:margin;mso-height-relative:margin" coordsize="40481,29959" o:gfxdata="UEsDBBQABgAIAAAAIQCxgme2CgEAABMCAAATAAAAW0NvbnRlbnRfVHlwZXNdLnhtbJSRwU7DMAyG 70i8Q5QralN2QAit3YGOIyA0HiBK3DaicaI4lO3tSbpNgokh7Rjb3+8vyXK1tSObIJBxWPPbsuIM UDltsK/5++apuOeMokQtR4dQ8x0QXzXXV8vNzgOxRCPVfIjRPwhBagArqXQeMHU6F6yM6Rh64aX6 kD2IRVXdCeUwAsYi5gzeLFvo5OcY2XqbynsTjz1nj/u5vKrmxmY+18WfRICRThDp/WiUjOluYkJ9 4lUcnMpEzjM0GE83SfzMhtz57fRzwYF7SY8ZjAb2KkN8ljaZCx1IwMK1TpX/Z2RJS4XrOqOgbAOt Z+rodC5buy8MMF0a3ibsDaZjupi/tPkGAAD//wMAUEsDBBQABgAIAAAAIQA4/SH/1gAAAJQBAAAL AAAAX3JlbHMvLnJlbHOkkMFqwzAMhu+DvYPRfXGawxijTi+j0GvpHsDYimMaW0Yy2fr2M4PBMnrb Ub/Q94l/f/hMi1qRJVI2sOt6UJgd+ZiDgffL8ekFlFSbvV0oo4EbChzGx4f9GRdb25HMsYhqlCwG 5lrLq9biZkxWOiqY22YiTra2kYMu1l1tQD30/bPm3wwYN0x18gb45AdQl1tp5j/sFB2T0FQ7R0nT NEV3j6o9feQzro1iOWA14Fm+Q8a1a8+Bvu/d/dMb2JY5uiPbhG/ktn4cqGU/er3pcvwCAAD//wMA UEsDBBQABgAIAAAAIQBzayBCiAMAACkIAAAOAAAAZHJzL2Uyb0RvYy54bWykVdFu2zYUfR+wfyD0 3siyLVkx4hRu0gQBstZYMvSZpiiLqERyJG0p+/odUpJdJx3WdQ+WLy8vL+89PIe8et81NTlwY4WS qyi5mESES6YKIXer6I/nu3d5RKyjsqC1knwVvXAbvb/+9ZerVi/5VFWqLrghSCLtstWrqHJOL+PY soo31F4ozSUmS2Ua6jA0u7gwtEX2po6nk0kWt8oU2ijGrYX3tp+MrkP+suTMfS5Lyx2pVxFqc+Fr wnfrv/H1FV3uDNWVYEMZ9CeqaKiQ2PSY6pY6SvZGvEnVCGaUVaW7YKqJVVkKxkMP6CaZvOrm3qi9 Dr3slu1OH2ECtK9w+um07NPh3ugnvTFAotU7YBFGvpeuNI3/R5WkC5C9HCHjnSMMzlmezJJFGhGG uekiy7PJACqrgPybdaz6OKycT+Z5Mh1XXl6ml7OwMh43js/K0YIt8RswgPUGg3/nCla5veHRkKT5 oRwNNV/3+h2OS1MntqIW7iVQDwfji5KHjWAb0w8A58YQUQCY2WI2y/J0HhFJGzD/oaE7LkmSeM75 hT62X0l9Z4+KfbVEqpuKyh1fWw3uQlE+Oj4PD8Ozbbe10Heirv1peXtoEDx/xZPvYNRz8FaxfcOl 60VleI1elbSV0DYiZsmbLUdT5qFIcNQQtENH2gjpegVZw35HvUFN1hnuWOVrKVHT4MexHidCA6ea fXcWDCTb9jdVIDHdOxXU9CMMPOdRmkwn2TmPgK6x7p6rhngDXaDSkJ4eHq2vGbWNIb5qqTyWoZda njkQ6D2hfl/xYKIBLx7cYHaEHqM34P8nkT5VVHNU6dOeWDVN8zzNkjwbWfXshfhBdSQQZQj2ciau g3sgkPf39Y7iOqo6SadzSJZ4+ULM03SQ71Hgi1k6WSDACzxL5ln+P9G1qhbFSFYP+01tyIHifm4r 4XjgO7jybdQ/nMKpK2+5btsF5V36FN6zVcULgDAKZ44GrGZ3Avs9Uus21OCahxNPl/uMT1mrdhWp wYpIpcxf3/P7eBwsZiPS4tlYRfbPPfV3Sv0gceRI6UbDjMZ2NOS+uVHoFCJCNcHEAuPq0SyNar7g RVv7XTBFJcNeq8iN5o3rHy+8iIyv1yGov5oe5ZPGhZYEZntcn7sv1OiB8w7n+UmNpKLLV9TvY3uu r6G+UgRdnFAE0/0ABA9WeI9gnT14345D1OmFv/4bAAD//wMAUEsDBAoAAAAAAAAAIQDPjvuQjv0A AI79AAAUAAAAZHJzL21lZGlhL2ltYWdlMS5wbmeJUE5HDQoaCgAAAA1JSERSAAAD2AAAAkgIBgAA AJo7TIYAAAA6dEVYdFNvZnR3YXJlAE1hdHBsb3RsaWIgdmVyc2lvbjMuMTAuOSwgaHR0cHM6Ly9t YXRwbG90bGliLm9yZy8mRtNZAAAACXBIWXMAAA9hAAAPYQGoP6dpAAD8+klEQVR4nOydCZxN5f/H v2Nfs+/7GkLZJdmLSGWXLWRNyJIlSnayRkqRhGQn4kckJCGliMm+b9nXsY7/6/Odnvs/c+femTvc mXvvmc/79Tqve+eec5/zLOeeOZ/nuzxBDx8+fCiEEEIIIYQQQgh5LOI93tcJIYQQQgghhBBCgU0I IYQQQgghhHgJWrAJIYQQQgghhBAvQIFNCCGEEEIIIYR4AQpsQgghhBBCCCHEC1BgE0IIIYQQQggh XoACmxBCCCGEEEII8QIU2IQQQgghhBBCiBegwCaEEEIIIYQQQrwABTYhhJCAoWXLlvLkk086tt9/ /z3c/uXLl4fb369fv0c6T7Vq1fT7PXr0iLDvwIED4f425xo7dqzEJK7O4+ln/kp0+tkbHD58WPr3 7y9VqlSRokWLSrly5aRjx47y66+/RjjWl/0YWb94i5o1a+o5SpUqJXfv3o2wPzQ0VJ577jk95pVX XvHq77dx48YS6ODegragjx6VjRs3at+aa3H8+PEyefJkx7V3586dRyr39OnTcuPGDa/W9XGwtsnd tm7duhitQ0zcTwhxBwU2IYSQgGXHjh3h/v7tt99i7FzHjx9XMTZkyJAYOweJuX7+3//+p2JmyZIl cubMGbl3755cuXJFNmzYIK1bt5YvvvgiTnU/BDaAENu6dWuE/X/99ZdcuHAh3LHEe1y7dk26d+8u +/btc1yLriY6ogO+P3XqVKldu7aWR8Ku71GjRslrr73G7iCxRoLYOxUhhBDiXbZv365iLDYE9rvv vit//vmnlC1bNoIVCqRIkUL8AX+rT2TMnz9fHjx4IEmSJImynx+Hf/75R8uFkClYsKD07t1bcuXK Jbt27ZKPPvpIzp8/LxMmTFAr4tNPPy1xAYjmzz//XN/DelipUqVw+9evX+94X6tWLa+c8+OPP1YR mChRIonr7N+/X0JCQvR9p06dpF69epIsWTL9TTwqmDzCdewMvDbeeecdiRfP93a1tWvXuhz/NGnS xMj5cI1/9dVXMVI2Ie6gwCaEEBJwZMmSRa2Qf/zxh9y/f18SJEggFy9elCNHjuj+rFmzqpukN3n4 8KHLzzNnziz+hL/VJzIyZMjgcT8/DhMnTlRxnTZtWpk1a5bjYT537tySPXt2ef3119Ul+vvvv48z Avupp56SHDlyyIkTJ1RMf/jhh+EEmBHYBQoUkHz58nnlnOh/EoYR1+DZZ5/Va/FxcffbSZUqlW7+ QKZMmSRx4sSxdr6YuJ8QEhW+n8oihBBCoknx4sVVVN+6dUv27t0bznqNBziIJk/jWj2Jd8UxcJk1 VnMcD2tRZLG6cD1u1qyZlChRQsqUKSNNmzaVH3/8MULZhw4dUotqxYoVpVixYmotnDJlyiPHX0YW l/3dd9/JwoUL1XqJc8Ft0li8reCYunXramwo6jVo0CC5dOlSuGNgiZw0aZKWBVFasmRJLe+bb75x WZ/Zs2fLm2++qWXiO5gYce57V/28YMECtSy7GiPE4Jvy0d/uXERNG1E/Z0sZ6j1u3Dj54YcfZMCA AS7LQL9hXNBnDRo0cBmz7UmfgZ07d2o/lC5dWq+N+vXry+LFiyUycJ3DvR3txHf+/vtv8QbG9RsW fHgNGCC6Dx48GO4YCJWZM2dqG1GHZ555Rl566SX59NNPdfLCYMYUkxq9evXSPkN/YALMVQy2p+Wa 72KMMO74PeE+gPNNnz49QttQ/27dujm8EurUqSMzZsxQjwnnMBOUjfNiTGBNhtv2o2BinRFygPO3 bdtWy0X7x4wZo9e8Oa5du3aO773xxhv6vZMnT7otG9dw8+bNtT3oU+QReP/997VfTZwzJkkM1atX 13ZFFoONewz6GS7l6EsI/Z49e2qugkdpl7dYtmyZ/s4wHqhXjRo1ZPTo0XLz5s1wx2GSFdZ5tAt9 8uKLL+p1h9+Lqfe0adMcxzvn5YCbPjxYXnjhBf3+888/r3167ty5cOeJ7JomxBW0YBNCCAk44EpZ qFAhFRoQYngIM/HYEEy+fvCB2Bo4cGAEYdWlSxd9IIWYAKhz+/btHQ+EAFZ4CNdffvlFXRu9ae2Z O3duOCEVHBysdYLwx8SEcePFQ7cB4mvevHk6gbFo0SLtewABaSYZrOUhdhouoI0aNQq3D+Vev35d 3+fNm1cnSDwBx0HkwXV206ZN4VyMzYRF6tSp3SZwwgQMrNMA4tcVL7/8stvzQ3hbH9JxzSEs4aef fpJ06dJFq89Q/7feeiuccNyzZ4+89957Gu9sDXewCtA+ffqo6IsfP74mwnLXjuiCfjXiFK67+O0A 60SQEdiY9IGIswIhhrZDqDlPfsyZM8cx3rBcm75yJrrlYjyRzNDEK586dUp/U/BagVA01yHEqFWQ QRhCpB09etQR3//zzz9L586dw40HxnXbtm3y7bff6j3mUYDww/lNHDSs1ehnXKf4vUcXxMijntbJ AZwDk09oF+oaXdC3qOPu3bvDfbZy5UqdrMJkBER0TLbLnbju27dvuM8w4YP64HdlJg7Pnj2r9xh8 Zjh27Jh89tln2iZXky5WMPmFiR6Ubfj333+1T3ENYKIQYSSPck0TQgs2IYSQgMSIAWO5Nq/mc28C cVekSBF9j4dOWJNgZXMFHsBGjBih7/GAjodfCFFYPSCWjMUHG4QTxDUe1CAo4KJsLFuw0llFmzeA dRjnXLNmjUMAQ1zgb5NgDEmSACyrq1atUnEJV25Y2vGQC/CADeEJWrVqpeIMfZQtWzaHcHFlSYbA wQM0RGZ0+tlMSKAMq/XYCEFYoBImTOiyTJOo61HjPNEnsJKhvcYiCCFi2u9pn0EcwcKI/kY/4XOM d+XKlXU/xtpVYipMtqB/ASZtqlatKt4CE1NmzKyi2rzPkyePxqzjWjWTKRCxq1evlqVLlzqEvqvx xu8A1j4INlgFXfEo5UJgQ/Sjn62J8PC3YejQoSqu4RaN/kOCO4yNucYwLph0MeOBfoCwQl1w/8Bv cvjw4fKoQMTDBR+eD5hAMJNJpo64nmA5NcAyimsdoS/uJuxw/cBdH94O6CdYeAHCZPC7aNOmjfa3 Ae3EPcUduN6MuMY9B9cijse9CH0HS7Z14sGTdnkC+to5g7h1gsXEoCMHw4oVK7ResNY7Xw/wOoG4 xmQbxgp9Au8DsHnzZp3MQj/Di8iAPsZnAPdoiGu0AfkZ0IZhw4bpZBjKdbUChSfXNCGAFmxCCCEB CR6EEU+LB0wIEyQNAlh2yAgSbwGxZAQcHugii3PGw52xSMOd1Qj+wYMHq2g2AnLLli1qfQOwYJpE UnjYQ1IulIMHayQnCgoK8ko7KlSooO7JAA/QKB8YV2YIKwgPxOLCYoa2QmBB4EIQ4sHy7bffVosV JjTwwI04XvQNJg9gBUebrl69GuHccP+NKpOvu36Gq6iJq0cdIUohknB+APdfdxjrtfN7T4HbLFxj AVyO4epurF3R6TNYqs14d+3a1WFxx4M6xASEizXZm/FwMOIFAtEqFtwBy54VWL1dxbobIFZRT1j/ 8BvCGOI3Bcw1CRGCmGwIEkxSIIEezgNxDos+XG2dwdjBqhnZtfso5SZPnlwFFTw7EBuOewCsuOYa xqtZvg+TP8YCj99Yzpw59feXMWNGtXIbl2y4aBsPDghVtB/XN4RWZH0XGSNHjtQyMcmGsYa4M3WE 8LdO9sAaGtk9BWIS9xIIXpQJoWe1ruJviPOUKVM6PkufPn2kMe/wrABwdcY9B0DAY9IDIhLXKu5R ZgLIk3Z5A0xIwkUb9wHUH2WbkB9zPeD3ZiaB4H3SsGFDfY97JX5DaAcmadDPuF4Mpo8xIQFBDjBR YSY1cT3hfPASwTWA6yp//vzRuqYJARTYhBBCAhIjXPHQBXc+PHQZ13FfJsGxuhxCaBkgoLC5WpcV cZVW8DcENlzdL1++7LXkUHDNNliTHpkYSogsgL6EVdgZCFrjog33UFiTYZWGZRz1jEzIPk6iLDzQ QkTDMowHa1gezQM2hERkGcetQsadEDAC2RXWelszs0e3z6zxtdbrAhMU1nhcK0bEA7j2w4oJwRwZ zoIIYtWaEdydwAaYmEJ9TNus2cMh7iD44T6LcAdr3VyNN641T4RIdMuF2LKGTZjr2NTZ3e8P4hMT IAYzbsBq+bXeFzDh8CgCG9eJEeyu6vgoYNINkzWYPEDdrX3jHFceFfgdGM8OV/ce6z3Kej15o12u sohbf1fod9xP4CGC68H6uzFtRv2N+791jHG9WcfYHQjDMdb5qNpvFdieXtOEUGATQggJSEwyMzyA wYpl3IqjEiDOD+2Pu/ZsZET24BlZPR/F0uoJVgupq/NHFReNesE6nTRpUo1fhBUZlrNXX31VJzzg OuoqkZs3lg2DpQoCG8IAD95GNEIERtaXhQsXdryHVRTJwpzbBGEMixesWc7LVVn7zCrCzcSMp31m nciJjiCBwEc/Iy4Z7sHWBGHeAAnATFZ+LNdlLKPIam0mqyDgYNmFVRcTFuhzjDfEHmLNH3W8H6Vc Zyu/89h72s+e5AB41LWko6pjdMHSWwhDgFUX1yos8xB61qRm0SGytlvvPc5i0hvtiiqLOKzpcA3H ZCmuBwhmeDVY3citY+zsxh6T7Q+EpQ+Jf0CBTQghJGDBwzgEtnkQjiz+2rgeWxMf3b592+OHaPOw FZXF25rBHG7BxgIEUYi4S7gvIrEY4lsNSNRmdXM28eSwnsXm0kam7ugruEgaSxOssHgPN20A13KI PpP4x3zPOemZFU+TmrnrZ4g9WKtgVUScpsk2bhJbuQP9V758eU0UheRYeGC3WrURn4trCBusvc4C 21t9Bsuw9bowy4FB2MJlHNcFxKazdRv9i4RysOh98sknOkHgLHSsRDcDNvob2Ze//vprjW82GaSN azVA0i9zTSJO11j5rAnzHmW8H6XcqHDuZ3N9IG4eMfRwE0cGcuvvFG3HNQLgNYJ7AiYaPL1mYxJ4 inz55Zf6HknwcK0A4+JsxSoII7tPPfHEEw73a4xBhw4dHPvMeADrtRgbwDIPcW1CJ0zcvGm/AXWH ALeuImFACAy8FTAhh+zjzn2CvzH2GFtMwKD9ru69rtrvD9cDCQyY5IwQQkjA4iyoEX/tDuPqCesY RBoeXEeNGuWxNdEIJwgixOa5W2cbMY0mazTKh3hGvCfeQ4BBKOEBEbG9cG82CXeQaAzlIt4S7uGg SZMmEpvggRQPkbAKIckPxBrqjBhkJNcy8dvWSQqIVrhcIuO5SUL0OK6wkfWzSXYGSzksTRCvniS1 Q7w52gU3dsTbop6oM4Q6xCuAVd4kMYuJPkN4gBHbSDCFTM1oHxJ1IdkU+tFcDwYkxsO10r17d7We IzbVeGt4E6uYxqST82fWLPeYkMDkASZTkJDsccY7JspFki5zTSCeF4INkwaI28akjLGOYsLGrD2N 3ybc1DEeSAIIUY74YsTq+hpcV8ZKi5UFcO/CK6zazi7iVtdrXFNwK3eH8eTAvQb3HLQd9yDEWANM ROAeFZtYrwd4qGDc4FJuQhjMNQHLOZYhA9iPECH8nmHlRntwLZkJBmuf4N6PdkKAm2SB8ApB+Zgw RFy6SViIpRWtITWERAdOxRBCCAlYrOIKD13GKugKuFbCOoGHOAg1WDIgqvAQ5bzuqysQiwexDEsn LB5Yu9rV0jSwDmGZGQg3lOss2iDCjDUd8cvIqA23ZyTQsoK4YlfLNsUksOzA/dQk58JmQF8Z6xnW i8VyOXjwh+XROVvx4yQ9iqyf8TcSEJmHZ2QY9yQmEtcFMgQjCzcEsHPMM64dCDB3WZy90Wc4B64J eC8geZbz2OJzd94K6BMIImRgh5s8Jl6sMfTe+B0h8ZeJf4YV2JovAPuR2A6WXYhW52Wh4AIfWRx7 ZOeNiXIxzi1atNCJIFw/VpAQyyQahJhGAjqzrJfzePiDSzDuJ0jyhwkAeMGYSSbn3xss7tZ4YSxv hvACdxm+cb9BDgX8Hr744gvdDGg3RHdsW2xRfwh7ZOaHcHaVrBJtxbWKuHnUH/dOazZ5M8mJtatN mQaMMTxU8BuChRwhI5jIw30YmwHlm4kGQh4FWrAJIYQELHCrxQMogEXKmjHWGQhdPDTDkg3hA+sM LB9WV+3IgCUSohfWL1gaIQzcARdUWCmRORvnghiCdR3WEWsmbTwIwoIC8WQyaMOqBosl3CKdkwHF BhAdiO1E7DJckdFOuLkje7ZZFxcP7limx2S+RnZduGSapYdgibQmm4oOkfUzXLitkyqRZQ93pl69 etrXqCf6GuIB1k6zxnZ0ynqUPgNYbgjuyLCO4lrFhj6EBdXd0mUGCEFcH0jqZ6xs3gKTFFaLNVzG rUD4Q4DhGjbjAgugEWWwemNSJLrEVLnoU4wpJtXw28NvEO6+WKLJGrcMKygmRnAvgKhEHeA1AOsw Jk38BdQHk0m4rnC/w30FfWSyYhvPESyBBc8JXN9oi1mCzRW49rA0GYQ2RCjiohE6gd8HficoK7bB 9f3555/rBB6szGgvXPdnzpzpuBeatmIyDKEquJ/id4z6416Oezws2SY+HGOMHBEoC2Ns+gyx4Jiw atu2rYp6nBv9hskrtN8aakBIdAl66O30qYQQQgghMQQsk/BEwEOxt5djI4QQQh4XuogTQgghxK+B WyhiLxEjapIQwdJGCCGE+BsU2IQQQgjxa5D4asyYMY6/4SbbrFkzn9aJEEIIcQUFNiGEEEL8GsSl Q1QjWzLia7FWrskKTwghhPgTjMEmhBBCCCGEEEK8ALOIE0IIIYQQQgghXoACmxBCCCGEEEII8QKM wSaEBBQ7d+4UrC6INSsJIYQQQgiJae7duydBQUG6Dn1U0IJNCAkoIK7NRvwXjM/du3c5Tn4Oxykw 4DgFBhynwIDjFBg89LPniOg8e9KCTQgJKGC5xg03f/78kixZMl9Xh7jh1q1bEhwczHHyczhOgQHH KTDgOAUGHKfA4JafPUfs3r3b42MpsAkhhBBiH6aUC3vtss3XNSGE+CGnGzaSJHfuiKxY7uuqEJtC F3FCCCGEEEIIIcQLUGATQgghhBBCCCFegAKbEEIIIYQQQgjxAhTYhBBCCCGEEEKIF2CSM0IIIYQQ QojXefDgga4f7E88SJ9eQu/elTt37ki8eLQ1+it3kIjuv9eYHiesUBM/fnyvlUeBTQghhBD70HSu r2tASJwH6wWfPXtWrly54nd9Edq7l4Tevy+nT5+mwPZjQkNDJUGCBLE2TqlTp5bMmTNLUFDQY5dF gU0IIYQQ+5Aun69rQEicx4jrjBkz6hrG3hAt3rSqwyqaOHFir1otSWCO08OHD3XN7X///Vf/zpIl y2OXSYFNCCGEEPtw8VDYK4U2IT4TRkZcp0uXzu9G4X7IbZF48SRJkiQU2H5+HYHYGKekSZPqK0Q2 rtvHPR8FNiGEEELsw7xmYa9dtvm6JoTESUzMNSzX/sj9kyckXmioSMqUvq4K8SPM9Yrr93EFNiP7 CSGEEEIIIV7Fn9zCCYnN65UCmxBCCCGEEEII8QIU2IQQQgghhBBioWXLllK/fn23fTJw4ECpWbOm vp88ebJUq1bNsQ9/P/nkky63yMp0dx7nMqzncsewYcNk5syZsTqm/fr1036LaZBZfOXKlR4fv3fv XmnYsKHcv39fYgPGYBNCCCGEEEKIBQiyPn36yKFDhyRfvvCrEyC79erVq6Vjx45u+wxLPi1atCii +EoQPfm1b98+6dSpk7Ro0cLxWVQxwr///rts3rxZVqxYIXakb9++ki1bNqlTp45HxxcpUkTy588v 06dP176MaWjBJoQQQgghhBALsE6nTJnSpUhdt26dhISEyGuvvea2zyCCM2TIEGFLkyZNtJaQOnjw oBQtWjRcGWnTpo30exMmTFBLcsKECTmm/9G2bVv54osv5Pr16xLT0IJNCCGEEPvA7OGEkEhImDev 3L59O8o+wvJQsJB+//338s4774Tbt3TpUqlcubKK3UcF7tQoxxX16tWTUaNGyfHjx3WN5rx583pc 7q5du9SCPXHiRMdnENsQ6efPn5cff/xRkidPLl26dJGCBQvKkCFD5OjRo1K4cGE9Z+7cufU7Z86c kXHjxsmvv/4qN2/elFKlSsm7774rhQoVcoj/zz77TObNmyfXrl2Tl156SS37Vs6dO6dl/vzzzzrh UKJECW23OQfeo303btyQP//8Uzp37ixvvvmmTJs2TZYsWSKnTp2SRIkSScmSJeWDDz6QnDlzalu2 b9+u38fr+vXr5e7du/Lxxx/L8uXLtawCBQpIt27dpGLFio66oK1Zs2aV+fPnS7t27SQmoQWbEEII IYQQQpxo0KCBnDhxQnbu3On4DCJ1y5Yt0qhRo8fqrwEDBqgbt6sN+8D+/fv1dfbs2Rp3XaNGDRXE kVlhIaCfeuopSZ8+fbjPUQZENERo9erVNUb7ww8/lPfee0/mzJmja0BDUAOI1Ndff10FshHRmHCA mzpEL4A1GC7XcKOHGH7iiSdk1apVjvNBOJt4bJSP88N637hxYy3XsGbNGqlQoYIsXrxYXn75ZZk1 a5Z8+eWXWi4mIBDPjgkACHWAvyHUIeiNC37//v3ll19+kbFjx+p3sA+u4Bs2bAjXB1WqVNH+iWlo wSaEEEKIfTi4Luw1fw1f14QQ4syUcq77pOlckXT5RC4e+v+17N15p+A3viZMgIYjTR6RZvPC3m+f JvLb9IjfheX15k0JunsXJuoox6d48eJq+YSbOEQdgEBNly6dVKpUKcpEXOY7VoxYh/s5tsiAwI4X L55kzJhRpk6dqhbtjz76SA4cOCBff/217nMGlmDU2RmIa1iHAYQyRDMEcLlyYWMCUQrXd9PGy5cv q3A27ugQ3xD433zzjVqyIZhbtWqlotiI3G3b/r+fkYQMlu0xY8Y44s6HDx+uxyxYsEC6du2qn6VK lSqcRRlW6tGjR2v/wtMA1vtatWppzDtInTq1ur5D8KNux44dUy+DZcuWaRtBmzZt5J9//lGhDlFt gGUbid9CQ0Nd9p23oMAmhBBCiH0wD94U2IQQF9w/d06CQkNFPIyFhhX7888/V0svhCKEHFy4o0o0 BlEMEeoOuDy7S0JWt25dtVTDZbpZs2aOuG0IZ7ilwwq8e/duefrppyN898KFCzox4AyEqyFp0qT6 miNHDsdnEKz37t1zCHu4cVtjvbEf5WIfxDcs+cWKFQt3jmeeeUaTwpnM3VevXpUyZcqEOwZu5OYY kCtXrnD7Yan/66+/1FKN+HNMKuD4TJkyuewrnAegn6ygLbCqW0F78PmVK1eijGN/HCiwCSGEEEII Ib7PkQArdlTHYPIsqgm0su3DNi/wyiuvqOsxXJAhbmE9/uSTT6L8HsS4s3i00r17d4dF2ZkUKVLo K6yszknRYIUFZ8+edSmw8Z0HDx5E+NxVwjN3VlzEV7sCll+0KygoyOVx1gzpoaGhkidPHnUxdyZZ smThhLsVuJ5PmTJFE8iVLVtWk5P99NNPbpflMnWAZR2x5ZG1D3UCpv4xBQU2ISQgiembIyGEEEII LJ2wqiK+GHHNsMhGJpw9BW7m2CIDcciIjbauZw3LNcCyU67AJAAszI8D1tqGpf7ixYuOOsLy/Pff f6vwhejPkiWLJlOD27gB+xP+J+Rhbf/uu+/UDd5Yi2E97tWrl7p8165d2+W54QqPBGyYfICLOAT4 V1995Vb0mwkHWNSxHJc1kzoENiYyDGgPkqZFJ5P7o8AkZ4SQgAM3R+PeRKLmQWjEmWxCCCGEeL4m NqyoSMiF97G5VBiyeMNiDlfpjRs3qqs64p6d1+Y2wI17z549j3VeuKgj1hnZ05GVHPHMvXv31sRl TZo00WPat2+vVuOFCxfKkSNHNGs5jrVa/hFfjWzecPmGmzeyhm/atEkFvDsg3OEtAPdwJDdDdvAf fvhBM4UbYKlGsjVY8SGwq1atKoMGDdKM4khKhyzkcOu3usUbd3JX7vPehhZsQkhA0m9TPzl89bCv q+H35E2VV0ZVCsu8SQghhJDog+We4NaM2F2I3tgC2b4hXOE2DdEIazDEr/OyYVZgUYa4vHTp0iPH GeM8yPyNzN2tW7fWz7BM17fffuuI227evLm6XMMFHHHfzz//vE4+HDlyJFwZSMoGazTc1pHdfMaM GW4nBwCOR/w54szR53CDHzx4sGY8R+I4LLXVtGlT6du3r4p4TEDAWo0Nce2I+4awRkI1xMpbQYI1 589igqCH7uzthBDihxjXqKFHh0rwpWBfV8fvKZy2sCyouyDWz4tZ7uDgYM3oaY21Iv6FLcdpbtOw V5NN2AbYcpxsCMcpDLj1QmQh/tY5vtYfuHP0mHp2Jc6VK8pEZYEKltiC0HYX4x0IPHjwwOEi7o1x wvMjJguwTBes89G9bs3zp3NiN1fQRZwQQggh9gHC2kbimhDiXRLkyC4P3WSktguwcM+dOzecW3Vc Z+bMmbp8lytx7W0osImugYeYCFfgc7NIvD+D5BNI5x/IIPGDNYmFP5Y7bNgwR1mIcUEcDtZ47NSp k651aIDLEJJgIFbISkhIiCa1gIsPIYQQQgjxPljbGutIR7ZMWFxiz549ap3u2LFjrJyPApsQP+H7 77+XkSNH+m25yBS5efNmjbkBY8aM0RgaZJmEiEd8kGH58uW69mDlypXDlYHEZO3atZOBAwc+dn0I IcQl26eFbYQQ4oLQy5clyGIUsCtI+hXILuLeBLHfS5YscblUWUxAgU2InxBT6RC8VS6SR8Cbwdyc kN3xpZde0qUqEOezf/9+xzIOkyZNknfffddlOa+++qrs27dPk1IQQojX+W162EYIIS54EEcENvEd FNgkWiCt/qJFizRJANLcI6silg6wgmUM6tevr/tfeOEFzX5ojQFBGfPnz5dmzZppogCItD/++EM/ q1KlipQsWVJjR5BsAGDGCW4uCxYs0PPBJRnr4507d85tPXfu3CmtWrXSjIdwk+nfv79jTcCvv/5a y4C7stWlGefAcgPIMIh19NauXauZItEOlHXmzBl1kS5durQ8++yzmjXRyuLFi7UtOB6vOI9Z0P7k yZPabizv0KhRIylatKi6taPNpo2oo+kf1MEZUy9YitEm9DHK37Fjh9YP/YZycW6sOxhZuVGNkTNY dgEWbGvmzOzZs+tnqANes2XLpp/PmjVLMz66SwKBRBUoB2saEkIIIYQQYie4TBeJNqNHj1YX36FD h8rKlSvVsgnBV6ZMGV3bDuIYoq5ChQq6Zh+OQ9wD1rEz4DsjRoyQ3Llza5w3YnghDiEecSwWoce6 eib+G0sNQLBCCGINZKTqh6vx0qVLJUGCBBHEIL6H+GC4x2DheaT7h5sMysTyBnBvxpp6sKaCLVu2 qADHuoJY6w+ZCyGgx44dK/fv39eYDRzboEEDLQMu0KgLRLKZMBg/frwuDwDRinX20G5MAvTp08dR N7hqv//++1KwYEEVmGgH+glxydevX9c+gRs21g10BeqFuGacDxMEaBva1aJFCz0fXLWxjMOAAQPk ueeec1mup2NkBRkX4V6TPn16x2coA/2CMUPGxS+//FKXr0C7zMSBOzCR8tZbb2kbuJ517IC+js1F I8wElnUii/gfdhynJP9NbN6+dUvsgh3HyY5wnMThyYbJdzyzYPM7/vtfiP+Jflk/ojyM5XHCOXDd 4ndsDGRWUI+goCCPyqLAJtEGyauMMIUwhrCCBRoCe+rUqbpuHdanA1iHDmvXvfHGG2rFhdUTQKhC nAKUBQEMcQrBDfE5ffp0OXDggOOcEI4Q9hDhAAIZ4hFuxlh3zwrW14PohZAFiBOG+MV5IDIRF4xz QySbdkCo4zOrsO3evbvDClu+fHn566+/VCzjxwVh+emnn2odcS6879y5s9SpU0ePxxqBN27c0Laj HAMs/1jTEPTo0UMt5igXwh7rBYIMGTJE2v9t27bVfgIQx127dlWRbX70HTp00Ljoo0ePqrXduVxP x8jKn3/+qeNiBdb0DRs26OSHKRsTCBiXjBkz6vqEW7duVWs2LP+IyTagLIwpkk6gjiTmwQSKLx7O cR0S/8dO41Tkzh19xbJWdsNO42RnOE6ixg8IbX8k3n/CzV/rR8ITW+OE88CodvjwYbfHwMjnCRTY RG+CrmZqAD53thA7Lw4PAQexBGC5hQUZbuTOM1CHDh1yiDfE7RqMBRNCz4D156wuy8mTJ3eIa1MH iGHE/ToLbHwG662VQoUKaT0R+wuBDYEPQfzvv//qmqLr1q3TuGEr1jriGNTdiFizPh7qCIF59uxZ FfFWCzD6Dj9WiNbEiRNH6DsjfE3feYoR16bP4OoNt2y0G4IbFnjgbrbP0zGycuHCBbXMu3L3NuIa 7cSkBbwasDQErNlws4e4RhjBe++95/he2rRp9RUWeBI7wMsgti3YeMjE9UovBf/FjuOUeEvY/RZr RtsFO46THeE4hYFnH6wWgmcff1wH+15QkP4/RP08tUiS2Ofhw4d6LcXmOEHz4NnaPLdbQe4hj8vx cr1IAALLonWJJStXr16N4K7savbGPLhDVMJ1u169ehGOsVpmnUU7iBfPfUoAV1n/ICBdLTzvTkTg c1MOYrnh7owM21gPD32Az6w419Fd/czkhHG5diZLliwq5KPqO0+x/ujxY0csO9y3ce4XX3xR0qRJ o3He7vB0jJzbHpV7Dtz+EQsO8bx9+3aNaUd7YbF3dj03ZUU25sS7+OqhHOfFBBXxb2w1TgVq6Itt 2mPXcbIxcX2c8L8dG57RXD2n+ZoHKVLI/fsPVLT5Y/1I+GfF2BonnAPXLX6/riaGoiPy+XRLVJz9 /fffEZJc4W9YOt0lq3JFgQIF1BUV1l+zwbr70Ucfyc2bNx+5t2ENxbrLBrhmwwUbbsrOwGUbSbes wKqL440FGT8iuLrDworEY3AVf9Qfb7p06VRUon7WdsP9GXHanvIos3Pz5s3T8yPuuX379mqdh7XZ Ktydy32UMYLwNkniXIHr57ffflMXeIAblJl4gIXe2UPi4sWL+gpXckII8Sq1RoZthBDigviZMsnD dGGedITEBBTYRBo2bKgC6O2339bs26dOnVILJJJQwYqL/Z4CkQfBCpdgiDjESMOyi0RbUcUWRwWW fYKQQzwwYqGRCRxx3860adNGXcGRuAsuz8ic3bt3bxXjyP5tgGs14p+R4MyVNddTIGDR7tmzZ8uc OXPUTRvCHQnMMAPmabyGme1GG00G9ajInDmzimMkPsO4IXEbzgvMhIlzuY8yRnAPx4SBOxATj1hw YyV95plnZMWKFRrHguzqyHDu7KYOSzwmQwghhBBC/A0kzMWzojuQ8NesrjJ58mRHbiHzN55xXG2R lRkZMHTA29J5pRk8wyPMESGTeP7Cc57VKOUOuPFj5RkYV1Am6oZwv8j6A4mJPaVatWraD+7AsyA0 BuKe7QZdxIlaX5H1GW68EEmwFsNtGj9iiFR3Ga1dUatWLXUV/vzzzzWZFsrBDwwC93FB9m8k8IJw RJnIlO3K6oukWkiSBusxrNQpUqTQdZqRmdzqao5YNhyLG5NzXHl0QeIxCEaI7FGjRqn7ORKJdevW zeMykEgN9UHyMQhW3PSiAi7ZELGYcEC/oE09e/bUG+3u3bvVTdtVudEdI/Qfjke8uYmfNkDcI5ba +g+jefPmen7cOLFUGiZvrOBGDpf2uOxCRwiJIVaHLU1IKzYhxBUPzp2ToPsPRLJljbSD8AyD5ysY a5yfExEbvHr1ak16G5kRxJrvJrIwyajAqjTIHeQqdw0S7SL3DZ4/cU486yEUEIaOyIw8SAYMMY48 R54AsexNV+0iRYpI/vz59ZkdSZPtBAU2cWS9xpJUUQHLsDPr168P9zcEXGTi0LkMCDPn2TwIVWcg 2rC5wrkOsFRbrdWugAs1YqOdf9RYcsy5jrhpRdWOyOqHxGGu+s76GSYysNa3O1zVCzdOLMHlDCYW Iis3qjFyBgnmMCuKbOvIWG4FbunYrEA4OyeNM2AiALHvEPmEEOJ1DoX/f0AIIVZCb96UIDfJfa3A Og1DE4Qqlia1guS4SGpnfd6KLBHs4wCRDtGcLVs2l89UWD0HRhIsgQrwfAVrNrwasUqNK7DKC8In sdSqp8Ag423atm2rBiA8P5vkv3aALuIkzoGYYLhIY2mwW7duOZbWIpGDfy6YIXWO1Y8uWEIMy3S5 SghHCCGEEOIPIMwPz4gwCjgDgwOMC48joOFu7c6N3OqKjbBDLO3qnDAWQCTDxdtqVELiXliHkRvH HRDlSIzrbJGGVyJEOQwraDuWY3XnIo6lbxFiiVxN+A5CAp3dzM+fP69ejDDSwFCE5VytSXPxPJg1 a1b1pLUTtGCTOAfcxLF0FMCMIN2UPQM3Rricw7vA2YrtKZjQwLrpcAcihBBCSNzikBuLao4pUyRR rlxy99gxOdGli8tj8v0ndG/8vFnOjY7oWZgoR07J8dmn+v7SN9/I5W+/jfDd6IJlXZFQFjmKkPvH iEbk75kyZYo8Dgh1RPiiK6xZrBGiB1zFRyMPj1mxxgqSyJp9rp7F3NUfy77CAIXvw7MVxpVffvkl ght5cHCwuse/8cYbMm7cOP178ODBLq3vffv21Q3hgWgzku1a8zvB8v7jjz+qW7tdoMAmfo8rF/LH 5eeff/ZqeXGFQYMGPdb3MZkB7wFvkDdVXq+UY3fYT4QQQsijgSSvsLLCTdwI7OXLl+sKLjA6RJVE zHzHCsQ6gEv047pFw00dOMdaIy8Qltp1l1wM3pxolzPvvfeeGlRAly5d1BUeMejoByszZ85UKzdi 1EHevHl1hZjhw4eHOw5WcohwE44KAY+ku1aBDcGN8pATyS7Lt1JgE0ICklGVIs5eE9c8CH0g8eNx rU9CCCG+JSpLMqzYUR2T4vmKkuL5yI9J27y5bt4AVmxYkSE+kaAMoW5wjY4q4ReswK5yChk++OAD Fe7uEvvCkhwVxtKN8D2r1RtJ2MzKLs6YRGmYJHAmT5484VzNgauVbSDSnUP9XK3skzt37nB/Iy8Q 6mYFyXMh+JFk2TmRbqBCgU0ICTjwjwSztu7+eZDwUFyTOEUZ+7gZEkK8T/w0aVTQecorr7yi7tJw lUbM9YEDB3Sp06iAGM+VK5fb/d27d3cbcocVcDzBuIYjaW/OnDkdn+Nvd0uhGiuxNRbaeZ9zUmBn MLkAi3NUxHcxCeFcninH1cpAgQoFNiEkIHF1wyeEECnbnp1ACHFLvDRp5KELq6w7YFXFcqarVq3S ZVhhqY1MOHsKLMiurMjRoVChQirGEd9sBPa1a9fUwtyiRQuX3zGJ2bD0qqvM5J6ed9euXS5d36ML XMvh4p4mTRqxC/ZwdCeEEEIIIYSQGAAxwz/99JPmkbHGD/saCFMIaVjYkSgMWcWRcRzrYSP+2Z04 Row2RPjjLK+1e/duPe+RI0c007lZnjUompZo1MM5xjvQocAmhAQkdnIlIoR4kblNwzZCCHHB/RMn JejcuWj1TcWKFTVRK+KEsT62P9GtWzcV/QMHDpTXX39d3bKxYgtWzXEF2oH4aayF/aggQRrc5LGM F+LFIa6NxTyhm/O6A9b36tWri50Iekg/S0JIAIEZU4B1F4n/Jk7DMiBYtqNw4cJcCs+PseU4TQnL gCtdtoldsOU42RCOkziSYsGqiYRZ1sRb/sLtAwfkYWioJMqfP8pEZXYF8eQ9e/bUVXWcM5B7AtzD EWOO9bYNSNiGRHA7d+7UfZ4+07Vu3Vqt76lTpw63DzHiuJZwDcXGOEV13Ubn+ZMx2ISQgKTfpn5y +OphX1cjzi79xSzuhBBCSGDy3HPPqRUaGdEbN24c7e9jwm/MmDEyevRonfg7duyYTJ48WerUqeOx uAZYnqtNmzYRxHWgQ4FNCAlIIK6DLwX7uhqEEEIIIQHHiBEjpF27diqKkydPHq3vQpRjuS+Uce7c OU3WhnLgru4pe/bsUYvxqFH2W3aVApsQQgghhBBC4hA5cuTQpG2Pmgfn7bff1u1Reeqpp2TJkiVi R5jkjBAfgfQHuLG0bNlSypcvL0WLFpUXXnhBhg8frrOChpMnT+pahkgC4Qk4Dsfje67o16+fnvNx wPdRDiGEEEIIIeT/oQWbEB8QGhqqs347duyQTp06yQcffKDuOQcOHJDPPvtMGjRoIEuXLlWXmyxZ ssjmzZslVapUHpVdokQJPR7rNrpiwIABmjiCEEJsSc3hvq4BIcSPSZApk9y9e9fX1SA2hgKbEB+A pA4bN26UBQsWqIuMIWvWrFKuXDmNY8ESC3369NHMiRkyZPC4bGSDjOz4lClTPnb9CSHEb8lfw9c1 IIT856nnjwQlTy4P42j2cBI71ytdxAnxwQ94zpw58sorr4QT1wYsDTBr1ix55513XLqIwz177Nix uhRC6dKlpWTJktKrVy+5ceNGtF3EcSyWWIDYf/nll9VNvVatWrJu3TrH8ZjlRRKLZ599VkqVKqVZ I2GBt3Lo0CFp3769Ws+xViTqY9zcT5w4oXUcOnSo4/j58+dr2//66y8v9CghhBBC/AWzDjKWLSMk UDDXa3TX8XYFLdiExDIQvqdOnZIKFSq4PSZbtmxRWsDbtm0rixYtUnELQYt1+x4l2QTcxSGa4ToO d/Tx48dL3759ZdOmTeq2PmzYMFm/fr1meYSFferUqerajuQYANkjmzVrJnXr1lXxHhISoks1NGnS RL7//ns9DpMB77//vtSuXVvd3lEWMk0+/fTT0a4v8R8w1u5mfLHP+kr8EzuOU5IvK+vr7Tc3il2w 4zjZEY7T/4PnBzwfYEI+adKkmhTLX7h//LjgP9fDHDn8ql4kPHi+gJEHrzE5Tigfv10YhlKkSCF3 7txxe5yn9aDAJiSWuXDhgr46x0gjFtuayAxiduXKlS7LyJ8/v/Ts2VPf586dW9cz3Llz5yPXCdZy WKjBW2+9pVkl9+/fLwUKFNBEbIMGDZLKlcMeWmHN3rp1q+O73377rWTOnFkGDhzo+GzixImauG31 6tVSv359adiwofz0009aTrJkyaR48eJq8SaBDZbXiOqB/+jRo7FWH/Lo2Gmcivz3cIR1Wu2GncbJ znCcwhsVIEr8ScgGXb6srw8Zh00kTDhjw2SQEdqRhWF6AgU2IbFMmjRp9PXq1avhPh88eLDcvn1b 38+ePVutxu7ImzdvhLjqa9euPXKdrOVh9g7cu3dPBRReixUr5tifOHFidSs37N27V5OzwT3cCmYA YV03wEX8pZde0s8h4OPFY4RKoAOvicgs2HjIxAQQrBfEP7HjOCXeklhfCxcuLHbBjuNkRzhOrr3k 7t+/L/7E2TFjtU4ZJozXsDzin9y+fVtOnz6tBqeYHqcECRJozqPIOHjwoOfleaFOhJBoAJdpJCGD tRou04ZMmTI53keVMdzTGTRPcVWe1RXGWUThRmTAjB+s1bBOR5ZQ7fjx43L9+nV9/8cff6jYJoGN Jw/6OAZeC8S/sdU4/Td5Z5v22HWcbAzHyb+5eOmShN65o89a/D35d0z06dOn/WacouOFQRMSIbEM ZshatWoly5Ytk3/++cflMWfOnPEbCyUs1hDEBsz6WusNN3JYqhG/nStXLt1wM4QrOdzMzU0SGdER p92xY0f58MMP5d9///VJmwghhBBCCIkpKLAJ8QHt2rWTqlWranIwJA2DYEWcEtzCkbxs8eLFahX2 hyQlLVq0kEmTJskPP/ygQhqWaiQuMaANsEz37t1b24GtR48esnv3bilYsKAeg6RmENlIdta5c2dJ nz69vieEEEIIIcRO0EWcEB+A+GMkAvvf//6nYhrLciGGGsITS29hGa8yZcr4xdggQzms2EOGDJGb N2+qa3e1atXCubyjvuPGjZPXX39dLfRYlgttQiK3DRs26LJcU6ZMcbi+w7rdtGlT+eabb6R58+Y+ bB0hxHY0nevrGhBC/JgM48fLoUOex9MSEl2CHvrrKvCEEOICWMbB0KNDJfiS/bIEBwKF0xaWBXUX RHoMPBaQxRmJpvwhdoq4huMUGHCcAgOOU2DAcQoMbvnZc4R5/rQm/nUHXcQJIYQQYh8uHgrbCCHE BfeOn5Cgs2fZNyTGoIs4IYQQQuzDvGZhr122+bomhBA/5HzPnpL4zh2RqlV9XRViUyiwCSEBSd5U 4dcCJ+x7QgghhBBfQ4FNCAlIRlUa5esqxGkehD6Q+PHi+7oahBBCCCF+BWOwCSEBx927dyUkJMTX 1YjTUFwTQgghhESEApsQEpBwAQRCCCGEEOJvUGATQgghhBBCCCFegDHYhJCAJCgoyNdVIFGMT8KE CdlHJPZh9nBCSCRkXbRQ11cmJKagBZsQEnAkSpRIkiZN6utqkEjA+BR5qggnQgghhBASp6AFmxAS kPTb1E8OXz3s62qQSJZRQ6b3e3KPfURil4Prwl7z12DPE0IiELJli8Q7cUKkcGH2DokRKLAJIQEJ xHXwJbp4EUKcWDMg7JUCmxDigsvjJ0iiO3dEmjRh/5AYgS7ihBBCCCGEEEKIF6DAJgHNjRs35Omn n5YKFSrIvXvedUVt2bKl9OvXz+PjL1++LAsXLvRqHapVqyaTJ0/W90uWLJEnn3xSYhv0AfqCEEII IYQQEjl0EScBzcqVKyVdunRy/vx5Wbt2rdSuXdtrZUPYxo8f3+PjP/roIzl58qQ0atRIYgK07fnn n4+RsgkhhBBCCCGPDy3YJKBZvHixis7y5cvLvHnzvFp26tSpJWXKlB4f//DhQ4lJkiRJIhkyZIjR cxBCCCGEEEIeHQpsErAcOnRI/vrrL3nuuefkxRdflG3btsmRI0fCuVd/+eWX0rVrVylRooSUK1dO hg0bJvfv39f9nTp1kkqVKqmbOfj333/1mKFDh7p0Ef/jjz+kefPmUrx4calSpYoMHjzY8V0ct3Tp Utm+fbu6ca9bt04KFSokp06dClfnJk2ayOjRo1225/r169K3b18pXbq0Thh89dVX4fY7u4hv3LhR 6tevry7yzz77rNbh6tWr4foHbUSbSpUqJd26dQtXH7Tv/fffV4s7zrl8+XKdJPj000+1X5555hnp 37+/3EEiEAvnzp2THj166HdQNs5x9OhRx37UA+dq27atlCxZUqZNmyYhISEyYMAAHatixYrJa6+9 Jj/88IOHI00IIdEgTZ6wjRBCXJAge3YJzZSRfUNiDLqIk4Bl0aJFkixZMhWDt2/fVsELKzZEoeHj jz+W3r17S58+fVT8QuQVLVpUBR7Edt26ddW1G9/F9zJlyqQi15l//vlH2rRpI507d5bhw4fLhQsX 9HsQkfPnz9dyUYezZ8+qa3maNGkkbdq08t1338lbb72lZUD8//nnn/p9V7zzzjty+vRpmTp1qiRP nlxGjRoVQaAbLl26JG+//baKWYh9nBdtRJ1QPr4HMY/Y9K+//lpFMspr0aKFrFixQlKkSKHlIGZ8 zJgxKtxhHf/iiy9k+vTpMmTIEClSpIi2DcK+bNmyevytW7dUmD/11FMyZ84ciRcvnk4ENG7cWMtF /4E1a9bIu+++qwIelneMw759+7T8J554Qs8LkY7jsmfP7oWrgfgruPZi2ruDPDqY/LK+2oLXZoS9 3roldsGW42RDOE6BQcqRI+Ti0aP8Pfk5IX5238OzTFBQkEfHUmCTgARWaFhcYaWGgMNWsWJFWbZs mfTs2VMSJ06sx+GzVq1a6fscOXLI7Nmz1RINgZ0+fXq1VkOoIkHa77//ri7niRIlinA+WMJhfYW1 FuTOnVvGjRsnNWrUUOEOSy7qkDBhQocb96uvvhpOYKNusN7mz58/QvmHDx+WzZs3y8yZM9UyDFB+ 1apVXbYfVuS7d+9K1qxZJVu2bLpBmD948ED3z507Vycfxo4d62jPpEmTpHr16lonWOJB4cKFdZLB 3DjQP+ivl19+WT/DpAM8A6wx79euXVNRniBB2O0Dgh7HLFiwQL0FQKpUqaRdu3aO7x0/flwnDTAG ENjdu3eXMmXK6HHE3mDSyF/+ORL3WL1QiP/CcQoMOE6BAccpMDjqR/+fXGkEV1Bgk4AE7tGwItep U8fxGd7/9NNP8r///U8FNMiXL1+47yGm2pptHAIZQhhW2vfeey/C8Ya9e/fKsWPH1NXcGbhiQ2A7 06BBA5kxY4a6scOtHBMC7du3d1n+/v379RUC3IAJAAhSV0AYQwRD8EPQQ/zDkv3CCy84yoOl3noj wHF58uRxnAvkypUrXBZ0JIuz1gHAVRxtNP0AN3SIY2crpTnGuVyAdqOucGVHX6C+EPbRiXEngQkm gTz9h0RiH0x+4OEFk4ZJkya1xRAk+CMsvOZ+yTZiF+w4TnaE4xQYXJwzRy5dvCTZO7Tn78mPCfGz +97Bgwc9PpYCmwQkEMQA1mdn4CZuBLarB3uruyrENlyXYY395Zdf5I033nB5vtDQUBWExoJtBa7g roClGvHRENZwH8eEgLEMO2NcTnAeK8ZK7ApYuLt06SKbNm2SLVu2qEs2Yq3hEu7OJRflw8pugNXd uQ7O37XWAd+HSP/ss88ilA2LuatyASYmMCmCPv7111/Vmo8y4I4O0U3sC7xJ/OEfI4kcjJH1NxzQ /DVLXxJV7CJ2w1bjZGM4Tv7N6WXfSYI7dyRp9278PQUASf3kvuepezhgkjMScFy8eNGR4AtCzbrB arxz585wVtrIgNs04pcRRwzh5y4TeYECBXTmCpZZs8FNfeTIkXLmzBm3PzzUBwnPVq9erdZyuEe7 s0gDuK8b4IoN12pXwCo+YsQIyZs3r7Ru3Vpjm/H31q1btX8QU7179251IzdA4MMK785Kj7jxLFmy qKu8lb///tvxvmDBguryC8uz6QdYKCH2f/vtN4msn1EuXNQHDhyosdewzuOVEEIIIYQQu0CBTQIO WIQhbuF2DMFn3WBhRuItT5bsguCDBRWJuJDEC7HSyPANEeoMkpnBPRrJ0OAKDRHfq1cvh+sKwOwa MpGfOHEinNs6XKphca9Xr57buuTMmVNq1aqlycVgjcYEAZKWWQWyFSQpQ5w1YqFRXxy/atUqrQuE 8uuvvy43b95UqzYStO3atUvjnrHP6lbvDPr0m2++0SRkSMo2ceJE/a7hlVde0bhpZAmHyEdfINEa rOjWDOfOoE8GDRqkkxhIwAZhDaHuyuWeEEIIIYSQQIUCmwQcEKvIjg3rrSuhCksxRDgyXrsD4hPZ wpFEzAhOiEtYZCFsTbIwaxwyxHhwcLAKZWQTh6s0kpIZN3S4pSNeBG7gSEJmhDDqA1GKuOPIgLiv XLmyZtdGEjK4mCOO2hWwQiNbOSzWOC8Edfz48XVJLEwwIDM3snzDCo5s4m+++abGYH/77bduregA 54Uoh/s2YtMPHDggDRs2dOyH5RrlQqijTOxDWxFr7s4yDiCu4QqOsmvWrOnI7o5zEEIIIYQQYheC HnL9FEJiFCxrhfWgIZzJ4wPXdzD06FAJvhTMLvVTCqctLAvqLtBJJ8Zg+y+YiMTEIcJU/CHGzStM +S/pZJf/XwEh0LHlONkQjlNgcLB2HU3OmmfFcv6e/JhbfnbfM8+fzsmAXcEkZ4TEEIi9xo0Ba19j fWpCCCGxQL5q7GZCiFuSlC8vty5dYg+RGIMCm5AYAi7liGPGWttIHkYIISQWqDWS3UwIcUva3r3k XDA94EjMQYFNSAzhSaI18ujkTRUxBp/4DxwfQgghhMRFKLAJIQHJqEqjfF0FEgX3H9xnH5HYZ3X/ sFdasgkhLrg0dpwkhIv4iOHsHxIjUGATQgIOLF/G5Fn+DcYHWeiRDZ+QWOXQenY4IcQtt7dulfh3 7rCHSIzBZboIIQEJF0Dw//G5d++er6tBCCGEEBKrUGATQgKSoKAgX1eBRDE+WJ6L40QIIYSQuARd xAkhAUeiRIm4trKfA3FdpEgRff8g9IHEjxff11UihBBCCIlxKLAJIQFJv0395PDVw76uBvEgmzgT 0hFCCCEkrkCBTQgJSCCugy9xHUtCiBNl2rFLCCFuSdmokdw8e5Y9RGIMCmxCCCGE2Iey7X1dA0KI H5OySWM5GcwJehJzMMkZIf+xfPlyady4sTzzzDNSokQJadCggcybN8+j/tm2bZs8+eSTcvLkSbfH tGzZUvr16xdr/R3b5zOgD9AX6BNCCCGEEELiErRgEyIiixYtkuHDh8uAAQOkVKlSusTQL7/8IsOG DZMLFy7I22+//dj9NHnyZIkf3/6JnrJkySKbN2+WVKlS+boqhJC4yNymYa/NPJsgJYTELf59p4ck unFdZPp0X1eF2BQKbELwPDZ3rlqsGzZs6OiPvHnzyrlz52TWrFleEdipU6eOE32NSYQMGTL4uhqE kLjK5SO+rgEhxI+5f/KkxLtzx9fVIDaGLuKE4IcQL57s3LlTrl69Gq4/OnToIPPnz9f39+7dk48/ /liqVq0qTz/9tNSvX1+t3FY2btwoL7/8shQtWlTq1KkjGzZscOmyXa1aNXWjdt769++v+x88eCAz Z86UmjVrSrFixfT122+/jeCS/sMPP0iNGjXUrb1169Zy6NChcPW5efOmllm6dGm1zOP8t27dcpSB ZZS++OILKVeunLYnNDRUJxV69Oih38HnnTp1kqNHjzrKRBnYRo8eLc8++6z2RceOHfV7rlzE0acD Bw6U559/Xp566in9Dv4OCQnhtUcIIYQQQmwFBTYhItKuXTvZu3evVKpUSUU1ROeuXbskZcqUkidP Hu0juJAjJrtv376yYsUKFYwQn4cP//9SUbB2v//++7o/d+7c8s4776jIdeWSDjdqs7Vt21aSJ0+u IhmMGjVKPv30U7Wco6zmzZvr+SG6reA4nA+TAAkSJJBWrVrJ9evXHfshwDNmzChLliyRjz76SFat WiXTpk1z7IeQx6QAvo/yb9++rRMBYM6cOTJ79mxJkyaNxqYbAQ2+//57uXLlih6D8vbs2SMTJ050 eS1BjKNvP/nkE1mzZo0K/mXLljkmLgghhBBCCLELdBEnRERq1aolmTNnVoEMqzREJ4BIHjFihFpk IYohZnEsgJUXsdo3btxw9OF7772nVl/QpUsXWbdunVqVixcvHq6f06ZN63i/du1aPe+UKVP0PCgP 1moI07p16zrqAcswhP8bb7zh+C7EfuXKlfX92LFjpUqVKrJy5Upp2jQsBhHnRT1Bzpw55bnnnpO/ //47XF0g7lE+WLhwoVy7dk3GjBmjgh1AeMMavWDBAunatat+homHIUOGSMKECSVfvnxSu3ZtR585 g3OWKVNG2wayZ8+uwnz//v289uIQ8FjA74X4F8aTxE4eJUlCQ/X19n/eOnbAjuNkRzhOgQG89QB/ T/5NiJ/d9/AMExQU5NGxFNiE/AfcrLHhxvvPP/+oYIQQbN++vVqO4SIOd2grPXv21FfjDm2s3eCJ J57QV1iF3bF792559913dYM4BrCI41xw6bZStmxZ+frrr+XixYuOz4yYNzHeOL9VuBrhbEDisVOn ToX7zHoMLM1w6YYgtnLnzp1w7ucQ6xDXBghu1NkVzZo1k/Xr18vSpUvV1fzgwYM6WYAYdxJ3OHLk iN/8kyQRsYaBBDpF/outDLbhMjx2Gic7w3Hyb5L897zCcQoMjvrRfS9RokQeHUeBTeI8Z8+elc8/ /1zjiGHFRjw2YpOxIb4ZMdWbNm3yqJ/wXWfcWe3OnDkjnTt3lldeecXhGh7Z8WbG1ViWnd8bl29r HTzJWp44ceJw54BI/+yzzyIclyxZsmjfYFAe+vXAgQPaj7B0Iw4bngAkboHrihZs/wOTHnh4wURb 0qRJxQ4EJRmpr4XzFBa7YMdxsiMcp8DgSq+eGvbG35N/E+Jn9z0YiDyFApvEeSAW4RqN5aUQf23F WKFhPYbFFhbnQoUKOfYjNhmisXDh6D3IwQ0cwhPu1R988EG4ffgM5/r999/Dlbtjxw7Nzm1d/gr1 QdIwcOnSJTl27Ji0adPmkce0YMGC8t1336lF2rixwzLdq1cvdY1HW6MDLEiYnIB7ubH+o7zjx49L jhw5HrmeJPDwh3+OJPLxsU6iBTRP1RG7YqtxsjEcJz+nShU5ExzMcQoQkvrJfc9T93BAgU3iPBCS SHKGDOFISAYhmSJFCp2pQqIxuGFDYLdo0UKPwfEFChTQmGy4YyPR2Pnz5z3uR1iZERcNt2uss41k YcayB4szym/SpIlMmjRJ3b6RRRyJ0LCUGFzSrT/wwYMHy9ChQ1UQI6s3BLiJEX8UYE1HnHe3bt3U bR39gD6ASO7evXu0y0ufPr1a2f/3v/9pu9DWqVOnan/dvXv3ketJCCGEEEKIP0KBTYiIZvuGCwos rd98843GTWfNmlVeeukltTQDiFsI4EGDBmmmbliyIUYRSxwdgQ3XcONyDhd0K9myZdN4ZWTaRvZu JC67cOGC1g2WbljMrUCI9+nTR4Vr+fLlNVna41gKIdQRd46M42+++aZOBsCle8aMGWpZjy6ZMmXS CYjJkydrv2ICALHmcIlHOwkhxOtM+S83RZew3BiEEGLldMNGkgS5GlYsZ8eQGCHoIYPiCAk4kFQN S3L9+OOPmpU7LgG3eDD06FAJvmS/JEZ2o3DawrKg7gJfV4O44datWxrKgXAUf3DB8wo2FNi2HCcb wnEKDA7WrqNehHlWLOfvyY+55Wf3PfP8Cc/SqOA62IQQQgghhBBCiBegwCaEEEIIIYQQQrwAY7AJ CUCQeG3fvn2+rgYhhBBCCCHEAgU2ISQgyZsqr6+rQDyA40QIIYSQuAQFNiEkIBlVaZSvq0A85EHo A4kfLz77i8QOTeeypwkhbskwfrwcOnSQPURiDMZgE0ICDqyhHRIS4utqkEjA+Ozdu1dfKa5JrJIu X9hGCCEuSJgzhzzMnJl9Q2IMCmxCSEDCFQb9f3wgrjlOJNa5eChsI4QQF9w7fkKCzp5l35AYgy7i hJCAJCgoyNdVIFGMT9KkSTlOJPaZ18x262ATQrzH+Z49JfGdOyJVq7JbSYxAgU0ICTgSJUqk4o34 LxifIkWKuNzHmGxCCCGE2BUKbEJIQNJvUz85fPWwr6tBHiGrOBPUEUIIIcSuUGATQgISiOvgS8G+ rgYhhBBCCCEOmOSMEEIIIYQQQgjxAhTYhMQC1apVkyeffNKxFSpUSEqWLCktWrSQ3377LdbGYMmS JXr+6PDTTz/JwYNh60Vu27ZNv3/y5MkYqiEhhBBCCCGBCwU2IbFE27ZtZfPmzbpt2rRJ5s2bJylS pJB27drJ6dOn/XIcTp06JZ06dZKLFy/q3yVKlND6Z8mSxddVI4QQ1yB7ODOIE0LckHXRQrn90Wj2 D4kxKLAJiSWSJUsmGTJk0C1jxoxSsGBBGTx4sNy+fVvWrl3rl+PgvIYxsnej/vHjx/dZnQghhBBC CPFXKLAJ8SEJEiRwCFcI7YkTJ0r16tWlWLFi8uqrr8qaNWvCuXdXqlRJFixYIBUrVlRrcpcuXeTc uXPhXNEnT54c7hyuPjPAct6jRw959tln5amnntLyx4wZI6GhoeoGjrqAVq1aaRnOLuKe1PmFF15w vBYtWlTq168vv//+u5d7khBC/uPgurCNEEJcELJli8TbtYt9Q2IMCmxCfASE8ZAhQ9SyXblyZenZ s6csW7ZM3n//fVm+fLnUqFFDunfvLuvW/f+D4qVLl+Trr79WUYvXM2fOqIv5/fv3H6kOnTt3luvX r8tXX30lq1evVjf26dOny/r169UNfOHChXocxDX2OeNJnVFHuMNDuC9dulTXR+7Xr18E6zghhHiF NQPCNkIIccHl8RMk0Zxv2DckxuAyXYTEEp9//rnMmDFD30MQ3717V/Lly6diOSQkRH788UeZOnWq VKlSRY/p2rWr/PPPP/oZhCu4d++ejB49Wi3BAKK1du3a8uuvv8rzzz8frfrA+gyL80svveSIqW7d urVMmzZN9u3bp+dMmzatfp4qVSpJnjx5uO8fOnTI4zrDFb5w4cL6d5s2bdTyfv78eXWVJ3ETXPOc ZPGPcbC+2oEkoaH6evvWLbELdhwnO8JxCgzgpQf4e/JvQvzsvodnlqCgII+OpcAmJJZo2rSptGzZ Ut/HixdPUqdOLSlTptS/V61apa+lSpUK950yZcrI+PHjHX9D5BpxDSDQIX73798fbYGdJEkSzWIO y/WuXbvk2LFjKqwvXLjg+OcTGTjWkzqbehpMmyG8SdzlyJEjfvNPk4gcPXrUNt1Q5M4dfQ0ODha7 YadxsjMcJ/8myX/PHxynwOCoH933ENLpCRTYhMQSEMK5cuWK9myZidMGCRMmjHDMgwcPIk065s59 /NatWyqwYcmuVauW1KtXT4oXLy7NmzePVh2jqrO7GxKtl3GbPHny8BrwAzDJgYeX3Llza/iGHUi8 JbG+Gq8ZO2DHcbIjHKfA4GTChDrJz9+TfxPiZ/c9s2StJ1BgE+IHmLWpkfyratWqjs937Ngh+fPn d/x95coVOXHihOTIkUP/PnDggNy4cUOKFCniEOD424D3ZoktZ7Dc1p49e+SXX36R9OnTO8rH8Ub8 RuYK42mdCXGFP/yzJOHHA/kgbEG8sPQytmmPXcfJxnCc/Bt4EQKOU2CQ1E/ue566hwMKbEL8ALhQ Q6QiVhk/YFi6V65cqTHOiNG28u6778rAgQPVMo3jkU0cbtngmWeeUXfzmjVryhNPPCGTJk1ya93O nDmzviI5GY5HMjK4dmNWF/HhwNzQ4IJuRPyj1JkQQmKNNHnY2YQQtyTInl1CblxnD5EYgwKbED8B 4hbbgAED5Nq1a7pONrJ3Y3krK3Xr1pUOHTqoCMYSXDjezKohqzes0EgkhlhnZP5GWa6AO3j//v1l 5syZKogzZcqkCdOQ8Gz37t16TJo0aaRBgwby0UcfaYy2c108rTMhhMQazeaxswkhbsk4cYJctGGO BuI/BD1kICQhAQHWkoYgNsnF4ipG/A89OlSCL/EfZKBROG1hWVB3ga+rQSy5GJAMDPHK/uCCR1zD cQoMOE6BAccpMLjlZ/+fzPNnsWLFojyWFmxCCCGE2Ift08Jey7b3dU0IIX7I9fkLJMHZs8iE6Ouq EJsSFuVPCCGEEGIHfpsethFCiAuuL1woCdatY9+QGIMWbEIChPr16+tGwsibKi+7IgDhuBFCCCHE zlBgE0ICklGVRvm6CuQReRD6QOLHc792OyGEEEJIoEIXcUJIwIEM6iEhIb6uBokEjM/evXtdjhPF NSGEEELsCgU2ISQg4QII/j8+ENccJ0IIIYTEJegiTgghhBD7kK+ar2tACPFjkpQvL7cuXfJ1NYiN ocAmhAQkQUFBvq4CiWJ8kiZNynEisU+tkex1Qohb0vbuJeeCg9lDJMagwCaEBByJEiVS8Ub8F4xP kSJFXO5jkjNCCCGE2BUKbEJIQNJvUz85fPWwr6tBHmGZLmaAJzHK6v5hr7RkE0JccGnsOEkIF/ER w9k/JEagwCaEBCQQ18GX6OJFCHHi0Hp2CSHELbe3bpX4d+6wh0iMwSzihBBCCCGEEEKIF6DAJj6n WrVq8uSTTzq2okWLSpUqVWTQoEFyKY5neezXr5+0bNlS3588eVL7Z9u2bbFahyVLluh5CSGEEEII IZFDF3HiF7Rt21Y3cPv2bdm/f7+MGTNGWrRoIfPnz5eUKVNKXCdLliyyefNmSZUqla+rQgghhBBC CHEBLdjEL0iWLJlkyJBBtxw5ckj16tVlxowZcubMGZk+fbqvq+cXxI8fX/sHGbQJIYQQQggh/gcF NvFbsmbNKi+88IKsXLnS8RlclSdNmiRVq1aVihUrytGjR9XFfPLkyeG+6/wZLL/16tWTYsWKycsv vyyLFy/WsuB2HZVrtrvPli1bJnXq1NEyn3/+eRk+fLjcvXvXsf+PP/6Q5s2bS/HixdXlffDgwXLj xg237X348KF8+umnUqlSJXnmmWekf//+cseShMPZRRxtf/PNN6VUqVJSokQJfb9v3z7H8VeuXNFz Vq5cWevQtGnTcO7l6B94CPTo0UNKliwpQ4cO1c/Xrl0rdevW1XY1a9ZMTp8+Ha6eaCO8C9BmnLdx 48bav1aXcozbsGHDtG5vvfWWfv7ll19KjRo1NAQA4zNlyhRtMyGEeJUy7cI2QghxQcpGjeR+jRrs GxJjUGATv6ZgwYJy4sQJuXnzpuOzuXPnqsj+5JNPJHfu3FGWERwcLB07dpRnn31WvvvuO+ncubOM Hj36ser1zz//yMCBA6Vr166yZs0aGTFihJZtrO3Y36ZNGxWhy5cvl7Fjx8qePXvUDd6dqPziiy/0 +3369FGR+sQTT8iqVavc1qFnz56SKVMmnSxYuHChxIsXT95++23d9+DBAz3Xjh07VAyjPPQlRPiu XbscZfz222+SPn16rTsmDzApgDbVrFlT641JCdTLCoT/L7/8om1aunSpvPTSS9KpUyfZsGGD45jj x4/Lv//+q5MQEPDr16+Xzz//XAX/Dz/8IL1795bPPvtMz0EIIV6lbPuwjRBCXJCySWO5/+IL7BsS YzAGm/g1EJkAlt/kyZPr+1dffVWtq54yc+ZMtZpCuIK8efPKxYsX1eL8qMCaHBQUJNmyZVNLOzZY aFOkSKH78f65555T4QkwETBu3Di14G7fvl3KlSsXrjyI7tmzZ0urVq3Uwm6EbGQJzSBiK1SooHVI mDChivzDhw9LaGioWpQh6FesWKHCGkDc7t69W+v28ccfO8rp1q2bI8YdExewZhuhnidPHo2HnzVr lv597Ngx+f7771U4Fy5cWD/DRAImFFAuLPUGWK7h7g8gyOHabu2vjBkz6iuJm4SEhNCDwU/GwfpK /BOOU2DAcQoMOE6BQYif/X/Cszqe/T2BApv4NdevX9dXI1xBrly5olXG3r17VYhaKVOmzGPVy7hH N2zYULJnz65iGnHjEPLmnBCjOMaZQ4cORRDYly9flvPnz0eYOICrOI53BSzDENWw6JctW1brBHEO SzZEMUSzEdcAN4XSpUuHc+dOly5duARy+B7aYgVtMAIb7QJwHbdy7949x2SIwepd8Morr6ilHZbx /Pnz63jgPQV23OXIkSN+80+ThIWc2IV82wfo66Gyjz6J6q/YaZzsDMfJv0k0bpwgm83RXr18XRUS YL8nT/MgUWATvwZWWAg1Y70GSZIkifJ79+/fD5ccDFbdx8VaZuLEiVV0QnBCsGKDtfq1116TkSNH 6vkQx2ws2FbSpk0b4TMzI+bsPp4ggfufKOK7a9WqJRs3bpRff/1Vrc9wu4Z12Z0bOj63luncl6iH c1/BOm79Pvjmm2/CjQmAsLdiLRtthhv6zp071ZqN/kL/wR3dWMtJ3ALeEYzB9z2Y5MDDC+6zSZMm FTuQZMtFfTVeNnbAjuNkRzhOgcHJS5fVMMDfk38T4mf3vYMHD3p8LAU28VvOnj0rP/74o7RvH3ks HQSgNXkY3sMF3FCoUKFwcccAQi86ZQJYpI1ohKiFuzXEYZEiRaRDhw4qbqdOnaoCu0CBAvpDtFrb YYlGPDRip52XHUuTJo0uw/X777+rG7nh77//DidwDWgfkoThvPXr19ft3LlzmiANLuhIhgbrPyzS xooNMYPyYUF2B/rKuW9QBwPaBWBtR7sNEyZMUIHdvXt3l+Ui1hr1waQAEp/BLR0x7Igxp8COm/jD P0sSfjywmoMt+G+yzzbtses42RiOk39jDAIcp8AgqZ/c9zx1DwdMckb8glu3bqlow4akZuvWrZN2 7dqp+zVifCMDbtQQakjQBVH73nvvqdXagGRfEMNIygW3VGTJhrU3sh8LykRcMYQh6gMxC7FqgOjF Z4jvxn6IUCT5Mi7hOCes24h7hrCGaO3Vq5djJs4VmEiAZRgJy1DPiRMnRpgYMGAtbJwPIhVJ3FCH efPmab3gpo4M67De4JwQ3KjDkCFDtA1vvPGG275EvdFuJIFDHdD+OXPmhBPYyOA+aNAgTVyG806b Nk0TmOXMmdNtuciGjjJhXUf8OpKvIcGaKxd6QgghhBBCAhVasIlfgDWvsQGIRFhza9eurYLP2RXZ GViEsSQVhDgsw/jOtWvXHPthwUXG8fHjx6sghmsqlqfCMlWurMMmZhjCFUtNwTUcmbIhTI11FzHE SJKGOsN6C8s2lsPCUl5GoCMjOJKJIRM3Zt6Qxbxv375u4zdg3YV7NizhFy5c0JhqxHhD6DoDN28I W4jW1q1bqxsNBDUyfhuhi7phPyzEWFoLwhvtR93cgTJQLiztENYQ1HBzx+SEAe3F9sEHH8jVq1f1 fOgLtNMdjRo10jHCMmRY2xwTBIjBRjZxQgghhBBC7ELQQwbBEZsDKzAEqdWlGdm1YemGYI4szpn4 H/BGAEOPDpXgS8G+rg6JJoXTFpYFdRew3/zIewiTiZhc8wcXPK8w5b8kkl3cr8IQaNhynGwIxykw OFi7jnrW5VmxnL8nP+aWn933zPOnJysZUVkQ24MfJyyysObiR4pYaliv69SpQ3FNCCF2o6b9socT QrxHmp495PiJE+xSEmNQYBPb07hxY43txpJWSASGpakgrpFoixBCiM3I//+JIgkhxJmkFSpIaDA9 4EjMQYFNbA8SmSEOmdmq7UXeVHl9XQXyCHDcCCGEEGJnKLAJIQHJqEqjfF0F8og8CH0g8eP9f6Z/ QryKDWOwCSHe43TDRpLkzh2RFcvZrSRG4DJdhJCAA1nRkTmd+C8YHyxV52qcKK4JIYQQYlcosAkh AQkXQPD/8YG45jgRQgghJC5BgU0IIYQQQgghhHgBCmxCSMAmryP+PT5JkyblOBFCCCEkTsEkZ4SQ gCNRokQq3oj/gvEpUqRItL7D5GeEEEIICXQosAkhAUm/Tf3k8NXDvq4G8eLyXcwMT7xC07nsSEKI WzKMHy+HDh1kD5EYgwKbEBKQQFwHXwr2dTUIIf5Guny+rgEhxI9JmDOHPLx5w9fVIDaGMdiEEEII sQ8XD4VthBDignvHT0jQ2bPsGxJjUGATt1SrVk2efPJJx1aoUCEpWbKktGjRQn777bdwx02ePDnG ehLnXrJkidePtQuhoaHSrl07l2Pwv//9T2rXri3FixeX1157TX799ddw+y9fviy9evWSMmXKSNmy ZWXw4MER1i2OjTIIIcRrzGsWthFCiAvO9+wpicdPYN+QGIMCm0RK27ZtZfPmzbpt2rRJ5s2bJylS pFBBd/r06VjpPZwb4szbx9qBu3fvynvvvSc///xzhH1bt26Vd999V5o2bSpLly6VZ599Vjp06CCH Dv2/Zadbt25y7NgxmTlzpnz88ceyceNG+fDDD2O9DEIIIYQQQuwABTaJlGTJkkmGDBl0y5gxoxQs WFAtlLdv35a1a9fGSu/h3EmSJPH6sYHOH3/8IfXr15cdO3bIE088EWH/tGnTpEaNGtKqVSvJly+f 9O3bV5566in5+uuvdf/OnTtl+/btMnr0aP0cwnfIkCHy3Xffyblz52KtDEIIIYQQQuwCBTaJNgkS JHAslWQ4f/68vP322/LMM89IuXLlZOTIkfLgwQO5d++eiq5PPvkkXBmwhFesWFHu378vR48elTff fFNKlSolJUqU0Pf79u1z6/a9fPlyeeWVV9TduHr16uGEmvVYWHch/ODCXrRoUXVf7t69u1y6dEn3 nzx5Uo9fs2aNNGrUSI/BsfPnz3eUd/HiRbXQok04H6ywEJTu6Nevn/Ts2VNFJtzp0fZRo0ZpXQwQ nj169JDSpUtruZ06ddI+sJaBc8J7AGVAoLoCluLnn39eli1bJilTpozgNg4BjvNbwfmMez+EOSYk IHoN6COsX/z777/HWhmEEEIIIYTYBQpsEi0gDiEeYdmuXLmy4/NFixZpDO6KFSvUHRjuwnAHTpgw oYphiGIrEIX4HGIdgjRTpkyyePFiWbhwocSLF0/FuitWrVqlFtBXX31Vy8R3x44d6zLu+qOPPpIf fvhBBS5ENF7hrvzZZ5+FOw6TARC5iBOuUqWKujefOHFC9+H9nTt3ZM6cOdq2PHnyyFtvvSW3bt1y 20c457///quTCMOGDdO2Dh8+XPfhey1bttT3KHP27NmSJk0aady4scPiC1DfChUqaJ+8/PLLLs8D kY6+gMu+M9euXdNzZc6cOdzn8EI4+19iD5wvS5Ys4fZj0iR16tRy5syZWCuDEEIIIYQQu8Blukik fP755zJjxgx9D2szLLGwVk6cOFGyZs3qOO7FF1+UN954Q9/nyJFDZs2aJX///bc0bNhQGjRooIIb 7sSwUB85ckTfQ3yC48ePq5jMli2bCvIRI0bI4cOH1foJsW0F1mrEWMPKDXLnzi03b9506RZerFgx qVWrllqKAcrHefbv3x/uuNatW6sl3IjWb775Rv766y9tB+oGt3i8xzkGDBggdevWlfjx47vtM7hr jxkzRpImTarfhdiGwMbEA0Q8RCf2G08A7Nu2bZssWLBAunbtqp+lSpVK49wfFbjwO3sZgMSJE+uE AUAiMuf91mNiqwxCrOCaevjwITslljAJCZ0TEwYySUJD9fV2JBOhgYYdx8mOcJwCAzxfAv6e/JsQ P7vv4dkEHpqeQIFNIgUu0cbiCrELy6SzO7IRulYgEI2AgsiE2IUlFwIbr3C3zp8/v0PUQlTPnTtX 3Yvh9gyrrbO4BhDHderUCfcZrL+ugJV7y5YtauGGCzZEO8S9EdwGq3uzaRtc2wEs6RDGsCjDhR1u 7agbBKI70DaIawPajPJw7r1798rVq1fV2m8FfWVN+pUrVy55HEz9rK7p5jymbpgwcN5vjoGHQmyV QYgV/E785Z9pXMIaphLwVJga9hocLHbDVuNkYzhOfs7wMAMPxykwOOpH9z1XRiVXUGCTSIFQ9kTs ubLoWq1QsGJPmDBBLcBwtbZaZ5s3b66WZsQUY/mmSZMmqRs3hHj69OnDX7D/WX094YMPPlBhjGWh EFvdpUsX+fLLL8O5Yrv7sZi6v/DCC5qhGxvE+ldffaXx5LA2FyhQwOV5YYV3NVOKPsJ7uJk7u6kD CFLD4yZqw0QIyoP13Ar+hjs+gNv2unXrwu2HEL5y5Yq6cMdWGYRYwe+DFuzYA5MZeHjBJCknvfwX jlNgwHEKDDhOgUGIn/1/OnjwoMfHUmCTWAFWX8RAQ6BeuHDBEVeMJGJTpkzRZZuQERsbBHClSpU0 mZjzkluwNu/evTtCDDXifSHMrWszI1kZRL21DFixrUI2MiAUx40bp5ZwlIENLs/PPfecbNiwwa3A 3rNnjyZ4M5MOcIfHjQHCAdZ8ZNiGpTxt2rS6H9ZtrCONSQZvLTEGFxYkSEMfIoGbAa7oxoIPKzqs +1hiy0yimARusNbHVhmEWPGHf6Jxtd89vTf6PQf/m/TLX0Pshq3GycZwnPybkC1bJN6JE5K0cGH+ ngKApH5y3/PUPRwwyRmJFSAoYQ3+9NNPNd7ZLCsFCznE6sCBAyU4OFiTiyE5GKzAyOrtDIQ4Ep0h ORjio2EN//bbb9VCbQWJv3DOH3/8UcUfspK///77Kn5duTS7ApZtiHl8788//9Ss40imhqRdcPt2 x6lTp3QpM7h8I+EZhH+LFi30BoHEbmgzsoQjzhvHIGs41hhHRnNv0qZNG1m5cqVOauA8SPqGPjax 8k8//bSKX7jo79q1SxPAweoPi7+xLsdGGYQQ4lXWDAjbCCHEBZfHT5BEc75h35AYgwKbxBqwTsMC jFeryzeWoUK8NZKNIb4arthffPGF5MyZM0IZENLIYo5EZLD2wl27f//+KuisQKB//PHHGrONpGRw SYerCbKOw8XD0xhPWMCR4Kxz585qYYb4h8U2MusrlipDe5DgDYncsP4zzgsg+pE9HJnDkagNx8Bi j0Ry1lhwb4B4ccS2YwKiXr16Kn6nTp3qOA9m4tB/2bNnV7H7zjvvqOcAMqfHZhmEEEIIIYTYhaCH DHYjsQSsv5MnT1arsqsEZnYA1mhYsGFhJzGDCREYenSoBF+yXxKjuErhtIVlQd0Fvq5GnAMeOfAo KWwnV8kp5cJeu2wTu2DLcbIhHKfA4GDtOppsNc+K5fw9+TG3/Oy+Z54/kbg5KhiDTWIcuGUj9tm4 SttVXBNCCCGEEELiNlQ6JMZB/DJirBGvy7hbQgghhBBCiF2hBZvEOFiGC1tcAJnSSeyQN1VedrWN 4HgSr5EmDzuTEOKWBNmzS8iN6+whEmNQYBNCApJRlTiZYTcehD6Q+PHClrcj5JFpNo+dRwhxS8aJ E+RiMHO4kJiDLuKEkIADS615mgme+AaMz969e6M1ThTXhBBCCAl0aMEmhAQkXADB/8cH4prjRGKd 7dPCXsu2Z+cTQiJwff4CSXD2rEjhwuwdEiPQgk0IIYQQ+/Db9LCNEEJccH3hQkmwbh37hsQYFNiE kIAkKCjI11UgUYxP0qRJOU6EEEIIiVPQRZwQEnAkSpRIxRvxXzA+RYoUeexymPiMEEIIIYEEBTYh JCDpt6mfHL562NfVIDG8dBezxRNCCCEkkKDAJoQEJBDXwZe4zAYhhBBCCPEfKLAJIYQQYh/yVfN1 DQghfkyS8uXl1qVLvq4GsTFMcka8QrVq1eTJJ590bEWLFpUqVarIoEGD5JJNbmJo4+TJk2PtfCdP ntS+3LZtm/7dr18/admypdi93YQQ8ljUGhm2EUKIC9L27iX3WrZg35AYgxZs4jXatm2rG7h9+7bs 379fxowZIy1atJD58+dLypQpA7q3Fy1aJIkTJ/bZ+QcMGCAPHjzw2fkJIYQQQgghkUMLNvEayZIl kwwZMuiWI0cOqV69usyYMUPOnDkj06cH/pqkadOmleTJk/vs/JigSJ06tc/OTwghAcHq/mEbIYS4 4NLYcZJw9hz2DYkxKLBJjJI1a1Z54YUXZOXKlY7Prl+/Lu+//76UL19eSpUqJa1atZLdu3c79sMd +fXXX5cpU6ZIuXLlpHTp0tK/f3+5ceOG4xi4Tk+aNEmqVq0qFStWlKNHj8rdu3fVYv78889LiRIl pHHjxrJ582bHd2D9xf7KlSurC3utWrXk22+/dey/ePGidOvWTc9ZvHhxadq0qWzfvj2Cq/SJEyek UKFCsnHjxnBtRR1RbxBVXVwBiz/64plnntE++/XXX8Ptd3YR//LLL6VGjRraFtQN/fXw4UPH/g0b Nuh5cX700ciRI9WzILI+xNj07dtX+xzj89VXX0Wo5x9//CHNmzfXPkIYwODBg8ONDeoyevRoqV27 tvYl+hBlv/nmmzreqA/e79u3L9L+IISQR+LQ+rCNEEJccHvrVolvee4kxNtQYJMYp2DBgipKb968 qQKwffv2+vfnn38uCxYsUEEJYbp3717HdyC4IUhhAYdw/O233+Sdd94JV+7cuXNVIH7yySeSO3du Fbi//PKLjB07VpYuXSovvfSSdOrUSYWmOX716tUyYcIEWbNmjbquf/jhh7Jjxw7dj/d37tyROXPm yIoVKyRPnjzy1ltvya1bt8KdF9b5MmXKyPfff+/4DN/74YcfpH79+vp3VHVxBsK2devWaqVeuHCh 1uWzzz5z26fr16/X/oO4xXl79+6txy9fvlz3r127Vjp37qwCeMmSJXrcqlWrpGfPnpH2Ifp4165d MnXqVBXXqO+pU6ccx//zzz/Spk0bnTjAudC+PXv2aGiAVdyjDwcOHKieCxhfnDdTpkyyePFibV+8 ePHk7bffjvS6IYQQQgghJNBgDDaJcZ544gl9hZUT4u3PP/+UrVu3OtydIb5gFZ01a5aMGjVKPwsK CpKJEyeqKAMffPCBCvPDhw9L3rx59bNXX31VihUrpu+PHTumgnfZsmVSuHBh/QxCEIIQll4IzePH j6sbe/bs2SVjxowqsFEWhDTAfkwGQEAnSZJEY57r1q0r8ePHj9AmCOkhQ4ZISEiIJE2aVAUvLOQQ 0p7UxRlY+FEW2g+RXaBAAXnvvfekS5cuLvsUdU2UKJFky5ZNvQSwoU14BV988YVawTFBANBGCGCU d/DgQcmfP3+EPkTfYlJj5syZasEG48aNUwu3AfV/7rnndLIAQJTjGFjSYamGxRrAS6BChQrh6ou/ Ud+ECRPKiBEj9HyhoaEqtgmJDPw2rBM4xLt9a321A0lCQ/X1ttPkaCBjx3GyIxynwADPHoC/J/8m xM/ue3gOgT7xBApsEuPAOgtSpEih1k5coFbRZlyqYQU2QLgZcQ1KlizpcKM2AjtXrlyO/cb63axZ s3Dl3rt3zyHw4da8bt06FX8QvhCKderUkXTp0ul+WFTfffddtW7DlRlu0y+//LLLxGY1a9ZUgf3j jz/qMbDmQmSijT///HOUdXEG7UKbrYng4ErtjldeeUWtwagHxDLEK94bgY3y0DYrZcuWdewzAtva h/gcGMEN0qdPrxMO1n7GBIKruh06dMghsK3lgh49eqiohsUc9YAFHP1GcU084ciRI37zD9auIIzD LhT5739JcHCw2A07jZOd4Tj5N0nu3dNXjlNgcNSP7nswbnkCBTaJcSCqIR6RIAyzhhChcFuO7KKF ldOKyZ5ttSbDymww1q1vvvkmQiIyI+JQB7hTw9IK9224P0+bNk1jk+vVq6cWX4hjbFu2bFEXabhO w40dFmUrsIQjhhuu5BDi+A6sxp7WxRnMiJkZVUOCBAkiTbj23Xffyc6dO7UtsDzDA6Br1646UeDK 2mfKt5Zr7UMzKxdZPbAPVn1jwXauk6tyzeQG+gtx64gth1s6XNph5YeIJyQyjAcG8T6YuMDDC+6P 8MaxA4m3hE2KGg8iO2DHcbIjHKfA4GTChGr04O/Jvwnxs/sePEA9hQKbxChnz55VKy/cuwFcsOEq jhubsaICxOsicRjcto3FCpZvY9GFkARFihRxeR4jgM+fPx/uGMRbQ9R2795dBSis1bDswnrdp08f dd1GbDI+g6szXKaRnAsbEoLhOAhxZ4ENGjRooHHTRiQiKZindXEGbccyYFgz3AjVv//+222/wmKO /oFwhbUdydnQh2gLBDYSmMHtHvUzmFjzfPnyuSzTPIzie8aN/dq1a+rebe1n3GCsFmpYrpHQDa7+ rpZiQ/I4xNF36NBBXeuxnTt3TipVqqSTHehrQiLDH/6xxoU+xsShLSjXQV9s0x67jpON4Tj5N6ma NNHnU45TYJDUT+57nrqHAwY/Eq+BZGAQldiQxAzu2O3atdOYZwhZANdgCDm4DCMOG+7GsCDDom0V figLAhhuy7Amwx0bQgwxvK6A8IPb+aBBgzQeGueHdRqJwHLmzKnHQLwat24k7oLVGS6EcHeG9RyJ 1ZDdHDHiJ0+e1DqhHu5ctRGnnCVLFrXGQpgb67QndXHGuKr36tVLY7UhPIcPH+62r+FOj0zdEPeo K8QzEsGZuqLfYa3/9NNPdbLip59+kqFDh2q93Als1A1WZvQR+hx9jzGA+74ByczgJo6kaRDWmPhA nc0MoytSpUqlkxSYAEB/oz/mzZunXgrIgE4IIV6lbPuwjRBCXJCySWO5/+IL7BsSY9CCTbwGMn5j AxBPEJ8QxRBlxlUaLt44BhZPZKyG+wcEH1yxn332WUdZ+C6EOCy0+A7ckpEpOzJgIcaGhGhXr15V wQiRCvdvAMsuLOfDhg3TSQCs143s5R07dnR8H2If2bdhHUasN7Jkm4RfrkDZH3/8sSN7uKd1cQYz c19//bWKYNQJohRWaWQjd0WjRo3kypUrKqCxzjiORwy26SO8Hz9+vLph4xhYxRHzjDIjA6IdGyZA 4A7epEkTnZgwICM4MoOjzWgL6o1xw9Je7uJS4GKOCQaUC4s6xhxjC5d6dxMOhBBCCCGEBCJBDxnY RvwMrDWNpa1g/SXEGbNm+tCjQyX4kv2SGJH/p3DawrKg7gJ2SQwCLx14lmDSyx9c8LzC3KZhr83m iV2w5TjZEI5TYHC0Q0e5fuO65Js+nb8nP+aWn933zPOnNRmwO2jBJoQQQoh9uHzE1zUghPgx90+e lHiWlWsI8TaMwSaEEEIIIYQQQrwALdjE78BSU9gIiYy8qcLWQyf2hWNMCCGEkECDApsQEpCMqjTK 11UgscCD0AcSP1589jUhhBBCAgK6iBNCAg4sHYZs5MR/wfhgSbfHHSeKa0IIIYQEErRgE0ICEi6A 4P/jA3HNcSKxTs3h7HRCiFvS9Owhx0+cYA+RGIMCmxBCCCH2IX8NX9eAEOLHJK1QQUKDucwniTno Ik4ICUiCgoJ8XQUSxfgkTZqU40QIIYSQOAUt2ISQgCNRokQq3oj/gvEpUqSIBBJMqGYTppQLe+2y zdc1IYT4IacbNpIkWAd7xXJfV4XYFApsQkhA0m9TPzl89bCvq0FstCQYM9MTQggh5HGhwCaEBCQQ 18GXGENFCCGEEEL8B8ZgE0IIIYQQQgghXoACm3iFGzduyNNPPy0VKlSQe/fuhdtXrVo1mTx5slfO s23bNnnyySfl5MmTPi0jNkCfoe8MqPOSJUtitQ6B0leEEEIIIYT4AxTYxCusXLlS0qVLJ9evX5e1 a9eyV2OAzZs3S+3atdm3hBBCCCGE+CmMwSZeYfHixfL888/L6dOnZd68eRSCMUCGDBliolhCCLEX Tef6ugaEED8mw/jxcujQQV9Xg9gYWrDJY3Po0CH566+/5LnnnpMXX3xR3YqPHDni9vhdu3ZJ69at pUSJEupSPmjQIAkJCdF9Dx48kJkzZ0rNmjWlWLFi+vrtt99GKGPjxo3y8ssvS9GiRaVOnTqyYcMG xz5Py/DUNdvVZzh//fr11S3+2WeflX79+snVq1fD9Un79u21jRUrVpRevXrJ+fPnIz3v/Pnz5YUX XpDixYtLp06dwpXn7CJ+8eJF6datm5QrV06Pb9q0qWzfvt1x7O3bt2XixIlSvXp17YNXX31V1qxZ 49iPcnCuYcOGSalSpeStt97Sz3fs2CGNGjXSMl955RX5559/wtXh4cOHMm3aNC0XbUe5y5f//zIX GHsszfTFF19o3dBHoaGhsmzZMh0n1AUTMcOHD5e7d+96PCaEEOIx6fKFbYQQ4oKEOXPIw8yZ2Tck xqAFmzw2ixYtkmTJkkmlSpVU2A0ePFit2P37949w7IkTJ+SNN95QcQdBCZfyvn376ndGjRql23ff fSfvv/++irFNmzapGLtz546KcsOsWbNkyJAhkjFjRhk7dqy888478ssvv0jy5Mk9LuNRuXTpkrz9 9tsqqqtUqSJnz56VPn36yEcffaTnOXfunDRr1kzq1q2rx2DyAAK9SZMm8v3332tfOYPP0Z733ntP Jx3gZj9hwgTJkiWLyzp8+OGHKlDnzJmja0JPnTpVRTLaivJ79uwpe/fu1eNy5cql5Xfv3l0++eQT qVGjhpZx/Phx+ffff1X8YtwwNm3btpXXXntN+/DgwYPywQcfhDsv6oSy8HnevHnlt99+03NgHJs3 b+6Y4MAEBMYXbd+/f78MHDhQxwnCHZMPmHBIkyaNQ9gT4i/gmsVEUlzBTG6aVzsQdDlsgvdhmjxi F+w4TnaE4xQYXD9wQILOnpWQ3Ll9XRUSQL8nPBsEBQV5dCwFNnks7t+/rxZMWHeTJEmiGyy2EG0Q eYkTJw53/IIFCyR16tQyYsQISZAg7PKDFXXnzp2aKA2WZohSiFOQO3duTbAFiyiEuQFCFBZS0KVL F1m3bp0KN4g+T8t4VCCgIW6zZs0q2bJl0w0CF8IS4PyZM2dWUWmANbl8+fKyevVqteo6M3v2bHWr NyK1Q4cO8ueff0awIBsgjgsWLCg5cuTQPh8wYIC2N378+NoPP/74o9YJEwCga9euWhY+MwIbQOCi DDBu3DhJnz69ehSgnHz58smZM2dk5MiRuv/WrVvqGTB+/HhHuTlz5pRTp07Jl19+6ag7gFBHvwOM DW5I6Cf0GTYcnyJFisceC0K8Dbxv/OWfeWxy9OhRsQtFfmqjr8FVvxK7YadxsjMcJ/8mSZ++gqfT ox+N9nVVSID9nmDU8gQKbPJYwFJ54cIFdf814P1PP/0k//vf/9QaagXWzKeeesohrgGEJza4jiMD OVyWrZQtW1a+/vprdYs25Mnz/5aJJ554Ql9hhT18+LDHZTwqhQsXVvd0uHEjLhqu8RCcsMoDWI4P HDig7uFWYEGH+HUF+sXahwDfdyewYUF/99131e0bbcWkBuqECY19+/bpMc59UKZMGRXHVowINnWA ezfEtaFkyZKO97Boow2wPseLFy/cJAsmHND/rsqFSzja0rBhQ8mePbv2F1zM4d5PiL+Be0tcs2Dj 4QW/2aRJk4odSLwlseNebRfsOE52hOMUGJxMmFCfFfl78m9C/Oy+h+dgT6HAJo+FiQmG4HMGbuLO AtsqrJ1x91CLGF7n71oFnvX70SkjOkBEWoG1F5ZzuGRv2bJFxS4ELUQ8zoUJA1iCnUmZMqXbc5g6 GhImTOj2WIj5n3/+WTec/6uvvlL3b3gIuAN949x+WL8NsDI718F6vOlbWOPhKRDZrJ7VcwHv4dKP iQdkQseGyQlcG8Y6Toi/4A//xH3VblfhKwHJf/8fbNMeu46TjeE4+TfmGZLjFBj4yzh56h4OmOSM PDKwBptkX3AJt24NGjRQt29YRa3kz59fhZZxpwaIN4aLOVySISp///33cN9B4i1YilOlShVlnbxR Br5/8+bNcJ8dO3bM8R4J3eDiDpGJmG64nuPvrVu3ap8UKFBALdWIn0b8MzacF8c494cBlpY//vgj 3Ge7d+92eSysxRCmiJmGWzlc7OGGjX8YSPaGZGjAVR+g/91RqFAh+fvvv8MlH8PfBrQXghuZ4k27 sOEagMu3q0kPgP0Q/7COw/UdYhsJ2latWuW2LoQQQgghhAQitGCTRwax17DsIlu2s0UTFsqlS5eq FdsKkn9BYMG626ZNG00YhuRgsPgiJheJwCZNmqRx2khQBmvn3LlzNZ7bk5kjb5TxzDPPyJUrV1Q0 IgM5vg9LNcoz50B5EOKNGzdWt2mIRbiwIHEX2ogEX71793Yk8Ro9erS6biNu2hUQnp07d5bp06dr jDQs03D/RhI3V5ZiiG8IZiRyQ9w06ocYabhiY5KhatWqmjgO7YUIxjrliMuG9dkdr7/+unzzzTca 3466IM4bydms1ndkK//444+1D+A+jqzhY8aMkY4dO7otF/00ZcoU/Q5cw5EdHRMBzi70hBBCCCGE BDoU2OSx3MOR8dqVuzCSX0EoQoRb3YwzZcokM2bMUFEGF2FYdmGFhfgFyDwOkYqM04jthmhFxmoI WU953DIg9pEUDPWEUEd2dFhcMTEAIGAhPGGVhdCG5RbfwfJVeI+kYcjuDTdyiFbENEOM4vtp06Z1 eU7EcON4lAsBC5GPRGHI2O0KZPOGFRtCGBm8MQZob+nSpXU/Yq2xIfnZtWvXVNijbBMn7gqMDVzc YWmvV6+eWuBRPoS6c9+ijshAjmPQN+3atXNbLq4RZFdHf6LecEuvXLmyJqIjhBBCCCHETgQ9jEvZ XAghAY9xnR96dKgEXwr2dXWITSictrAsqOs+h4FdgedLcHCwhqn4Q4wbcQ3HKTDgOAUGHKfA4Jaf /X8yz5/wjo0KxmATQgghhBBCCCFegAKbEEIIIfbh4LqwjRBCXBCyZYvE27WLfUNiDMZgE0ICkryp Isb+E8LriciaAWGdkL8GO4MQEoHL4ydIojt3RJo0Ye+QGIECmxASkIyqNMrXVSA240HoA4kfL76v q0EIIYSQAIYu4oSQgANrdYeEhPi6GiQSMD5Y8z6QxonimhBCCCGPCwU2ISQg4QII/j8+ENccJ0II IYTEJSiwCSGEEEIIIYQQL8AYbEJIQBIUFOTrKpAoxidp0qQcJxL7pMnDXieEuCVB9uwScuM6e4jE GBTYhJCAI1GiRCreiP+C8SlSpIgEOkx8FoA0m+frGhBC/JiMEyfIxeBgX1eD2BgKbEJIQNJvUz85 fPWwr6tBbL4UHLPVE0IIISQ6UGATQgISiOvgS5yBJoQ4sX1a2GvZ9uwaQkgErs9fIAnOnhUpXJi9 Q2IEJjkjhBBCiH34bXrYRgghLri+cKEkWLeOfUNiDApsErDcv39fvv76a6lfv76UKFFCypcvL23b tpWtW7fGyvmffPJJWbJkidfK++mnn+TgwYOPXIfJkydLtWrVJLZp2bKl9OvXL9bPSwghhBBCiL9B gU0Ckjt37kirVq1k5syZKvCWLl2q7/Plyydt2rSRFStWSCBx6tQp6dSpk1y8ePGRy8DkwqJFi7xa L0IIIYQQQojnMAabBCQff/yx7Nu3T77//nvJkiWL4/MBAwbIjRs3ZNiwYWrNTZ48uQQCDx8+fOwy 0NZAaS8hhBBCCCF2hBZsEnDcu3dPFi9erK7hVnFteOedd2TatGmSJEkS/fvKlSsyePBgqVy5shQv XlyaNm0q27ZtcxwP1+rWrVvLF198IZUqVZJixYpJixYt5NChQ45jzp49K507d1ZXdBzjbCF35Z7t /NnNmzdl6NChUrFiRS0H5/j777/l5MmTUr16dT0GVnl8zxXRrcOyZcukTp062p7nn39ehg8fLnfv 3nXs37lzp56vVKlSUq5cOenfv79cvnzZsR9ljR49WmrXrq37t2/frt8fMWKEPPvss/q9MWPGSGho aLh6oN/at2+v9URbe/XqJefPn3fsh8fB+++/L40aNZLSpUvL8uXLXbaXEEIIIYSQQIMWbBJwnDhx QkVzyZIlXe7PlCmTbuDBgwfqOg1RDjGYNm1amTVrlrz55psyd+5cFdxgx44dkjhxYhXZOLZPnz4q ynEsYr3btWsnKVKkkDlz5qjIxL7oAuF/9OhRGTlypOTMmVOmTp2qdVuzZo0sXLhQBSdE8nPPPRfh u9Gtwz///CMDBw6UsWPHahsheiF006RJI2+99Zbs2rVLhW6TJk1k0KBBKoCHDBmi/YK6xI8fX8vB uT7//HNJmTKlxnvDM2D9+vUyatQoyZo1q7YBfZcjRw49/ty5c9KsWTOpW7euxmWHhIRom3AeeBsk S5ZMj8M5MB4oM0OGDNHuS0JiE1zH3vAy8de2WV/tQMKcz+vrvVu3xC7YcZzsCMcpMEhQurTcunaN vyc/J8TP7nt4DggKCvLoWApsEnBcvXpVX1OlShXlsZs3b5Y9e/aotbdgwYL6GYTp7t275csvv1RX cyNgP/roI0eZsHJDAIJff/1VDhw4IGvXrlVhDCCSX3vtNY/rfPjwYdm0aZOeE1Zd8OGHH8oTTzyh 7YHwN21y5eYd3TrAKo6bQLZs2VQIY8O5IdDBjBkzVNzCkgwQuz5+/Hh59dVXtc9g7Qd4rVChgr6H 6z0SqkGQm/2wZluTyn377beSOXNmFfeGiRMnagK61atXq9cBKFy4sIpwQgKBI0eO+M0/+JgCk3+2 IevrYa/B9lvGz1bjZGM4Tn7Oq6/oC8cpMDjqR/e9RIkSeXQcBTYJOIwYhRU7Kvbv36/WVyOuAYQn XJMhJA3p06cPJ9jxHViyTRnYZ4StEYjGBd0TUAZ45plnHJ/BYg63bCOIo/p+dOoAl3C4aDds2FCy Z8+uVnG4oRctWtRRnrOlvFChQtpuxLYbAZ0rV65wIgN9ApdzaxuKFCni+Hvv3r06EYBzOyels7rc W8slxN/JkyePrS3YeHjJnTu3JE2a1NfVIW7gOAUGHKfAgOMUGIT42f+n6Kz0Q4FNAg64I0MQ//HH Hxof7AyEHOKNIV7dPRTj8wQJEng0IwVB7hxnDKzfdwWs4p4eGxXRrQOEL9zbIXgxkYANWcph8Ybl O7J+SZgwoeNvq4A3bjHO37XWAXWEtRpWbmcg3l2VS4i/4w//2GOjjSaEI+BZHTZxKbVGit2w1TjZ GI6Tf3Np7DhJeOmSJB0xnL+nACCpn9z3PHUPB0xyRgKOePHiqWUW7spnzpyJsH/69OnqAg73aLhB X79+3WFBNgLx999/l/z583t0PliKUQYsswbMqMFl2gBRiiRmVo4dO+Z4DxdsgHpZBTgSicF1Oqof rSd1sLJx40b55JNP1LrcoUMHFdvdunWTVatW6X70C/rAOW4b5Zm6urLiQbhjYsPaBnzPUKBAAZ3g QPI5WKmxwfIOV3LrGBBCSIxxaH3YRgghLri9davEtzyPEeJtKLBJQAJrLFxGkFAL2bKPHz+uibtg tcbfyNaN2S7EO0OcIsEXsmBD/CGZF8TeG2+84dG5kEH76aef1sRnf/75p4pkvIfQN8D1Gy7riHOG u/e8efM05toqTl988UWN/0bMMtytEf8M1+myZcs6ZuZQLwjpR6mDFQj+KVOm6NrgSAqHbOUbNmxw uG5jrXC4gqOf0CfIqt67d28V5MgQ7grEhiPz+aRJk+SHH37Q78FSjcRmBowH6o+yILyx9ejRQ+tr ddMnhBBCCCHEjlBgk4B1F0GG6wYNGuiSXEjO1bFjR/n3339l9uzZUqtWLT0O2bCR0AvC8e2339bj YQWG8LTGQ0cGRCwyaefNm1ezfuM8WP7KxIIDuEV37dpVz4V9v/zyi1qMrcCKW6ZMGenevbsm+4L1 HYIc5SC7N+qGRGsm8Vp062AFicngJr9o0SJ5+eWXNTs4rMlIZAYg1mHph/CG2zgynEN8f/XVV+Fc xJ3BRAVENCYp4EUAbwDr0mBw38e4wJr/+uuvqyBHebCgu6srIYQQQgghdiHooV0ztxBCbIlxsx96 dKgEX7JflmDiPxROW1gW1F0gdubWrVsSHBysnj7+EOPmFaaUC3vtsk3sgi3HyYZwnAKDg7XrqAdh nhXL+XvyY2752X3PPH9ak/26gxZsQgghhBBCCCHECzCLOCGEEELsQ5l2vq4BIcSPSdmokdw8e9bX 1SA2hgKbEBKQ5E2V19dVIDaH11iAUra9r2tACPFjUjZpLCeDGWJGYg4KbEJIQDKq0ihfV4HEAR6E PpD48eL7uhqEEEIICRAYg00ICTju3r0rISEhvq4GiQSMz969ewN+nCiuA5C5TcM2Qghxwb/v9JBE 48axb0iMQQs2ISQg4QII/j8+ENccJxLrXD7CTieEuOX+yZMS784d9hCJMWjBJoQQQgghhBBCvAAF NiEkIAkKCvJ1FUgU45M0aVKOEyGEEELiFHQRJ4QEHIkSJVLxRvwXjE+RIkUkLsBEaIQQQggxUGAT QgKSfpv6yeGrh31dDRLHwVJezGhPCCGEEAMFNiEkIIG4Dr7EdSwJIU7UHM4uIYS4JU3PHnL8xAn2 EIkxKLAJIYQQYh/y1/B1DQghfkzSChUkNJgT9CTmYJIz4hVatmwp/fr1c7kPn2N/ZFSrVk0mT54c J0fj5MmT8uSTT8q2bds8/s6BAwdkw4YNjr/x/SVLlkhMs3v3bmnQoIGEhobq8kvDhg2T0qVLS82a NeXXX38Nd+xXX30l3bt3j1DGiBEjZObMmTFeV0IIIYQQQmIbCmxCApCOHTuq2DVs3rxZateuHaPn vHfvnrz33nvSp08fiRcvnmzcuFHWrVsnc+bMkdatW8u7777rWPP42rVrMn36dOnZs2eEct5++235 8ssv5dixYzFaX0JIHGVKubCNEEJccLphI0nSpy/7hsQYFNiE2IAMGTJIkiRJYvQcy5cv1+zd5cqV c1jRS5YsKYUKFZL69evL+fPn5fLly7pv6tSpUqtWLcmVK1eEcp544gl5+eWXZcqUKTFaX0IIIYQQ QmIbCmwS68CdedKkSVK1alWpWLGiHD16VD+HQGvXrp0UK1ZMXca/+eabcN9buHCh1K1bV4oXLy7P PPOMNGvWLJwVF9+BZbRr165SokQJFYJwYb5//36krtnLli1TwYdyGzduLL///nu447D/lVde0f04 x6effioPHjzwuAxXLvKRuc3fvXtXRo8erecqWrSolC1bVl2tL1265GjnqVOn5JNPPnGU4ewi7kmd 16xZI40aNdJz4Jj58+dHOm4zZsyQl156yfF39uzZ5Z9//pEbN27Ib7/9JsmTJ5fUqVPL6dOnZenS pdKlSxe3ZcHavmrVKjl37lyk5ySEEEIIISSQYJIz4hPmzp0r06ZNU9GXO3du/WzBggXyzjvvyIAB A9Tlefjw4ZIxY0Z54YUXZO3atTJkyBBHzC/E+NChQ2XgwIHy3XffOcr9+OOPpXfv3urGvH37di0L AvK1115zW5dRo0ZpOYULF9Y6tW3bVr7//nvJkSOHxgqPGzdOBfFzzz0nf/31l9YDllqU7UkZ0eWj jz6Sn376ScvMli2b7Nu3T/r37y+fffaZnnPRokVSr149FalwFXfG0zqPHDlS3n//fSlYsKDGS3/4 4YdSoUIFl3XGJMjBgwelSpUqjs9efPFF7XtMACRMmFDHA67jEydOVOGfNm1at23EJArE+KZNm1Tk ExLohISEOEIkAq3e1lc7kCQ0VF9v37oldsGO42RHOE6BAfLIAP6e/JsQP7vv4X98UFCQR8dSYBOf 8Oqrr6rIslKjRg3p1KmTvs+TJ4/8+eefajWFwIYYg+CGVRZAeDZs2FCFoxVYxFu1aqXvIRRnz54t f/zxR6QCu0OHDmp9BhCJW7duVbGP+GGI5RYtWkjz5s11PyYDrly5ImPGjJFu3bpFWUavXr2i3Tfo F7hXYyLBtBXCd//+/fo3hGv8+PElWbJk2i/OP35P64y46erVq+v7Hj16qMcAxLgrgY2xgIjGuBhQ B7iCw7KeIkUKdR8PDg7Wtg8ePFit6LCcw3UdQr5MmTLhysyfP7/s3LmTApvYgiNHjvjNQ8CjYDyJ 7ECRO3f0Ffcju2GncbIzHCf/Jsm9e/rKcQoMjvrRfQ/Pup5AgU28QoIECRwzgs7gc+y34io2t1Sp UuH+fvrppzWRFoA4O3TokMbtHj58WBNkwbLrfM58+fKF+ztlypSanCsyTEwxgIiExRtiFsLxwoUL EeoFiy3KRD3SpUsXaRmPOvmwZcsWGTt2rN5UcB48vBvBHRnRqbO1r9BPwF1foUyIeYhqZ6yWaoh4 uIZfv35dvQ3gKv7vv/+qi/uPP/4oiRMnDvc9lEuIHcDkU6BasHGfwURc0qRJxQ4k3hJ2n4FHkV2w 4zjZEY5TYHAyYUJ93uHvyb8J8bP7Hjw5PYUCm3gFJK5C5mhXXL16VVKlShXuM1cJueBebAXi2cwU rVixQl2eEYONxFpNmzZVAetswXY1sxTVQ6+z+IfbOuri7ntG1Fu/564Md7iLCwcffPCBxkfD6o7Y aAhWxJZ7Eq8cnTpHp6/QFhPD7Q649Z85c0Y9C9avX683RFjDseH8uEki9tvTPiIkkPCHf/6PW394 xdiCZvP0xTbtses42RiOk3+TaeJEOXToIMcpQEjqJ/c9T93DAZ9uiVd46qmn5O+//9YEXVbw965d uyK4g7tiz5494f5GorACBQro+y+++EKFG+KS4foMi/aJEyd03+NajayJ0lBf1APtSZ8+vW7OSc92 7NihVuqcOXNGWQbAsUgEZsXdElWIk0aysUGDBmncNbJzwwoDy7Mn7YxOnaObpRwTJZF5KcDiDpd4 WLlxE7IeiwkF5/rD2o4Ye0II8Srp8oVthBDigoQ5c8jDzJnZNyTGoAWbeAWIXyTXwhrHnTt3VuGE TNcQxrCaYn9UrFy5Upd8QiItrK+MxGZff/217suSJYvGUkO4wp0ZFlKsv2wErdX1OLogKRdEKbJi I6YYLinIBA7efPNNmTBhglphkTAMkwXI3t2kSROtB0RnVGUg4zkSk2GZK2Q3xyus78jw7QximVEu 3Kkh0G/fvq3tRLvhMm9Axm5YhOFijfNa8bTO0QHnhsUZWcOLFCkSYT/ahBlGxNEDuMjDpR9WbSSk g6XaJLMDEN8oC+7whBDiVS4eCnulyCaEuODe8RMSdPYs4kjYPyRGoMAmXgHxtLC8Ios3lslCUi3E 7CLpGJJ+ObuIuwLCENmzx48fr4m9kAnbxDYjSRZcp5G8C67NEOLIto3kXLAeexKf7I7XX39dl8XC 8lIQkkiMZiyryAaO80HojxgxQjJnzizt27fXunpaBhKzIdmOWTIMS1298cYbmuDLGViZ0Yew1MMd Hv2GPkDCtc8//1yFO4QssnTjfFiLGuLWiqd1jg6wfCPbOBKYOQvsO3fuaJ0xXgacE1nVkc0d9UVs tjUsYO/evXLz5k1dqo0QQrzKvGZhr122sWMJIRE437OnJEYyRD6DkBgi6GEgZmUhxAtgPWhk0Z41 a1a4JGWxXUaggKzomDhAPPzjgth5xOzDrTy6GHf8oUeHSvAl+2UJJoFF4bSFZUHdBRKo3Lp1SycA EYriDzFuXmFKOdsJbFuOkw3hOAUGB2vXUeNAnhXL+XvyY2752X3PPH96EvbKGGxCiEdg7W244//y yy+P1WOIM1+9erUmbyOEEEIIIcROUGATQjwC7utwS4cruLtkZ56Apdbgrm5dU5sQQgghhBA7wBhs EmdBQjKspe3rMgIJJGxbsmTJY5WB2GxvkDdVXq+UQ8jjwOuQEEIIIVYosAkhAcmoSqN8XQVClAeh DyR+vPjsDUIIIYRQYBNCAg/EgpuM6sQ/wfgcOXJEQwHsPk4U136GjZKbEUK8T9ZFCzV5FiExBWOw CSEBCRdA8P/xgcjmOBFCCCEkLkGBTQghhBD7cHBd2EYIIS4I2bJF4u3axb4hMQZjsAkhAUlQUJCv q0CiGB+4hnOcSKyzZkDYa/4a7HxCSAQuj58gie7cEWnShL1DYgQKbEJIwJEoUSLbx/UGOhifIkWK SFyASc4IIYQQYqDAJoQEJP029ZPDVw/7uhokjoNlupjRnhBCCCEGCmxCSEACcR18iVlACSGEEEKI /8AkZ4QQQgghhBBCiBegwH4E+vXrJy1btozWd3766Sc5ePCg+Jp79+7JzJkzxS7s3r1bGjRoIKGh oboc0LBhw6R06dJSs2ZN+fXXX8Md+9VXX0n37t29dt6XXnpJihYtKqNHjxZ/ZfLkyVKtWjWPj0cf Ll26VC5evKh/L1myRJ588kmv1Qfj1KhRI+0/QgiJEdLkCdsIIcQFCbJnl9BMGdk3JMagwI4FTp06 JZ06dXKIFl/y/fffy8iRI8UOYLLgvffekz59+ki8ePFk48aNsm7dOpkzZ460bt1a3n33XccavNeu XZPp06dLz549vXLuzz//XBImTCirVq2SDh06iF347bffdAIJ6xeD2rVry+bNm71WPsapd+/e0r9/ f7l7967XyiWEEAfN5oVthBDigowTJ8jdXr3YNyTGoMCOBYzI8wf8qS6Py/LlyzWbdLly5fTvAwcO SMmSJaVQoUJSv359OX/+vFy+fFn3TZ06VWrVqiW5cuXyyrmvXr0qhQsXlpw5c0qaNGnELjhfH0mS JJEMGTJ49RwYL4wbxo8QQgghhBA7QYHtBeCC++WXX0rXrl2lRIkSKiDgqnz//n05efKkVK9eXY9r 1aqVuuyCQ4cOSfv27fX4ihUrSq9evVQQGuCC/v7776s7LVyeIUZgWcQGl+Rnn31Wnn76aenYsaOc O3fO8T2879Gjh34H9YDl/OjRow53X1gOAdx+t23bFqEt+Az7UG93n6G8N998U0qVKqX1x/t9+/Y5 jr9+/brWvXz58noM2m11CUYftGjRQusJQTx06FB58OCBjBkzRipXrqxu1xDD3377baT9PmPGDHXT NmTPnl3++ecfuXHjhlpikydPLqlTp5bTp0+r23OXLl08HtMNGzZI48aNHeMDq//t27cd4719+3ZZ tmxZhL6ytvH111+XKVOm6DhgPND3qJvhypUrMnjwYG1z8eLFpWnTpuHGxJMycH6MqxVXnxn279+v 10yZMmW0n3Ftoh8Bzo2xAvgcZTi7iHtSZ3gPfPHFF1KpUiUpVqyYjjWudyt16tRRl31CCPE626eF bYQQ4oLr8xdIgh/Wsm9IjMEs4l7i448/VtdXuCtDfA0YMEAFTN26dWXhwoUqlCE+nnvuORXBzZo1 033GHRf7mjRpoi7cyZIl0zLxPYhOCBxYEbds2aL78T24QcPlHC7PEydOVAF469YtFeZPPfWU7oc7 LkQMhOKKFSvU3Rfid8SIEer2mypVqkdqK84JK/HixYt1EgGC/+2335a1a9eqBRQTB7B8wo06RYoU 8t1336lQXLBggWNdXAhgiDnsg7ieO3eurF69WiZMmCCZMmXSmPUPP/xQChQooMLSGYh8xLRXqVLF 8dmLL76o5ZUtW1bdtyHc0QfoH/RL2rRpPWof2tGtWzedMEHbDh8+rHU5ceKEfPrpp7Jo0SJ56623 JHPmzDrO7so1kwoQsBDFOPadd95RV3W0uW3bturmjjFGGbNmzdLJCvQFxGtUZUQXXGc4J67BefPm Sfz48fUaMxM2mEzAdYh24/OCBQuqC7zB0zrv2LFDEidOrCIbx+I3AVGOYw0Yt48++kiOHTvmNa8C QnwJfl+B6CFkwkHMqx1Isu0Lfb1dtLnYBTuOkx3hOAUGV+fPlwT37klIh/a+rgoJoN8T/scHBQV5 dCwFtpeAldNY/3LkyCGzZ8+WP/74Q1577TWHAIOghVV12rRpKs4GDhzo+D5EICy+EJlwbwZwQYaY tpIyZUoZMmSICsh8+fKpaEbsMVi5cqXGGkP8JEgQNrTDhw9XCyPELYQTvg8ex+33+PHjUqFCBcmW LZvWA4IdIhQJrHCuP//8U7Zu3arWYyPI0RcQWKNGjXKUAxFr6vPNN9/oxAKs0BkzZlSrZ968eSVP HteJanAOnNu6H4IRruCXLl1SYQ835ODgYK0LBB4szhDIEP+wsMOK6woIwxdeeEFFNMA58KOCBRyi Pn/+/HruqNyn8SPEuGLCAHzwwQc6+YC+gljfs2ePTnxAyALUEYIa3hCYsImqDPRPdMANCtdo8+bN 9To0YwCxDg8EXG9m0gXXLNpnBZMyntQZky4Qz6YsWLlxTVrJnTu39uHOnTspsIktOHLkiN88BDwK xtPJDhS5c0dfcf+3G3YaJzvDcfJvkty7p68cp8DgqB/d96AtPIEC20tA7FqBcIT1zhV79+7VeGFY DK3cuXMnnCutK8seYn4hTFydB+UiNthZODqX+7jAtRuiGlZLWIuff/55efnll9VaDAEGMVq1atVw 30FCK9TDkC5dOoe4BhB9SFAG12MIPVhZ4UaM41xx4cIFFfAQ1c5YLcoQdhDGsNzDbR+u4v/++69m E//xxx/V0urKjRrntoJ2mn0Q2J4AEWmEMYA7vCkDAhvtN0LViGlY661JxSIrI7oCG/0Czwl4QeBa wUQJXOoBJkeiAuf0pM7p06cP5x3h6reAccP4YRwJsQNmIi7QwKQAHl5wr0maNKnYgcRbwu7r+F9i F+w4TnaE4xQYnEyYUJ9L+Hvyb0L87L4XndWgKLBjcEbD3cMWxAys1YMGDYqwzyo6nS2I7s5jLRcP eZ999lmEfcbt/FGAa7AViGHESMNyjqWwJk2apOeEhRh1gPXYVQywte7ObcOP54cfflD3+l9++UVj oGHph+t7vXr1IpQFMe9cL2cg+s6cOSMNGzaU9evX6zngXYAN9cSP1tUSVK7GzQhQ4xngCdaJEGDq C3Hp7trA59ZzRFaGK2A9dgdi/BGGAKGNOHJ4XSBGGpManuBpnT2d3UNbMI6E2AF/+Of/uPV/nP8T fsV/9xXbtMeu42RjOE7+jXn24DgFBkn95L7nqXs44NOtDwYEccWwKGfJkkWt1Nhg8YNVGFbCRwWW RST0gkg35WbNmlXGjRunMc+u6uKMEXTWRFpW1wzEfcNFHTN/cGWHhRgJ2CDeII5RB3wX+00dsEEs w2LsDriPQ2DDco2YXbghIy7YGgNsBa7ZsNa7s7zi87Fjx2ryOIhRtNt6LISoO8EI0Q2XdiuIK3bl qRCVyygs5wa4QwPEoeMc2Gcdb9Tn999/D2chj6wMM17WsUJMsztguUaSMiSPg/s73ODRh+bcUV0f ntbZU3GNcyMcgBBCCCGEELtAgR0LmFkXCBMIFLjp4hVJ0eCiiw1u14hltbrfRpdXXnlFhTriav/6 6y8V8UiitmnTJoel1tTl77//dmTFtoLz4xjEIcOF+Oeffw6X7Rnlw7qM+HHEt8HVGQmzIPSQ1A3u 4nDLQ3sQ+wzBBys0LNqRiVPETUO4Q4Rj3XCcF+U7u9EbkEEdIs24ODsD0Y8Zrxo1aujfqBv6A1Zt uIlj9hIWbVe0a9dOxT7itSFwkXANCdPg9h4dgY2kc5gswLgjQR3ah5h5xK7Deox+wgQAJiZQN+zH sW+88YZHZYBnnnlGE5Khr+D2jWRs7izIiPuHuw3i/DERg74w64KbNanN9YF+vXnzZrjve1pnT0D5 GD+MIyGEeJV81cI2QghxQZLy5eVBsWLsGxJj0EU8FsA6yQ0aNHBkTYY4RZZvWJaRXRsWVsTWworr aaZrV8ByjXJxHmR2hoBBRnFkoDbCEK7pEDUm8ZR1mSsA9258DusvhByyhfft29exxBVcgWGNRuZp LMcEwQbRBUGO+HCA86EMZLvGfpz7k08+UYu0O5CFHFZvxEnDGg4LNfoGS0q5AufCZABEvLHmGhDr jYRb6F+DSSoHsQrhjfq5csEHNWvWlPHjx6vbO0Q2xgQx5pi4iA7wUEDfwKUeY4yEdZhUAfgb/WQy sEPgYhJg5syZKpo9KQNAUGNDpnhYgxFbfvbsWZf1gVs/YuSRaA5Wb4h0ZLfHpAYmd9Df6FO4jGPs IL5Norro1NkTkAwP54K7PiGEeJVaI9mhhBC3pO3dS87ZMAki8R+CHgZiVhZCRDQzOrK1w53c38By V7CUI/bbl2X4K5goQEZzCPzoYpYuG3p0qARf4j9I4lsKpy0sC+ouCNhhgJcMPGAwkecPMW7ENRyn wIDjFBhwnAKDW372/8k8fyJ/UVTQRZwELEh+BisqkqKRwAHjhXHDEnaEEOJ1VvcP2wghxAWXxo6T hLPnsG9IjEGBTQIWxH3DXRmu4J4sM0V8D8YJ7vcYN+cM6YQQ4hUOrQ/bCCHEBbe3bpX4/1kjCYkJ GINNAhrE/rpaEszXdO3aVTdfl+FvILnc4sWLvVJW3lTRWweckJiA1yEhhBBCrFBgE0ICklGVRvm6 CoQoD0IfSPx4rtemJ4QQQkjcgi7ihJCAAzHcyFBP/BeMD5aOiwvjRHFNCCGEEAMFNiEkIOECCP4/ PhDXHCdCCCGExCXoIk4ICUiCgoJ8XQUSxfhgzXmOE4l1yrRjpxNC3JKyUSO5efYse4jEGBTYhJCA I1GiRCreiP+C8SlSpIivq2FbGPcdCWXbx95AEEICjpRNGsvJ4GBfV4PYGApsQkhA0m9TPzl89bCv q0GITzKXM8kfIYQQ4p9QYBNCAhKI6+BLnIEmhDgxt2nYa7N57BpCSAT+faeHJLpxXWT6dPYOiREo sAkhhBBiHy4f8XUNCCF+zP2TJyXenTu+rgaxMcwiTmxLtWrV5Mknn3RsRYsWlZo1a8p0pxnLli1b Sr9+/bx23iVLluj5YgOcB+cDkydP1jbHNt7uP0IIIYQQQgIVWrCJrWnbtq1u4Pbt27Jr1y4ZOHCg JmBq3ry5Q5jGjx9fAh2007SJEEIIIYQQEvtQYBNbkyxZMsmQIYPj7xw5csi2bdtk8eLFDjGaOnVq sQPJkyfXjRBCCCGEEOIb6CJO4hxJkiRx6+IMd+tKlSrJggULpGLFilKiRAnp0qWLnDt3znE8LOET J06U6tWrS7FixeTVV1+VNWvWuD3f6dOnpUePHvLss8/KU089peWPGTNGQkNDHed84YUXZNiwYVKq VCl56623XJZz9uxZ6dy5s9YJZaxYsSLcfmcX8WXLlkmdOnW0js8//7wMHz5c7t6969i/c+dOadWq lZ6zXLly0r9/f7l8+bJjP8oaPXq01K5dW/dv375dvz9ixAhtC75nbYfh0KFD0r59e60n+rBXr15y /vz5cP39/vvvS6NGjaR06dKyfPnySEaLEEIIIYSQwIEWbBKngIv4999/L127dnV7zKVLl+Trr79W EY31lj/88ENp166dLF26VBIkSCA9e/aUvXv36ue5cuXS8rp37y6ffPKJ1KhRI0J5EMWwon/11Vdq Yf7xxx9l5MiRKkDN8cePH5d///1XRTEEvDP379/XOqRIkULmzJmjQnfw4MFu2/DPP/+oK/zYsWOl ePHiKnohdNOkSaMCHv0AodukSRMZNGiQCuAhQ4bIm2++KQsXLnS4zONcn3/+uaRMmVLjvTEJsH79 ehk1apRkzZpVpk6dKjt27FDPAICJiGbNmkndunV10iIkJESFP86DfoJHAcA5IM5RptXDgBBCHpua w9mJhBC3pOnZQ46fOMEeIjEGBTaxNRCHM2bM0Pf37t3T7emnn1YB6A4cA8stkqIBCEFYcX/99VcV lRDIEJZVqlTR/RDrELT4zFlgQyzDwv3SSy9JlixZ9LPWrVvLtGnTZN++feGOh/A1QtUZnPvAgQOy du1ayZkzp34Gkf7aa6+5PP7kyZMSFBQk2bJl0zpj+/LLL1WgA/QJxC0sySBfvnwyfvx4revmzZul cuXK+jleK1SooO9v3Lih1nYIcrMf1uytW7c6zvvtt99K5syZVdwbMFFRvnx5Wb16tdSvX18/K1y4 cKRjQAiJGkxgPXz48LHLsL7agqxh9yy5dUvsgi3HyYZwnAKEEiUkNE0a/p78nBA/u+/h/y2erT2B ApvYmqZNm6ql1liBjx07JhMmTND4a1hRYaF2BlZmI66N+EyVKpXs379frl+/rp/BPdpKmTJlVKC6 ckdv0aKFiktYjXF+COsLFy5EcK3OnTu323bg3KiDEddGpDq7uxvgEg4LecOGDSV79uzy3HPPqUu7 aRfKw2dWChUqpJZq1M8IaFjoDUeOHNHJB7icGxInTixFihRx/A3LPiYCcG4rd+7cUSu6wVouIeTR wG/SWw8eR48e5TAEABynwIDjFBhwnAKDo370/8mVbnAFBTaxNRClVjFnxDLcmLds2eKwQltJmDBh hM8ePHgQaaZxzGrBfdyZW7duqcCGJbtWrVpSr149ddl2le3bnVgGmDFzFuTA1TmN8J01a5YKXlik sXXq1Ekt3rB8u7N64XNr+611MrN2zt+11gF1hLUaVm5nIN49aSshxDPy5MnjFQs2Hl4wwYfVFexA ki/DJghvv7lR7IIdx8mOcJwCg5P1G6jBIPOC+fw9+TEhfnbfO3jwoMfHUmCTOId5IHUlWMGVK1fk xIkTDndtWGThHg1Lbbp06fSz33//XapWrer4DuKQ8+fPH6EsCNs9e/bIL7/8IunTp3eUf/HixWg9 GMNaDes56lKgQAH9DDcd1MsVGzdulN27d8vbb7+t9e7QoYN89tln6sYOgQ33cLTBCtzcUR4mIdw9 zEO4//HHH1of4xWA7yEJGkDdVq1ape7wZpYP7e3bt6+0adNGxTchxDt484EDZZkcCQFPvLD8rbZp j13HycZwnPybeP/dIzhOgUFSP7nveeoeDiiwia2BBdlksIagRTIxxA1nzJhRM2G7491339U4YghI JBODyzPcwPHjgrDGZ3gP6/jKlSs1Lhuxxs4gHhkgU3bNmjXlzJkz6kqOmVNrRu+ogIBF7HifPn3U Ogxr+tChQx3/JJyBFXrKlCkacw3X8KtXr8qGDRscrtsQu7Diowy8wmUd7yHG3fULXOdhjZ80aZIm JoMQRyy3NcM6ypo/f7707t3bkQ0d8exwOy9YsKDH7SWEEEIIISQQocAmtgYC0CQ5gxjFmtdYGgrZ tSOz/iABF6y+EMFYrmrAgAGOmSsIZGz47Nq1ayockSkbS205A3dwLH81c+ZMFeCZMmXShGmw8MLC 7CmoOxK2IYt327Zt1cW6Y8eOcurUKZfHIzEZluVC2xFzjuMRV22WI4NYnz59utYJbuMQ4ki4hkzj rlzkDdgPKzYyjt+8eVOTt1mXBoPVH5nHx40bJ6+//rpOBJQsWVLd1dOmTetxewkhhBBCCAlEgh4+ bgAXITYCWbIhiGFxJf6JmZgYenSoBF8K9nV1CIl1CqctLAvqLvCal09wcLCGffiDC55XmBIWsiJd toldsOU42RCOU2BwsHYdTb6aZ8Vy/p78mFt+dt8zz5/WZL/ucO1fSgghhBBCCCGEkGhBF3FCCCGE 2Iemc31dA0KIH5Nh/Hg5dMjzjNCERBcKbEIs1K9fXzfi/+RNldfXVSDEJ/Daj4J0rldCIIQQkDBn Dnl40/UqLIR4AwpsQkhAMqrSKF9XgRCf8SD0gcSPF58j4IqLh8JeKbQJIS64d/yEBJ09izVQ2T8k RmAMNiEk4EB295CQEF9Xg0QCxmfv3r0cpxiC4joS5jUL2wghxAXne/aUxOMnsG9IjEGBTQgJSLgA gv+PD0Q2x4kQQgghcQkKbEIIIYQQQgghxAtQYBNCApKgoCBfV4FEMT5JkyblOBFCCCEkTsEkZ4SQ gCNRokQq3oj/gvEpUqSIr6sR52DyM0IIIcS3UGATQgKSfpv6yeGrh31dDUL8avkuZtcnhBBCfAsF NiEkIIG4Dr4U7OtqEEL8jS7bfF0DQogfk3XRQgkO5vMDiTkYg00IIYQQQgghhHgBCmw/oGXLltKv Xz+X+/A59nuTJ598UpYsWaLvsYTO0qVL5eLFi/o3Psf+uIK1LyZPnizVqlVz7Dtw4IBs2LDBZ3Wb OXOmDBs2TN9fvnxZ3nzzTSlRooS0aNFCTp8+He7YTp06yTfffONx2du3b5du3bpJpUqVpGjRolKx YkXp0aOH7NmzJ9xxuPbQR2Z76qmn9NjevXvLyZMnIz22UKFCWt+GDRvK2rVrHceNGDFC20YIITHC wXVhGyGEuCBkyxaJt2sX+4bEGBTYcZzffvtNRTzWq43rtG3bVhYtWuT4u2PHjrJ7926f1OX48eMy Y8YM6dq1q/79xRdfSLx48eS7776THDlyyJgxY8KN4ZEjR6RJkyYelf3ll19KmzZtJFOmTDqpAPGL 1yRJkmgZW7duDXf8Sy+9JJs3b9ZtzZo1em7Ur2nTphGEvvXYTZs2OSZsIOZ3/ffP7O2339Y6HDt2 zAs9RQghTqwZELYRQogLLo+fIInmeG6UICS6UGDHcWDBJmEkT55c0qZN6xfdMWXKFKlTp46kSpVK /z548KBUr15dcubMqSJ2//79jmM/+ugj6dmzpyRIEHVKBYjccePG6aTKgAED5Omnn5YsWbKopXnk yJHy4osvytixY8N9B8I7Q4YMumXPnl2effZZFcjx48eX8ePHuz02Y8aMkidPHhk0aJB+/v333+sx TzzxhLz88svaRkIIIYQQQuwEBXaAcf36dXn//felfPnyUqpUKWnVqlU4K2toaKh8/vnnUrNmTXX9 LVmypLRr104tjs5s27ZNvw8g3oyrNMD7GjVqSLFixaR+/fry119/RVqvxYsXq/ArXry4vn799dda FwBLLJbrMRZMfN6sWTMt9+7du2o9ff3111VwlStXTkqXLi39+/eXGzdueNxulNG6dWu19MLtGfWG K/WhQ4ccx5w9e1Y6d+6sYhLHrFixIlwbrC7ieD116pR88sknDhd9qzu5OxdznBOu1uj3oUOH6ud/ /PGHNG/eXPumSpUqMnjw4HBtc+bcuXOycuVK7UcDhO3OnTu173bs2CHZsmXTz1etWqWWbYy3J8yZ M0e/i3q6YuDAgSqeoyJlypQ6frB+Ywwjwwh/LK1lqF27ttYdbSWEEEIIIcQuUGAHmLW5ffv2cuLE CRXRCxYskGeeeUbF6d69e/WYWbNmqUCChRLuvBCtR48elVGjRkUoD0ITohAsXLhQRY8BZcM6CeEM YfTOO++4rdf8+fPVigrXXwhDHDtt2jSHJRTCF6IYFtN79+7pPmRvRPlGdEEsw60YYhx1htuzOacn 7QYQnr///ruK7Llz52pcOcQsuH//vk40IJYZIvPjjz+OVEjCVTxz5szqNm76yBNQ7/Tp06srN4T5 P//8o+7Yzz//vCxfvlz7BHHOKNed98DGjRvVygtBbkD7McmBSROUA4s1+nLixIny7rvvRiv2GpMU QUFBLvfDgm+s5lFRsGBBuX37tl5f7kB/I+Yax8E6bsAESOrUqdWNnBBCCCGEELvAZbr8BFhTIYid gXUQ1lCA2Ng///xTXyFOAIQWLKQQ1hDRcCEePXq0VK1aVffDWlmrVi1ZvXp1hLIhbo2YgrCCG69h +PDhki9fPn2P5FoQzxCs6dKli1DOp59+qpZhuDQDxAjDQgtx2717d0mcOLHW7ZVXXlGRDcslrLu5 c+d2lAHBB7GIuGDwwQcfqKg8fPiwWjmjarcR0RD6pk2IETaxyr/++qsmLYPFFX0E4BL92muvuRwP 9AdcoJMlS+Y4p6cg3hgWXgDx+9xzz2kSMoA2w0Ub3gEQu7DYO4O2FihQINxnWbNmlf/9739y4cIF HQNYrdF2jBGuD7QF10/evHlV0GJywBX4vrMbPCY8MIZWMFGCc0YGJgGMd4Gr6/jBgwdy584dvQZR J+uEAcifP79a5Rs1ahTpeQgh0QM5NTwN/zH5N+yUhyPJf95Tt2/dErtgx3GyIxynwMB4WPL35N+E +Nl9D/9X3RmonKHA9hPgkozMzM7A4nnlyhV9D8snBteIZ6sIh5Ax5cDSCQstEl9hQ/yuEa6eYhW/ RkjBCunMpUuX1PUa1mic03rzQp2QaRoiECLrvffe0w3isl69ehHOZ62jmVRArDHKiKrdAJZjq/UV IhdWXlMO9hlxDQoXLhxuUsEbQPwacQ1gYUcyL3gLOAP3dVcC24hoZ/CjRmwzwAQGLPVwxV+3bp2K dUxcQHRj8sJdfHOaNGkc15OhcePGDusyrh1MCph/PpFhhLW5PpyvY0wCpEiRQs/pCgh9tJUQ4l1w 34/uA0lkniiBRr4EYffPQzZc59ZO42RnOE7+TaK0Yc8lHKfA4Kgf3fes4Y6RQYHtRwm2cuXK5fJz I4ggeiBYnOOArQMO0QVxBQGLZFRwz/7xxx/VIhkdYL11xpVFxAgxxExXqFAhwn4k0DL8/fffGo8L d/CrV6+GE8MJEyYM9z1YP009PGm383tX4tSVaPQkMZg7YDF3xlmw45x169Z1WLCtuEuoBmFq2u8O jDPiuTF58e233+pYw9r+wgsvyFdffeX2e3DVhxi3gnEwY4HJEk/BhA/OaZ2McXcduwJtRFsJId4F yQWjY8HGwwt+x0mTJrXHUBQO+19RWOyDLcfJhnCcAoOQyZP5ewoAQvzsvgeDpadQYAcQiHmF5RJW WbjXWhNTYc1hJK6aOnWqdOnSRTp06ODYj1hjdw9bnro6uAOWVghFxEdbhRWsqXDHhrs6+Pnnn1UI on5wZ4b7uDUDNSwusIga6y9chwGSo0F8R9XuqIC1GuXDTdy4X+NHG1myMWdMPQyeLDOFc+EHae0b WK7hug43d6u12wArdWSzdXCZRxw64rwBRKqZPEAfRWZ9RnI4JFzD92G5dubMmTPiCeiHZcuWafiB 8+SIp8D7AUKAEOJdHuVBBN/BhBnxbzhOgQHHKTDgOAUGSf3k/1N0NBPNRwEEEmVBKCJLNeKRIfAg VmHZNfHSsBj/8ssvKuoQvzxhwgT54Ycf3GZ6NhcsknHdvHnzkS42xErPnj1bk4chWzmE9YcffqjW XFiVYYGHazgEHayuiO+GADfLNoFbt25Jnz591JV7y5YtMmTIEE26BtdyT9odFXDFxpJUOAdinGFF x/vILKiwxkLoGjdmJFZDMjgkaIPrN9oYlasIkpnhWEwoQFhj4qBXr16OGTlXIFZ53759boUyYtWx XrVxqUe90Of4DiYxjHu9K7APCfDQv4hzR2I4ZEvHK/7GOGFSwxp3jtCA8+fP64Z1r5GMDhM4mLSJ LPldZKBtuOac47IJIeSx2T4tbCOEEBdcn79AEvywln1DYgxasAMIuEsjyzasnxA2cJ2AwMRSUnAR BkjyBfHUoEEDFYgQlRB3EIMQR86Jq2AVr1y5spYHi2p0E3oZEYlEZhDZSDiGWGiIaST7AlgHGXWH oAVYhgvLdKGeZcqUcUwMQETDuopj4VZtYnk9aXdUQEgjA/mwYcO0vhD/HTt2VHHpDmQBhwUeVm9k 7kYfYkPbsMYzErhF5VIN8Tt9+nSNT4fbPiY0UOe+ffu6FeeIY0afQZgja7gVTEAg87Y1IR6syFhy DX0Ki7lJ7OaON954Q2PCMSGCeGsIZ7jg41wYP0xsWF3nkVwNG8DnsLAjjh4eCNGN7TegbZjQcY6r J4SQx+a36WGvZduzMwkhEbi+cKEkQA6f7mHPqYR4m6CHngZqERJDYBmspUuXyvr169nH/wErN+Ki YVW2I5hcuXbtmmMpt+hg1j8fenSoBF+yXxIjQh6VwmkLy4K6C6L1HXgPwSsHE5z+4ILnFab8lzyy yzaxC7YcJxvCcQoMDtauo0ly86xYzt+TH3PLz+575vkTS81GBV3ECfFDsCwarMaIU7YbWBsby8Yh VwAhhBBCCCF2ggKbED8Eyb+w/jjc4O0GstyjbUxwRgghhBBC7AZjsInP6dq1q24kPO3atbNllyD7 uzfImyqvV8ohxC7wN0EIIYT4HgpsQkhAMqrSKF9XgRC/40HoA4kfL77EafJV83UNCCF+TJLy5eWW DUPwiP9AgU0ICTiw7ByyyT/Ker8kdsD4YH17hAJwnGKPOC+uQa2RsdjjhJBAI23vXnIumElSSczB GGxCSEDCBRD8f3wgsjlOhBBCCIlLUGATQgghxD6s7h+2EUKICy6NHScJZ89h35AYgy7ihJCAJCgo yNdVIFGMD1zDOU4k1jm0np1OCHHL7a1bJf6dO+whEmNQYBNCAo5EiRIxrtfPgbguUqSIr6tBXMBE aIQQQkjMQYFNCAlI+m3qJ4evHvZ1NQgJuKW8mIGfEEIIiTkosAkhAQnEdfAlZgElhBBCCCH+A5Oc EUIIIYQQQgghvhTYN27ckKeffloqVKgg9+7dC7evWrVqMnnyZI/KadmypfTr1+9Rq+G1MqIL2vfk k096rbxt27ZpeSdPnvRZmwIB9A/6Cf31qFy+fFkWLlzo+NuXfb1kyRKvXkcxxa1bt+Sbb75x/I3+ Qr8RQojfUaZd2EYIIS5I2aiR3K9Rg31D/M9FfOXKlZIuXTo5f/68rF27VmrXri2+AmI3fvz4sXrO mM6M64s2xRU++ugjFeqNGjXydVUChhkzZuhkQPPmzfXvAQMGyIMHD3xdLUIIiUjZ9uwVQohbUjZp LCeDGWJG/NCCvXjxYnn++eelfPnyMm/ePPElqVOnlpQpU8bqOdOnTy8ZMmSwVZviCg8fPvR1FQK+ z3Bt4holhBBCCCGEPKbAPnTokPz111/y3HPPyYsvvqjuukeOHHF5LNzF4QLrvPXv399xzM2bN/Xv 0qVLS6lSpdT9FC6p1vO1b99eSpQoIRUrVpRevXqp5dyViy+sbC+88IKK/ipVqqgbe7du3eTcuXPS u3dvLaNSpUqyaNGicOJh2rRpUr16dT3+1VdfleXLlzv2o31YbuaLL76QcuXKSf369SVv3rySP39+ xzFffvml1KhRQ4oWLaptnjJlSqRCbseOHWpBLV68uLzyyivyzz//hNtvbRMshWPGjJHKlStr+bVq 1ZJvv/02woTHSy+9pOXh9euvv5bQ0NBw52vVqpWULFlSy8Ax3333nWP/xYsXtZ/QPpTRtGlT2b59 u2P/3bt3tQ6YVEEfNm7cWDZv3uy2fZ6cE+3DNnr0aHn22We17zt27KhjZdi/f7+W8cwzz+i4/vrr rxIVO3fu1O/gWkJ7cG3BLdycc+nSpdo2q2u2N67B999/X8cUZVivHyvw9qhbt64UK1ZMmjVrJqdP nw63P6p+jsnre+PGjfLyyy87rrF169Y5vCk++eQTOXXqlCOMwdlFHMei7RgntA2/kZ9//tmx/+jR o/Lmm29q36KOeL9v374ox5IQQqLN3KZhGyGEuODfd3pIonHj2DfEvwQ2Ht6TJUumD/J42E+YMKFb KzaOhUAwW9u2bSV58uTSunVrxzE//PCDZMyYUcUD3HdXrVqlggBAOECI5MqVS8uaOnWqxn83adIk nACyAtGyevVqFcSTJk2SH3/8UUXNU089pUIU9f7www8domvChAkqWCGQVqxYoeIM+60xpxC5ECDz 58+X4cOHS9myZWXmzJm6b/369fL555/L4MGDtS0QOp999plbkXXixAnth8KFC6vY69Kli3z66adu +3vu3LnaHtRzzZo10qJFC60fBCxAndBvb7/9trruv/POO9p/Y8eOdfQhBA2ED863bNkyFdFw871w 4YIeg/Lu3Lkjc+bM0T7IkyePvPXWW44+hvj85ZdftEyUAbHcqVMn2bBhg8s6e3JO8P3338uVK1f0 vKjznj17ZOLEibrv+vXrep3AWoqYadQR/RoZu3btUuFXoEABWbBggXz88cc6GYS6YAxxftQdIs8q XL1xDaKOuHYwXhDIzvzxxx/StWtXqVmzpl4b9erV02vUiif9HFPXN4Q9+gdjUrBgQenbt69OPOBa xZY5c2btsyxZsoSr899//63tqlOnjpaPfk+bNq306dNHJwxAz549JVOmTFo/9FO8ePH0eiWEEK9z +UjYRgghLrh/8qTEO/cv+4b4Twz2/fv3VRzASpskSRLdYNGDgMJDdOLEicMdjwdtq/Vu1qxZat21 Wg8hvHr06KHvc+bMqZZxPLQDCAM82A8cONBxPAQYXNMhMmApc1VHiIl8+fKpUChUqJBOArRp00b3 4xUP+bCqob4QyuPHj1eLoKkDrHWwSpuYUwCRkTt37gjnO378uCRKlEiyZcsmWbNm1Q1iDa+ugACB i/mgQYM0zhr1PHPmjIwcOdLl8SgfExrZs2fXciGwYUGHCAYQ5507d1aBA3LkyKECEIK/e/fuKpwh gCAyTex4hw4ddMzQB6gLzoG+wncxphBaEG2o37Fjx1R04XhMCpg+hNUdfWT6zYon5wQQz0OGDNHx QT8glh8TGQCTBSEhITJq1Cg9DqL5vffe0wmJyGKFcW1h/AHKxNjCagtxCC8AtA/ns7r4e+MaRN+g z9yBSQRY842wxPjBQo/fBPC0n2Pq+sbEDDwJACZXMJmD+mEyAtcfrgVXYRH4HPXBJIQBIh4Wf3hG QJDj+kJCRPxGUNcRI0bI4cOH1csCYpsQErvg3grvFryav+1Ckv+8t267mYQPROw4TnaE4xQYGA9P /p78mxA/u+/hf6anObiiLbAhfmCBNGIO4P1PP/0k//vf/+S1115z+b3du3fLu+++q5uzIHMWralS pVIBAPbu3SsHDhzQh3xnAQe3XXdARBggDqxWNzMJAOvawYMHtSy4/Fof9CFisP/27dtu62mAizcs c7BMwm0cQgLv3QlsiBa45FqTmEF4uQMiCC64EIcQXhB/6HMkmbt06ZKcPXtWBRSstdabB9oFd14I MYhACDmcG2LHuKSbRFUQfRgbiCq48WLSBO7C6CuMAbAKKIDs8U888YTb/o/qnOY4CC4DhLTJSo/v oc+tsejO14GrvkX/WIEARRlwSUYfusIb1yAs3NGtG8o0Ajs6/RwT1zcmbQwpUqRwnDsqcE2iv2BR h2jGRIHzWGPyAqIa1n14f8DCj+uL4poQ34CwLutDCybk7EKRO3f0NdiGSYzsNE52huPk3yT579mG 4xQYHPWj+x4MqjEisOFCC1y5d8JN3JXAhnUWFlYIUatruCGybNkQirAUwtrrTGRJwKyiDbh7kDdx 0rBIWgWGq450ts5brfSILUbsL9x7YSmFaIIF11U/YfbDGh8NEiRwPxQQf3BhRtwwyoe7MNyXYfE2 rshwLYawdwbCCyILog0uxDgGcfNp0qQJl0Ubrv6ImcW2ZcsW+eqrrzTuFtZ200dwKYZ7vyf96sk5 o7pQo9tPwF3cOz53via8fQ3CMh4ZrtpjrVN0+jkmrm9XY+FJQjhcl/BUwMQZJmdgxceDu9XTAJNE iOvGBB3i6OHaDnd/WOuNNwMhJPaAB42xYOPhBf9nkiZNaoshSLwl7H+18QSyA3YcJzvCcQoMTiZM qAYE/p78mxA/u+9B23hKtAQ23D3xgAzLpHFHNcANFVZcWOmswFUZiatgRf3ggw8kusAtGPGwEIpG ACBmF/GhqAOEz+MA0QHRhrjWqlWrOj6HQEZHwn05KuAyj3hhiAgIDCSdgjsx6u1KYMOiiokKWBBN m4w7sitQF1irYbWGBRSxrWg7yseEBgQ+4rqtFlTsg0s+Eohh4gPfh2g2IG4c4AEL9Rg3bpy6UcNF GxssmzgXxLzxOEBSL1jeDYjthbCDG7ozUZ3TE9BPiHmGld6EGkTWTwDu4b///nu4z2BNxXWIa/BR lljz1jWI9mASxoq1PThPdPs5Nq7vqPoMbvlIJodkaIbZs2f/X3t3Am9T9f5x/LnmW1IyDxkzFhmS UplKk6EQpUmJKOUXScqvUSkNhiINSCWkzEU0qP5JKEMDElLmqRKZuf/Xd2mf377HnXCus8/xeb9e 53Wvc87dZ+21zr3Os55nrR0aa/3d0LIQLRHQ3w7dtK5da8UVnEfzEn/AiSr8w4r+rWqYuPDvhGPc nE+8jlMcY5yCzUtKME6xITEgf/eOJH44osWPCiRVWqq1lVr76b9pIya9Yf2bnak8VKWhKlF98skn XVCi4EE3BU0ZoSyogldtHKZASTcdUyXnet1jpQykdsxWebWy0ApUFdRpwyetd84InZ8CWWXjVJKt zcfmzZuXajlzmzZt3KyM1hOrxFjl9f7gJJz6SoGQNrNS2bKyzCp90/E12BoPBTRa46tSbAXW2sRK GVUFhFo/rDJyTY7o55UN1+PiBfnqT62jXbhwoTsHTQBoAy+9hgI/BWfK4CpIVh8pg66N3fylyn7p vWZGeGXwKm/WuCsY0wZzaVHAq1Lw3r17u77VDtl67yhg9dYX65d006ZN7jyO53tQa/j1s3qvqDxT v08aM8/R9PPxeH97fbZt2zbX7vCycU08qM/1vtd7RxNt3nIFjbXKxzVRo0knvW/VBv2dUBZeO5YD QERd/tShGwCkIG+3rrb3pv/tQQNE2hFlsBV0qdw3pVJTBQC6TJWCBq+MV6XhX375pftej/lpsyMv o5kWbbqlIEQZVgWmKuXVemVl4PwbqB0LlVerfFlBgQIvBQzKQrdv3z5DP6+yZ00eaLMxnbMCCq3B VkCWEu2mrMtoaU2qdpLW66mEXpuSpURZcAU1mqTQ5IQ2mlJfqDLAC9xUvq4gWxuCqeRWl3fSOXgb TmltrLers0ottCGdynQVJCqTqCypSs7VDgWTGmPtZK1LToke101VCAq0NN4KdtX+lGTkNTMS1Kmf FCzrfNWvOif/Jd7C6TJUQ4cOdSXRyu5rLbHeewrSvbJq3a9JCK0BVuB/vN6DKldUwKzgVsdTQK2J KW+396Pp5+Px/haV+Gu5gJZ5+CcFRMfSvgw6F9E+BHpva02/xlqVAzpvTSxoiYgml9QXWrN9tBMH AJCqM5N/3gAAv8Q6dexgHO7RgOBISMpovS4ABICCdum9qrct+YP/IIEjUen0Sja26djQv1WppMoS TXoFoQQPKWOcYgPjFBsYp9iwM2D/P3mfP3UJ4ohvcgYAABBYg2sf+tp5TrRbAiCA1l3bynLpagNT Jke7KYhTXIAWAAAAAIAIIIMNICaVOfXwvSAA8HsDAEA0EWADiEnP1H0m2k0AYtKBgwcsa5as0W4G AABxiRJxADFHO9NrN3IEl8Zn8eLFjFMAEVwDAJB5CLABxCQugBD88VGQzTgBAIATCSXiAAAgflw/ KtotABBgBfr1sxUrlke7GYhjBNgAYlJCQkK0m4B0xicxMZFxCri4HKd8ZaPdAgABlr3EGZb0z45o NwNxjBJxADEnR44cLihAcGl8KleuzDgFXFyO09YVh25BcvBAtFsA4F/7fl9tCRs20B/INGSwAcSm ce3NtiyLdisABM3mpYe+FqhogZC/vFnLodFuBYB/be7WzXLu2WPWoAF9gkxBgA0gNim4Xr8o2q0A EFT8fQAARAEl4gAAAAAARAAZbJwwdLmgCRMmuNsvv/xiO3bssCJFilj9+vXtjjvusAIFCoSeW6FC hcPW/BYuXNguv/xyu+uuu+ykk05K9blZsmSx3LlzW7Vq1ax79+6HPR6PdI5PP/20tWjRwvbt22fv vPOO3XrrrdFuFgAAAHBcEWDjhHDw4EG7++677dtvv7VOnTrZI488YieffLILtIcMGWItW7Z0gXe+ fPlCP/PQQw/ZVVdd5b7fuXOnff/999a3b19btGiRDR8+3LJnz57ic/VamzZtsieffNLatWtnM2bM cK8Vz7766is75ZRT3PcffPCBC7YJsAEAAHCiIcDGCWHEiBH2xRdf2NixY+2ss84K3V+0aFGrXbu2 NW7c2IYNG2Y9evQIPaaA0Z/VLlmypJUuXdquvfZamzhxorVq1SrV5xYqVMgeeOABa9Omjc2ePdsu vfRSi2f+c1elAAAAAHAiYg024p4CvpEjR1qzZs2SBdeeXLly2VtvvWX33ntvusc6++yzrWbNmi5L m55s2bKFystTK6tWKXXr1q2tSpUq1rRpU/v000+TPWfmzJmu7Lpq1arWqFEjGzBggO3duzfZMV58 8UVr0KCBXXTRRbZq1aoUX2vy5Mnu/HWcSy65xN58883QY8uWLbOOHTtarVq13PnpcWXoPS+99JKb KBg8eLCbjDj33HPtwQcfdCX2/naMHz/e3fSYd9+cOXNcRv/VV1915fU6fo0aNax9+/b2+++/p9uH AAAAkVT0/fds97N96VRkGgJsxL01a9bY2rVrrU6dOqk+p1ixYqkGwuHKly9vS5f+exmYVAJ6BbrP PfecFSxY0AWUqXn++eft6quvtkmTJlm9evVcGfv8+fPdY19++aUL+hWAK6B/9NFHbdq0aXb//fcn O8aoUaNckD1o0CArVarUYa8xdepUl03X6yjQ7tatm3tdBcO7du1yZeynnXaajRkzxr3OFVdc4Urh lyxZEjrGDz/84MrAFXgr0J43b16KExIqk1e5vOj51atXd5MXqg7o2bOnTZ8+3f28+ueZZ57JUH8D AAAAsYISccS9LVu2uK+nn356svu1FlsZVn+5+Icffpju8fLkyZMseysKfnv37u2+1yZf+/fvd9ly BZPa8Cw1yk7feOON7nttiDZ37lyXbVdQ/sorr7jg+vrrr3ePlyhRwh5//HFr27atmzQoXry4u1+B szLgqVG2WoHv7bff7v6tIPyff/5xmXsF2Lfccotrg7dOvEuXLjZ06FD7+eefrVKlSu6+hIQElz1X 6btoDXuHDh1s5cqVVqZMmdBr6ZjeWmyvbFztVsCuLLs3maEg/qOPPkq3rwEgXujv7dEuodHP+r8i mBin2PDX559blo0bbVcKSQkEx66A/d3T3299Hs4IAmzEvbx587qv27ZtS3a/gtXdu3e7799++237 7LPPMnS87du3h4JIj4LSyy67zH2fNWtW95oZ2dhMJdd+yvjOmjXLfb948WK3sdr7778fetz7cLZi xYpQgK214WlRCbjWmPspcPfccMMNLnOt11PZtpedV2m3R0G5F1yLl5XXsf0BdkoaNmzoNoYbOHCg /frrr+62fPnyZMcDgHinv33H+kExtWVACBbGKdhyvdDPVLO4qmrVaDcFMfb7lNFqVwJsxL0zzjjD ZVOVrfZ2+hZ/gHfqqadm+Hg//fSTVa5cOdl92n08vUA3rXXangMHDrjLfHkBrtYqN2/ePM1NxZQ1 PpLX8Nu8ebNdd911LruvQFjruJUNV7m6n3/HdK+d3mRCel577TWXydd5XHDBBW53ca01z0i1AADE C22SeSwZbH3I1GRnYmJixNuGyGCcYsOa7NldtSG/T8G2K2B/95QcyigCbMQ9BYEqg1aQp826Klas eNhz1q9fn6Fj/fjjj7Zw4cKIrR/W2mYFtp4FCxaENmIrV66cy3j4A3dNEmhN82OPPZbsWtxpKVu2 rHsdP11GS+esjPlff/3l1kZ7QbRKw8X/QVDt8Gfu1U4Jn2iQ8PIZlbp37tzZXWvcozXZ7DYO4EQS iQ+IOkZG//YjehinYPMSGYxTbEgMyN+9jJaHCwE2TgjKBKsEWuXQCvTq16/v1karxFlrnlWWrWth +ymgVIbXfx3sF154wZV1a0fuSND6aJVYa3dtXUJMwe1TTz3lHtMaZ20kps3LVOK9YcMG69WrlysN 92ew06Pzveeee9wO4spMq1x79OjR9sQTT1jOnDndDKHWQ2t3dK2pVvAt/t3Kdf66hFnXrl3dmnb9 rKoBtJ46nPdHUJMRZ555phUpUsT1ryYS9J+aNnTTtcHz588fgR4EAAAAgoMAGycEBXbapEu7cI8b N85lgf/++28X5OmyUwqydZkqvz59+ribt+ZCmWRtBqZseEZKozNCG5jpGt0K9JVZV2bXy7BrI7D+ /fu7S1wpC6ydvhWkajO0I6GfUUD8+uuvu83GFBTrUlrXXHONyyKr5F0ZeW3cpsd0fW+VcCvrrYy/ KEjWhmc6f527LimWWjvOP/98O+ecc9y5aSf1Z5991r2+JjC0Ll2Paf27svDr1q1zm8sBAAAA8SAh iTpNICp0nWhli7WTeJDpOtgTJkzI8CZwmc0rd6/ydWez9Yui3RwASFuRc8w6fnlMvaQqIl06UROd QSiVRMoYp9iw6o6Otn3Hdis7dCi/TwG2M2B/90KfP9O4co+HDDYAAACAE0LBAf1t65Il0W4G4tih Vf4AAAAAAOCYkMEGosTbrTvotEGaboGTv3y0WwAgiP7ZcujryQHZSJG/VUCgbH93rGXbsMGsUqVo NwVxigAbQGxqOTTaLQAQRINrH/p6jOueI+rgAbMskdkcE8Cx2f7ee5Ztzx6z/3ShK5EpKBEHEHN0 CTFdXgzBpfHRpfEYp2BjnI4TgmsAOGEQYAOISVwAIfjjo+CNcQo2xgkAgMgiwAYAAAAAIAIIsAHE pISEhGg3AemMT2JiIuMUcIwTAACRxSZnAGJOjhw5XPCG4NL4VK5cOdrNwIk4TmUbWsxg8zPguMt1 /vm2848/6HlkGgJsALFpXHuzLcui3QoAQfVqXQs0Xb6LqyEAx93p3e+zjUuW0PPINATYAGKTguv1 i6LdCgAAACCENdgAAAAATgh/PP+CZX97ZLSbgThGgB3jduzYYeecc47VqVPH9u3bd8Q/P3PmTFu+ fLn7fs6cOVahQgVbs2aNnSj+/PNPe++99yyIwsfj5ptvtp49ex73dqgN48ePP+6vCwAAEGm7v/nG sv7wAx2LTEOAHeM+/PBDy5cvn23fvt0+/vjjI/rZtWvXWqdOnWzr1q3u39WrV7evvvrKihQpYieK Z5991iZPnmyx4KWXXrJevXpFuxkAAAAAUkGAHePGjRtnF198sZ1//vk2ZsyYI/rZpKSkw3ZmLlCg gGXNmtVOFOF9EGSnnXaanXLKKdFuBgAAAIBUEGDHsBUrVtiiRYvswgsvtMsuu8yVFP/666+hxxs2 bOiynn7efSo7vuSSS9x9t9xyi7svvCT5+++/txtuuMFltmvVqmX33HOPrVu3zj2m5+i5yqBfc801 VqVKFWvRooVr0+DBg13J+nnnnWePP/54mkHssGHD7NJLL7Wzzz7btU0/6z1fbWrTpo27r3bt2nbu uefagw8+6MriPcrcP/zww26CoWbNmu5cfggr+/m///s/u+6661wpfd26da1///524MABV249YcIE mzt3rjsXrwxbx2vVqpV7PWW39Tzd7+e/L1J98e2337rXrVq1qjVr1syWLl2a7HF/ibja/9xzz1m9 evVc311xxRU2evToZM+fOHGiO46Op759+eWX3c/52/zqq6+694/eC+rXDRs22J133unGXH01ZcqU FJcV6Px03EaNGtmAAQNs7969ocd13BdffNEaNGhgF110ka1atSrN9xIAAAAQL9hFPIa9//77dtJJ J7lAaPfu3S6AUxZbQWh6VAautccK6BTIKsj68ccfQ48rEOvYsaO1bt3a+vbta3///bc98sgj9tBD D9mIESNCz1Ow2qdPH8uTJ4/dfffdLiBW0Pf222+7wPWxxx5zGXYFeOE+++wzF+DpGKVLl7aFCxda jx49rHjx4nb11Ve753jB8vDhw10AqBLpe++914YOHeqC1Q4dOliuXLnccXLnzm2TJk1ybRg7dqy7 tuuCBQvsjjvusNtuu821U2Xx999/v2XLls0dS/2moNI/EaF+UfCqQFEZ/a+//jpD43EsfbF69Wpr 166dC9CfeeYZty5e/Z2aUaNG2UcffeRes1ChQi7o1fHLlSvnJgY0Ri+88IILyDW2moh54okn3Jpz f5m5JhjefPNN27Vrl+vH66+/3vXjyJEjXdCs95Tfl19+6fpf7zFNHPz+++/Wu3dvN7EzcODAZO17 /fXX3fvojDPOcIF2eu8lADgR6e9vetVUeo7/K4KJcYoNBw8edF/5fQq2XQH7u6e/0wkJCRl6LgF2 jNq/f7/LripYU2Ckm4IYZS27detmOXPmTPPnVQZ++umnu+9PPfVUO/nkk5M9rmBWwVjBggWtWLFi LkhSptJbr+1RUKjsrCibqWBSgVxiYqKVLVvWBa6//PJLikGlgjOVpev4RYsWdTe9nr569EbW6yqI FAVmCqpXrlxpGzdudEH5N99848qnRec+f/58e+utt1ygqvYoc63AXdQmtU/noXJr9Vv27NldIO2p VKmSNW3a9IjH5Fj6QhMC+fPnt0cffdSNjZ6/fv16e/rpp1N8LfWdJlc0GaE+u+mmm6xMmTJuokJ/ ABTc6r4bb7zRPb9UqVL2119/uYmDLl26hI6jrPKZZ54ZyvSrfVrLX6JECXefXl9Bv+eVV15xgbIC cdHzFIS3bdvWZcXVHtEEiTL5sm3btgy9lwDgRKQJyox+gFRFEIKPcQq2bPXqua+MU2xYFaC/e4pb MoIAO0Z98cUXtmXLFmvcuHHoPn2vTOa0adOSBUVHQ0F3+/btXXZS5b4qwVY29sorr0z2vJIlS4a+ V8CnIFEBpUcBrL982E/ly1pDfvnll7sgTxlRfe8PsBUYesG11KhRw31dtmyZC+gUTKoU2U+vt2fP ntDzlMH102ukxX9OR+JY+kLtVMbdv/7dO9eUKHD+5JNP3JhoQkDnqPHXhncKXPXeUMm8n4J/7TSv yQk9L7zNaoPG3QuuRcdWuz2LFy925d6qnvB4mReVxHsBtv+4GX0vAcCJyJsYTYsCcH3I1P+J/v9X ECyMU2zYVaoUv08xYFfA/u55V13KCALsGOVdNkmlyOFUJp5agK3Md0Z1797dZTgVzM+ePdsFSCrN Vpbco1JrvyxZMr6sXxl0lXSrjHvWrFluB3NlnrU+1zsvZZf9vDXECkRV4qNy5pQuIeXNMIW3LyP8 AWVqUurHY+kLZeq9kqXUjuenPzYzZsxwpefqu88//9xlrZVxVhl6Srzj+4/rP9eU2hD+fD2uYLl5 8+aHPc9fBRDeh2m9lzI6GwgA8ehIPjjquZrARbAxTrGBcYoNiQH5u5fR8nBhk7MYpAylAhVtNKUA xX9r2bKlC1iVjVRw6t8QTN/7y3LTeqMoy6lyZWU6tZZYmUcFRMpShm++dbRU4q6NuZRpVdmyyqS1 Jnzq1KnJSue0kZlH5ybK9pYvX96dk7Kyyph6NwWan376qXueSq3DNz3TmmO9Tnp94AnvR/ntt98s kipWrOjWwPsz3P418eE0EaEAW5lrlb9rM7ILLrjA9Z0y57p99913h22ipnPxZ6j9lK1WX6tM3KOZ Q/+5a423xsTf31rDrsud/fPPP1F7LwEAAGTEpnu7Wo4XXqCzkGkIsGOQAlNlULUWWUGm/6brWitz qix2tWrVXMClNckqa9CmUv4SZG82SMG4P4iVvHnzul2xteZZgZCCKm2IpXJfrfWNBJVxa9MrTQyo 3FsB4Lx589xO056dO3e6AFJt1GZjWtN81VVXubW8ytQqKOzatatbh62gVxlcZbQVWIuyrVqnrQ24 FCxqYkK7adevXz/UB5s2bXKbjKVG/ahAUP2u52lncLUnkhR4qhRGY6T+Vql/+A7wfn/88YfrC00k aOM2rZ9esmRJqO9uv/12t1GZNhtTvygAHzRokNtNPbVLfWmndm+9uvpMExP63p+J13tu+vTp7lh6 TygbrQ3P9P7xZ7CP93sJAAAgI/avWWNZNm6is5BpKBGPQQogtV45peBE2Uld9krBoIIabWylHbQV VGkTLu3g7A98lPFW9lFBmDbm8j+mTLB2otamVirNVqD5xhtvuLJsHfdYKYus4yjg1YZeCri0Plrl xP7dzhVEa82xJge0+Zj3uP6t3cW1cZd2tlaAqsBawZ+yuaKfVUCsrKnORxtt6VJeuhSVqJRem3o1 adLEZYRTWyuu4PXJJ590ExtaO6xNvbxseiRonbky69qFXOXXOm+1MXwXb49K6JW5V5s2b97sglsF 6dr5XTTWKr32jlm4cGEXHCvwTo0Cae3GrmPq51XmreMpgPfocmDauVzP04Zn2lxOm7b5xyxceu8l AAAAIF4kJKW3swYQJcrgKtOpy3kBHq/kv8rXnc3WL6JjAMSmIueYdfwyQ09VNZcmejVpHIS1iEgZ 4xQbll/V2FVRlp4ymd+nANsZsL97oc+f/14lJy2UiAMAAAAAEAEE2AAAAAAARABrsBFYulyXbkCK 8penYwAcbs+/e43kzBPs3uFvGBAVebt1td/T2NwWOFYE2ABiU8uh0W4BABybgwfMsvzv6h4AMl9i nTp2cMkSuhqZhhJxADFH1wvXrvEILo3P4sWLGaeAY5yijOAaAOIOGWwAMYkLIAR/fBS8MU7BFpfj NLj2oa+d50S7JQACaN21rSzXnj1mUyZHuymIU2SwAQAAAACIAAJsADEpISEh2k1AOuOTmJjIOAUc 4xQbGCcAiB2UiAOIOTly5HDBG4JL41O5cuVoNwPpYJxifJzYJA0AAocAG0BsGtfebMuyaLcCQND8 +euhr6/Wtbimy3xxNQUACBwCbACxScH1+kXRbgWAoOLvAwAgCgiwAQAAAJwQCvTrZytWLI92MxDH Ar/J2Y4dO+ycc86xOnXq2L59+5I99ueff9p7770X+vfOnTvtnXfeiejr6zVHjBgR+vdLL71kDRs2 tGioUKGCjR8/PsPP/+GHH+zKK6+0s88+2/r27Ws333yz9ezZM0M/G/7cmTNn2vLlyf8YLViwwB3/ aNoWK45l/MOf+8svv9jnn38esbatWbPG9fucOYcuRaPx0rgdbzpHnSsAAEDQZS9xhiUVLhztZiCO BT7A/vDDDy1fvny2fft2+/jjj5M99uyzz9rkyf+7ht3w4cNt2LBhEX39Dz74wJ5++unQv9u1a2fv v/++xYJXX33VsmfPblOnTrU77rjDBUG9evXK0M/6n7t27Vrr1KmTbd26NdlzvvjiC6tXr57Fs2MZ //DnduzY0U16ZBaNF4EuAABA6vb9vtoSNmygi3DiloiPGzfOLr74Ylu3bp2NGTPGrrrqqtBjSUlJ yZ4b/u9ICD/mySef7G6xYNu2bVapUiUrUaLEEf/saaedlm6/fvnll9a9e3eLZ8cy/sf7vXLKKacc t9cCAACIRZu7dbOce/aYNWgQ7aYgTgU6g71ixQpbtGiRXXjhhXbZZZe5Uthff/01VA47YcIEmzt3 riuTVeZu0KBBLtuqf6t81gvQVcZctWpV9/XNN9+0gwcPJiuxnT59urVq1cqVUqvc9d1333WPq+T5 wQcfdN97pbjhZb/r1693QabaWK1aNbv99ttt6dKlocfVTt1Uon3BBRe4cndlMjdu3JjmuW/YsMHu vPNOq169utWtW9emTJly2HNUtt2iRQt3bo0aNbIBAwbY3r173WNqo/pm4sSJof4IL/v+/vvv7dZb b3WvoRL8Rx991Hbt2uUe856rn7vkkkvcfbfccksoQ7p582ZbtWqVnXvuuaHjaWx0vCpVqrhJEWXQ 5Y8//nB9q7b4vfDCC9ayZctQe19++WXXf975+Mv/Zf78+XbjjTe6x+vXr2+PP/64W0Lg0THUz5qE qV27tjt/TTL897//de0566yz3Bjo3955ym+//eb6umbNmu7nunXr5rL16Y2/+ujee+9N1sZ58+a5 5+qY/ufqq96beo/q5/r06WOXXnppsp9VlYbOLbUy8mXLlrkx0PtM/TN79uxkj4eXiKuaQ6/hva8H Dx6cbMJAr9O6dWs3/hdddJHL1O/evTv0uM7jxRdftAYNGrjHNd5q4wMPPODG/fzzz7c33njjsHYe zTgBAAAA8SDQGWyV15500kkuwNQHf31QVxZbQY/KYXWfAlEFMnqe1mCrHFo/d/rpp7tAuV+/fvbI I4+4D/uLFy+23r17u+C2R48eoddRYPHwww9b+fLlXcDw2GOPuYBTAYACCgVDX331lZ166qnJggEF DW3atLEzzjjDhgwZ4q7Nq7bcdNNNNmnSJCtWrFiozLhp06Y2cuRIF7gpgFMw7C899tu/f7+1b9/e cufO7X5GQbPOPTx7rOBOfaG2/v777+7cFOQOHDjQ9cFdd91lhQsXdn2l/vBbvXq1tW3b1gVq6icv cNLrPPPMM6HnFSlSxAW6moDQuWkiwXt9BUc6Z4/aqiBd7dCEgPpe/a6gVoGWAuxrrrnGPVeTHCrv V+m6RwG2StHVXh1f46YMsMZBkxa33XabC4Sfeuop27Jli1sioDJstT8hISHUBgX2yuYqQPzPf/7j xluBrZYaKPh76KGH7Mwzz3STAX///bcLBvVcTb5kyZLFva769vXXX09z/DW5ofeK3gcaK9E51ahR w0qWLHnYe7l58+buXDTBovetXu/bb78NTVLovZsnTx43GRBO7fAmQzQemzZtcu/Z1Hz22WeuH/r3 72+lS5e2hQsXuvd88eLF7eqrr3bLLbp06WL33HOPC3ZXrlzpzkXvC42DZ9SoUa4fDhw4YKVKlXIT IKomeeWVV9zY6L2iiQPP0Y4TAODoaMI4Myr4cOS8yXv/JD6Cx0u0MU7Btitgv0/6O+t9jo3ZAFtB poIVZbty5crlbsqiKUhTgKoP5rpPa4wLFCjgfkZBdtasWUP/VqCgD/qNGzd2/1YgrGBIQaQCL48C Fy9L27VrV7dRmjLnTZo0CZXdesf0U/u00ZoynV4Aq6yssoY6hhfE6xhPPPGEa2vZsmVdkKX1y6lR ZlIbYikI8sq7FYx7wakowFH28frrr3f/1vN0XgqalXVWIKXXUx+l1PaxY8e6MnAFj9myHXobPPnk k27jMj/1p3duCjC9kmcFwOHrr2+44YZQGxXca038jz/+6AJsZap1n4LdQoUKuXNUZlt97NH43n33 3e77MmXKuDFQEKr+UjZWwb0CcFGw5/W1gl4F+6I2acLBo5+pVatWKIhTvyi4UzbYC2r/+ecfNxmg 8/P6QWv/FWynNf6XX365G9dPPvnEnbcmQlQNcf/99x/2XPWh+lLvUfW7bsqo6z3kBdiqyGjWrJl7 Xji1R39gFNCqTeXKlXMTBZ07d7aUaMJFkx+a5ClatKi7FSxY0H2V1157zU2uaExEQbj+cOh42sxO ExCiYFwVCaIgXBMN2vTNa7PGQBluz9GOEwDg6GhiPSgfQHGIKr4QXLn+3TSZcYoNqwL0++RPLMZk gK0AVNkvLzgWfa+y6GnTpiULNlOi4E1ZQgVOyuj6Z6327NnjgtCcOXO6+xT0eryAKnzH8pQoSFMA 4c8OK6BV1tYL4LzgV8Gu/zW84ytb6i//VnZTz1Ww5187rbXUOrZH2XiVePs30fJmsFVar0AyvbYr wPOCa1HJr24Zmfz4+uuvXcbbT33hp2ys+lpUhaAMsjL7ylormNSkhhfUihd8eZSt9cqldb4qu9Z9 4XS+3s+GZ44V9Cubq9fTL6iCR429AnivH9RufzsqVqzobulRsHzFFVe48dP7Ue9ZBdnezurp0aSD KhlUsq6lBprcUNY3JV47/eusU+oLjwJ1LY/QJICCZQWz+t4LsHU8/++WnHfeeaHHvADb35/ee9oL uCV//vxu4spztOMEADg63gQpok8THfqsof+vExMTo90cpGJN9uzuczjjFGy7Avb7FH41pZgMsL1L PnkZTT+ViacXYHvlH14JdTiVPqvMNrXZiIz8Z5Xac/Ta/sA1rdkOZdJVdutRoKdz99rv5z+mHlcZ ucqOw6WUbU3rWEdKgaCy0F6w5kkp8+r1kR7TmCkYVQm9sr7+iY+U2qRzVBbZ+15l9l5m1C98gsP/ 85qwUDWAMuXKhGtSwV9afSz94JWJq2pAk0E6N2VqvXLx9Oh8VJ6tSSMFr5qY8U/2+KkkJfw9kVbb 1SeazNBYzZo1y2We33rrLVcSrt+plN673vH9x/X3p1cWk1Y7jmacAABHLwgfPHH4mGgSHsHkfbZk nGJDYkB+nzJaHh7YTc60TlnZQAUvKgn335T1U9CggCT8RP3/VrZUH+i1plTZMu/2008/uaxhJDpT ZceaWfFfvkoZW5VFexnA9Kid/vapdFjZaq25VWDo0ev4N4pSibDKwvw/q4y91ruq5Dk9ap+yjVpb 61FJukryvaxzan2gsUlpnXB6NHYat7fffttlYlUS7hd+CSutl65cuXLofDVz5D9fZdJVOq/sb0qW LFniStkVyGsjOmV1VRWg8mkvwFQ/eJt3efQeUVm7+jO9XyaVSqsMW8Gssu16z2aUMvwq01a/q7Q8 rZ9VRl3tVGWGR++z1Kj0fPTo0W7jNq211pIAraNXSbz33lX/+mk9uKQW5Ot9Kf6f0xp29afnaMYJ AADgeCn6/nu2+9m+dDgyTSADbAUH+lDeoUMHt/GY/6bMmGaelMXWbIay0AqiRf/WrtEKPL2fVzCn NbcKAhTIaCMnZc8yWkPvzZgomPHvsCzK1Ckg1oZYKtfWBk8K5LTZ2nXXXXfU568yWu02rjXc2pxK gae+92bcROemoEybd+l8taZZ2XoFihnJYKt0WuvHtSmZSne1+7WCc5WIe6Xz4X2g4FjHP9rrX6uM TRuAaW281vaGZ7y1zlhr1xVIDh061I2XsvSiTbI0IaB15mqvJlnuu+++UOlISlS+rOyqlhToPaJ+ 1FhpB3Rvt3WNoaoGtG5a46dxVp/ovaYN4tIaf1EArsy8dujWhE5aJfZav672Ktvtn3TQeer9GV6y 7afHNBmjc1Y7tZ45tXJy0SSJsuOalFJJvIJnjbFXuq1+nTFjhhsLvX+URdfmdFpPnVqArckJlcRr 3bmWCOj9oPel15dHO04AAABAvAhkgK0SaZV1e+tkwz/kqwxXQbjWlKo+X+W/2jxLl/JScKlMpT7k 68O+Ll2kAFvlwQpItDFY+I7caVHApGBXm4kpCPFTFlbHViZSG6UpaFUQpsyhf13qkVIgrR2Wdf46 B5U5K8Dyl9gq0NEO0Sq1VpCoAFEZYQXcGaESb21Cpo2rFCBqczcFV1oTHi5v3rwuEFQArk3RtGu0 MqNHQ1la9VFKpe26T8GmzkcZYVUaeIG8Lk2loFtZaT1Pm9cpYNeGW6lNlugctSmY1mBr/FWOr/s0 Vl72V2Un2phLEzIaYwWeymp7VQ5pjb+/3XofatLAPwkSTpfQUpZbY+pRplz9q/e03kepUaCvDd+0 Pl871yuw9SYfUqJstcrBFUBrTbgmFvT+0Hpv0e+O9ifQ5IP6W5MKeo+lV92hoF1joveLdl9XX+ky YJ6jGScAAIDjZdfXX1uW77+nw5FpEpLYGQPHkS71peynJiH8VJqugExB4YlE5fwKfJUBZ1ftjPGW ElT5urPZ+kWZOj4AEFhFzjHr+GW0WwEfVTBqgllLqoKwZhQpW35VY1fpV3rKZMYpwHYG7Pcp9PnT t9lvzG1yhvjy3XffuVJkbbSlEuMTnZYyfPPNNy6DrDXcymQDAAAAiG0E2DguVF6tcnqVmmf0Mlbx TJvL9erVy5X9qyz7SHYmBAAAABBMBNg4LrT5m26p0TrpE4kCa2/Xbhyl/OXpOgCH27z00NcCFeO7 d/gbCACBRIANIDa1HBrtFgAIosG1D309EdYnHzxgliX5FTkAANEVyF3EASAtujSYdm5HcGl8dDUH xinY4nKc8pY+dDsRxongGjhi2YoXt4OFCtJzyDRksAHEJC6AEPzxUTDAOAVbXI7TDWMs3sTlOAFR UnBAf9u6ZAn9j0xDBhsAAAAAgAgggw0gJrHzevDHJzExkXEKuLgcp7mvH/p6XgeLF3E5TnGIcYoN 28eOtcStWy2hcuVoNwVx+vuUkES9EYAY8sMPP7ivVapUiXZTAAR5k7POc6LdEgABtKJJE/e17Acf RLspOEJJBw5YQtasgf/8SQYbQExa2/1+27tyZbSbASBgipVf7b6ubdEy2k0BEED7Vq9xX3/lb0RM yVGmjBV7/jmLBQTYAGKSguvdixdHuxkAAiap5B73lb8PANLC3whkFjY5AwAAAAAgAgiwETduvvlm q1ChQqq3P/74I8PHmjlzpi1fvtx9P2fOHPfza9YcKik6Xnr27OnOSfTaaoPacjyNHz/evS4AAACA 9FEijrhy5ZVXWq9evVJ8LG/evBk6xtq1a61Tp0721ltv2ZlnnmnVq1e3r776yk4//XSLliJFirg2 nHrqqVFrAwDEgh0bcka7CQCAExgBNuJKrly5rECBAsd0jPCN9XPkyHHMxzxWWbNmjXobACAWbFrA RCQAIHooEccJZ926dda1a1e74IIL7KyzzrK6devac889ZwcPHnSl2Jdccol73i233GIvvfTSYSXi DRs2tGHDhtk999zjstu1a9e2J5980vbv3x96DWWbmzdv7rbyb9KkiY0bNy7NMnMF9S+//LJrS7Vq 1ezBBx+0PXsObdSTUon4qlWr7Pbbb7eaNWu6Nuj7n3/+OfT8v/76yx5//HGrV6+eVa1a1a6//vpk 5eU6r5tuusn1Q40aNax3797u/o8//tiaNm3q2n3DDTe4vvLbu3ev66uLL77YvW7r1q3dufpLyhs1 auT6Q22766673P3qr0svvdTOPvts13+DBw8+bCIDAAAAiHUE2Djh3HnnnbZ9+3Z744037KOPPrJ2 7drZ0KFD7bPPPnOl2O+9914oCNVjKRk4cKDVqlXLJk+ebD169LCRI0faB/9eT3HJkiXWsWNHF8BP mjTJvV7fvn3TbNNrr73m2qBjKUjNkyePTZ06NdXnd+vWzQoVKuQCd7U3S5Ysdvfdd7vHDhw44Nr9 7bffumBYxytfvrwLwr///vvQMebNm2f58+d3bdRa7/nz57tJg8svv9ydlyYI1C4/Bf6zZs2y559/ 3iZMmOBK8lVO//nnn4ee8/vvv9umTZts4sSJLoBXv7766qsu4J8xY4Z1797dhgwZ4l4DACKtYPVt 7gYAiD+7du2ynTt3HvfbkSSGKBFHXJkyZYpNnz79sPuVPVWwuXv3brv66qtdYKhgWm699VZ7/fXX XQZYz/PWWmu988knn5zi61x00UUuwy1nnHGGvf322y5Aveaaa2zEiBEuU6tgWcqUKWNbt261p556 KsVj6RdWP6/jKdvtBbJpbWimILZOnTpWrFgxy549u/Xp08dWrlzpsvDKKP/000+uLxRYi4LbH374 wWWSNTng6dKli51yyinu+xdffNFls71AvXTp0rZs2TK3Fl1+++03N4mgwLlSpUruvttuu82WLl3q jlu/fv3QcZW5Vr+IAnKV2autRYsWdbeCBQu6rwAQabkLH6r+2UTXAkDc+fXXX12QHQ36PJsRBNiI Kyo/VoY03EknnRRao63SaGWulc1V0KjAesuWLS44zaiyZcsm+7eC1H379rnvFy9e7IJfP2W7U/Pn n3/a5s2bXVm2n0rFV6xYkeLPKDOsoHrUqFF23nnnuZJtBefKZCsoVnu84FoSEhLs3HPPTVbOnS9f vlBwLfq5Cy+8MNnrqAzcC7B1XqLScT+dtzLufqVKlQp936xZM5dpV2Zcm8apb/Q9ATYAAACOhBJA 0Vhm6F1dKCMIsBFXlHEuWbJkqo+rxEMBtjLZV1xxhSuD1hrlG2+88ZhnsLxfdm1IdiTBuoJf/897 smVL/ddT7VX7v/jiC5s9e7bLPqvsWtnl1P7o6H7/MTXZEN6O8HYrOx5+fu+8885hmX0F9n7+Y6si QGXoCxYscNlsBfkK2lWO7mXLAQAAgPQkJiZaNHif1zOCNdg4oXjl0wrwVB591VVXWe7cuV0JtxdA HskvUEoqVqyYbK2zKLhMjS4fpnL17777Ltn9P/74Y4rPV1ufeOIJlzlu0aKFK33XemZlwefOnes2 Q9Mac2WkPTo3HV8Z5LTaHd5OfxvKlSvnvup1NInh3bTGW7fUqG2jR492m56pz8eOHWutWrVKc405 AAAAEIsIsBFXlJlWAJjSTTtgFy5cOBT06XrX2ghM64UVrOpxfzm5AlQFqkdKG4xpvbM2AtM6Ee3M rQxzWsF7hw4dXGZYG5bpZwYMGHBYkO7R2nBtKvbf//7Xbai2evVqGzNmjMs2a+231odrjfR9993n Am6VmSsg1/m0bds2zXZrPbU2ZFMb1EfavM0fYDdo0MAeffRRt3GZXldr17WBWYkSJVI9rnZD1zGV Xddu6OpzbbCm8nMAAAAgnlAijrgybdo0d0uJNvdSWbU2ENNGZApitRO3stjKICso9jLKLVu2tGef fdat0dZlp46E1j4PGjTI+vXr515Ha0VUlq5dyf0l1+El3yrPVpm31oNrTfW1117rAt1wKvNWYKug VRu0aaMHBdTa8dsLdIcPH+4eVwm2Jg4UeKstWtedGh1Dx1VGXIG1AmrtEK6JAk///v3d7ZFHHrFt 27a519PmbSq1T42y1bpsmC5Dtn79ejdBoDXYKa2VB4Bj9ecvKW9OCQDA8ZCQxMVogYhS5llBcOXK lUP3aUfvhx56yJVgp7W2GunzJkJyP/qY7f534zUAAADEr1yVK1vp8eOi/vkzfFPilFAiDkSYyrZ1 ya1PP/3U1q1b5zYhU/a6cePGBNcAAABAHCOVBkRY69at3ZpvXUZr48aN7nJYCq61wRcAIHMVv3ir +7rm//LR1QCA444AG4gwbWSmtc9cgipz5ShTJpNfAUAsyplvdqicEADC7Vmx4tDfirJl6ZwYkiOG PvcRYAOIScWefy7aTQAQRINruy+ln4neWj0AwbWiSRP3NZrreXF0kg4csISsWS3oWIMNIOZoZ3Tt no7g0vgsXryYcQo4xik2ME6xgXGKDUkHk9wlRPkcEXu/TwkxEFwLATaAmMQFEII/PvpPkXEKNsYp NjBOsYFxiq0gm/+fgi0phj9HEGADAAAAABABrMEGAADx4/Knot0CAAGWt1tX+3316mg3A3GMABsA AMSPMy+NdgsABFhinTp2cMmSaDcDcYwScQAAAAAAIoAMNgAAiLvLdFnnOdFuCYAAWndtK8u1Z4/Z lMnRbgriFBlsAAAAAAAigAAbAAAAAIAIIMAGAAAAACACCLABAAAAACDABgAAAAAgGNhFHAAAxI/r R0W7BQACrEC/frZixfJoNwNxjAAbAADEj3xlo90CAAGWvcQZlvTPjmg3A3GMNdgAACB+bF1x6AYA Kdj3+2pL2LCBvkGmIYMNAADix5gbDn3tPCfaLQEQQJu7dbOce/aYNWgQ7aYgTpHBBgAAAAAgAgiw AQAAAACIAAJsAAAAAAAigAAbAAAAAIAISEhKSkqKxIEA4HiYP3++6c9W9uzZLSEhgU4PKI3Rvn37 GKeAi8tx+nvdoa95ilq8iMtxikOMU2zYpx3Ek5IsW+HC/D4FWFLA/u7t3bvXtaNGjRrpPpddxAHE FO+PbBD+2CJ1Gp8cOXLQRQEXl+MUR4F1XI9THGKcYkP2woWj3QTE4O+T2pPRz55ksAEAAAAAiADW YAMAAAAAEAEE2AAAAAAARAABNgAAAAAAEUCADQAAAABABBBgAwAAAAAQAQTYAAAAAABEAAE2AAAA AAARQIANAAAAAEAEEGADAAAAABABBNgAAAAAAEQAATYAAAAAABFAgA0gZhw8eNBefPFFu/jii61a tWrWoUMHW716dbSbBZ+//vrLHnnkEatbt67VqFHD2rRpY99++y19FGC//vqrVa9e3caPHx/tpiAF EydOtKuuusqqVKlijRs3tmnTptFPAbN//34bOHCgNWjQwP0u3XjjjbZw4cJoNws+r776qt18883J +mTJkiV20003uc8TDRs2tLfeeos+C+A4ffbZZ9ayZUv3u6Vx6tu3r+3evduCjAAbQMx4+eWXbdSo Uda7d28bM2aMC7jbt29ve/fujXbT8K9u3brZggULrF+/fjZu3DirVKmS3X777bZy5Ur6KID27dtn 3bt3t507d0a7KUjBpEmTrFevXi5g+/DDD61Jkyah3zEEx5AhQ+y9995z/zdpQqR06dLu/6ZNmzZF u2kws3feeccGDBiQrC/+/PNPu+2226xEiRLu/6rOnTvb888/775HdKQ0Tpqgv/vuu61Ro0Y2YcIE e/TRR23q1Kn2+OOPB3qYCLABxAQF0cOHD7cuXbpY/fr1rWLFita/f3/bsGGDzZgxI9rNg5n99ttv NmvWLHvsscfs3HPPdR8yH374YStYsKBNmTKFPgqgl156yXLnzh3tZiAFSUlJLit6yy23uABbgcCd d95pderUsblz59JnAfLJJ5+4yY+LLrrISpYsaT179rTt27eTxY6yjRs3WqdOnVzgXKpUqWSPjR07 1rJnz25PPPGElS1b1mVIb731Vnvttdei1t4T1cY0xknJlNq1a7vH9Vi9evWsa9eu7jNFkJMrBNgA YsLSpUvtn3/+sQsuuCB0X548eaxy5co2b968qLYNh+TNm9d9OFEpqychIcHd/v77b7opYPR78+67 79ozzzwT7aYgldL9tWvXWtOmTZPdP2zYMOvYsSN9FiD58uWzmTNn2po1a+zAgQPu9ypHjhxuIhjR 89NPP7kgevLkyXbOOecclhk977zzLFu2bKH7zj//fFu1apVt2bIlCq09cf2Uxji1a9fOHnjggWT3 ZcmSxVVf7dixw4Lqf+8qAAgwZaqlSJEiye5XdtR7DNGlCQ/NLvtNnz7dZbYfeuihqLULh9OER48e Pey///3vYb9TCE6ALSrf1zKLxYsXW/HixV0WW+sQERwq4//Pf/5jl1xyiWXNmtUFAKoOUdUBoke/ J6n9ruhzQ/ny5Q/7PCHr16+3/PnzH5c2wtIcJyVR/BRYjxgxws4++2w7/fTTA9t9ZLABxIRdu3a5 r8oK+OXMmdP27NkTpVYhLfPnz7cHH3zQLrvsMlfWj+BQGb82jAnPjiI4vOyMsjcqP9YSmQsvvNDu uusumz17drSbB5/ly5fbKaecYoMHD3bZ6xYtWri9DbSJFoJJm2Sl9HlC+EwR3M0Ee/ToYb/88otb ix1kZLABxIRcuXK5r1pz433v/UeYmJgYxZYhtTWJ+oCpncS1rgrBoU2YVB7JuvhgU8mkKHvdvHlz 9702DVQm+4033ki2XAbRo2znfffd57Jq2ntCtExGQbey2NqcE8GjzxHha3i9wPqkk06KUquQ1oTj vffe6/afGDRokFWtWtWCjAw2gJjglbGG78qqfxcqVChKrUJKRo4caffcc4+7ZM0rr7wSygogGLRL 7tatW11VgbLYuokyAtr5GMHg/V0LL2M988wz3VpfBMOiRYtc2ap/7wnRWlItj0EwFS5cOMXPE8Jn imDZtGlT6NJ32oMifClaEJHBBhATtFmMdjueM2dOaF2b1pEqm6PrWCIYvMuo6TqWWpeoDc4QLKoo CL+GqMr4tUN/s2bNotYuJHfWWWfZySef7AI4LzMqy5YtY21vwAI1+fnnn5Nl1TRO4TsiIzhq1arl dqjWpnRaNy/ffPONu/qFNq1DMGzbts3atm3rMti6jFeFChUsFhBgA4gJWiulQFrBgTa2KFasmD33 3HPuw42CAwRjU6Y+ffq461Vql2P/Tqwqx9MaRURfatkZfagkcxMc+p1RRYHW9WpcFLzpWti6FJ7K kREMGpeaNWu6tfKqAtH/SVqGoXXyo0ePjnbzkApdlmvo0KFuIli/Z99//737vQr69ZVPNE8//bSt Xr3ajZU++23evDn0mP7tTY4EDQE2gJihDJs2udDOx8rAaQZa5ULeWkVEl3YMV6nkxx9/7G5+WkPK 5aCAI6MNzbTHRP/+/d21YnW9Xq3r1XVhEQzaMXzIkCE2YMAAt6mjMm4q61ewFn7JIQSHJhQVtD31 1FPu/6cCBQq4DbS8/Q4QfQcOHLCpU6e6zxXKYof79NNP3ZUVgighKSkpKdqNAAAAAAAg1rHJGQAA AAAAEUCADQAAAABABBBgAwAAAAAQAQTYAAAAAABEAAE2AAAAAAARQIANAAAAAEAEEGADAAAAABAB BNgAAAAAAERAtkgcBAAAAMnddttt9tNPP9lXX31lOXLkSLF7mjZtanny5LF33nnHxo8fbw8++KB9 +umnVrx4cfd4hQoVUu3Wk046yRYsWJDq4zt37rRhw4bZtGnTbM2aNZY9e3YrV66ctWzZ0q699lpL SEhgyAAgwgiwAQAAMoEC2a+//tq+/PJLu/TSSw97XMH3smXLrG/fvmkeR8Fwq1atDrs/S5bUCxGT kpKsU6dOtnLlSrvjjjtcYL1nzx4X7D/88MP2yy+/2EMPPXSUZwYASA0BNgAAQCZo1KiRnXrqqTZ5 8uQUA+wJEyZY7ty57fLLL0/zOIULF7Zq1aod0Wt/9913NmfOHBs+fLhdeOGFofvr16/vAvORI0da hw4drECBAkd0XABA2giwAQAAMkHOnDmtSZMm9v7779uOHTtcMO3Zt2+fffjhh9a4cWNLTEyM+Gtv 3rzZfT148OBhj91www0usPaXiCvT3a9fP5s7d67LfteoUcN69OhhZcuWdY9v377dBg0a5MrXN27c aCVLlrRbb73VZdc9DRs2dBMJP//8sytdV/n7U089ZX/99Zc79ieffOKOU6lSJevatatdcMEFET9v AIg2NjkDAADIxDJxlWZPnz492f0qG//jjz9SLP0OpyB5//79h93Sct5557k12t26dbPnnnvOZbN3 797tHitVqpTLXufPn9/9WwHzddddZ6tWrbLHHnvMPX/Lli3Wtm1bFxzr5xSUT5kyxdq3b28vv/yy 1axZ03r16mWvvPJKstfVWvIqVaq45yj41rnrOArMFVQrSFdGXseZPXv2UfQoAAQbGWwAAIBMctZZ Z7mMrYJTBdueiRMnug3MFIymR8GqbuG0njq1Eu98+fLZ66+/bj179rShQ4e6mzY5U6l5s2bNXFuy Zs3qnjtixAjbu3evvfHGG6HjVaxY0dq0aWOLFi2ytWvXurXiY8aMserVq7vHL774Yhfkq13XX3+9 nXbaae7+okWLWvfu3UPtGDt2rC1dutR9Peecc9x9devWtZtvvtmef/55Gzdu3BH2KAAEGwE2AABA JlIw26dPH5cpLlSokMsKz5w505VgZ0Tr1q3dLVzevHnT/Llzzz3XZsyY4dZjKxhX+ffChQtt3rx5 LsDX+uxcuXK5xxV4+4N1ZZnVRrn33nutWLFioeDao0Bd5e8KwuvVq+fu02SCn7LUOq4mGvxZ9wYN Gtizzz5r27Ztc+vUASBeEGADAABkIq1FVjA5depUd+kurb3W+mcFqBlRsGDBDGW6U6INzWrVquVu ooC2f//+Nnr0aBcc33TTTS7g9y4LlhL9TEqZcq/E/O+//w7dp7J0Px1b68EVYKdEjxFgA4gnBNgA AACZSOXT2vxLZeIKsCdNmuR2GPfKqjODss4KblX+7adg9pFHHnHB/vLly919p5xyilsPHk7ZZwXe +pnffvst1Y3U0sqk69ha861y8JSkFdgDQCxikzMAAIDjUCau616rTFsl1f7dtzODdvn+5ptvXEl4 uE2bNtnOnTutfPnyoVJytckfZG/dutVtRPbFF1+47LfWYWtncD9dfkzruqtWrZrmZmvr1693a8KV hfdus2bNcuvCvXXgABAvyGADAABksjp16rgNwB5++GGXtc3sS1S1a9fOXRZLGXPtAF67dm13OTBt Vqa11+XKlbMWLVq45+pyW1qTrYC6Y8eOLmgeMmSIW4et8vYcOXLYqFGjrHPnztalSxfX/s8++8xt UHb33Xdbnjx5Um2HXkPX3FY7OnXqZEWKFLGvv/7abcCm8nS9FgDEEwJsAACATKa10M2bN7fBgwe7 INV/DerMoLLud9991wWyCoa15lrX3tZmZbo29x133OE2OBMFvQqgdXku7TqugFoBudZqe+uj3377 bXvhhRds4MCB7preZcqUcde4Ti8TrzXZunSXflbH13Ww1Yb77rvPTQIAQLxJSEpKSop2IwAAAAAA iHWswQYAAAAAIAIIsAEAAAAAiAACbAAAAAAAIoAAGwAAAACACCDABgAAAAAgAgiwAQAAAACIAAJs AAAAAAAigAAbAAAAAIAIIMAGAAAAACACCLABAAAAAIgAAmwAAAAAACKAABsAAAAAADt2/w8CTled yTczjAAAAABJRU5ErkJgglBLAwQUAAYACAAAACEAsbsop+EAAAAKAQAADwAAAGRycy9kb3ducmV2 LnhtbEyPQUvDQBCF74L/YRnBm92k2xYTsymlqKci2AribZpMk9DsbMhuk/Tfu57scXgf732TrSfT ioF611jWEM8iEMSFLRuuNHwd3p6eQTiPXGJrmTRcycE6v7/LMC3tyJ807H0lQgm7FDXU3neplK6o yaCb2Y44ZCfbG/Th7CtZ9jiGctPKeRStpMGGw0KNHW1rKs77i9HwPuK4UfHrsDufttefw/LjexeT 1o8P0+YFhKfJ/8Pwpx/UIQ9OR3vh0olWg1JRElAN80SBCECi4gWIo4bFaqlA5pm8fSH/BQAA//8D AFBLAwQUAAYACAAAACEAqiYOvrwAAAAhAQAAGQAAAGRycy9fcmVscy9lMm9Eb2MueG1sLnJlbHOE j0FqwzAQRfeF3EHMPpadRSjFsjeh4G1IDjBIY1nEGglJLfXtI8gmgUCX8z//PaYf//wqfillF1hB 17QgiHUwjq2C6+V7/wkiF2SDa2BSsFGGcdh99GdasdRRXlzMolI4K1hKiV9SZr2Qx9yESFybOSSP pZ7Jyoj6hpbkoW2PMj0zYHhhiskoSJPpQFy2WM3/s8M8O02noH88cXmjkM5XdwVislQUeDIOH2HX RLYgh16+PDbcAQAA//8DAFBLAQItABQABgAIAAAAIQCxgme2CgEAABMCAAATAAAAAAAAAAAAAAAA AAAAAABbQ29udGVudF9UeXBlc10ueG1sUEsBAi0AFAAGAAgAAAAhADj9If/WAAAAlAEAAAsAAAAA AAAAAAAAAAAAOwEAAF9yZWxzLy5yZWxzUEsBAi0AFAAGAAgAAAAhAHNrIEKIAwAAKQgAAA4AAAAA AAAAAAAAAAAAOgIAAGRycy9lMm9Eb2MueG1sUEsBAi0ACgAAAAAAAAAhAM+O+5CO/QAAjv0AABQA AAAAAAAAAAAAAAAA7gUAAGRycy9tZWRpYS9pbWFnZTEucG5nUEsBAi0AFAAGAAgAAAAhALG7KKfh AAAACgEAAA8AAAAAAAAAAAAAAAAArgMBAGRycy9kb3ducmV2LnhtbFBLAQItABQABgAIAAAAIQCq Jg6+vAAAACEBAAAZAAAAAAAAAAAAAAAAALwEAQBkcnMvX3JlbHMvZTJvRG9jLnhtbC5yZWxzUEsF BgAAAAAGAAYAfAEAAK8FAQAAAA== ">
+                <v:shapetype id="_x0000_t75" coordsize="21600,21600" o:spt="75" o:preferrelative="t" path="m@4@5l@4@11@9@11@9@5xe" filled="f" stroked="f">
+                  <v:stroke joinstyle="miter"/>
+                  <v:formulas>
+                    <v:f eqn="if lineDrawn pixelLineWidth 0"/>
+                    <v:f eqn="sum @0 1 0"/>
+                    <v:f eqn="sum 0 0 @1"/>
+                    <v:f eqn="prod @2 1 2"/>
+                    <v:f eqn="prod @3 21600 pixelWidth"/>
+                    <v:f eqn="prod @3 21600 pixelHeight"/>
+                    <v:f eqn="sum @0 0 1"/>
+                    <v:f eqn="prod @6 1 2"/>
+                    <v:f eqn="prod @7 21600 pixelWidth"/>
+                    <v:f eqn="sum @8 21600 0"/>
+                    <v:f eqn="prod @7 21600 pixelHeight"/>
+                    <v:f eqn="sum @10 21600 0"/>
+                  </v:formulas>
+                  <v:path o:extrusionok="f" gradientshapeok="t" o:connecttype="rect"/>
+                  <o:lock v:ext="edit" aspectratio="t"/>
+                </v:shapetype>
                 <v:shape id="Imagen 11" o:spid="_x0000_s1036" type="#_x0000_t75" style="position:absolute;width:40481;height:25120;visibility:visible;mso-wrap-style:square" o:gfxdata="UEsDBBQABgAIAAAAIQDb4fbL7gAAAIUBAAATAAAAW0NvbnRlbnRfVHlwZXNdLnhtbHyQz07DMAyH 70i8Q+QralM4IITa7kDhCAiNB7ASt43WOlEcyvb2pNu4IODoPz9/n1xv9vOkForiPDdwXVagiI23 jocG3rdPxR0oScgWJ8/UwIEENu3lRb09BBKV0ywNjCmFe63FjDSjlD4Q50nv44wpl3HQAc0OB9I3 VXWrjedEnIq03oC27qjHjympx31un0wiTQLq4bS4shrAECZnMGVTvbD9QSnOhDInjzsyuiBXWQP0 r4R18jfgnHvJr4nOknrFmJ5xzhraRtHWf3Kkpfz/yGo5S+H73hkquyhdjr3R8m2lj09svwAAAP// AwBQSwMEFAAGAAgAAAAhAFr0LFu/AAAAFQEAAAsAAABfcmVscy8ucmVsc2zPwWrDMAwG4Ptg72B0 X5TuUMaI01uh19I+gLGVxCy2jGSy9e1nemrHjpL4P0nD4SetZiPRyNnCruvBUPYcYp4tXC/Htw8w Wl0ObuVMFm6kcBhfX4Yzra62kC6xqGlKVgtLreUTUf1CyWnHhXKbTCzJ1VbKjMX5LzcTvvf9HuXR gPHJNKdgQU5hB+ZyK23zHztFL6w81c5zQp6m6P9TMfB3PtPWFCczVQtB9N4U2rp2HOA44NMz4y8A AAD//wMAUEsDBBQABgAIAAAAIQDrq9RlyQAAAOIAAAAPAAAAZHJzL2Rvd25yZXYueG1sRI9Pa8JA FMTvBb/D8gRvutHUP0RX0UqpJ8Hoxdsj+0yC2bchu03Sb98tCD0OM/MbZrPrTSVaalxpWcF0EoEg zqwuOVdwu36OVyCcR9ZYWSYFP+Rgtx28bTDRtuMLtanPRYCwS1BB4X2dSOmyggy6ia2Jg/ewjUEf ZJNL3WAX4KaSsyhaSIMlh4UCa/ooKHum30bB/fj8Ws7v7M9tqk3dH7pTdMiVGg37/RqEp97/h1/t k1YQx8s4Xqzm7/B3KdwBuf0FAAD//wMAUEsBAi0AFAAGAAgAAAAhANvh9svuAAAAhQEAABMAAAAA AAAAAAAAAAAAAAAAAFtDb250ZW50X1R5cGVzXS54bWxQSwECLQAUAAYACAAAACEAWvQsW78AAAAV AQAACwAAAAAAAAAAAAAAAAAfAQAAX3JlbHMvLnJlbHNQSwECLQAUAAYACAAAACEA66vUZckAAADi AAAADwAAAAAAAAAAAAAAAAAHAgAAZHJzL2Rvd25yZXYueG1sUEsFBgAAAAADAAMAtwAAAP0CAAAA AA== ">
                   <v:imagedata r:id="rId26" o:title=""/>
                 </v:shape>
@@ -12134,7 +12201,7 @@
                             <w:lang w:val="en-GB"/>
                           </w:rPr>
                         </w:pPr>
-                        <w:bookmarkStart w:id="43" w:name="_Ref234325524"/>
+                        <w:bookmarkStart w:id="45" w:name="_Ref234325524"/>
                         <w:r>
                           <w:rPr>
                             <w:lang w:val="en-GB"/>
@@ -12152,7 +12219,7 @@
                           <w:t>6</w:t>
                           <w:fldChar w:fldCharType="end"/>
                         </w:r>
-                        <w:bookmarkEnd w:id="43"/>
+                        <w:bookmarkEnd w:id="45"/>
                         <w:r>
                           <w:rPr>
                             <w:lang w:val="en-GB"/>
@@ -12192,6 +12259,12 @@
             </w:pict>
           </mc:Fallback>
         </mc:AlternateContent>
+      </w:r>
+      <w:r>
+        <w:rPr>
+          <w:rFonts w:eastAsia="Times New Roman" w:cs="Segoe UI"/>
+          <w:lang w:eastAsia="es-ES"/>
+        </w:rPr>
         <w:t xml:space="preserve">Based on this analysis, the indicator </w:t>
       </w:r>
       <w:r>
@@ -12253,7 +12326,7 @@
         <w:fldChar w:fldCharType="separate"/>
       </w:r>
       <w:r>
-        <w:t xml:space="preserve">Figure 3.6</w:t>
+        <w:t>Figure 3.6</w:t>
       </w:r>
       <w:r>
         <w:rPr>
@@ -12311,6 +12384,7 @@
       <w:r>
         <w:rPr>
           <w:rFonts w:eastAsia="Times New Roman" w:cs="Segoe UI"/>
+          <w:noProof/>
           <w:lang w:eastAsia="es-ES"/>
         </w:rPr>
         <w:lastRenderedPageBreak/>
@@ -12406,7 +12480,7 @@
                                   <w:lang w:val="en-GB" w:eastAsia="es-ES"/>
                                 </w:rPr>
                               </w:pPr>
-                              <w:bookmarkStart w:id="44" w:name="_Ref234325650"/>
+                              <w:bookmarkStart w:id="46" w:name="_Ref234325650"/>
                               <w:r>
                                 <w:rPr>
                                   <w:lang w:val="en-GB"/>
@@ -12424,7 +12498,7 @@
                                 <w:t>7</w:t>
                                 <w:fldChar w:fldCharType="end"/>
                               </w:r>
-                              <w:bookmarkEnd w:id="44"/>
+                              <w:bookmarkEnd w:id="46"/>
                               <w:r>
                                 <w:rPr>
                                   <w:lang w:val="en-GB"/>
@@ -12488,7 +12562,7 @@
                             <w:lang w:val="en-GB" w:eastAsia="es-ES"/>
                           </w:rPr>
                         </w:pPr>
-                        <w:bookmarkStart w:id="45" w:name="_Ref234325650"/>
+                        <w:bookmarkStart w:id="47" w:name="_Ref234325650"/>
                         <w:r>
                           <w:rPr>
                             <w:lang w:val="en-GB"/>
@@ -12506,7 +12580,7 @@
                           <w:t>7</w:t>
                           <w:fldChar w:fldCharType="end"/>
                         </w:r>
-                        <w:bookmarkEnd w:id="45"/>
+                        <w:bookmarkEnd w:id="47"/>
                         <w:r>
                           <w:rPr>
                             <w:lang w:val="en-GB"/>
@@ -12538,6 +12612,12 @@
             </w:pict>
           </mc:Fallback>
         </mc:AlternateContent>
+      </w:r>
+      <w:r>
+        <w:rPr>
+          <w:rFonts w:eastAsia="Times New Roman" w:cs="Segoe UI"/>
+          <w:lang w:eastAsia="es-ES"/>
+        </w:rPr>
         <w:t xml:space="preserve"> After this refinement, the set of explanatory variables is free of significant multicollinearity issues (</w:t>
       </w:r>
       <w:r>
@@ -12652,11 +12732,11 @@
       <w:pPr>
         <w:pStyle w:val="Heading2"/>
       </w:pPr>
-      <w:bookmarkStart w:id="46" w:name="_Toc234525109"/>
+      <w:bookmarkStart w:id="48" w:name="_Toc234525109"/>
       <w:r>
         <w:t>Data preparation for modelling</w:t>
       </w:r>
-      <w:bookmarkEnd w:id="46"/>
+      <w:bookmarkEnd w:id="48"/>
     </w:p>
     <w:p>
       <w:pPr>
@@ -12736,7 +12816,7 @@
           <w:rFonts w:eastAsia="Times New Roman" w:cs="Segoe UI"/>
           <w:lang w:eastAsia="es-ES"/>
         </w:rPr>
-        <w:t xml:space="preserve">a temporal split is considered, to predict the evolution of the suicide rate in subsequent years. This approach is oriented towards capturing temporal patterns and evaluating predictive capability in future scenarios.</w:t>
+        <w:t>a temporal split is considered, to predict the evolution of the suicide rate in subsequent years. This approach is oriented towards capturing temporal patterns and evaluating predictive capability in future scenarios.</w:t>
       </w:r>
     </w:p>
     <w:p>
@@ -12761,11 +12841,11 @@
       <w:pPr>
         <w:pStyle w:val="Heading3"/>
       </w:pPr>
-      <w:bookmarkStart w:id="47" w:name="_Toc234525110"/>
+      <w:bookmarkStart w:id="49" w:name="_Toc234525110"/>
       <w:r>
         <w:t>Option A: geographical split</w:t>
       </w:r>
-      <w:bookmarkEnd w:id="47"/>
+      <w:bookmarkEnd w:id="49"/>
     </w:p>
     <w:p>
       <w:pPr>
@@ -12920,8 +13000,8 @@
         </w:rPr>
         <w:t>.</w:t>
       </w:r>
-      <w:bookmarkStart w:id="48" w:name="_Toc234511672"/>
-      <w:bookmarkEnd w:id="48"/>
+      <w:bookmarkStart w:id="50" w:name="_Toc234511672"/>
+      <w:bookmarkEnd w:id="50"/>
     </w:p>
     <w:p>
       <w:pPr>
@@ -12930,16 +13010,16 @@
           <w:lang w:eastAsia="es-ES"/>
         </w:rPr>
       </w:pPr>
-      <w:bookmarkStart w:id="49" w:name="_Toc234511673"/>
-      <w:bookmarkStart w:id="50" w:name="_Toc234525111"/>
-      <w:bookmarkEnd w:id="49"/>
+      <w:bookmarkStart w:id="51" w:name="_Toc234511673"/>
+      <w:bookmarkStart w:id="52" w:name="_Toc234525111"/>
+      <w:bookmarkEnd w:id="51"/>
       <w:r>
         <w:rPr>
           <w:lang w:eastAsia="es-ES"/>
         </w:rPr>
         <w:t>Option B: temporal split</w:t>
       </w:r>
-      <w:bookmarkEnd w:id="50"/>
+      <w:bookmarkEnd w:id="52"/>
     </w:p>
     <w:p>
       <w:pPr>
@@ -13047,11 +13127,11 @@
       <w:pPr>
         <w:pStyle w:val="Heading3"/>
       </w:pPr>
-      <w:bookmarkStart w:id="51" w:name="_Toc234525112"/>
+      <w:bookmarkStart w:id="53" w:name="_Toc234525112"/>
       <w:r>
         <w:t>Correlation study</w:t>
       </w:r>
-      <w:bookmarkEnd w:id="51"/>
+      <w:bookmarkEnd w:id="53"/>
     </w:p>
     <w:p>
       <w:pPr>
@@ -13143,8 +13223,7 @@
         <w:fldChar w:fldCharType="end"/>
         <w:t xml:space="preserve">, </w:t>
         <w:fldChar w:fldCharType="begin"/>
-        <w:instrText xml:space="preserve"> REF _Ref234496361 \h </w:instrText>
-        <w:instrText xml:space="preserve"> \* MERGEFORMAT </w:instrText>
+        <w:instrText xml:space="preserve"> REF _Ref234496361 \h  \* MERGEFORMAT </w:instrText>
         <w:fldChar w:fldCharType="separate"/>
       </w:r>
       <w:r>
@@ -13526,12 +13605,14 @@
       <w:pPr>
         <w:pStyle w:val="Heading3"/>
       </w:pPr>
-      <w:bookmarkStart w:id="52" w:name="_Toc234525113"/>
+      <w:bookmarkStart w:id="54" w:name="_Toc234525113"/>
+      <w:bookmarkStart w:id="55" w:name="_Ref234907146"/>
       <w:r>
         <w:lastRenderedPageBreak/>
         <w:t>Scaling of indicators</w:t>
       </w:r>
-      <w:bookmarkEnd w:id="52"/>
+      <w:bookmarkEnd w:id="54"/>
+      <w:bookmarkEnd w:id="55"/>
     </w:p>
     <w:p>
       <w:pPr>
@@ -14081,14 +14162,14 @@
           <w:lang w:eastAsia="es-ES"/>
         </w:rPr>
       </w:pPr>
-      <w:bookmarkStart w:id="57" w:name="_Toc234525114"/>
+      <w:bookmarkStart w:id="56" w:name="_Toc234525114"/>
       <w:r>
         <w:rPr>
           <w:lang w:eastAsia="es-ES"/>
         </w:rPr>
         <w:t>Model creation (Supervised learning)</w:t>
       </w:r>
-      <w:bookmarkEnd w:id="57"/>
+      <w:bookmarkEnd w:id="56"/>
     </w:p>
     <w:p>
       <w:pPr>
@@ -14096,15 +14177,22 @@
         <w:jc w:val="both"/>
       </w:pPr>
       <w:r>
+        <w:rPr>
+          <w:color w:val="FF0000"/>
+        </w:rPr>
         <w:t xml:space="preserve">This section develops the six panel regression models introduced in the table of contents above, each trained under both Option A (geographical split) and Option B (temporal split). All six share the same predictor set — the socioeconomic and mental-health indicators surviving the multicollinearity check in Section 3.4.6 — scaled with the </w:t>
       </w:r>
       <w:r>
         <w:rPr>
+          <w:color w:val="FF0000"/>
           <w:rStyle w:val="CodeChar"/>
         </w:rPr>
         <w:t xml:space="preserve">RobustScaler</w:t>
       </w:r>
       <w:r>
+        <w:rPr>
+          <w:color w:val="FF0000"/>
+        </w:rPr>
         <w:t xml:space="preserve"> described in Section 3.5.4. This is deliberately the only place in the thesis where those determinants are used as predictors: no feature derived from the target's own history (a lag, a persistence term, or a country identity that could act as a proxy for it) is ever included here, so that a positive result can be attributed to the determinants themselves, not to the model having indirectly learned to look up each country's own recent past.</w:t>
       </w:r>
     </w:p>
@@ -14115,6 +14203,35 @@
           <w:lang w:eastAsia="es-ES"/>
         </w:rPr>
       </w:pPr>
+    </w:p>
+    <w:p>
+      <w:pPr>
+        <w:rPr>
+          <w:lang w:eastAsia="es-ES"/>
+        </w:rPr>
+      </w:pPr>
+      <w:r>
+        <w:rPr>
+          <w:lang w:eastAsia="es-ES"/>
+        </w:rPr>
+        <w:t xml:space="preserve">This section showcases the six panel regression models used for the development of the Thesis, each trained under both Option A (geographical split) and Option B (temporal split). All six share the same predictor set – the socioeconomic and mental health indicators surviving the multicollinearity check in Section </w:t>
+        <w:fldChar w:fldCharType="begin"/>
+        <w:instrText xml:space="preserve"> REF _Ref234907074 \h </w:instrText>
+        <w:fldChar w:fldCharType="separate"/>
+        <w:fldChar w:fldCharType="end"/>
+        <w:fldChar w:fldCharType="begin"/>
+        <w:instrText xml:space="preserve"> REF _Ref234907081 \r \h </w:instrText>
+        <w:fldChar w:fldCharType="separate"/>
+        <w:t>3.4.6</w:t>
+        <w:fldChar w:fldCharType="end"/>
+        <w:t xml:space="preserve"> – scaled with RobustScaler described in Section </w:t>
+        <w:fldChar w:fldCharType="begin"/>
+        <w:instrText xml:space="preserve"> REF _Ref234907146 \r \h </w:instrText>
+        <w:fldChar w:fldCharType="separate"/>
+        <w:t>3.5.4</w:t>
+        <w:fldChar w:fldCharType="end"/>
+        <w:t>.</w:t>
+      </w:r>
     </w:p>
     <w:p>
       <w:pPr>
@@ -14125,14 +14242,14 @@
           <w:lang w:eastAsia="es-ES"/>
         </w:rPr>
       </w:pPr>
-      <w:bookmarkStart w:id="58" w:name="_Toc234525115"/>
+      <w:bookmarkStart w:id="57" w:name="_Toc234525115"/>
       <w:r>
         <w:rPr>
           <w:lang w:eastAsia="es-ES"/>
         </w:rPr>
         <w:t>Model selection and applicability</w:t>
       </w:r>
-      <w:bookmarkEnd w:id="58"/>
+      <w:bookmarkEnd w:id="57"/>
     </w:p>
     <w:p>
       <w:pPr>
@@ -14140,36 +14257,80 @@
         <w:jc w:val="both"/>
       </w:pPr>
       <w:r>
+        <w:rPr>
+          <w:color w:val="FF0000"/>
+        </w:rPr>
         <w:t xml:space="preserve">Six models were selected to span a spectrum from fully interpretable linear baselines to non-linear kernel and tree-ensemble methods, implemented via </w:t>
       </w:r>
       <w:r>
         <w:rPr>
+          <w:color w:val="FF0000"/>
           <w:rStyle w:val="CodeChar"/>
+          <w:color w:val="FF0000"/>
         </w:rPr>
         <w:t xml:space="preserve">src/models.py</w:t>
       </w:r>
       <w:r>
+        <w:rPr>
+          <w:color w:val="FF0000"/>
+        </w:rPr>
         <w:t xml:space="preserve"> and tuned with </w:t>
       </w:r>
       <w:r>
         <w:rPr>
+          <w:color w:val="FF0000"/>
           <w:rStyle w:val="CodeChar"/>
+          <w:color w:val="FF0000"/>
         </w:rPr>
         <w:t xml:space="preserve">GridSearchCV</w:t>
       </w:r>
       <w:r>
-        <w:t xml:space="preserve"> (exhaustive search over a fixed hyperparameter grid, using cross-validation exclusively within the training set).</w:t>
+        <w:rPr>
+          <w:color w:val="FF0000"/>
+        </w:rPr>
+        <w:t xml:space="preserve"> (exhaustive search over a fixed hyperparameter grid, </w:t>
+      </w:r>
+      <w:r>
+        <w:rPr>
+          <w:color w:val="FF0000"/>
+          <w:rStyle w:val="CodeChar"/>
+          <w:color w:val="FF0000"/>
+        </w:rPr>
+        <w:t xml:space="preserve">param_grids</w:t>
+      </w:r>
+      <w:r>
+        <w:rPr>
+          <w:color w:val="FF0000"/>
+        </w:rPr>
+        <w:t xml:space="preserve"> in </w:t>
+      </w:r>
+      <w:r>
+        <w:rPr>
+          <w:color w:val="FF0000"/>
+          <w:rStyle w:val="CodeChar"/>
+          <w:color w:val="FF0000"/>
+        </w:rPr>
+        <w:t xml:space="preserve">src/models.py</w:t>
+      </w:r>
+      <w:r>
+        <w:rPr>
+          <w:color w:val="FF0000"/>
+        </w:rPr>
+        <w:t xml:space="preserve">, using cross-validation exclusively within the training set). Comparing all six together — not just their predictive accuracy, but which of the underlying mechanisms actually suit this problem — is itself part of answering the thesis's question, since a model that cannot represent a relationship in the data will underperform regardless of tuning, which is informative on its own.</w:t>
       </w:r>
     </w:p>
     <w:p>
       <w:pPr>
         <w:pStyle w:val="Heading4"/>
       </w:pPr>
-      <w:bookmarkStart w:id="20007" w:name="_TFM_gen_20007"/>
-      <w:r>
-        <w:t xml:space="preserve">Ridge Regression</w:t>
-      </w:r>
-      <w:bookmarkEnd w:id="20007"/>
+      <w:bookmarkStart w:id="9001" w:name="_TFM_gen_9001"/>
+      <w:r>
+        <w:rPr>
+          <w:color w:val="FF0000"/>
+        </w:rPr>
+        <w:t xml:space="preserve">Cross-validation strategy</w:t>
+      </w:r>
+      <w:bookmarkEnd w:id="9001"/>
     </w:p>
     <w:p>
       <w:pPr>
@@ -14177,7 +14338,305 @@
         <w:jc w:val="both"/>
       </w:pPr>
       <w:r>
-        <w:t xml:space="preserve">Ridge Regression addresses overfitting in Ordinary Least Squares (OLS) by adding an L2 penalty on the magnitude of the coefficients. Its loss function is:</w:t>
+        <w:rPr>
+          <w:color w:val="FF0000"/>
+        </w:rPr>
+        <w:t xml:space="preserve">The two options require different validation strategies, since Option B's rows are not exchangeable the way Option A's are:</w:t>
+      </w:r>
+    </w:p>
+    <w:tbl>
+      <w:tblPr>
+        <w:tblStyle w:val="PlainTable5"/>
+        <w:tblW w:w="9000" w:type="dxa"/>
+        <w:tblLook w:val="04A0" w:firstRow="1" w:lastRow="0" w:firstColumn="1" w:lastColumn="0" w:noHBand="0" w:noVBand="1"/>
+      </w:tblPr>
+      <w:tblGrid>
+        <w:gridCol w:w="2600"/>
+        <w:gridCol w:w="2600"/>
+        <w:gridCol w:w="3800"/>
+      </w:tblGrid>
+      <w:tr>
+        <w:tc>
+          <w:tcPr>
+            <w:tcW w:w="2600" w:type="dxa"/>
+            <w:shd w:val="clear" w:fill="D9D9D9"/>
+          </w:tcPr>
+          <w:p>
+            <w:pPr>
+              <w:spacing w:before="40" w:after="40"/>
+            </w:pPr>
+            <w:r>
+              <w:rPr>
+                <w:color w:val="FF0000"/>
+                <w:b/>
+                <w:bCs/>
+              </w:rPr>
+              <w:t xml:space="preserve">Approach</w:t>
+            </w:r>
+          </w:p>
+        </w:tc>
+        <w:tc>
+          <w:tcPr>
+            <w:tcW w:w="2600" w:type="dxa"/>
+            <w:shd w:val="clear" w:fill="D9D9D9"/>
+          </w:tcPr>
+          <w:p>
+            <w:pPr>
+              <w:spacing w:before="40" w:after="40"/>
+            </w:pPr>
+            <w:r>
+              <w:rPr>
+                <w:color w:val="FF0000"/>
+                <w:b/>
+                <w:bCs/>
+              </w:rPr>
+              <w:t xml:space="preserve">Strategy</w:t>
+            </w:r>
+          </w:p>
+        </w:tc>
+        <w:tc>
+          <w:tcPr>
+            <w:tcW w:w="3800" w:type="dxa"/>
+            <w:shd w:val="clear" w:fill="D9D9D9"/>
+          </w:tcPr>
+          <w:p>
+            <w:pPr>
+              <w:spacing w:before="40" w:after="40"/>
+            </w:pPr>
+            <w:r>
+              <w:rPr>
+                <w:color w:val="FF0000"/>
+                <w:b/>
+                <w:bCs/>
+              </w:rPr>
+              <w:t xml:space="preserve">Justification</w:t>
+            </w:r>
+          </w:p>
+        </w:tc>
+      </w:tr>
+      <w:tr>
+        <w:tc>
+          <w:tcPr>
+            <w:tcW w:w="2600" w:type="dxa"/>
+          </w:tcPr>
+          <w:p>
+            <w:pPr>
+              <w:spacing w:before="40" w:after="40"/>
+            </w:pPr>
+            <w:r>
+              <w:rPr>
+                <w:color w:val="FF0000"/>
+              </w:rPr>
+              <w:t xml:space="preserve">Option A (geographical split)</w:t>
+            </w:r>
+          </w:p>
+        </w:tc>
+        <w:tc>
+          <w:tcPr>
+            <w:tcW w:w="2600" w:type="dxa"/>
+          </w:tcPr>
+          <w:p>
+            <w:pPr>
+              <w:spacing w:before="40" w:after="40"/>
+            </w:pPr>
+            <w:r>
+              <w:rPr>
+                <w:color w:val="FF0000"/>
+              </w:rPr>
+              <w:t xml:space="preserve">Standard 5-fold CV (cv_A = 5)</w:t>
+            </w:r>
+          </w:p>
+        </w:tc>
+        <w:tc>
+          <w:tcPr>
+            <w:tcW w:w="3800" w:type="dxa"/>
+          </w:tcPr>
+          <w:p>
+            <w:pPr>
+              <w:spacing w:before="40" w:after="40"/>
+            </w:pPr>
+            <w:r>
+              <w:rPr>
+                <w:color w:val="FF0000"/>
+              </w:rPr>
+              <w:t xml:space="preserve">Countries are independent observations, so no temporal order needs to be preserved.</w:t>
+            </w:r>
+          </w:p>
+        </w:tc>
+      </w:tr>
+      <w:tr>
+        <w:tc>
+          <w:tcPr>
+            <w:tcW w:w="2600" w:type="dxa"/>
+          </w:tcPr>
+          <w:p>
+            <w:pPr>
+              <w:spacing w:before="40" w:after="40"/>
+            </w:pPr>
+            <w:r>
+              <w:rPr>
+                <w:color w:val="FF0000"/>
+              </w:rPr>
+              <w:t xml:space="preserve">Option B (temporal split)</w:t>
+            </w:r>
+          </w:p>
+        </w:tc>
+        <w:tc>
+          <w:tcPr>
+            <w:tcW w:w="2600" w:type="dxa"/>
+          </w:tcPr>
+          <w:p>
+            <w:pPr>
+              <w:spacing w:before="40" w:after="40"/>
+            </w:pPr>
+            <w:r>
+              <w:rPr>
+                <w:color w:val="FF0000"/>
+              </w:rPr>
+              <w:t xml:space="preserve">TimeSeriesSplit(n_splits=5)</w:t>
+            </w:r>
+          </w:p>
+        </w:tc>
+        <w:tc>
+          <w:tcPr>
+            <w:tcW w:w="3800" w:type="dxa"/>
+          </w:tcPr>
+          <w:p>
+            <w:pPr>
+              <w:spacing w:before="40" w:after="40"/>
+            </w:pPr>
+            <w:r>
+              <w:rPr>
+                <w:color w:val="FF0000"/>
+              </w:rPr>
+              <w:t xml:space="preserve">Standard k-fold CV could leak temporal information by mixing future and past years within a fold; TimeSeriesSplit avoids this by always training on earlier data and validating on later data.</w:t>
+            </w:r>
+          </w:p>
+        </w:tc>
+      </w:tr>
+    </w:tbl>
+    <w:p>
+      <w:pPr>
+        <w:spacing w:before="120" w:after="0"/>
+      </w:pPr>
+    </w:p>
+    <w:p>
+      <w:pPr>
+        <w:spacing w:before="240" w:after="0"/>
+        <w:jc w:val="both"/>
+      </w:pPr>
+      <w:r>
+        <w:rPr>
+          <w:color w:val="FF0000"/>
+          <w:b/>
+          <w:bCs/>
+        </w:rPr>
+        <w:t xml:space="preserve">Why GridSearchCV. </w:t>
+      </w:r>
+      <w:r>
+        <w:rPr>
+          <w:color w:val="FF0000"/>
+        </w:rPr>
+        <w:t xml:space="preserve">The choice of hyperparameters is not free of consequence — an under-regularised model overfits the 594 training rows (Option A) or the training years (Option B), while an over-regularised one underfits determinants that genuinely matter. </w:t>
+      </w:r>
+      <w:r>
+        <w:rPr>
+          <w:color w:val="FF0000"/>
+          <w:rStyle w:val="CodeChar"/>
+          <w:color w:val="FF0000"/>
+        </w:rPr>
+        <w:t xml:space="preserve">GridSearchCV</w:t>
+      </w:r>
+      <w:r>
+        <w:rPr>
+          <w:color w:val="FF0000"/>
+        </w:rPr>
+        <w:t xml:space="preserve"> was preferred over randomised or Bayesian search because every grid used here is small enough (24–36 combinations per model) to search exhaustively at negligible computational cost, which removes the additional source of variability a stochastic search would introduce — the same grid always produces the same selected combination, which matters for a result meant to be reproduced. Combined with cross-validation restricted to the training set, it gives an estimate of each combination's generalisation performance without ever touching the Test or Validation sets — the same discipline enforced everywhere else in this thesis.</w:t>
+      </w:r>
+    </w:p>
+    <w:p>
+      <w:pPr>
+        <w:spacing w:before="240" w:after="0"/>
+        <w:jc w:val="both"/>
+      </w:pPr>
+      <w:r>
+        <w:rPr>
+          <w:color w:val="FF0000"/>
+          <w:b/>
+          <w:bCs/>
+        </w:rPr>
+        <w:t xml:space="preserve">Why these specific ranges. </w:t>
+      </w:r>
+      <w:r>
+        <w:rPr>
+          <w:color w:val="FF0000"/>
+        </w:rPr>
+        <w:t xml:space="preserve">Each grid is centred on values reported as reasonable defaults in the literature for datasets of comparable size, then widened symmetrically enough to let the search itself decide rather than presupposing the answer — the per-parameter tables below each model give the specific reasoning; two points apply across all six. Regularisation-strength parameters (Ridge/Lasso's α, CatBoost's </w:t>
+      </w:r>
+      <w:r>
+        <w:rPr>
+          <w:color w:val="FF0000"/>
+          <w:rStyle w:val="CodeChar"/>
+          <w:color w:val="FF0000"/>
+        </w:rPr>
+        <w:t xml:space="preserve">l2_leaf_reg</w:t>
+      </w:r>
+      <w:r>
+        <w:rPr>
+          <w:color w:val="FF0000"/>
+        </w:rPr>
+        <w:t xml:space="preserve">) are searched on a multiplicative/log scale rather than a linear one, since their effect on the loss is itself multiplicative — evenly-spaced linear candidates would waste most of the grid on regimes that behave almost identically. Tree-based models (Random Forest, XGBoost, CatBoost) all cap depth at modest values deliberately: with roughly 600 training rows for Option A and fewer for Option B, deep trees memorise rather than generalise, so the grids intentionally under-cover the "deeper is better" region rather than over-cover it. CatBoost's </w:t>
+      </w:r>
+      <w:r>
+        <w:rPr>
+          <w:color w:val="FF0000"/>
+          <w:rStyle w:val="CodeChar"/>
+          <w:color w:val="FF0000"/>
+        </w:rPr>
+        <w:t xml:space="preserve">l2_leaf_reg</w:t>
+      </w:r>
+      <w:r>
+        <w:rPr>
+          <w:color w:val="FF0000"/>
+        </w:rPr>
+        <w:t xml:space="preserve"> grid was extended to include 15 specifically to test whether the optimum lay beyond the originally narrower range — it did not (Section 3.6.4) — a case where the grid itself was revised in response to a result, rather than fixed once and left unquestioned.</w:t>
+      </w:r>
+    </w:p>
+    <w:p>
+      <w:pPr>
+        <w:pStyle w:val="Heading4"/>
+      </w:pPr>
+      <w:bookmarkStart w:id="9002" w:name="_TFM_gen_9002"/>
+      <w:r>
+        <w:rPr>
+          <w:color w:val="FF0000"/>
+        </w:rPr>
+        <w:t xml:space="preserve">Ridge Regression</w:t>
+      </w:r>
+      <w:bookmarkEnd w:id="9002"/>
+    </w:p>
+    <w:p>
+      <w:pPr>
+        <w:spacing w:before="240" w:after="0"/>
+        <w:jc w:val="both"/>
+      </w:pPr>
+      <w:r>
+        <w:rPr>
+          <w:color w:val="FF0000"/>
+        </w:rPr>
+        <w:t xml:space="preserve">Ridge Regression is a regularised extension of Ordinary Least Squares (OLS) that reduces overfitting by adding an L2 penalty on the magnitude of the coefficients to the loss function. It is a natural starting point for the analysis: an easily interpretable linear model, robust enough to moderate multicollinearity to be usable directly on the feature set from Section 3.4.6.</w:t>
+      </w:r>
+    </w:p>
+    <w:p>
+      <w:pPr>
+        <w:spacing w:before="240" w:after="0"/>
+        <w:jc w:val="both"/>
+      </w:pPr>
+      <w:r>
+        <w:rPr>
+          <w:color w:val="FF0000"/>
+        </w:rPr>
+        <w:t xml:space="preserve">Loss function:</w:t>
       </w:r>
     </w:p>
     <w:p>
@@ -14185,12 +14644,612 @@
         <w:spacing w:before="120" w:after="120"/>
         <w:jc w:val="center"/>
       </w:pPr>
-      <w:r>
-        <w:rPr>
+      <m:oMathPara>
+        <m:oMath>
+          <m:r>
+            <m:t>L(</m:t>
+          </m:r>
+          <m:r>
+            <m:t>β</m:t>
+          </m:r>
+          <m:r>
+            <m:t>) = </m:t>
+          </m:r>
+          <m:sSup>
+            <m:e>
+              <m:d>
+                <m:dPr>
+                  <m:begChr m:val="‖"/>
+                  <m:endChr m:val="‖"/>
+                </m:dPr>
+                <m:e>
+                  <m:r>
+                    <m:t>y - Xβ</m:t>
+                  </m:r>
+                </m:e>
+              </m:d>
+            </m:e>
+            <m:sup>
+              <m:r>
+                <m:t>2</m:t>
+              </m:r>
+            </m:sup>
+          </m:sSup>
+          <m:r>
+            <m:t> + α</m:t>
+          </m:r>
+          <m:sSup>
+            <m:e>
+              <m:sSub>
+                <m:e>
+                  <m:d>
+                    <m:dPr>
+                      <m:begChr m:val="‖"/>
+                      <m:endChr m:val="‖"/>
+                    </m:dPr>
+                    <m:e>
+                      <m:r>
+                        <m:t>β</m:t>
+                      </m:r>
+                    </m:e>
+                  </m:d>
+                </m:e>
+                <m:sub>
+                  <m:r>
+                    <m:t>2</m:t>
+                  </m:r>
+                </m:sub>
+              </m:sSub>
+            </m:e>
+            <m:sup>
+              <m:r>
+                <m:t>2</m:t>
+              </m:r>
+            </m:sup>
+          </m:sSup>
+        </m:oMath>
+      </m:oMathPara>
+    </w:p>
+    <w:p>
+      <w:pPr>
+        <w:spacing w:before="240" w:after="0"/>
+        <w:jc w:val="both"/>
+      </w:pPr>
+      <w:r>
+        <w:rPr>
+          <w:color w:val="FF0000"/>
+        </w:rPr>
+        <w:t xml:space="preserve">where α ≥ 0 is the regularisation strength. Closed-form solution:</w:t>
+      </w:r>
+    </w:p>
+    <w:p>
+      <w:pPr>
+        <w:spacing w:before="120" w:after="120"/>
+        <w:jc w:val="center"/>
+      </w:pPr>
+      <m:oMathPara>
+        <m:oMath>
+          <m:r>
+            <m:t>β̂ = </m:t>
+          </m:r>
+          <m:d>
+            <m:dPr>
+              <m:begChr m:val="("/>
+              <m:endChr m:val=")"/>
+            </m:dPr>
+            <m:e>
+              <m:sSup>
+                <m:e>
+                  <m:r>
+                    <m:t>X</m:t>
+                  </m:r>
+                </m:e>
+                <m:sup>
+                  <m:r>
+                    <m:t>T</m:t>
+                  </m:r>
+                </m:sup>
+              </m:sSup>
+              <m:r>
+                <m:t>X + α</m:t>
+              </m:r>
+              <m:r>
+                <m:t>I</m:t>
+              </m:r>
+            </m:e>
+          </m:d>
+          <m:sSup>
+            <m:e>
+              <m:r>
+                <m:t/>
+              </m:r>
+            </m:e>
+            <m:sup>
+              <m:r>
+                <m:t>-1</m:t>
+              </m:r>
+            </m:sup>
+          </m:sSup>
+          <m:sSup>
+            <m:e>
+              <m:r>
+                <m:t>X</m:t>
+              </m:r>
+            </m:e>
+            <m:sup>
+              <m:r>
+                <m:t>T</m:t>
+              </m:r>
+            </m:sup>
+          </m:sSup>
+          <m:r>
+            <m:t>y</m:t>
+          </m:r>
+        </m:oMath>
+      </m:oMathPara>
+    </w:p>
+    <w:p>
+      <w:pPr>
+        <w:spacing w:before="240" w:after="0"/>
+        <w:jc w:val="both"/>
+      </w:pPr>
+      <w:r>
+        <w:rPr>
+          <w:color w:val="FF0000"/>
+        </w:rPr>
+        <w:t xml:space="preserve">Adding αI to XᵀX guarantees the matrix is invertible even when correlated variables are present — one of the main reasons to include Ridge here, given the multicollinearity levels identified via VIF in Section 3.4.6.</w:t>
+      </w:r>
+    </w:p>
+    <w:p>
+      <w:pPr>
+        <w:numPr>
+          <w:ilvl w:val="0"/>
+          <w:numId w:val="5"/>
+        </w:numPr>
+        <w:spacing w:before="120" w:after="0"/>
+        <w:jc w:val="both"/>
+      </w:pPr>
+      <w:r>
+        <w:rPr>
+          <w:color w:val="FF0000"/>
+        </w:rPr>
+        <w:t xml:space="preserve">Coefficients shrink toward zero but never reach exactly zero.</w:t>
+      </w:r>
+    </w:p>
+    <w:p>
+      <w:pPr>
+        <w:numPr>
+          <w:ilvl w:val="0"/>
+          <w:numId w:val="5"/>
+        </w:numPr>
+        <w:spacing w:before="120" w:after="0"/>
+        <w:jc w:val="both"/>
+      </w:pPr>
+      <w:r>
+        <w:rPr>
+          <w:color w:val="FF0000"/>
+        </w:rPr>
+        <w:t xml:space="preserve">As α→0 the model converges to OLS; as α→∞ every coefficient tends to zero.</w:t>
+      </w:r>
+    </w:p>
+    <w:p>
+      <w:pPr>
+        <w:numPr>
+          <w:ilvl w:val="0"/>
+          <w:numId w:val="5"/>
+        </w:numPr>
+        <w:spacing w:before="120" w:after="0"/>
+        <w:jc w:val="both"/>
+      </w:pPr>
+      <w:r>
+        <w:rPr>
+          <w:color w:val="FF0000"/>
+        </w:rPr>
+        <w:t xml:space="preserve">After </w:t>
+      </w:r>
+      <w:r>
+        <w:rPr>
+          <w:color w:val="FF0000"/>
+          <w:rStyle w:val="CodeChar"/>
+          <w:color w:val="FF0000"/>
+        </w:rPr>
+        <w:t xml:space="preserve">RobustScaler</w:t>
+      </w:r>
+      <w:r>
+        <w:rPr>
+          <w:color w:val="FF0000"/>
+        </w:rPr>
+        <w:t xml:space="preserve">, coefficients remain on a comparable scale, making them interpretable as each variable's relative contribution to the model.</w:t>
+      </w:r>
+    </w:p>
+    <w:tbl>
+      <w:tblPr>
+        <w:tblStyle w:val="PlainTable5"/>
+        <w:tblW w:w="9000" w:type="dxa"/>
+        <w:tblLook w:val="04A0" w:firstRow="1" w:lastRow="0" w:firstColumn="1" w:lastColumn="0" w:noHBand="0" w:noVBand="1"/>
+      </w:tblPr>
+      <w:tblGrid>
+        <w:gridCol w:w="1800"/>
+        <w:gridCol w:w="2600"/>
+        <w:gridCol w:w="4600"/>
+      </w:tblGrid>
+      <w:tr>
+        <w:tc>
+          <w:tcPr>
+            <w:tcW w:w="1800" w:type="dxa"/>
+            <w:shd w:val="clear" w:fill="D9D9D9"/>
+          </w:tcPr>
+          <w:p>
+            <w:pPr>
+              <w:spacing w:before="40" w:after="40"/>
+            </w:pPr>
+            <w:r>
+              <w:rPr>
+                <w:color w:val="FF0000"/>
+                <w:b/>
+                <w:bCs/>
+              </w:rPr>
+              <w:t xml:space="preserve">Parameter</w:t>
+            </w:r>
+          </w:p>
+        </w:tc>
+        <w:tc>
+          <w:tcPr>
+            <w:tcW w:w="2600" w:type="dxa"/>
+            <w:shd w:val="clear" w:fill="D9D9D9"/>
+          </w:tcPr>
+          <w:p>
+            <w:pPr>
+              <w:spacing w:before="40" w:after="40"/>
+            </w:pPr>
+            <w:r>
+              <w:rPr>
+                <w:color w:val="FF0000"/>
+                <w:b/>
+                <w:bCs/>
+              </w:rPr>
+              <w:t xml:space="preserve">Values tested</w:t>
+            </w:r>
+          </w:p>
+        </w:tc>
+        <w:tc>
+          <w:tcPr>
+            <w:tcW w:w="4600" w:type="dxa"/>
+            <w:shd w:val="clear" w:fill="D9D9D9"/>
+          </w:tcPr>
+          <w:p>
+            <w:pPr>
+              <w:spacing w:before="40" w:after="40"/>
+            </w:pPr>
+            <w:r>
+              <w:rPr>
+                <w:color w:val="FF0000"/>
+                <w:b/>
+                <w:bCs/>
+              </w:rPr>
+              <w:t xml:space="preserve">Justification</w:t>
+            </w:r>
+          </w:p>
+        </w:tc>
+      </w:tr>
+      <w:tr>
+        <w:tc>
+          <w:tcPr>
+            <w:tcW w:w="1800" w:type="dxa"/>
+          </w:tcPr>
+          <w:p>
+            <w:pPr>
+              <w:spacing w:before="40" w:after="40"/>
+            </w:pPr>
+            <w:r>
+              <w:rPr>
+                <w:color w:val="FF0000"/>
+              </w:rPr>
+              <w:t xml:space="preserve">alpha</w:t>
+            </w:r>
+          </w:p>
+        </w:tc>
+        <w:tc>
+          <w:tcPr>
+            <w:tcW w:w="2600" w:type="dxa"/>
+          </w:tcPr>
+          <w:p>
+            <w:pPr>
+              <w:spacing w:before="40" w:after="40"/>
+            </w:pPr>
+            <w:r>
+              <w:rPr>
+                <w:color w:val="FF0000"/>
+              </w:rPr>
+              <w:t xml:space="preserve">[0.01, 0.1, 1, 10, 100, 1000]</w:t>
+            </w:r>
+          </w:p>
+        </w:tc>
+        <w:tc>
+          <w:tcPr>
+            <w:tcW w:w="4600" w:type="dxa"/>
+          </w:tcPr>
+          <w:p>
+            <w:pPr>
+              <w:spacing w:before="40" w:after="40"/>
+            </w:pPr>
+            <w:r>
+              <w:rPr>
+                <w:color w:val="FF0000"/>
+              </w:rPr>
+              <w:t xml:space="preserve">Log-scale search from near-OLS (0.01) to strong regularisation (1000); a log scale suits the multiplicative effect of α on the penalty.</w:t>
+            </w:r>
+          </w:p>
+        </w:tc>
+      </w:tr>
+    </w:tbl>
+    <w:p>
+      <w:pPr>
+        <w:spacing w:before="120" w:after="0"/>
+      </w:pPr>
+    </w:p>
+    <w:p>
+      <w:pPr>
+        <w:pStyle w:val="Heading4"/>
+      </w:pPr>
+      <w:bookmarkStart w:id="9003" w:name="_TFM_gen_9003"/>
+      <w:r>
+        <w:rPr>
+          <w:color w:val="FF0000"/>
+        </w:rPr>
+        <w:t xml:space="preserve">Lasso Regression</w:t>
+      </w:r>
+      <w:bookmarkEnd w:id="9003"/>
+    </w:p>
+    <w:p>
+      <w:pPr>
+        <w:spacing w:before="240" w:after="0"/>
+        <w:jc w:val="both"/>
+      </w:pPr>
+      <w:r>
+        <w:rPr>
+          <w:color w:val="FF0000"/>
+        </w:rPr>
+        <w:t xml:space="preserve">Lasso (Least Absolute Shrinkage and Selection Operator) is a regularised linear model that uses an L1 penalty instead of an L2 one. Unlike Ridge, the L1 penalty has the geometric property of producing sparse solutions — some coefficients are shrunk exactly to zero, giving automatic variable selection.</w:t>
+      </w:r>
+    </w:p>
+    <w:p>
+      <w:pPr>
+        <w:spacing w:before="240" w:after="0"/>
+        <w:jc w:val="both"/>
+      </w:pPr>
+      <w:r>
+        <w:rPr>
+          <w:color w:val="FF0000"/>
+        </w:rPr>
+        <w:t xml:space="preserve">Loss function:</w:t>
+      </w:r>
+    </w:p>
+    <w:p>
+      <w:pPr>
+        <w:spacing w:before="120" w:after="120"/>
+        <w:jc w:val="center"/>
+      </w:pPr>
+      <m:oMathPara>
+        <m:oMath>
+          <m:r>
+            <m:t>L(</m:t>
+          </m:r>
+          <m:r>
+            <m:t>β</m:t>
+          </m:r>
+          <m:r>
+            <m:t>) = </m:t>
+          </m:r>
+          <m:sSup>
+            <m:e>
+              <m:d>
+                <m:dPr>
+                  <m:begChr m:val="‖"/>
+                  <m:endChr m:val="‖"/>
+                </m:dPr>
+                <m:e>
+                  <m:r>
+                    <m:t>y - Xβ</m:t>
+                  </m:r>
+                </m:e>
+              </m:d>
+            </m:e>
+            <m:sup>
+              <m:r>
+                <m:t>2</m:t>
+              </m:r>
+            </m:sup>
+          </m:sSup>
+          <m:r>
+            <m:t> + α</m:t>
+          </m:r>
+          <m:d>
+            <m:dPr>
+              <m:begChr m:val="‖"/>
+              <m:endChr m:val="‖"/>
+            </m:dPr>
+            <m:e>
+              <m:r>
+                <m:t>β</m:t>
+              </m:r>
+            </m:e>
+          </m:d>
+          <m:sSub>
+            <m:e>
+              <m:r>
+                <m:t/>
+              </m:r>
+            </m:e>
+            <m:sub>
+              <m:r>
+                <m:t>1</m:t>
+              </m:r>
+            </m:sub>
+          </m:sSub>
+        </m:oMath>
+      </m:oMathPara>
+    </w:p>
+    <w:p>
+      <w:pPr>
+        <w:spacing w:before="240" w:after="0"/>
+        <w:jc w:val="both"/>
+      </w:pPr>
+      <w:r>
+        <w:rPr>
+          <w:color w:val="FF0000"/>
+        </w:rPr>
+        <w:t xml:space="preserve">where:</w:t>
+      </w:r>
+    </w:p>
+    <w:p>
+      <w:pPr>
+        <w:spacing w:before="120" w:after="120"/>
+        <w:jc w:val="center"/>
+      </w:pPr>
+      <m:oMathPara>
+        <m:oMath>
+          <m:d>
+            <m:dPr>
+              <m:begChr m:val="‖"/>
+              <m:endChr m:val="‖"/>
+            </m:dPr>
+            <m:e>
+              <m:r>
+                <m:t>β</m:t>
+              </m:r>
+            </m:e>
+          </m:d>
+          <m:sSub>
+            <m:e>
+              <m:r>
+                <m:t/>
+              </m:r>
+            </m:e>
+            <m:sub>
+              <m:r>
+                <m:t>1</m:t>
+              </m:r>
+            </m:sub>
+          </m:sSub>
+          <m:r>
+            <m:t> = </m:t>
+          </m:r>
+          <m:nary>
+            <m:naryPr>
+              <m:chr m:val="∑"/>
+              <m:limLoc m:val="subSup"/>
+            </m:naryPr>
+            <m:sub>
+              <m:sSub>
+                <m:e>
+                  <m:r>
+                    <m:t/>
+                  </m:r>
+                </m:e>
+                <m:sub>
+                  <m:r>
+                    <m:t>j</m:t>
+                  </m:r>
+                </m:sub>
+              </m:sSub>
+            </m:sub>
+            <m:sup>
+              <m:r>
+                <m:t/>
+              </m:r>
+            </m:sup>
+            <m:e>
+              <m:d>
+                <m:dPr>
+                  <m:begChr m:val="|"/>
+                  <m:endChr m:val="|"/>
+                </m:dPr>
+                <m:e>
+                  <m:r>
+                    <m:t>β</m:t>
+                  </m:r>
+                </m:e>
+              </m:d>
+            </m:e>
+          </m:nary>
+        </m:oMath>
+      </m:oMathPara>
+    </w:p>
+    <w:p>
+      <w:pPr>
+        <w:spacing w:before="240" w:after="0"/>
+        <w:jc w:val="both"/>
+      </w:pPr>
+      <w:r>
+        <w:rPr>
+          <w:color w:val="FF0000"/>
+          <w:b/>
+          <w:bCs/>
+        </w:rPr>
+        <w:t xml:space="preserve">No closed-form solution: </w:t>
+      </w:r>
+      <w:r>
+        <w:rPr>
+          <w:color w:val="FF0000"/>
+        </w:rPr>
+        <w:t xml:space="preserve">the absolute value in the L1 penalty makes the objective non-differentiable at βⱼ = 0, so there is no analytical solution. </w:t>
+      </w:r>
+      <w:r>
+        <w:rPr>
+          <w:color w:val="FF0000"/>
           <w:i/>
           <w:iCs/>
         </w:rPr>
-        <w:t xml:space="preserve">L(β) = ‖y - Xβ‖² + α‖β‖²₂</w:t>
+        <w:t xml:space="preserve">scikit-learn</w:t>
+      </w:r>
+      <w:r>
+        <w:rPr>
+          <w:color w:val="FF0000"/>
+        </w:rPr>
+        <w:t xml:space="preserve">'s implementation uses coordinate descent — minimising with respect to one coefficient at a time while holding the others fixed, repeating until convergence. For this reason </w:t>
+      </w:r>
+      <w:r>
+        <w:rPr>
+          <w:color w:val="FF0000"/>
+          <w:rStyle w:val="CodeChar"/>
+          <w:color w:val="FF0000"/>
+        </w:rPr>
+        <w:t xml:space="preserve">max_iter=10000</w:t>
+      </w:r>
+      <w:r>
+        <w:rPr>
+          <w:color w:val="FF0000"/>
+        </w:rPr>
+        <w:t xml:space="preserve"> is set in </w:t>
+      </w:r>
+      <w:r>
+        <w:rPr>
+          <w:color w:val="FF0000"/>
+          <w:rStyle w:val="CodeChar"/>
+          <w:color w:val="FF0000"/>
+        </w:rPr>
+        <w:t xml:space="preserve">make_models()</w:t>
+      </w:r>
+      <w:r>
+        <w:rPr>
+          <w:color w:val="FF0000"/>
+        </w:rPr>
+        <w:t xml:space="preserve"> (</w:t>
+      </w:r>
+      <w:r>
+        <w:rPr>
+          <w:color w:val="FF0000"/>
+          <w:rStyle w:val="CodeChar"/>
+          <w:color w:val="FF0000"/>
+        </w:rPr>
+        <w:t xml:space="preserve">src/models.py</w:t>
+      </w:r>
+      <w:r>
+        <w:rPr>
+          <w:color w:val="FF0000"/>
+        </w:rPr>
+        <w:t xml:space="preserve">): the default of 1,000 iterations does not always reach convergence on this dataset.</w:t>
       </w:r>
     </w:p>
     <w:p>
@@ -14199,7 +15258,463 @@
         <w:jc w:val="both"/>
       </w:pPr>
       <w:r>
-        <w:t xml:space="preserve">where α ≥ 0 is the regularisation strength and ‖β‖²₂ = Σⱼ βⱼ². The closed-form solution,</w:t>
+        <w:rPr>
+          <w:color w:val="FF0000"/>
+          <w:b/>
+          <w:bCs/>
+        </w:rPr>
+        <w:t xml:space="preserve">Why Lasso complements Ridge:</w:t>
+      </w:r>
+    </w:p>
+    <w:tbl>
+      <w:tblPr>
+        <w:tblStyle w:val="PlainTable5"/>
+        <w:tblW w:w="9000" w:type="dxa"/>
+        <w:tblLook w:val="04A0" w:firstRow="1" w:lastRow="0" w:firstColumn="1" w:lastColumn="0" w:noHBand="0" w:noVBand="1"/>
+      </w:tblPr>
+      <w:tblGrid>
+        <w:gridCol w:w="2200"/>
+        <w:gridCol w:w="3400"/>
+        <w:gridCol w:w="3400"/>
+      </w:tblGrid>
+      <w:tr>
+        <w:tc>
+          <w:tcPr>
+            <w:tcW w:w="2200" w:type="dxa"/>
+            <w:shd w:val="clear" w:fill="D9D9D9"/>
+          </w:tcPr>
+          <w:p>
+            <w:pPr>
+              <w:spacing w:before="40" w:after="40"/>
+            </w:pPr>
+            <w:r>
+              <w:rPr>
+                <w:color w:val="FF0000"/>
+                <w:b/>
+                <w:bCs/>
+              </w:rPr>
+              <w:t xml:space="preserve">Property</w:t>
+            </w:r>
+          </w:p>
+        </w:tc>
+        <w:tc>
+          <w:tcPr>
+            <w:tcW w:w="3400" w:type="dxa"/>
+            <w:shd w:val="clear" w:fill="D9D9D9"/>
+          </w:tcPr>
+          <w:p>
+            <w:pPr>
+              <w:spacing w:before="40" w:after="40"/>
+            </w:pPr>
+            <w:r>
+              <w:rPr>
+                <w:color w:val="FF0000"/>
+                <w:b/>
+                <w:bCs/>
+              </w:rPr>
+              <w:t xml:space="preserve">Ridge</w:t>
+            </w:r>
+          </w:p>
+        </w:tc>
+        <w:tc>
+          <w:tcPr>
+            <w:tcW w:w="3400" w:type="dxa"/>
+            <w:shd w:val="clear" w:fill="D9D9D9"/>
+          </w:tcPr>
+          <w:p>
+            <w:pPr>
+              <w:spacing w:before="40" w:after="40"/>
+            </w:pPr>
+            <w:r>
+              <w:rPr>
+                <w:color w:val="FF0000"/>
+                <w:b/>
+                <w:bCs/>
+              </w:rPr>
+              <w:t xml:space="preserve">Lasso</w:t>
+            </w:r>
+          </w:p>
+        </w:tc>
+      </w:tr>
+      <w:tr>
+        <w:tc>
+          <w:tcPr>
+            <w:tcW w:w="2200" w:type="dxa"/>
+          </w:tcPr>
+          <w:p>
+            <w:pPr>
+              <w:spacing w:before="40" w:after="40"/>
+            </w:pPr>
+            <w:r>
+              <w:rPr>
+                <w:color w:val="FF0000"/>
+              </w:rPr>
+              <w:t xml:space="preserve">Penalty</w:t>
+            </w:r>
+          </w:p>
+        </w:tc>
+        <w:tc>
+          <w:tcPr>
+            <w:tcW w:w="3400" w:type="dxa"/>
+          </w:tcPr>
+          <w:p>
+            <w:pPr>
+              <w:spacing w:before="40" w:after="40"/>
+            </w:pPr>
+            <w:r>
+              <w:rPr>
+                <w:color w:val="FF0000"/>
+              </w:rPr>
+              <w:t xml:space="preserve">L2 — Σβ²</w:t>
+            </w:r>
+          </w:p>
+        </w:tc>
+        <w:tc>
+          <w:tcPr>
+            <w:tcW w:w="3400" w:type="dxa"/>
+          </w:tcPr>
+          <w:p>
+            <w:pPr>
+              <w:spacing w:before="40" w:after="40"/>
+            </w:pPr>
+            <w:r>
+              <w:rPr>
+                <w:color w:val="FF0000"/>
+              </w:rPr>
+              <w:t xml:space="preserve">L1 — Σ|β|</w:t>
+            </w:r>
+          </w:p>
+        </w:tc>
+      </w:tr>
+      <w:tr>
+        <w:tc>
+          <w:tcPr>
+            <w:tcW w:w="2200" w:type="dxa"/>
+          </w:tcPr>
+          <w:p>
+            <w:pPr>
+              <w:spacing w:before="40" w:after="40"/>
+            </w:pPr>
+            <w:r>
+              <w:rPr>
+                <w:color w:val="FF0000"/>
+              </w:rPr>
+              <w:t xml:space="preserve">Solution sparsity</w:t>
+            </w:r>
+          </w:p>
+        </w:tc>
+        <w:tc>
+          <w:tcPr>
+            <w:tcW w:w="3400" w:type="dxa"/>
+          </w:tcPr>
+          <w:p>
+            <w:pPr>
+              <w:spacing w:before="40" w:after="40"/>
+            </w:pPr>
+            <w:r>
+              <w:rPr>
+                <w:color w:val="FF0000"/>
+              </w:rPr>
+              <w:t xml:space="preserve">Coefficients are never exactly zero</w:t>
+            </w:r>
+          </w:p>
+        </w:tc>
+        <w:tc>
+          <w:tcPr>
+            <w:tcW w:w="3400" w:type="dxa"/>
+          </w:tcPr>
+          <w:p>
+            <w:pPr>
+              <w:spacing w:before="40" w:after="40"/>
+            </w:pPr>
+            <w:r>
+              <w:rPr>
+                <w:color w:val="FF0000"/>
+              </w:rPr>
+              <w:t xml:space="preserve">Some coefficients can shrink to exactly zero</w:t>
+            </w:r>
+          </w:p>
+        </w:tc>
+      </w:tr>
+      <w:tr>
+        <w:tc>
+          <w:tcPr>
+            <w:tcW w:w="2200" w:type="dxa"/>
+          </w:tcPr>
+          <w:p>
+            <w:pPr>
+              <w:spacing w:before="40" w:after="40"/>
+            </w:pPr>
+            <w:r>
+              <w:rPr>
+                <w:color w:val="FF0000"/>
+              </w:rPr>
+              <w:t xml:space="preserve">Variable selection</w:t>
+            </w:r>
+          </w:p>
+        </w:tc>
+        <w:tc>
+          <w:tcPr>
+            <w:tcW w:w="3400" w:type="dxa"/>
+          </w:tcPr>
+          <w:p>
+            <w:pPr>
+              <w:spacing w:before="40" w:after="40"/>
+            </w:pPr>
+            <w:r>
+              <w:rPr>
+                <w:color w:val="FF0000"/>
+              </w:rPr>
+              <w:t xml:space="preserve">Not automatic</w:t>
+            </w:r>
+          </w:p>
+        </w:tc>
+        <w:tc>
+          <w:tcPr>
+            <w:tcW w:w="3400" w:type="dxa"/>
+          </w:tcPr>
+          <w:p>
+            <w:pPr>
+              <w:spacing w:before="40" w:after="40"/>
+            </w:pPr>
+            <w:r>
+              <w:rPr>
+                <w:color w:val="FF0000"/>
+              </w:rPr>
+              <w:t xml:space="preserve">Automatic</w:t>
+            </w:r>
+          </w:p>
+        </w:tc>
+      </w:tr>
+      <w:tr>
+        <w:tc>
+          <w:tcPr>
+            <w:tcW w:w="2200" w:type="dxa"/>
+          </w:tcPr>
+          <w:p>
+            <w:pPr>
+              <w:spacing w:before="40" w:after="40"/>
+            </w:pPr>
+            <w:r>
+              <w:rPr>
+                <w:color w:val="FF0000"/>
+              </w:rPr>
+              <w:t xml:space="preserve">Closed-form solution</w:t>
+            </w:r>
+          </w:p>
+        </w:tc>
+        <w:tc>
+          <w:tcPr>
+            <w:tcW w:w="3400" w:type="dxa"/>
+          </w:tcPr>
+          <w:p>
+            <w:pPr>
+              <w:spacing w:before="40" w:after="40"/>
+            </w:pPr>
+            <w:r>
+              <w:rPr>
+                <w:color w:val="FF0000"/>
+              </w:rPr>
+              <w:t xml:space="preserve">Yes</w:t>
+            </w:r>
+          </w:p>
+        </w:tc>
+        <w:tc>
+          <w:tcPr>
+            <w:tcW w:w="3400" w:type="dxa"/>
+          </w:tcPr>
+          <w:p>
+            <w:pPr>
+              <w:spacing w:before="40" w:after="40"/>
+            </w:pPr>
+            <w:r>
+              <w:rPr>
+                <w:color w:val="FF0000"/>
+              </w:rPr>
+              <w:t xml:space="preserve">No</w:t>
+            </w:r>
+          </w:p>
+        </w:tc>
+      </w:tr>
+    </w:tbl>
+    <w:p>
+      <w:pPr>
+        <w:spacing w:before="120" w:after="0"/>
+      </w:pPr>
+    </w:p>
+    <w:p>
+      <w:pPr>
+        <w:spacing w:before="240" w:after="0"/>
+        <w:jc w:val="both"/>
+      </w:pPr>
+      <w:r>
+        <w:rPr>
+          <w:color w:val="FF0000"/>
+        </w:rPr>
+        <w:t xml:space="preserve">The comparison justifies including both: Ridge provides stability under multicollinearity, while Lasso identifies the most relevant variables directly — its non-zero coefficients show which socioeconomic and mental-health factors retain an independent predictive signal, speaking directly to the thesis's research question.</w:t>
+      </w:r>
+    </w:p>
+    <w:tbl>
+      <w:tblPr>
+        <w:tblStyle w:val="PlainTable5"/>
+        <w:tblW w:w="9000" w:type="dxa"/>
+        <w:tblLook w:val="04A0" w:firstRow="1" w:lastRow="0" w:firstColumn="1" w:lastColumn="0" w:noHBand="0" w:noVBand="1"/>
+      </w:tblPr>
+      <w:tblGrid>
+        <w:gridCol w:w="1800"/>
+        <w:gridCol w:w="2600"/>
+        <w:gridCol w:w="4600"/>
+      </w:tblGrid>
+      <w:tr>
+        <w:tc>
+          <w:tcPr>
+            <w:tcW w:w="1800" w:type="dxa"/>
+            <w:shd w:val="clear" w:fill="D9D9D9"/>
+          </w:tcPr>
+          <w:p>
+            <w:pPr>
+              <w:spacing w:before="40" w:after="40"/>
+            </w:pPr>
+            <w:r>
+              <w:rPr>
+                <w:color w:val="FF0000"/>
+                <w:b/>
+                <w:bCs/>
+              </w:rPr>
+              <w:t xml:space="preserve">Parameter</w:t>
+            </w:r>
+          </w:p>
+        </w:tc>
+        <w:tc>
+          <w:tcPr>
+            <w:tcW w:w="2600" w:type="dxa"/>
+            <w:shd w:val="clear" w:fill="D9D9D9"/>
+          </w:tcPr>
+          <w:p>
+            <w:pPr>
+              <w:spacing w:before="40" w:after="40"/>
+            </w:pPr>
+            <w:r>
+              <w:rPr>
+                <w:color w:val="FF0000"/>
+                <w:b/>
+                <w:bCs/>
+              </w:rPr>
+              <w:t xml:space="preserve">Values tested</w:t>
+            </w:r>
+          </w:p>
+        </w:tc>
+        <w:tc>
+          <w:tcPr>
+            <w:tcW w:w="4600" w:type="dxa"/>
+            <w:shd w:val="clear" w:fill="D9D9D9"/>
+          </w:tcPr>
+          <w:p>
+            <w:pPr>
+              <w:spacing w:before="40" w:after="40"/>
+            </w:pPr>
+            <w:r>
+              <w:rPr>
+                <w:color w:val="FF0000"/>
+                <w:b/>
+                <w:bCs/>
+              </w:rPr>
+              <w:t xml:space="preserve">Justification</w:t>
+            </w:r>
+          </w:p>
+        </w:tc>
+      </w:tr>
+      <w:tr>
+        <w:tc>
+          <w:tcPr>
+            <w:tcW w:w="1800" w:type="dxa"/>
+          </w:tcPr>
+          <w:p>
+            <w:pPr>
+              <w:spacing w:before="40" w:after="40"/>
+            </w:pPr>
+            <w:r>
+              <w:rPr>
+                <w:color w:val="FF0000"/>
+              </w:rPr>
+              <w:t xml:space="preserve">alpha</w:t>
+            </w:r>
+          </w:p>
+        </w:tc>
+        <w:tc>
+          <w:tcPr>
+            <w:tcW w:w="2600" w:type="dxa"/>
+          </w:tcPr>
+          <w:p>
+            <w:pPr>
+              <w:spacing w:before="40" w:after="40"/>
+            </w:pPr>
+            <w:r>
+              <w:rPr>
+                <w:color w:val="FF0000"/>
+              </w:rPr>
+              <w:t xml:space="preserve">[0.001, 0.01, 0.1, 1, 10, 100]</w:t>
+            </w:r>
+          </w:p>
+        </w:tc>
+        <w:tc>
+          <w:tcPr>
+            <w:tcW w:w="4600" w:type="dxa"/>
+          </w:tcPr>
+          <w:p>
+            <w:pPr>
+              <w:spacing w:before="40" w:after="40"/>
+            </w:pPr>
+            <w:r>
+              <w:rPr>
+                <w:color w:val="FF0000"/>
+              </w:rPr>
+              <w:t xml:space="preserve">The lower bound is extended to 0.001 relative to Ridge, since Lasso needs smaller alpha values to keep most variables at a non-zero coefficient on a standardised dataset.</w:t>
+            </w:r>
+          </w:p>
+        </w:tc>
+      </w:tr>
+    </w:tbl>
+    <w:p>
+      <w:pPr>
+        <w:spacing w:before="120" w:after="0"/>
+      </w:pPr>
+    </w:p>
+    <w:p>
+      <w:pPr>
+        <w:pStyle w:val="Heading4"/>
+      </w:pPr>
+      <w:bookmarkStart w:id="9004" w:name="_TFM_gen_9004"/>
+      <w:r>
+        <w:rPr>
+          <w:color w:val="FF0000"/>
+        </w:rPr>
+        <w:t xml:space="preserve">Support Vector Regression (SVR)</w:t>
+      </w:r>
+      <w:bookmarkEnd w:id="9004"/>
+    </w:p>
+    <w:p>
+      <w:pPr>
+        <w:spacing w:before="240" w:after="0"/>
+        <w:jc w:val="both"/>
+      </w:pPr>
+      <w:r>
+        <w:rPr>
+          <w:color w:val="FF0000"/>
+        </w:rPr>
+        <w:t xml:space="preserve">SVR extends the Support Vector Machine framework to continuous targets. Rather than directly minimising prediction error, it finds a function f(x) that deviates from the true values y by at most ε while staying as flat as possible to favour generalisation — predictions within a tube of width 2ε around the true value incur no loss.</w:t>
+      </w:r>
+    </w:p>
+    <w:p>
+      <w:pPr>
+        <w:spacing w:before="240" w:after="0"/>
+        <w:jc w:val="both"/>
+      </w:pPr>
+      <w:r>
+        <w:rPr>
+          <w:color w:val="FF0000"/>
+        </w:rPr>
+        <w:t xml:space="preserve">Primal optimisation problem:</w:t>
       </w:r>
     </w:p>
     <w:p>
@@ -14207,12 +15722,257 @@
         <w:spacing w:before="120" w:after="120"/>
         <w:jc w:val="center"/>
       </w:pPr>
-      <w:r>
-        <w:rPr>
+      <m:oMathPara>
+        <m:oMath>
+          <m:r>
+            <m:t>min </m:t>
+          </m:r>
+          <m:f>
+            <m:num>
+              <m:r>
+                <m:t>1</m:t>
+              </m:r>
+            </m:num>
+            <m:den>
+              <m:r>
+                <m:t>2</m:t>
+              </m:r>
+            </m:den>
+          </m:f>
+          <m:sSup>
+            <m:e>
+              <m:d>
+                <m:dPr>
+                  <m:begChr m:val="‖"/>
+                  <m:endChr m:val="‖"/>
+                </m:dPr>
+                <m:e>
+                  <m:r>
+                    <m:t>w</m:t>
+                  </m:r>
+                </m:e>
+              </m:d>
+            </m:e>
+            <m:sup>
+              <m:r>
+                <m:t>2</m:t>
+              </m:r>
+            </m:sup>
+          </m:sSup>
+          <m:r>
+            <m:t> + C·</m:t>
+          </m:r>
+          <m:nary>
+            <m:naryPr>
+              <m:chr m:val="∑"/>
+              <m:limLoc m:val="subSup"/>
+            </m:naryPr>
+            <m:sub>
+              <m:r>
+                <m:t>i</m:t>
+              </m:r>
+            </m:sub>
+            <m:sup>
+              <m:r>
+                <m:t/>
+              </m:r>
+            </m:sup>
+            <m:e>
+              <m:d>
+                <m:dPr>
+                  <m:begChr m:val="("/>
+                  <m:endChr m:val=")"/>
+                </m:dPr>
+                <m:e>
+                  <m:sSub>
+                    <m:e>
+                      <m:r>
+                        <m:t>ξ</m:t>
+                      </m:r>
+                    </m:e>
+                    <m:sub>
+                      <m:r>
+                        <m:t>i</m:t>
+                      </m:r>
+                    </m:sub>
+                  </m:sSub>
+                  <m:r>
+                    <m:t> + </m:t>
+                  </m:r>
+                  <m:sSubSup>
+                    <m:e>
+                      <m:r>
+                        <m:t>ξ</m:t>
+                      </m:r>
+                    </m:e>
+                    <m:sub>
+                      <m:r>
+                        <m:t>i</m:t>
+                      </m:r>
+                    </m:sub>
+                    <m:sup>
+                      <m:r>
+                        <m:t>*</m:t>
+                      </m:r>
+                    </m:sup>
+                  </m:sSubSup>
+                </m:e>
+              </m:d>
+            </m:e>
+          </m:nary>
+        </m:oMath>
+      </m:oMathPara>
+    </w:p>
+    <w:p>
+      <w:pPr>
+        <w:spacing w:before="240" w:after="0"/>
+        <w:jc w:val="both"/>
+      </w:pPr>
+      <w:r>
+        <w:rPr>
+          <w:color w:val="FF0000"/>
+        </w:rPr>
+        <w:t xml:space="preserve">subject to y</w:t>
+      </w:r>
+      <w:r>
+        <w:rPr>
+          <w:color w:val="FF0000"/>
           <w:i/>
           <w:iCs/>
         </w:rPr>
-        <w:t xml:space="preserve">β̂ = (XᵀX + αI)⁻¹Xᵀy</w:t>
+        <w:t xml:space="preserve">i</w:t>
+      </w:r>
+      <w:r>
+        <w:rPr>
+          <w:color w:val="FF0000"/>
+        </w:rPr>
+        <w:t xml:space="preserve"> − w</w:t>
+      </w:r>
+      <w:r>
+        <w:rPr>
+          <w:color w:val="FF0000"/>
+          <w:i/>
+          <w:iCs/>
+        </w:rPr>
+        <w:t xml:space="preserve">ᵀ</w:t>
+      </w:r>
+      <w:r>
+        <w:rPr>
+          <w:color w:val="FF0000"/>
+        </w:rPr>
+        <w:t xml:space="preserve">x</w:t>
+      </w:r>
+      <w:r>
+        <w:rPr>
+          <w:color w:val="FF0000"/>
+          <w:i/>
+          <w:iCs/>
+        </w:rPr>
+        <w:t xml:space="preserve">i</w:t>
+      </w:r>
+      <w:r>
+        <w:rPr>
+          <w:color w:val="FF0000"/>
+        </w:rPr>
+        <w:t xml:space="preserve"> − b ≤ ε + ξ</w:t>
+      </w:r>
+      <w:r>
+        <w:rPr>
+          <w:color w:val="FF0000"/>
+          <w:i/>
+          <w:iCs/>
+        </w:rPr>
+        <w:t xml:space="preserve">i</w:t>
+      </w:r>
+      <w:r>
+        <w:rPr>
+          <w:color w:val="FF0000"/>
+        </w:rPr>
+        <w:t xml:space="preserve">, w</w:t>
+      </w:r>
+      <w:r>
+        <w:rPr>
+          <w:color w:val="FF0000"/>
+          <w:i/>
+          <w:iCs/>
+        </w:rPr>
+        <w:t xml:space="preserve">ᵀ</w:t>
+      </w:r>
+      <w:r>
+        <w:rPr>
+          <w:color w:val="FF0000"/>
+        </w:rPr>
+        <w:t xml:space="preserve">x</w:t>
+      </w:r>
+      <w:r>
+        <w:rPr>
+          <w:color w:val="FF0000"/>
+          <w:i/>
+          <w:iCs/>
+        </w:rPr>
+        <w:t xml:space="preserve">i</w:t>
+      </w:r>
+      <w:r>
+        <w:rPr>
+          <w:color w:val="FF0000"/>
+        </w:rPr>
+        <w:t xml:space="preserve"> + b − y</w:t>
+      </w:r>
+      <w:r>
+        <w:rPr>
+          <w:color w:val="FF0000"/>
+          <w:i/>
+          <w:iCs/>
+        </w:rPr>
+        <w:t xml:space="preserve">i</w:t>
+      </w:r>
+      <w:r>
+        <w:rPr>
+          <w:color w:val="FF0000"/>
+        </w:rPr>
+        <w:t xml:space="preserve"> ≤ ε + ξ</w:t>
+      </w:r>
+      <w:r>
+        <w:rPr>
+          <w:color w:val="FF0000"/>
+          <w:i/>
+          <w:iCs/>
+        </w:rPr>
+        <w:t xml:space="preserve">i</w:t>
+      </w:r>
+      <w:r>
+        <w:rPr>
+          <w:color w:val="FF0000"/>
+        </w:rPr>
+        <w:t xml:space="preserve">*, ξ</w:t>
+      </w:r>
+      <w:r>
+        <w:rPr>
+          <w:color w:val="FF0000"/>
+          <w:i/>
+          <w:iCs/>
+        </w:rPr>
+        <w:t xml:space="preserve">i</w:t>
+      </w:r>
+      <w:r>
+        <w:rPr>
+          <w:color w:val="FF0000"/>
+        </w:rPr>
+        <w:t xml:space="preserve">, ξ</w:t>
+      </w:r>
+      <w:r>
+        <w:rPr>
+          <w:color w:val="FF0000"/>
+          <w:i/>
+          <w:iCs/>
+        </w:rPr>
+        <w:t xml:space="preserve">i</w:t>
+      </w:r>
+      <w:r>
+        <w:rPr>
+          <w:color w:val="FF0000"/>
+        </w:rPr>
+        <w:t xml:space="preserve">* ≥ 0 — the slack variables ξᵢ and ξᵢ* let some predictions fall outside the ε-tube, penalised via C.</w:t>
       </w:r>
     </w:p>
     <w:p>
@@ -14221,18 +15981,108 @@
         <w:jc w:val="both"/>
       </w:pPr>
       <w:r>
-        <w:t xml:space="preserve">adds αI to XᵀX, guaranteeing invertibility even under the moderate multicollinearity identified in Section 3.4.6. Grid: α ∈ {0.01, 0.1, 1, 10, 100, 1000}.</w:t>
-      </w:r>
-    </w:p>
-    <w:p>
-      <w:pPr>
-        <w:pStyle w:val="Heading4"/>
-      </w:pPr>
-      <w:bookmarkStart w:id="20008" w:name="_TFM_gen_20008"/>
-      <w:r>
-        <w:t xml:space="preserve">Lasso Regression</w:t>
-      </w:r>
-      <w:bookmarkEnd w:id="20008"/>
+        <w:rPr>
+          <w:color w:val="FF0000"/>
+          <w:b/>
+          <w:bCs/>
+        </w:rPr>
+        <w:t xml:space="preserve">The kernel trick: </w:t>
+      </w:r>
+      <w:r>
+        <w:rPr>
+          <w:color w:val="FF0000"/>
+        </w:rPr>
+        <w:t xml:space="preserve">SVR is solved via its dual formulation, where data enters only through inner products (xᵢ,xⱼ); replacing these with a kernel function K(xᵢ,xⱼ) implicitly maps the data into a higher-dimensional space without explicitly computing that mapping:</w:t>
+      </w:r>
+    </w:p>
+    <w:p>
+      <w:pPr>
+        <w:spacing w:before="120" w:after="120"/>
+        <w:jc w:val="center"/>
+      </w:pPr>
+      <m:oMathPara>
+        <m:oMath>
+          <m:r>
+            <m:t>f(x) = </m:t>
+          </m:r>
+          <m:nary>
+            <m:naryPr>
+              <m:chr m:val="∑"/>
+              <m:limLoc m:val="subSup"/>
+            </m:naryPr>
+            <m:sub>
+              <m:r>
+                <m:t>i</m:t>
+              </m:r>
+            </m:sub>
+            <m:sup>
+              <m:r>
+                <m:t/>
+              </m:r>
+            </m:sup>
+            <m:e>
+              <m:d>
+                <m:dPr>
+                  <m:begChr m:val="("/>
+                  <m:endChr m:val=")"/>
+                </m:dPr>
+                <m:e>
+                  <m:sSub>
+                    <m:e>
+                      <m:r>
+                        <m:t>α</m:t>
+                      </m:r>
+                    </m:e>
+                    <m:sub>
+                      <m:r>
+                        <m:t>i</m:t>
+                      </m:r>
+                    </m:sub>
+                  </m:sSub>
+                  <m:r>
+                    <m:t> - </m:t>
+                  </m:r>
+                  <m:sSubSup>
+                    <m:e>
+                      <m:r>
+                        <m:t>α</m:t>
+                      </m:r>
+                    </m:e>
+                    <m:sub>
+                      <m:r>
+                        <m:t>i</m:t>
+                      </m:r>
+                    </m:sub>
+                    <m:sup>
+                      <m:r>
+                        <m:t>*</m:t>
+                      </m:r>
+                    </m:sup>
+                  </m:sSubSup>
+                </m:e>
+              </m:d>
+            </m:e>
+          </m:nary>
+          <m:r>
+            <m:t> K(</m:t>
+          </m:r>
+          <m:sSub>
+            <m:e>
+              <m:r>
+                <m:t>x</m:t>
+              </m:r>
+            </m:e>
+            <m:sub>
+              <m:r>
+                <m:t>i</m:t>
+              </m:r>
+            </m:sub>
+          </m:sSub>
+          <m:r>
+            <m:t>, x) + b</m:t>
+          </m:r>
+        </m:oMath>
+      </m:oMathPara>
     </w:p>
     <w:p>
       <w:pPr>
@@ -14240,7 +16090,10 @@
         <w:jc w:val="both"/>
       </w:pPr>
       <w:r>
-        <w:t xml:space="preserve">Lasso (Least Absolute Shrinkage and Selection Operator) replaces the L2 penalty with an L1 penalty:</w:t>
+        <w:rPr>
+          <w:color w:val="FF0000"/>
+        </w:rPr>
+        <w:t xml:space="preserve">The grid tests both a linear kernel and the RBF (Radial Basis Function) kernel, which captures non-linear relationships by measuring similarity between observations via a Gaussian function of their Euclidean distance:</w:t>
       </w:r>
     </w:p>
     <w:p>
@@ -14248,13 +16101,332 @@
         <w:spacing w:before="120" w:after="120"/>
         <w:jc w:val="center"/>
       </w:pPr>
-      <w:r>
-        <w:rPr>
-          <w:i/>
-          <w:iCs/>
-        </w:rPr>
-        <w:t xml:space="preserve">L(β) = ‖y - Xβ‖² + α‖β‖₁ ,   ‖β‖₁ = Σⱼ |βⱼ|</w:t>
-      </w:r>
+      <m:oMathPara>
+        <m:oMath>
+          <m:r>
+            <m:t>K(</m:t>
+          </m:r>
+          <m:sSub>
+            <m:e>
+              <m:r>
+                <m:t>x</m:t>
+              </m:r>
+            </m:e>
+            <m:sub>
+              <m:r>
+                <m:t>i</m:t>
+              </m:r>
+            </m:sub>
+          </m:sSub>
+          <m:r>
+            <m:t>, </m:t>
+          </m:r>
+          <m:sSub>
+            <m:e>
+              <m:r>
+                <m:t>x</m:t>
+              </m:r>
+            </m:e>
+            <m:sub>
+              <m:r>
+                <m:t>j</m:t>
+              </m:r>
+            </m:sub>
+          </m:sSub>
+          <m:r>
+            <m:t>) = exp(</m:t>
+          </m:r>
+          <m:r>
+            <m:t>-γ</m:t>
+          </m:r>
+          <m:sSup>
+            <m:e>
+              <m:d>
+                <m:dPr>
+                  <m:begChr m:val="‖"/>
+                  <m:endChr m:val="‖"/>
+                </m:dPr>
+                <m:e>
+                  <m:sSub>
+                    <m:e>
+                      <m:r>
+                        <m:t>x</m:t>
+                      </m:r>
+                    </m:e>
+                    <m:sub>
+                      <m:r>
+                        <m:t>i</m:t>
+                      </m:r>
+                    </m:sub>
+                  </m:sSub>
+                  <m:r>
+                    <m:t> - </m:t>
+                  </m:r>
+                  <m:sSub>
+                    <m:e>
+                      <m:r>
+                        <m:t>x</m:t>
+                      </m:r>
+                    </m:e>
+                    <m:sub>
+                      <m:r>
+                        <m:t>j</m:t>
+                      </m:r>
+                    </m:sub>
+                  </m:sSub>
+                </m:e>
+              </m:d>
+            </m:e>
+            <m:sup>
+              <m:r>
+                <m:t>2</m:t>
+              </m:r>
+            </m:sup>
+          </m:sSup>
+          <m:r>
+            <m:t>)</m:t>
+          </m:r>
+        </m:oMath>
+      </m:oMathPara>
+    </w:p>
+    <w:tbl>
+      <w:tblPr>
+        <w:tblStyle w:val="PlainTable5"/>
+        <w:tblW w:w="9000" w:type="dxa"/>
+        <w:tblLook w:val="04A0" w:firstRow="1" w:lastRow="0" w:firstColumn="1" w:lastColumn="0" w:noHBand="0" w:noVBand="1"/>
+      </w:tblPr>
+      <w:tblGrid>
+        <w:gridCol w:w="1800"/>
+        <w:gridCol w:w="2200"/>
+        <w:gridCol w:w="5000"/>
+      </w:tblGrid>
+      <w:tr>
+        <w:tc>
+          <w:tcPr>
+            <w:tcW w:w="1800" w:type="dxa"/>
+            <w:shd w:val="clear" w:fill="D9D9D9"/>
+          </w:tcPr>
+          <w:p>
+            <w:pPr>
+              <w:spacing w:before="40" w:after="40"/>
+            </w:pPr>
+            <w:r>
+              <w:rPr>
+                <w:color w:val="FF0000"/>
+                <w:b/>
+                <w:bCs/>
+              </w:rPr>
+              <w:t xml:space="preserve">Parameter</w:t>
+            </w:r>
+          </w:p>
+        </w:tc>
+        <w:tc>
+          <w:tcPr>
+            <w:tcW w:w="2200" w:type="dxa"/>
+            <w:shd w:val="clear" w:fill="D9D9D9"/>
+          </w:tcPr>
+          <w:p>
+            <w:pPr>
+              <w:spacing w:before="40" w:after="40"/>
+            </w:pPr>
+            <w:r>
+              <w:rPr>
+                <w:color w:val="FF0000"/>
+                <w:b/>
+                <w:bCs/>
+              </w:rPr>
+              <w:t xml:space="preserve">Values tested</w:t>
+            </w:r>
+          </w:p>
+        </w:tc>
+        <w:tc>
+          <w:tcPr>
+            <w:tcW w:w="5000" w:type="dxa"/>
+            <w:shd w:val="clear" w:fill="D9D9D9"/>
+          </w:tcPr>
+          <w:p>
+            <w:pPr>
+              <w:spacing w:before="40" w:after="40"/>
+            </w:pPr>
+            <w:r>
+              <w:rPr>
+                <w:color w:val="FF0000"/>
+                <w:b/>
+                <w:bCs/>
+              </w:rPr>
+              <w:t xml:space="preserve">Justification</w:t>
+            </w:r>
+          </w:p>
+        </w:tc>
+      </w:tr>
+      <w:tr>
+        <w:tc>
+          <w:tcPr>
+            <w:tcW w:w="1800" w:type="dxa"/>
+          </w:tcPr>
+          <w:p>
+            <w:pPr>
+              <w:spacing w:before="40" w:after="40"/>
+            </w:pPr>
+            <w:r>
+              <w:rPr>
+                <w:color w:val="FF0000"/>
+              </w:rPr>
+              <w:t xml:space="preserve">C</w:t>
+            </w:r>
+          </w:p>
+        </w:tc>
+        <w:tc>
+          <w:tcPr>
+            <w:tcW w:w="2200" w:type="dxa"/>
+          </w:tcPr>
+          <w:p>
+            <w:pPr>
+              <w:spacing w:before="40" w:after="40"/>
+            </w:pPr>
+            <w:r>
+              <w:rPr>
+                <w:color w:val="FF0000"/>
+              </w:rPr>
+              <w:t xml:space="preserve">[0.1, 1, 10, 100]</w:t>
+            </w:r>
+          </w:p>
+        </w:tc>
+        <w:tc>
+          <w:tcPr>
+            <w:tcW w:w="5000" w:type="dxa"/>
+          </w:tcPr>
+          <w:p>
+            <w:pPr>
+              <w:spacing w:before="40" w:after="40"/>
+            </w:pPr>
+            <w:r>
+              <w:rPr>
+                <w:color w:val="FF0000"/>
+              </w:rPr>
+              <w:t xml:space="preserve">Controls the trade-off between model flatness and error tolerance. Low values favour simpler models; high values can increase overfitting risk.</w:t>
+            </w:r>
+          </w:p>
+        </w:tc>
+      </w:tr>
+      <w:tr>
+        <w:tc>
+          <w:tcPr>
+            <w:tcW w:w="1800" w:type="dxa"/>
+          </w:tcPr>
+          <w:p>
+            <w:pPr>
+              <w:spacing w:before="40" w:after="40"/>
+            </w:pPr>
+            <w:r>
+              <w:rPr>
+                <w:color w:val="FF0000"/>
+              </w:rPr>
+              <w:t xml:space="preserve">epsilon</w:t>
+            </w:r>
+          </w:p>
+        </w:tc>
+        <w:tc>
+          <w:tcPr>
+            <w:tcW w:w="2200" w:type="dxa"/>
+          </w:tcPr>
+          <w:p>
+            <w:pPr>
+              <w:spacing w:before="40" w:after="40"/>
+            </w:pPr>
+            <w:r>
+              <w:rPr>
+                <w:color w:val="FF0000"/>
+              </w:rPr>
+              <w:t xml:space="preserve">[0.1, 0.5, 1.0]</w:t>
+            </w:r>
+          </w:p>
+        </w:tc>
+        <w:tc>
+          <w:tcPr>
+            <w:tcW w:w="5000" w:type="dxa"/>
+          </w:tcPr>
+          <w:p>
+            <w:pPr>
+              <w:spacing w:before="40" w:after="40"/>
+            </w:pPr>
+            <w:r>
+              <w:rPr>
+                <w:color w:val="FF0000"/>
+              </w:rPr>
+              <w:t xml:space="preserve">Sets the width of the insensitivity tube, chosen relative to the target's own scale (suicide rate per 100,000 inhabitants): ε=0.1 sets a tight tolerance, ε=1.0 allows roughly one unit of error without penalty.</w:t>
+            </w:r>
+          </w:p>
+        </w:tc>
+      </w:tr>
+      <w:tr>
+        <w:tc>
+          <w:tcPr>
+            <w:tcW w:w="1800" w:type="dxa"/>
+          </w:tcPr>
+          <w:p>
+            <w:pPr>
+              <w:spacing w:before="40" w:after="40"/>
+            </w:pPr>
+            <w:r>
+              <w:rPr>
+                <w:color w:val="FF0000"/>
+              </w:rPr>
+              <w:t xml:space="preserve">kernel</w:t>
+            </w:r>
+          </w:p>
+        </w:tc>
+        <w:tc>
+          <w:tcPr>
+            <w:tcW w:w="2200" w:type="dxa"/>
+          </w:tcPr>
+          <w:p>
+            <w:pPr>
+              <w:spacing w:before="40" w:after="40"/>
+            </w:pPr>
+            <w:r>
+              <w:rPr>
+                <w:color w:val="FF0000"/>
+              </w:rPr>
+              <w:t xml:space="preserve">['linear', 'rbf']</w:t>
+            </w:r>
+          </w:p>
+        </w:tc>
+        <w:tc>
+          <w:tcPr>
+            <w:tcW w:w="5000" w:type="dxa"/>
+          </w:tcPr>
+          <w:p>
+            <w:pPr>
+              <w:spacing w:before="40" w:after="40"/>
+            </w:pPr>
+            <w:r>
+              <w:rPr>
+                <w:color w:val="FF0000"/>
+              </w:rPr>
+              <w:t xml:space="preserve">Tests whether the relationship between variables is approximately linear or requires the non-linear modelling capacity of the RBF kernel.</w:t>
+            </w:r>
+          </w:p>
+        </w:tc>
+      </w:tr>
+    </w:tbl>
+    <w:p>
+      <w:pPr>
+        <w:spacing w:before="120" w:after="0"/>
+      </w:pPr>
+    </w:p>
+    <w:p>
+      <w:pPr>
+        <w:pStyle w:val="Heading4"/>
+      </w:pPr>
+      <w:bookmarkStart w:id="9005" w:name="_TFM_gen_9005"/>
+      <w:r>
+        <w:rPr>
+          <w:color w:val="FF0000"/>
+        </w:rPr>
+        <w:t xml:space="preserve">Random Forest Regressor</w:t>
+      </w:r>
+      <w:bookmarkEnd w:id="9005"/>
     </w:p>
     <w:p>
       <w:pPr>
@@ -14262,28 +16434,11 @@
         <w:jc w:val="both"/>
       </w:pPr>
       <w:r>
-        <w:t xml:space="preserve">The absolute value makes L(β) non-differentiable at βⱼ = 0, so there is no closed-form solution; </w:t>
-      </w:r>
-      <w:r>
-        <w:rPr>
-          <w:i/>
-          <w:iCs/>
-        </w:rPr>
-        <w:t xml:space="preserve">scikit-learn</w:t>
-      </w:r>
-      <w:r>
-        <w:t xml:space="preserve">'s implementation uses coordinate descent, minimising with respect to one coefficient at a time. Unlike Ridge, the L1 penalty produces sparse solutions — some coefficients are driven exactly to zero, performing automatic feature selection, so the non-zero coefficients can be read as the determinants carrying independent predictive signal. Grid: α ∈ {0.001, 0.01, 0.1, 1, 10, 100}.</w:t>
-      </w:r>
-    </w:p>
-    <w:p>
-      <w:pPr>
-        <w:pStyle w:val="Heading4"/>
-      </w:pPr>
-      <w:bookmarkStart w:id="20009" w:name="_TFM_gen_20009"/>
-      <w:r>
-        <w:t xml:space="preserve">Support Vector Regression (SVR)</w:t>
-      </w:r>
-      <w:bookmarkEnd w:id="20009"/>
+        <w:rPr>
+          <w:color w:val="FF0000"/>
+        </w:rPr>
+        <w:t xml:space="preserve">Random Forest is a bagging ensemble that combines multiple decision trees, aiming to overcome a single tree's main weakness — high variance and a tendency to overfit — by training each tree on a different random subset of the data and averaging their predictions.</w:t>
+      </w:r>
     </w:p>
     <w:p>
       <w:pPr>
@@ -14291,7 +16446,72 @@
         <w:jc w:val="both"/>
       </w:pPr>
       <w:r>
-        <w:t xml:space="preserve">SVR finds a function f(x) that deviates from the true values yᵢ by at most ε, while staying as flat as possible — predictions within a tube of width 2ε incur zero loss. Its primal formulation is:</w:t>
+        <w:rPr>
+          <w:color w:val="FF0000"/>
+        </w:rPr>
+        <w:t xml:space="preserve">For each of B trees in the forest:</w:t>
+      </w:r>
+    </w:p>
+    <w:p>
+      <w:pPr>
+        <w:numPr>
+          <w:ilvl w:val="0"/>
+          <w:numId w:val="5"/>
+        </w:numPr>
+        <w:spacing w:before="120" w:after="0"/>
+        <w:jc w:val="both"/>
+      </w:pPr>
+      <w:r>
+        <w:rPr>
+          <w:color w:val="FF0000"/>
+        </w:rPr>
+        <w:t xml:space="preserve">A </w:t>
+      </w:r>
+      <w:r>
+        <w:rPr>
+          <w:color w:val="FF0000"/>
+          <w:b/>
+          <w:bCs/>
+        </w:rPr>
+        <w:t xml:space="preserve">bootstrap sample</w:t>
+      </w:r>
+      <w:r>
+        <w:rPr>
+          <w:color w:val="FF0000"/>
+        </w:rPr>
+        <w:t xml:space="preserve"> of size N is drawn from the training set, with replacement.</w:t>
+      </w:r>
+    </w:p>
+    <w:p>
+      <w:pPr>
+        <w:numPr>
+          <w:ilvl w:val="0"/>
+          <w:numId w:val="5"/>
+        </w:numPr>
+        <w:spacing w:before="120" w:after="0"/>
+        <w:jc w:val="both"/>
+      </w:pPr>
+      <w:r>
+        <w:rPr>
+          <w:color w:val="FF0000"/>
+        </w:rPr>
+        <w:t xml:space="preserve">At each node, only a random subset of m candidate features (out of p total) is considered for the split.</w:t>
+      </w:r>
+    </w:p>
+    <w:p>
+      <w:pPr>
+        <w:numPr>
+          <w:ilvl w:val="0"/>
+          <w:numId w:val="5"/>
+        </w:numPr>
+        <w:spacing w:before="120" w:after="0"/>
+        <w:jc w:val="both"/>
+      </w:pPr>
+      <w:r>
+        <w:rPr>
+          <w:color w:val="FF0000"/>
+        </w:rPr>
+        <w:t xml:space="preserve">The split minimising the weighted mean squared error (MSE) of the child nodes is selected:</w:t>
       </w:r>
     </w:p>
     <w:p>
@@ -14299,12 +16519,152 @@
         <w:spacing w:before="120" w:after="120"/>
         <w:jc w:val="center"/>
       </w:pPr>
-      <w:r>
-        <w:rPr>
-          <w:i/>
-          <w:iCs/>
-        </w:rPr>
-        <w:t xml:space="preserve">min(w,b,ξ,ξ*)  ½‖w‖² + C·Σᵢ(ξᵢ + ξᵢ*)</w:t>
+      <m:oMathPara>
+        <m:oMath>
+          <m:r>
+            <m:t>MSE</m:t>
+          </m:r>
+          <m:sSub>
+            <m:e>
+              <m:r>
+                <m:t/>
+              </m:r>
+            </m:e>
+            <m:sub>
+              <m:r>
+                <m:t>split</m:t>
+              </m:r>
+            </m:sub>
+          </m:sSub>
+          <m:r>
+            <m:t> = </m:t>
+          </m:r>
+          <m:f>
+            <m:num>
+              <m:sSub>
+                <m:e>
+                  <m:r>
+                    <m:t>n</m:t>
+                  </m:r>
+                </m:e>
+                <m:sub>
+                  <m:r>
+                    <m:t>L</m:t>
+                  </m:r>
+                </m:sub>
+              </m:sSub>
+            </m:num>
+            <m:den>
+              <m:r>
+                <m:t>n</m:t>
+              </m:r>
+            </m:den>
+          </m:f>
+          <m:r>
+            <m:t>·Var(</m:t>
+          </m:r>
+          <m:sSub>
+            <m:e>
+              <m:r>
+                <m:t>y</m:t>
+              </m:r>
+            </m:e>
+            <m:sub>
+              <m:r>
+                <m:t>L</m:t>
+              </m:r>
+            </m:sub>
+          </m:sSub>
+          <m:r>
+            <m:t>)</m:t>
+          </m:r>
+          <m:r>
+            <m:t> + </m:t>
+          </m:r>
+          <m:f>
+            <m:num>
+              <m:sSub>
+                <m:e>
+                  <m:r>
+                    <m:t>n</m:t>
+                  </m:r>
+                </m:e>
+                <m:sub>
+                  <m:r>
+                    <m:t>R</m:t>
+                  </m:r>
+                </m:sub>
+              </m:sSub>
+            </m:num>
+            <m:den>
+              <m:r>
+                <m:t>n</m:t>
+              </m:r>
+            </m:den>
+          </m:f>
+          <m:r>
+            <m:t>·Var(</m:t>
+          </m:r>
+          <m:sSub>
+            <m:e>
+              <m:r>
+                <m:t>y</m:t>
+              </m:r>
+            </m:e>
+            <m:sub>
+              <m:r>
+                <m:t>R</m:t>
+              </m:r>
+            </m:sub>
+          </m:sSub>
+          <m:r>
+            <m:t>)</m:t>
+          </m:r>
+        </m:oMath>
+      </m:oMathPara>
+    </w:p>
+    <w:p>
+      <w:pPr>
+        <w:numPr>
+          <w:ilvl w:val="0"/>
+          <w:numId w:val="5"/>
+        </w:numPr>
+        <w:spacing w:before="120" w:after="0"/>
+        <w:jc w:val="both"/>
+      </w:pPr>
+      <w:r>
+        <w:rPr>
+          <w:color w:val="FF0000"/>
+        </w:rPr>
+        <w:t xml:space="preserve">The tree keeps growing until it reaches </w:t>
+      </w:r>
+      <w:r>
+        <w:rPr>
+          <w:color w:val="FF0000"/>
+          <w:rStyle w:val="CodeChar"/>
+          <w:color w:val="FF0000"/>
+        </w:rPr>
+        <w:t xml:space="preserve">max_depth</w:t>
+      </w:r>
+      <w:r>
+        <w:rPr>
+          <w:color w:val="FF0000"/>
+        </w:rPr>
+        <w:t xml:space="preserve"> or the stopping criterion set by </w:t>
+      </w:r>
+      <w:r>
+        <w:rPr>
+          <w:color w:val="FF0000"/>
+          <w:rStyle w:val="CodeChar"/>
+          <w:color w:val="FF0000"/>
+        </w:rPr>
+        <w:t xml:space="preserve">min_samples_split</w:t>
+      </w:r>
+      <w:r>
+        <w:rPr>
+          <w:color w:val="FF0000"/>
+        </w:rPr>
+        <w:t xml:space="preserve"> is met.</w:t>
       </w:r>
     </w:p>
     <w:p>
@@ -14313,7 +16673,10 @@
         <w:jc w:val="both"/>
       </w:pPr>
       <w:r>
-        <w:t xml:space="preserve">subject to yᵢ - wᵀxᵢ - b ≤ ε + ξᵢ , wᵀxᵢ + b - yᵢ ≤ ε + ξᵢ* , ξᵢ, ξᵢ* ≥ 0. Solved in its dual form, where data enters only via inner products, replacing which with a kernel function implicitly maps the data into a higher-dimensional space:</w:t>
+        <w:rPr>
+          <w:color w:val="FF0000"/>
+        </w:rPr>
+        <w:t xml:space="preserve">Prediction:</w:t>
       </w:r>
     </w:p>
     <w:p>
@@ -14321,13 +16684,64 @@
         <w:spacing w:before="120" w:after="120"/>
         <w:jc w:val="center"/>
       </w:pPr>
-      <w:r>
-        <w:rPr>
-          <w:i/>
-          <w:iCs/>
-        </w:rPr>
-        <w:t xml:space="preserve">f(x) = Σᵢ (αᵢ - αᵢ*) K(xᵢ, x) + b</w:t>
-      </w:r>
+      <m:oMathPara>
+        <m:oMath>
+          <m:r>
+            <m:t>ŷ = </m:t>
+          </m:r>
+          <m:f>
+            <m:num>
+              <m:r>
+                <m:t>1</m:t>
+              </m:r>
+            </m:num>
+            <m:den>
+              <m:r>
+                <m:t>B</m:t>
+              </m:r>
+            </m:den>
+          </m:f>
+          <m:r>
+            <m:t>·</m:t>
+          </m:r>
+          <m:nary>
+            <m:naryPr>
+              <m:chr m:val="∑"/>
+              <m:limLoc m:val="subSup"/>
+            </m:naryPr>
+            <m:sub>
+              <m:r>
+                <m:t>b</m:t>
+              </m:r>
+            </m:sub>
+            <m:sup>
+              <m:r>
+                <m:t/>
+              </m:r>
+            </m:sup>
+            <m:e>
+              <m:r>
+                <m:t>f</m:t>
+              </m:r>
+            </m:e>
+          </m:nary>
+          <m:sSub>
+            <m:e>
+              <m:r>
+                <m:t/>
+              </m:r>
+            </m:e>
+            <m:sub>
+              <m:r>
+                <m:t>b</m:t>
+              </m:r>
+            </m:sub>
+          </m:sSub>
+          <m:r>
+            <m:t>(x)</m:t>
+          </m:r>
+        </m:oMath>
+      </m:oMathPara>
     </w:p>
     <w:p>
       <w:pPr>
@@ -14335,18 +16749,19 @@
         <w:jc w:val="both"/>
       </w:pPr>
       <w:r>
-        <w:t xml:space="preserve">The grid tests both a linear kernel and the RBF kernel, K(xᵢ,xⱼ) = exp(-γ‖xᵢ-xⱼ‖²). Grid: C ∈ {0.1, 1, 10, 100}, ε ∈ {0.1, 0.5, 1.0}, kernel ∈ {linear, rbf}.</w:t>
-      </w:r>
-    </w:p>
-    <w:p>
-      <w:pPr>
-        <w:pStyle w:val="Heading4"/>
-      </w:pPr>
-      <w:bookmarkStart w:id="20010" w:name="_TFM_gen_20010"/>
-      <w:r>
-        <w:t xml:space="preserve">Random Forest Regressor</w:t>
-      </w:r>
-      <w:bookmarkEnd w:id="20010"/>
+        <w:rPr>
+          <w:color w:val="FF0000"/>
+          <w:b/>
+          <w:bCs/>
+        </w:rPr>
+        <w:t xml:space="preserve">Decorrelating the trees. </w:t>
+      </w:r>
+      <w:r>
+        <w:rPr>
+          <w:color w:val="FF0000"/>
+        </w:rPr>
+        <w:t xml:space="preserve">Restricting each tree to a random subset of features reduces correlation between them, so each tree makes different errors in different regions of the input space. Averaging their predictions then reduces the model's variance without materially increasing bias.</w:t>
+      </w:r>
     </w:p>
     <w:p>
       <w:pPr>
@@ -14354,7 +16769,331 @@
         <w:jc w:val="both"/>
       </w:pPr>
       <w:r>
-        <w:t xml:space="preserve">Random Forest is a bagging ensemble: B trees, each fit on a bootstrap sample of the training data, with each split restricted to a random subset of m ≈ √p candidate features. Each split minimises the weighted variance of the child nodes:</w:t>
+        <w:rPr>
+          <w:color w:val="FF0000"/>
+          <w:b/>
+          <w:bCs/>
+        </w:rPr>
+        <w:t xml:space="preserve">Variable importance. </w:t>
+      </w:r>
+      <w:r>
+        <w:rPr>
+          <w:color w:val="FF0000"/>
+        </w:rPr>
+        <w:t xml:space="preserve">Random Forest computes feature importance from the total reduction in impurity — the decrease in mean squared error produced by splits on each variable, averaged across every tree in the forest. This gives a direct answer to this thesis's research question: which determinants contribute most to reducing prediction error.</w:t>
+      </w:r>
+    </w:p>
+    <w:tbl>
+      <w:tblPr>
+        <w:tblStyle w:val="PlainTable5"/>
+        <w:tblW w:w="9000" w:type="dxa"/>
+        <w:tblLook w:val="04A0" w:firstRow="1" w:lastRow="0" w:firstColumn="1" w:lastColumn="0" w:noHBand="0" w:noVBand="1"/>
+      </w:tblPr>
+      <w:tblGrid>
+        <w:gridCol w:w="2200"/>
+        <w:gridCol w:w="2200"/>
+        <w:gridCol w:w="4600"/>
+      </w:tblGrid>
+      <w:tr>
+        <w:tc>
+          <w:tcPr>
+            <w:tcW w:w="2200" w:type="dxa"/>
+            <w:shd w:val="clear" w:fill="D9D9D9"/>
+          </w:tcPr>
+          <w:p>
+            <w:pPr>
+              <w:spacing w:before="40" w:after="40"/>
+            </w:pPr>
+            <w:r>
+              <w:rPr>
+                <w:color w:val="FF0000"/>
+                <w:b/>
+                <w:bCs/>
+              </w:rPr>
+              <w:t xml:space="preserve">Parameter</w:t>
+            </w:r>
+          </w:p>
+        </w:tc>
+        <w:tc>
+          <w:tcPr>
+            <w:tcW w:w="2200" w:type="dxa"/>
+            <w:shd w:val="clear" w:fill="D9D9D9"/>
+          </w:tcPr>
+          <w:p>
+            <w:pPr>
+              <w:spacing w:before="40" w:after="40"/>
+            </w:pPr>
+            <w:r>
+              <w:rPr>
+                <w:color w:val="FF0000"/>
+                <w:b/>
+                <w:bCs/>
+              </w:rPr>
+              <w:t xml:space="preserve">Values tested</w:t>
+            </w:r>
+          </w:p>
+        </w:tc>
+        <w:tc>
+          <w:tcPr>
+            <w:tcW w:w="4600" w:type="dxa"/>
+            <w:shd w:val="clear" w:fill="D9D9D9"/>
+          </w:tcPr>
+          <w:p>
+            <w:pPr>
+              <w:spacing w:before="40" w:after="40"/>
+            </w:pPr>
+            <w:r>
+              <w:rPr>
+                <w:color w:val="FF0000"/>
+                <w:b/>
+                <w:bCs/>
+              </w:rPr>
+              <w:t xml:space="preserve">Justification</w:t>
+            </w:r>
+          </w:p>
+        </w:tc>
+      </w:tr>
+      <w:tr>
+        <w:tc>
+          <w:tcPr>
+            <w:tcW w:w="2200" w:type="dxa"/>
+          </w:tcPr>
+          <w:p>
+            <w:pPr>
+              <w:spacing w:before="40" w:after="40"/>
+            </w:pPr>
+            <w:r>
+              <w:rPr>
+                <w:color w:val="FF0000"/>
+              </w:rPr>
+              <w:t xml:space="preserve">n_estimators</w:t>
+            </w:r>
+          </w:p>
+        </w:tc>
+        <w:tc>
+          <w:tcPr>
+            <w:tcW w:w="2200" w:type="dxa"/>
+          </w:tcPr>
+          <w:p>
+            <w:pPr>
+              <w:spacing w:before="40" w:after="40"/>
+            </w:pPr>
+            <w:r>
+              <w:rPr>
+                <w:color w:val="FF0000"/>
+              </w:rPr>
+              <w:t xml:space="preserve">[100, 200, 300]</w:t>
+            </w:r>
+          </w:p>
+        </w:tc>
+        <w:tc>
+          <w:tcPr>
+            <w:tcW w:w="4600" w:type="dxa"/>
+          </w:tcPr>
+          <w:p>
+            <w:pPr>
+              <w:spacing w:before="40" w:after="40"/>
+            </w:pPr>
+            <w:r>
+              <w:rPr>
+                <w:color w:val="FF0000"/>
+              </w:rPr>
+              <w:t xml:space="preserve">More trees reduce variance; 300 is a practical ceiling for this dataset.</w:t>
+            </w:r>
+          </w:p>
+        </w:tc>
+      </w:tr>
+      <w:tr>
+        <w:tc>
+          <w:tcPr>
+            <w:tcW w:w="2200" w:type="dxa"/>
+          </w:tcPr>
+          <w:p>
+            <w:pPr>
+              <w:spacing w:before="40" w:after="40"/>
+            </w:pPr>
+            <w:r>
+              <w:rPr>
+                <w:color w:val="FF0000"/>
+              </w:rPr>
+              <w:t xml:space="preserve">max_depth</w:t>
+            </w:r>
+          </w:p>
+        </w:tc>
+        <w:tc>
+          <w:tcPr>
+            <w:tcW w:w="2200" w:type="dxa"/>
+          </w:tcPr>
+          <w:p>
+            <w:pPr>
+              <w:spacing w:before="40" w:after="40"/>
+            </w:pPr>
+            <w:r>
+              <w:rPr>
+                <w:color w:val="FF0000"/>
+              </w:rPr>
+              <w:t xml:space="preserve">[5, 10, 15, None]</w:t>
+            </w:r>
+          </w:p>
+        </w:tc>
+        <w:tc>
+          <w:tcPr>
+            <w:tcW w:w="4600" w:type="dxa"/>
+          </w:tcPr>
+          <w:p>
+            <w:pPr>
+              <w:spacing w:before="40" w:after="40"/>
+            </w:pPr>
+            <w:r>
+              <w:rPr>
+                <w:color w:val="FF0000"/>
+              </w:rPr>
+              <w:t xml:space="preserve">Controls tree complexity and overfitting risk.</w:t>
+            </w:r>
+          </w:p>
+        </w:tc>
+      </w:tr>
+      <w:tr>
+        <w:tc>
+          <w:tcPr>
+            <w:tcW w:w="2200" w:type="dxa"/>
+          </w:tcPr>
+          <w:p>
+            <w:pPr>
+              <w:spacing w:before="40" w:after="40"/>
+            </w:pPr>
+            <w:r>
+              <w:rPr>
+                <w:color w:val="FF0000"/>
+              </w:rPr>
+              <w:t xml:space="preserve">min_samples_split</w:t>
+            </w:r>
+          </w:p>
+        </w:tc>
+        <w:tc>
+          <w:tcPr>
+            <w:tcW w:w="2200" w:type="dxa"/>
+          </w:tcPr>
+          <w:p>
+            <w:pPr>
+              <w:spacing w:before="40" w:after="40"/>
+            </w:pPr>
+            <w:r>
+              <w:rPr>
+                <w:color w:val="FF0000"/>
+              </w:rPr>
+              <w:t xml:space="preserve">[2, 5, 10]</w:t>
+            </w:r>
+          </w:p>
+        </w:tc>
+        <w:tc>
+          <w:tcPr>
+            <w:tcW w:w="4600" w:type="dxa"/>
+          </w:tcPr>
+          <w:p>
+            <w:pPr>
+              <w:spacing w:before="40" w:after="40"/>
+            </w:pPr>
+            <w:r>
+              <w:rPr>
+                <w:color w:val="FF0000"/>
+              </w:rPr>
+              <w:t xml:space="preserve">Larger values produce more general splits and reduce overfitting.</w:t>
+            </w:r>
+          </w:p>
+        </w:tc>
+      </w:tr>
+      <w:tr>
+        <w:tc>
+          <w:tcPr>
+            <w:tcW w:w="2200" w:type="dxa"/>
+          </w:tcPr>
+          <w:p>
+            <w:pPr>
+              <w:spacing w:before="40" w:after="40"/>
+            </w:pPr>
+            <w:r>
+              <w:rPr>
+                <w:color w:val="FF0000"/>
+              </w:rPr>
+              <w:t xml:space="preserve">max_features</w:t>
+            </w:r>
+          </w:p>
+        </w:tc>
+        <w:tc>
+          <w:tcPr>
+            <w:tcW w:w="2200" w:type="dxa"/>
+          </w:tcPr>
+          <w:p>
+            <w:pPr>
+              <w:spacing w:before="40" w:after="40"/>
+            </w:pPr>
+            <w:r>
+              <w:rPr>
+                <w:color w:val="FF0000"/>
+              </w:rPr>
+              <w:t xml:space="preserve">['sqrt', 0.5]</w:t>
+            </w:r>
+          </w:p>
+        </w:tc>
+        <w:tc>
+          <w:tcPr>
+            <w:tcW w:w="4600" w:type="dxa"/>
+          </w:tcPr>
+          <w:p>
+            <w:pPr>
+              <w:spacing w:before="40" w:after="40"/>
+            </w:pPr>
+            <w:r>
+              <w:rPr>
+                <w:color w:val="FF0000"/>
+              </w:rPr>
+              <w:t xml:space="preserve">Controls how many features are evaluated at each split, increasing diversity between trees.</w:t>
+            </w:r>
+          </w:p>
+        </w:tc>
+      </w:tr>
+    </w:tbl>
+    <w:p>
+      <w:pPr>
+        <w:spacing w:before="120" w:after="0"/>
+      </w:pPr>
+    </w:p>
+    <w:p>
+      <w:pPr>
+        <w:pStyle w:val="Heading4"/>
+      </w:pPr>
+      <w:bookmarkStart w:id="9006" w:name="_TFM_gen_9006"/>
+      <w:r>
+        <w:rPr>
+          <w:color w:val="FF0000"/>
+        </w:rPr>
+        <w:t xml:space="preserve">XGBoost</w:t>
+      </w:r>
+      <w:bookmarkEnd w:id="9006"/>
+    </w:p>
+    <w:p>
+      <w:pPr>
+        <w:spacing w:before="240" w:after="0"/>
+        <w:jc w:val="both"/>
+      </w:pPr>
+      <w:r>
+        <w:rPr>
+          <w:color w:val="FF0000"/>
+        </w:rPr>
+        <w:t xml:space="preserve">XGBoost (Extreme Gradient Boosting) is an ensemble method based on gradient boosting. Unlike Random Forest, where trees are trained independently, XGBoost builds trees sequentially, so each new tree learns to correct the errors made by the ensemble built so far. Where Random Forest mainly reduces variance by averaging decorrelated trees, XGBoost reduces bias by iteratively focusing on residual errors.</w:t>
+      </w:r>
+    </w:p>
+    <w:p>
+      <w:pPr>
+        <w:spacing w:before="240" w:after="0"/>
+        <w:jc w:val="both"/>
+      </w:pPr>
+      <w:r>
+        <w:rPr>
+          <w:color w:val="FF0000"/>
+        </w:rPr>
+        <w:t xml:space="preserve">The prediction after t iterations is the sum of every tree's contribution built so far:</w:t>
       </w:r>
     </w:p>
     <w:p>
@@ -14362,13 +17101,104 @@
         <w:spacing w:before="120" w:after="120"/>
         <w:jc w:val="center"/>
       </w:pPr>
-      <w:r>
-        <w:rPr>
-          <w:i/>
-          <w:iCs/>
-        </w:rPr>
-        <w:t xml:space="preserve">MSE_split = (n_L/n)·Var(y_L) + (n_R/n)·Var(y_R)</w:t>
-      </w:r>
+      <m:oMathPara>
+        <m:oMath>
+          <m:sSubSup>
+            <m:e>
+              <m:r>
+                <m:t>ŷ</m:t>
+              </m:r>
+            </m:e>
+            <m:sub>
+              <m:r>
+                <m:t>i</m:t>
+              </m:r>
+            </m:sub>
+            <m:sup>
+              <m:d>
+                <m:dPr>
+                  <m:begChr m:val="("/>
+                  <m:endChr m:val=")"/>
+                </m:dPr>
+                <m:e>
+                  <m:r>
+                    <m:t>t</m:t>
+                  </m:r>
+                </m:e>
+              </m:d>
+            </m:sup>
+          </m:sSubSup>
+          <m:r>
+            <m:t> = </m:t>
+          </m:r>
+          <m:nary>
+            <m:naryPr>
+              <m:chr m:val="∑"/>
+              <m:limLoc m:val="subSup"/>
+            </m:naryPr>
+            <m:sub>
+              <m:sSub>
+                <m:e>
+                  <m:r>
+                    <m:t>k</m:t>
+                  </m:r>
+                </m:e>
+                <m:sub>
+                  <m:r>
+                    <m:t/>
+                  </m:r>
+                </m:sub>
+              </m:sSub>
+            </m:sub>
+            <m:sup>
+              <m:sSup>
+                <m:e>
+                  <m:r>
+                    <m:t/>
+                  </m:r>
+                </m:e>
+                <m:sup>
+                  <m:r>
+                    <m:t>t</m:t>
+                  </m:r>
+                </m:sup>
+              </m:sSup>
+            </m:sup>
+            <m:e>
+              <m:sSub>
+                <m:e>
+                  <m:r>
+                    <m:t>f</m:t>
+                  </m:r>
+                </m:e>
+                <m:sub>
+                  <m:r>
+                    <m:t>k</m:t>
+                  </m:r>
+                </m:sub>
+              </m:sSub>
+            </m:e>
+          </m:nary>
+          <m:r>
+            <m:t>(</m:t>
+          </m:r>
+          <m:sSub>
+            <m:e>
+              <m:r>
+                <m:t>x</m:t>
+              </m:r>
+            </m:e>
+            <m:sub>
+              <m:r>
+                <m:t>i</m:t>
+              </m:r>
+            </m:sub>
+          </m:sSub>
+          <m:r>
+            <m:t>)</m:t>
+          </m:r>
+        </m:oMath>
+      </m:oMathPara>
     </w:p>
     <w:p>
       <w:pPr>
@@ -14376,18 +17206,156 @@
         <w:jc w:val="both"/>
       </w:pPr>
       <w:r>
-        <w:t xml:space="preserve">and the final prediction averages every tree, ŷ = (1/B)·Σᵇ f_b(x). Restricting each split to a random feature subset decorrelates the trees, so averaging reduces variance without increasing bias. Grid: n_estimators ∈ {100, 200, 300}, max_depth ∈ {5, 10, 15, None}, min_samples_split ∈ {2, 5, 10}, max_features ∈ {sqrt, 0.5}.</w:t>
-      </w:r>
-    </w:p>
-    <w:p>
-      <w:pPr>
-        <w:pStyle w:val="Heading4"/>
-      </w:pPr>
-      <w:bookmarkStart w:id="20011" w:name="_TFM_gen_20011"/>
-      <w:r>
-        <w:t xml:space="preserve">XGBoost</w:t>
-      </w:r>
-      <w:bookmarkEnd w:id="20011"/>
+        <w:rPr>
+          <w:color w:val="FF0000"/>
+        </w:rPr>
+        <w:t xml:space="preserve">At each iteration, XGBoost adds a new tree fₜ that minimises a regularised objective:</w:t>
+      </w:r>
+    </w:p>
+    <w:p>
+      <w:pPr>
+        <w:spacing w:before="120" w:after="120"/>
+        <w:jc w:val="center"/>
+      </w:pPr>
+      <m:oMathPara>
+        <m:oMath>
+          <m:sSup>
+            <m:e>
+              <m:r>
+                <m:t>L</m:t>
+              </m:r>
+            </m:e>
+            <m:sup>
+              <m:d>
+                <m:dPr>
+                  <m:begChr m:val="("/>
+                  <m:endChr m:val=")"/>
+                </m:dPr>
+                <m:e>
+                  <m:r>
+                    <m:t>t</m:t>
+                  </m:r>
+                </m:e>
+              </m:d>
+            </m:sup>
+          </m:sSup>
+          <m:r>
+            <m:t> = </m:t>
+          </m:r>
+          <m:nary>
+            <m:naryPr>
+              <m:chr m:val="∑"/>
+              <m:limLoc m:val="subSup"/>
+            </m:naryPr>
+            <m:sub>
+              <m:r>
+                <m:t>i</m:t>
+              </m:r>
+            </m:sub>
+            <m:sup>
+              <m:r>
+                <m:t/>
+              </m:r>
+            </m:sup>
+            <m:e>
+              <m:r>
+                <m:t>l(</m:t>
+              </m:r>
+            </m:e>
+          </m:nary>
+          <m:sSub>
+            <m:e>
+              <m:r>
+                <m:t>y</m:t>
+              </m:r>
+            </m:e>
+            <m:sub>
+              <m:r>
+                <m:t>i</m:t>
+              </m:r>
+            </m:sub>
+          </m:sSub>
+          <m:r>
+            <m:t>, </m:t>
+          </m:r>
+          <m:sSubSup>
+            <m:e>
+              <m:r>
+                <m:t>ŷ</m:t>
+              </m:r>
+            </m:e>
+            <m:sub>
+              <m:r>
+                <m:t>i</m:t>
+              </m:r>
+            </m:sub>
+            <m:sup>
+              <m:d>
+                <m:dPr>
+                  <m:begChr m:val="("/>
+                  <m:endChr m:val=")"/>
+                </m:dPr>
+                <m:e>
+                  <m:r>
+                    <m:t>t-1</m:t>
+                  </m:r>
+                </m:e>
+              </m:d>
+            </m:sup>
+          </m:sSubSup>
+          <m:r>
+            <m:t> + </m:t>
+          </m:r>
+          <m:sSub>
+            <m:e>
+              <m:r>
+                <m:t>f</m:t>
+              </m:r>
+            </m:e>
+            <m:sub>
+              <m:r>
+                <m:t>t</m:t>
+              </m:r>
+            </m:sub>
+          </m:sSub>
+          <m:r>
+            <m:t>(</m:t>
+          </m:r>
+          <m:sSub>
+            <m:e>
+              <m:r>
+                <m:t>x</m:t>
+              </m:r>
+            </m:e>
+            <m:sub>
+              <m:r>
+                <m:t>i</m:t>
+              </m:r>
+            </m:sub>
+          </m:sSub>
+          <m:r>
+            <m:t>))</m:t>
+          </m:r>
+          <m:r>
+            <m:t> + Ω(</m:t>
+          </m:r>
+          <m:sSub>
+            <m:e>
+              <m:r>
+                <m:t>f</m:t>
+              </m:r>
+            </m:e>
+            <m:sub>
+              <m:r>
+                <m:t>t</m:t>
+              </m:r>
+            </m:sub>
+          </m:sSub>
+          <m:r>
+            <m:t>)</m:t>
+          </m:r>
+        </m:oMath>
+      </m:oMathPara>
     </w:p>
     <w:p>
       <w:pPr>
@@ -14395,20 +17363,10 @@
         <w:jc w:val="both"/>
       </w:pPr>
       <w:r>
-        <w:t xml:space="preserve">XGBoost is a boosting ensemble: trees are built sequentially, each one fit to correct the residual error of the ensemble built so far. After t rounds, the prediction is ŷᵢ⁽ᵗ⁾ = Σₖ₌₁ᵗ fₖ(xᵢ), and each new tree minimises a regularised objective:</w:t>
-      </w:r>
-    </w:p>
-    <w:p>
-      <w:pPr>
-        <w:spacing w:before="120" w:after="120"/>
-        <w:jc w:val="center"/>
-      </w:pPr>
-      <w:r>
-        <w:rPr>
-          <w:i/>
-          <w:iCs/>
-        </w:rPr>
-        <w:t xml:space="preserve">L⁽ᵗ⁾ = Σᵢ l(yᵢ, ŷᵢ⁽ᵗ⁻¹⁾ + fₜ(xᵢ)) + Ω(fₜ)</w:t>
+        <w:rPr>
+          <w:color w:val="FF0000"/>
+        </w:rPr>
+        <w:t xml:space="preserve">where l is the loss function (squared error for regression) and Ω(fₜ) is the regularisation term, penalising tree complexity (number of leaves and the magnitude of leaf weights) — an additional defence against overfitting on top of hyperparameter tuning. In practice, the objective is optimised via a second-order Taylor approximation around the current prediction, using both the gradient and the Hessian — the foundation of the gradient boosting algorithm.</w:t>
       </w:r>
     </w:p>
     <w:p>
@@ -14417,18 +17375,358 @@
         <w:jc w:val="both"/>
       </w:pPr>
       <w:r>
-        <w:t xml:space="preserve">where Ω(fₜ) penalises the number of leaves and the magnitude of leaf weights — a built-in defence against overfitting on top of the hyperparameters below. The objective is optimised via a second-order Taylor expansion of the loss (both gradient and Hessian), which is what “gradient boosting” refers to. Grid: n_estimators ∈ {100, 200}, max_depth ∈ {2, 3, 4}, learning_rate ∈ {0.05, 0.1}, subsample ∈ {0.8, 1.0}, colsample_bytree ∈ {0.8, 1.0}.</w:t>
-      </w:r>
+        <w:rPr>
+          <w:color w:val="FF0000"/>
+          <w:b/>
+          <w:bCs/>
+        </w:rPr>
+        <w:t xml:space="preserve">Why it complements Random Forest: </w:t>
+      </w:r>
+      <w:r>
+        <w:rPr>
+          <w:color w:val="FF0000"/>
+        </w:rPr>
+        <w:t xml:space="preserve">although both are tree-based ensemble methods, they behave differently. Random Forest reduces variance by averaging independently-trained trees; XGBoost reduces bias by sequentially building trees that correct the ensemble's residual errors. Comparing both on the same splits shows whether XGBoost's sequential-correction strategy captures relationships Random Forest misses, or conversely, introduces a higher overfitting risk.</w:t>
+      </w:r>
+    </w:p>
+    <w:tbl>
+      <w:tblPr>
+        <w:tblStyle w:val="PlainTable5"/>
+        <w:tblW w:w="9000" w:type="dxa"/>
+        <w:tblLook w:val="04A0" w:firstRow="1" w:lastRow="0" w:firstColumn="1" w:lastColumn="0" w:noHBand="0" w:noVBand="1"/>
+      </w:tblPr>
+      <w:tblGrid>
+        <w:gridCol w:w="2200"/>
+        <w:gridCol w:w="2200"/>
+        <w:gridCol w:w="4600"/>
+      </w:tblGrid>
+      <w:tr>
+        <w:tc>
+          <w:tcPr>
+            <w:tcW w:w="2200" w:type="dxa"/>
+            <w:shd w:val="clear" w:fill="D9D9D9"/>
+          </w:tcPr>
+          <w:p>
+            <w:pPr>
+              <w:spacing w:before="40" w:after="40"/>
+            </w:pPr>
+            <w:r>
+              <w:rPr>
+                <w:color w:val="FF0000"/>
+                <w:b/>
+                <w:bCs/>
+              </w:rPr>
+              <w:t xml:space="preserve">Parameter</w:t>
+            </w:r>
+          </w:p>
+        </w:tc>
+        <w:tc>
+          <w:tcPr>
+            <w:tcW w:w="2200" w:type="dxa"/>
+            <w:shd w:val="clear" w:fill="D9D9D9"/>
+          </w:tcPr>
+          <w:p>
+            <w:pPr>
+              <w:spacing w:before="40" w:after="40"/>
+            </w:pPr>
+            <w:r>
+              <w:rPr>
+                <w:color w:val="FF0000"/>
+                <w:b/>
+                <w:bCs/>
+              </w:rPr>
+              <w:t xml:space="preserve">Values tested</w:t>
+            </w:r>
+          </w:p>
+        </w:tc>
+        <w:tc>
+          <w:tcPr>
+            <w:tcW w:w="4600" w:type="dxa"/>
+            <w:shd w:val="clear" w:fill="D9D9D9"/>
+          </w:tcPr>
+          <w:p>
+            <w:pPr>
+              <w:spacing w:before="40" w:after="40"/>
+            </w:pPr>
+            <w:r>
+              <w:rPr>
+                <w:color w:val="FF0000"/>
+                <w:b/>
+                <w:bCs/>
+              </w:rPr>
+              <w:t xml:space="preserve">Justification</w:t>
+            </w:r>
+          </w:p>
+        </w:tc>
+      </w:tr>
+      <w:tr>
+        <w:tc>
+          <w:tcPr>
+            <w:tcW w:w="2200" w:type="dxa"/>
+          </w:tcPr>
+          <w:p>
+            <w:pPr>
+              <w:spacing w:before="40" w:after="40"/>
+            </w:pPr>
+            <w:r>
+              <w:rPr>
+                <w:color w:val="FF0000"/>
+              </w:rPr>
+              <w:t xml:space="preserve">n_estimators</w:t>
+            </w:r>
+          </w:p>
+        </w:tc>
+        <w:tc>
+          <w:tcPr>
+            <w:tcW w:w="2200" w:type="dxa"/>
+          </w:tcPr>
+          <w:p>
+            <w:pPr>
+              <w:spacing w:before="40" w:after="40"/>
+            </w:pPr>
+            <w:r>
+              <w:rPr>
+                <w:color w:val="FF0000"/>
+              </w:rPr>
+              <w:t xml:space="preserve">[100, 200]</w:t>
+            </w:r>
+          </w:p>
+        </w:tc>
+        <w:tc>
+          <w:tcPr>
+            <w:tcW w:w="4600" w:type="dxa"/>
+          </w:tcPr>
+          <w:p>
+            <w:pPr>
+              <w:spacing w:before="40" w:after="40"/>
+            </w:pPr>
+            <w:r>
+              <w:rPr>
+                <w:color w:val="FF0000"/>
+              </w:rPr>
+              <w:t xml:space="preserve">Number of boosting rounds; kept lower than Random Forest since each tree corrects residual errors.</w:t>
+            </w:r>
+          </w:p>
+        </w:tc>
+      </w:tr>
+      <w:tr>
+        <w:tc>
+          <w:tcPr>
+            <w:tcW w:w="2200" w:type="dxa"/>
+          </w:tcPr>
+          <w:p>
+            <w:pPr>
+              <w:spacing w:before="40" w:after="40"/>
+            </w:pPr>
+            <w:r>
+              <w:rPr>
+                <w:color w:val="FF0000"/>
+              </w:rPr>
+              <w:t xml:space="preserve">max_depth</w:t>
+            </w:r>
+          </w:p>
+        </w:tc>
+        <w:tc>
+          <w:tcPr>
+            <w:tcW w:w="2200" w:type="dxa"/>
+          </w:tcPr>
+          <w:p>
+            <w:pPr>
+              <w:spacing w:before="40" w:after="40"/>
+            </w:pPr>
+            <w:r>
+              <w:rPr>
+                <w:color w:val="FF0000"/>
+              </w:rPr>
+              <w:t xml:space="preserve">[2, 3, 4]</w:t>
+            </w:r>
+          </w:p>
+        </w:tc>
+        <w:tc>
+          <w:tcPr>
+            <w:tcW w:w="4600" w:type="dxa"/>
+          </w:tcPr>
+          <w:p>
+            <w:pPr>
+              <w:spacing w:before="40" w:after="40"/>
+            </w:pPr>
+            <w:r>
+              <w:rPr>
+                <w:color w:val="FF0000"/>
+              </w:rPr>
+              <w:t xml:space="preserve">Shallow trees act as weak learners, reducing overfitting.</w:t>
+            </w:r>
+          </w:p>
+        </w:tc>
+      </w:tr>
+      <w:tr>
+        <w:tc>
+          <w:tcPr>
+            <w:tcW w:w="2200" w:type="dxa"/>
+          </w:tcPr>
+          <w:p>
+            <w:pPr>
+              <w:spacing w:before="40" w:after="40"/>
+            </w:pPr>
+            <w:r>
+              <w:rPr>
+                <w:color w:val="FF0000"/>
+              </w:rPr>
+              <w:t xml:space="preserve">learning_rate</w:t>
+            </w:r>
+          </w:p>
+        </w:tc>
+        <w:tc>
+          <w:tcPr>
+            <w:tcW w:w="2200" w:type="dxa"/>
+          </w:tcPr>
+          <w:p>
+            <w:pPr>
+              <w:spacing w:before="40" w:after="40"/>
+            </w:pPr>
+            <w:r>
+              <w:rPr>
+                <w:color w:val="FF0000"/>
+              </w:rPr>
+              <w:t xml:space="preserve">[0.05, 0.1]</w:t>
+            </w:r>
+          </w:p>
+        </w:tc>
+        <w:tc>
+          <w:tcPr>
+            <w:tcW w:w="4600" w:type="dxa"/>
+          </w:tcPr>
+          <w:p>
+            <w:pPr>
+              <w:spacing w:before="40" w:after="40"/>
+            </w:pPr>
+            <w:r>
+              <w:rPr>
+                <w:color w:val="FF0000"/>
+              </w:rPr>
+              <w:t xml:space="preserve">Controls each tree's contribution; smaller values tend to improve generalisation.</w:t>
+            </w:r>
+          </w:p>
+        </w:tc>
+      </w:tr>
+      <w:tr>
+        <w:tc>
+          <w:tcPr>
+            <w:tcW w:w="2200" w:type="dxa"/>
+          </w:tcPr>
+          <w:p>
+            <w:pPr>
+              <w:spacing w:before="40" w:after="40"/>
+            </w:pPr>
+            <w:r>
+              <w:rPr>
+                <w:color w:val="FF0000"/>
+              </w:rPr>
+              <w:t xml:space="preserve">subsample</w:t>
+            </w:r>
+          </w:p>
+        </w:tc>
+        <w:tc>
+          <w:tcPr>
+            <w:tcW w:w="2200" w:type="dxa"/>
+          </w:tcPr>
+          <w:p>
+            <w:pPr>
+              <w:spacing w:before="40" w:after="40"/>
+            </w:pPr>
+            <w:r>
+              <w:rPr>
+                <w:color w:val="FF0000"/>
+              </w:rPr>
+              <w:t xml:space="preserve">[0.8, 1.0]</w:t>
+            </w:r>
+          </w:p>
+        </w:tc>
+        <w:tc>
+          <w:tcPr>
+            <w:tcW w:w="4600" w:type="dxa"/>
+          </w:tcPr>
+          <w:p>
+            <w:pPr>
+              <w:spacing w:before="40" w:after="40"/>
+            </w:pPr>
+            <w:r>
+              <w:rPr>
+                <w:color w:val="FF0000"/>
+              </w:rPr>
+              <w:t xml:space="preserve">Fraction of samples used per iteration; smaller values add randomness and reduce overfitting.</w:t>
+            </w:r>
+          </w:p>
+        </w:tc>
+      </w:tr>
+      <w:tr>
+        <w:tc>
+          <w:tcPr>
+            <w:tcW w:w="2200" w:type="dxa"/>
+          </w:tcPr>
+          <w:p>
+            <w:pPr>
+              <w:spacing w:before="40" w:after="40"/>
+            </w:pPr>
+            <w:r>
+              <w:rPr>
+                <w:color w:val="FF0000"/>
+              </w:rPr>
+              <w:t xml:space="preserve">colsample_bytree</w:t>
+            </w:r>
+          </w:p>
+        </w:tc>
+        <w:tc>
+          <w:tcPr>
+            <w:tcW w:w="2200" w:type="dxa"/>
+          </w:tcPr>
+          <w:p>
+            <w:pPr>
+              <w:spacing w:before="40" w:after="40"/>
+            </w:pPr>
+            <w:r>
+              <w:rPr>
+                <w:color w:val="FF0000"/>
+              </w:rPr>
+              <w:t xml:space="preserve">[0.8, 1.0]</w:t>
+            </w:r>
+          </w:p>
+        </w:tc>
+        <w:tc>
+          <w:tcPr>
+            <w:tcW w:w="4600" w:type="dxa"/>
+          </w:tcPr>
+          <w:p>
+            <w:pPr>
+              <w:spacing w:before="40" w:after="40"/>
+            </w:pPr>
+            <w:r>
+              <w:rPr>
+                <w:color w:val="FF0000"/>
+              </w:rPr>
+              <w:t xml:space="preserve">Fraction of features used per tree; increases decorrelation between trees.</w:t>
+            </w:r>
+          </w:p>
+        </w:tc>
+      </w:tr>
+    </w:tbl>
+    <w:p>
+      <w:pPr>
+        <w:spacing w:before="120" w:after="0"/>
+      </w:pPr>
     </w:p>
     <w:p>
       <w:pPr>
         <w:pStyle w:val="Heading4"/>
       </w:pPr>
-      <w:bookmarkStart w:id="20012" w:name="_TFM_gen_20012"/>
-      <w:r>
+      <w:bookmarkStart w:id="9007" w:name="_TFM_gen_9007"/>
+      <w:r>
+        <w:rPr>
+          <w:color w:val="FF0000"/>
+        </w:rPr>
         <w:t xml:space="preserve">CatBoost</w:t>
       </w:r>
-      <w:bookmarkEnd w:id="20012"/>
+      <w:bookmarkEnd w:id="9007"/>
     </w:p>
     <w:p>
       <w:pPr>
@@ -14436,44 +17734,39 @@
         <w:jc w:val="both"/>
       </w:pPr>
       <w:r>
-        <w:t xml:space="preserve">CatBoost is also gradient-boosted, differing from XGBoost in two ways relevant to a dataset this size: </w:t>
-      </w:r>
-      <w:r>
-        <w:rPr>
+        <w:rPr>
+          <w:color w:val="FF0000"/>
+        </w:rPr>
+        <w:t xml:space="preserve">CatBoost is also a gradient-boosted, tree-based model, but has two distinguishing features relative to XGBoost that are especially relevant for small, structured datasets: </w:t>
+      </w:r>
+      <w:r>
+        <w:rPr>
+          <w:color w:val="FF0000"/>
           <w:b/>
           <w:bCs/>
         </w:rPr>
         <w:t xml:space="preserve">ordered boosting</w:t>
       </w:r>
       <w:r>
+        <w:rPr>
+          <w:color w:val="FF0000"/>
+        </w:rPr>
         <w:t xml:space="preserve"> and </w:t>
       </w:r>
       <w:r>
         <w:rPr>
+          <w:color w:val="FF0000"/>
           <w:b/>
           <w:bCs/>
         </w:rPr>
         <w:t xml:space="preserve">symmetric (oblivious) trees</w:t>
       </w:r>
       <w:r>
-        <w:t xml:space="preserve">. Standard gradient boosting estimates each row's gradient using a model that has already seen that same row, introducing a target-leakage effect (prediction shift) that grows worse on small datasets; ordered boosting avoids this by computing each row's gradient from a model trained only on a random permutation of the other rows. Oblivious trees use the same split condition at every node of a given depth, acting as an additional regulariser at some cost in per-tree flexibility, compensated with more, shallower trees. Grid: iterations ∈ {200, 400}, depth ∈ {3, 4, 5}, learning_rate ∈ {0.05, 0.1}, l2_leaf_reg ∈ {3, 7, 15}.</w:t>
-      </w:r>
-    </w:p>
-    <w:p>
-      <w:pPr>
-        <w:pStyle w:val="Heading3"/>
-        <w:rPr>
-          <w:lang w:eastAsia="es-ES"/>
-        </w:rPr>
-      </w:pPr>
-      <w:bookmarkStart w:id="59" w:name="_Toc234525116"/>
-      <w:r>
-        <w:rPr>
-          <w:lang w:eastAsia="es-ES"/>
-        </w:rPr>
-        <w:t>Results comparison</w:t>
-      </w:r>
-      <w:bookmarkEnd w:id="59"/>
+        <w:rPr>
+          <w:color w:val="FF0000"/>
+        </w:rPr>
+        <w:t xml:space="preserve">.</w:t>
+      </w:r>
     </w:p>
     <w:p>
       <w:pPr>
@@ -14481,6 +17774,355 @@
         <w:jc w:val="both"/>
       </w:pPr>
       <w:r>
+        <w:rPr>
+          <w:color w:val="FF0000"/>
+          <w:b/>
+          <w:bCs/>
+        </w:rPr>
+        <w:t xml:space="preserve">Ordered boosting. </w:t>
+      </w:r>
+      <w:r>
+        <w:rPr>
+          <w:color w:val="FF0000"/>
+        </w:rPr>
+        <w:t xml:space="preserve">Traditional gradient boosting estimates each observation's gradient using a model that has already seen that same observation in earlier iterations, which can introduce a slight prediction shift resembling information leakage — more relevant on small datasets. CatBoost avoids this: for each observation, the gradient is computed using only a model trained on a random permutation of the other observations, so no observation influences the computation of its own gradient. This is the main reason to include CatBoost alongside XGBoost here, since </w:t>
+      </w:r>
+      <w:r>
+        <w:rPr>
+          <w:color w:val="FF0000"/>
+          <w:rStyle w:val="CodeChar"/>
+          <w:color w:val="FF0000"/>
+        </w:rPr>
+        <w:t xml:space="preserve">df_development</w:t>
+      </w:r>
+      <w:r>
+        <w:rPr>
+          <w:color w:val="FF0000"/>
+        </w:rPr>
+        <w:t xml:space="preserve"> contains a limited number of observations, where this effect can matter.</w:t>
+      </w:r>
+    </w:p>
+    <w:p>
+      <w:pPr>
+        <w:spacing w:before="240" w:after="0"/>
+        <w:jc w:val="both"/>
+      </w:pPr>
+      <w:r>
+        <w:rPr>
+          <w:color w:val="FF0000"/>
+          <w:b/>
+          <w:bCs/>
+        </w:rPr>
+        <w:t xml:space="preserve">Symmetric trees. </w:t>
+      </w:r>
+      <w:r>
+        <w:rPr>
+          <w:color w:val="FF0000"/>
+        </w:rPr>
+        <w:t xml:space="preserve">While XGBoost's trees can use different split rules at each node, CatBoost builds symmetric (oblivious) trees, where every node at the same depth uses the same split condition. This acts as an additional regulariser — reducing each tree's effective degrees of freedom and speeding up prediction — at the cost of less flexibility per tree, compensated with a larger number of shallower trees.</w:t>
+      </w:r>
+    </w:p>
+    <w:tbl>
+      <w:tblPr>
+        <w:tblStyle w:val="PlainTable5"/>
+        <w:tblW w:w="9000" w:type="dxa"/>
+        <w:tblLook w:val="04A0" w:firstRow="1" w:lastRow="0" w:firstColumn="1" w:lastColumn="0" w:noHBand="0" w:noVBand="1"/>
+      </w:tblPr>
+      <w:tblGrid>
+        <w:gridCol w:w="2200"/>
+        <w:gridCol w:w="2200"/>
+        <w:gridCol w:w="4600"/>
+      </w:tblGrid>
+      <w:tr>
+        <w:tc>
+          <w:tcPr>
+            <w:tcW w:w="2200" w:type="dxa"/>
+            <w:shd w:val="clear" w:fill="D9D9D9"/>
+          </w:tcPr>
+          <w:p>
+            <w:pPr>
+              <w:spacing w:before="40" w:after="40"/>
+            </w:pPr>
+            <w:r>
+              <w:rPr>
+                <w:color w:val="FF0000"/>
+                <w:b/>
+                <w:bCs/>
+              </w:rPr>
+              <w:t xml:space="preserve">Parameter</w:t>
+            </w:r>
+          </w:p>
+        </w:tc>
+        <w:tc>
+          <w:tcPr>
+            <w:tcW w:w="2200" w:type="dxa"/>
+            <w:shd w:val="clear" w:fill="D9D9D9"/>
+          </w:tcPr>
+          <w:p>
+            <w:pPr>
+              <w:spacing w:before="40" w:after="40"/>
+            </w:pPr>
+            <w:r>
+              <w:rPr>
+                <w:color w:val="FF0000"/>
+                <w:b/>
+                <w:bCs/>
+              </w:rPr>
+              <w:t xml:space="preserve">Values tested</w:t>
+            </w:r>
+          </w:p>
+        </w:tc>
+        <w:tc>
+          <w:tcPr>
+            <w:tcW w:w="4600" w:type="dxa"/>
+            <w:shd w:val="clear" w:fill="D9D9D9"/>
+          </w:tcPr>
+          <w:p>
+            <w:pPr>
+              <w:spacing w:before="40" w:after="40"/>
+            </w:pPr>
+            <w:r>
+              <w:rPr>
+                <w:color w:val="FF0000"/>
+                <w:b/>
+                <w:bCs/>
+              </w:rPr>
+              <w:t xml:space="preserve">Justification</w:t>
+            </w:r>
+          </w:p>
+        </w:tc>
+      </w:tr>
+      <w:tr>
+        <w:tc>
+          <w:tcPr>
+            <w:tcW w:w="2200" w:type="dxa"/>
+          </w:tcPr>
+          <w:p>
+            <w:pPr>
+              <w:spacing w:before="40" w:after="40"/>
+            </w:pPr>
+            <w:r>
+              <w:rPr>
+                <w:color w:val="FF0000"/>
+              </w:rPr>
+              <w:t xml:space="preserve">iterations</w:t>
+            </w:r>
+          </w:p>
+        </w:tc>
+        <w:tc>
+          <w:tcPr>
+            <w:tcW w:w="2200" w:type="dxa"/>
+          </w:tcPr>
+          <w:p>
+            <w:pPr>
+              <w:spacing w:before="40" w:after="40"/>
+            </w:pPr>
+            <w:r>
+              <w:rPr>
+                <w:color w:val="FF0000"/>
+              </w:rPr>
+              <w:t xml:space="preserve">[200, 400]</w:t>
+            </w:r>
+          </w:p>
+        </w:tc>
+        <w:tc>
+          <w:tcPr>
+            <w:tcW w:w="4600" w:type="dxa"/>
+          </w:tcPr>
+          <w:p>
+            <w:pPr>
+              <w:spacing w:before="40" w:after="40"/>
+            </w:pPr>
+            <w:r>
+              <w:rPr>
+                <w:color w:val="FF0000"/>
+              </w:rPr>
+              <w:t xml:space="preserve">Number of boosting rounds, controlling model complexity and learning capacity.</w:t>
+            </w:r>
+          </w:p>
+        </w:tc>
+      </w:tr>
+      <w:tr>
+        <w:tc>
+          <w:tcPr>
+            <w:tcW w:w="2200" w:type="dxa"/>
+          </w:tcPr>
+          <w:p>
+            <w:pPr>
+              <w:spacing w:before="40" w:after="40"/>
+            </w:pPr>
+            <w:r>
+              <w:rPr>
+                <w:color w:val="FF0000"/>
+              </w:rPr>
+              <w:t xml:space="preserve">depth</w:t>
+            </w:r>
+          </w:p>
+        </w:tc>
+        <w:tc>
+          <w:tcPr>
+            <w:tcW w:w="2200" w:type="dxa"/>
+          </w:tcPr>
+          <w:p>
+            <w:pPr>
+              <w:spacing w:before="40" w:after="40"/>
+            </w:pPr>
+            <w:r>
+              <w:rPr>
+                <w:color w:val="FF0000"/>
+              </w:rPr>
+              <w:t xml:space="preserve">[3, 4, 5]</w:t>
+            </w:r>
+          </w:p>
+        </w:tc>
+        <w:tc>
+          <w:tcPr>
+            <w:tcW w:w="4600" w:type="dxa"/>
+          </w:tcPr>
+          <w:p>
+            <w:pPr>
+              <w:spacing w:before="40" w:after="40"/>
+            </w:pPr>
+            <w:r>
+              <w:rPr>
+                <w:color w:val="FF0000"/>
+              </w:rPr>
+              <w:t xml:space="preserve">Shallow symmetric trees were tested to balance learning complex patterns against overfitting risk on a small dataset.</w:t>
+            </w:r>
+          </w:p>
+        </w:tc>
+      </w:tr>
+      <w:tr>
+        <w:tc>
+          <w:tcPr>
+            <w:tcW w:w="2200" w:type="dxa"/>
+          </w:tcPr>
+          <w:p>
+            <w:pPr>
+              <w:spacing w:before="40" w:after="40"/>
+            </w:pPr>
+            <w:r>
+              <w:rPr>
+                <w:color w:val="FF0000"/>
+              </w:rPr>
+              <w:t xml:space="preserve">learning_rate</w:t>
+            </w:r>
+          </w:p>
+        </w:tc>
+        <w:tc>
+          <w:tcPr>
+            <w:tcW w:w="2200" w:type="dxa"/>
+          </w:tcPr>
+          <w:p>
+            <w:pPr>
+              <w:spacing w:before="40" w:after="40"/>
+            </w:pPr>
+            <w:r>
+              <w:rPr>
+                <w:color w:val="FF0000"/>
+              </w:rPr>
+              <w:t xml:space="preserve">[0.05, 0.1]</w:t>
+            </w:r>
+          </w:p>
+        </w:tc>
+        <w:tc>
+          <w:tcPr>
+            <w:tcW w:w="4600" w:type="dxa"/>
+          </w:tcPr>
+          <w:p>
+            <w:pPr>
+              <w:spacing w:before="40" w:after="40"/>
+            </w:pPr>
+            <w:r>
+              <w:rPr>
+                <w:color w:val="FF0000"/>
+              </w:rPr>
+              <w:t xml:space="preserve">Controls each tree's contribution, helping regulate learning speed and generalisation.</w:t>
+            </w:r>
+          </w:p>
+        </w:tc>
+      </w:tr>
+      <w:tr>
+        <w:tc>
+          <w:tcPr>
+            <w:tcW w:w="2200" w:type="dxa"/>
+          </w:tcPr>
+          <w:p>
+            <w:pPr>
+              <w:spacing w:before="40" w:after="40"/>
+            </w:pPr>
+            <w:r>
+              <w:rPr>
+                <w:color w:val="FF0000"/>
+              </w:rPr>
+              <w:t xml:space="preserve">l2_leaf_reg</w:t>
+            </w:r>
+          </w:p>
+        </w:tc>
+        <w:tc>
+          <w:tcPr>
+            <w:tcW w:w="2200" w:type="dxa"/>
+          </w:tcPr>
+          <w:p>
+            <w:pPr>
+              <w:spacing w:before="40" w:after="40"/>
+            </w:pPr>
+            <w:r>
+              <w:rPr>
+                <w:color w:val="FF0000"/>
+              </w:rPr>
+              <w:t xml:space="preserve">[3, 7, 15]</w:t>
+            </w:r>
+          </w:p>
+        </w:tc>
+        <w:tc>
+          <w:tcPr>
+            <w:tcW w:w="4600" w:type="dxa"/>
+          </w:tcPr>
+          <w:p>
+            <w:pPr>
+              <w:spacing w:before="40" w:after="40"/>
+            </w:pPr>
+            <w:r>
+              <w:rPr>
+                <w:color w:val="FF0000"/>
+              </w:rPr>
+              <w:t xml:space="preserve">L2 regularisation applied to leaf values, reducing overfitting by penalising large leaf weights.</w:t>
+            </w:r>
+          </w:p>
+        </w:tc>
+      </w:tr>
+    </w:tbl>
+    <w:p>
+      <w:pPr>
+        <w:spacing w:before="120" w:after="0"/>
+      </w:pPr>
+    </w:p>
+    <w:p>
+      <w:pPr>
+        <w:pStyle w:val="Heading3"/>
+        <w:rPr>
+          <w:lang w:eastAsia="es-ES"/>
+        </w:rPr>
+      </w:pPr>
+      <w:bookmarkStart w:id="58" w:name="_Toc234525116"/>
+      <w:r>
+        <w:rPr>
+          <w:lang w:eastAsia="es-ES"/>
+        </w:rPr>
+        <w:t>Results comparison</w:t>
+      </w:r>
+      <w:bookmarkEnd w:id="58"/>
+    </w:p>
+    <w:p>
+      <w:pPr>
+        <w:spacing w:before="240" w:after="0"/>
+        <w:jc w:val="both"/>
+      </w:pPr>
+      <w:r>
+        <w:rPr>
+          <w:color w:val="FF0000"/>
+        </w:rPr>
         <w:t xml:space="preserve">Table 3.3 and Table 3.4 report Test and Validation RMSE, MAE, and R² for all six models under Option A; Table 3.5 and Table 3.6 report the same under Option B.</w:t>
       </w:r>
     </w:p>
@@ -14509,6 +18151,7 @@
             </w:pPr>
             <w:r>
               <w:rPr>
+                <w:color w:val="FF0000"/>
                 <w:b/>
                 <w:bCs/>
               </w:rPr>
@@ -14527,6 +18170,7 @@
             </w:pPr>
             <w:r>
               <w:rPr>
+                <w:color w:val="FF0000"/>
                 <w:b/>
                 <w:bCs/>
               </w:rPr>
@@ -14545,6 +18189,7 @@
             </w:pPr>
             <w:r>
               <w:rPr>
+                <w:color w:val="FF0000"/>
                 <w:b/>
                 <w:bCs/>
               </w:rPr>
@@ -14563,6 +18208,7 @@
             </w:pPr>
             <w:r>
               <w:rPr>
+                <w:color w:val="FF0000"/>
                 <w:b/>
                 <w:bCs/>
               </w:rPr>
@@ -14581,6 +18227,7 @@
             </w:pPr>
             <w:r>
               <w:rPr>
+                <w:color w:val="FF0000"/>
                 <w:b/>
                 <w:bCs/>
               </w:rPr>
@@ -14599,6 +18246,9 @@
               <w:spacing w:before="40" w:after="40"/>
             </w:pPr>
             <w:r>
+              <w:rPr>
+                <w:color w:val="FF0000"/>
+              </w:rPr>
               <w:t xml:space="preserve">SVR</w:t>
             </w:r>
           </w:p>
@@ -14612,6 +18262,9 @@
               <w:spacing w:before="40" w:after="40"/>
             </w:pPr>
             <w:r>
+              <w:rPr>
+                <w:color w:val="FF0000"/>
+              </w:rPr>
               <w:t xml:space="preserve">5.23</w:t>
             </w:r>
           </w:p>
@@ -14625,6 +18278,9 @@
               <w:spacing w:before="40" w:after="40"/>
             </w:pPr>
             <w:r>
+              <w:rPr>
+                <w:color w:val="FF0000"/>
+              </w:rPr>
               <w:t xml:space="preserve">9.11</w:t>
             </w:r>
           </w:p>
@@ -14638,6 +18294,9 @@
               <w:spacing w:before="40" w:after="40"/>
             </w:pPr>
             <w:r>
+              <w:rPr>
+                <w:color w:val="FF0000"/>
+              </w:rPr>
               <w:t xml:space="preserve">6.27</w:t>
             </w:r>
           </w:p>
@@ -14651,6 +18310,9 @@
               <w:spacing w:before="40" w:after="40"/>
             </w:pPr>
             <w:r>
+              <w:rPr>
+                <w:color w:val="FF0000"/>
+              </w:rPr>
               <w:t xml:space="preserve">0.444</w:t>
             </w:r>
           </w:p>
@@ -14666,6 +18328,9 @@
               <w:spacing w:before="40" w:after="40"/>
             </w:pPr>
             <w:r>
+              <w:rPr>
+                <w:color w:val="FF0000"/>
+              </w:rPr>
               <w:t xml:space="preserve">XGBoost</w:t>
             </w:r>
           </w:p>
@@ -14679,6 +18344,9 @@
               <w:spacing w:before="40" w:after="40"/>
             </w:pPr>
             <w:r>
+              <w:rPr>
+                <w:color w:val="FF0000"/>
+              </w:rPr>
               <w:t xml:space="preserve">3.98</w:t>
             </w:r>
           </w:p>
@@ -14692,6 +18360,9 @@
               <w:spacing w:before="40" w:after="40"/>
             </w:pPr>
             <w:r>
+              <w:rPr>
+                <w:color w:val="FF0000"/>
+              </w:rPr>
               <w:t xml:space="preserve">9.14</w:t>
             </w:r>
           </w:p>
@@ -14705,6 +18376,9 @@
               <w:spacing w:before="40" w:after="40"/>
             </w:pPr>
             <w:r>
+              <w:rPr>
+                <w:color w:val="FF0000"/>
+              </w:rPr>
               <w:t xml:space="preserve">6.39</w:t>
             </w:r>
           </w:p>
@@ -14718,6 +18392,9 @@
               <w:spacing w:before="40" w:after="40"/>
             </w:pPr>
             <w:r>
+              <w:rPr>
+                <w:color w:val="FF0000"/>
+              </w:rPr>
               <w:t xml:space="preserve">0.440</w:t>
             </w:r>
           </w:p>
@@ -14733,6 +18410,9 @@
               <w:spacing w:before="40" w:after="40"/>
             </w:pPr>
             <w:r>
+              <w:rPr>
+                <w:color w:val="FF0000"/>
+              </w:rPr>
               <w:t xml:space="preserve">CatBoost</w:t>
             </w:r>
           </w:p>
@@ -14746,6 +18426,9 @@
               <w:spacing w:before="40" w:after="40"/>
             </w:pPr>
             <w:r>
+              <w:rPr>
+                <w:color w:val="FF0000"/>
+              </w:rPr>
               <w:t xml:space="preserve">4.01</w:t>
             </w:r>
           </w:p>
@@ -14759,6 +18442,9 @@
               <w:spacing w:before="40" w:after="40"/>
             </w:pPr>
             <w:r>
+              <w:rPr>
+                <w:color w:val="FF0000"/>
+              </w:rPr>
               <w:t xml:space="preserve">9.45</w:t>
             </w:r>
           </w:p>
@@ -14772,6 +18458,9 @@
               <w:spacing w:before="40" w:after="40"/>
             </w:pPr>
             <w:r>
+              <w:rPr>
+                <w:color w:val="FF0000"/>
+              </w:rPr>
               <w:t xml:space="preserve">5.82</w:t>
             </w:r>
           </w:p>
@@ -14785,6 +18474,9 @@
               <w:spacing w:before="40" w:after="40"/>
             </w:pPr>
             <w:r>
+              <w:rPr>
+                <w:color w:val="FF0000"/>
+              </w:rPr>
               <w:t xml:space="preserve">0.402</w:t>
             </w:r>
           </w:p>
@@ -14800,6 +18492,9 @@
               <w:spacing w:before="40" w:after="40"/>
             </w:pPr>
             <w:r>
+              <w:rPr>
+                <w:color w:val="FF0000"/>
+              </w:rPr>
               <w:t xml:space="preserve">Random Forest</w:t>
             </w:r>
           </w:p>
@@ -14813,6 +18508,9 @@
               <w:spacing w:before="40" w:after="40"/>
             </w:pPr>
             <w:r>
+              <w:rPr>
+                <w:color w:val="FF0000"/>
+              </w:rPr>
               <w:t xml:space="preserve">4.43</w:t>
             </w:r>
           </w:p>
@@ -14826,6 +18524,9 @@
               <w:spacing w:before="40" w:after="40"/>
             </w:pPr>
             <w:r>
+              <w:rPr>
+                <w:color w:val="FF0000"/>
+              </w:rPr>
               <w:t xml:space="preserve">11.06</w:t>
             </w:r>
           </w:p>
@@ -14839,6 +18540,9 @@
               <w:spacing w:before="40" w:after="40"/>
             </w:pPr>
             <w:r>
+              <w:rPr>
+                <w:color w:val="FF0000"/>
+              </w:rPr>
               <w:t xml:space="preserve">6.42</w:t>
             </w:r>
           </w:p>
@@ -14852,6 +18556,9 @@
               <w:spacing w:before="40" w:after="40"/>
             </w:pPr>
             <w:r>
+              <w:rPr>
+                <w:color w:val="FF0000"/>
+              </w:rPr>
               <w:t xml:space="preserve">0.180</w:t>
             </w:r>
           </w:p>
@@ -14867,6 +18574,9 @@
               <w:spacing w:before="40" w:after="40"/>
             </w:pPr>
             <w:r>
+              <w:rPr>
+                <w:color w:val="FF0000"/>
+              </w:rPr>
               <w:t xml:space="preserve">Ridge</w:t>
             </w:r>
           </w:p>
@@ -14880,6 +18590,9 @@
               <w:spacing w:before="40" w:after="40"/>
             </w:pPr>
             <w:r>
+              <w:rPr>
+                <w:color w:val="FF0000"/>
+              </w:rPr>
               <w:t xml:space="preserve">5.87</w:t>
             </w:r>
           </w:p>
@@ -14893,6 +18606,9 @@
               <w:spacing w:before="40" w:after="40"/>
             </w:pPr>
             <w:r>
+              <w:rPr>
+                <w:color w:val="FF0000"/>
+              </w:rPr>
               <w:t xml:space="preserve">11.33</w:t>
             </w:r>
           </w:p>
@@ -14906,6 +18622,9 @@
               <w:spacing w:before="40" w:after="40"/>
             </w:pPr>
             <w:r>
+              <w:rPr>
+                <w:color w:val="FF0000"/>
+              </w:rPr>
               <w:t xml:space="preserve">7.04</w:t>
             </w:r>
           </w:p>
@@ -14919,6 +18638,9 @@
               <w:spacing w:before="40" w:after="40"/>
             </w:pPr>
             <w:r>
+              <w:rPr>
+                <w:color w:val="FF0000"/>
+              </w:rPr>
               <w:t xml:space="preserve">0.139</w:t>
             </w:r>
           </w:p>
@@ -14934,6 +18656,9 @@
               <w:spacing w:before="40" w:after="40"/>
             </w:pPr>
             <w:r>
+              <w:rPr>
+                <w:color w:val="FF0000"/>
+              </w:rPr>
               <w:t xml:space="preserve">Lasso</w:t>
             </w:r>
           </w:p>
@@ -14947,6 +18672,9 @@
               <w:spacing w:before="40" w:after="40"/>
             </w:pPr>
             <w:r>
+              <w:rPr>
+                <w:color w:val="FF0000"/>
+              </w:rPr>
               <w:t xml:space="preserve">5.72</w:t>
             </w:r>
           </w:p>
@@ -14960,6 +18688,9 @@
               <w:spacing w:before="40" w:after="40"/>
             </w:pPr>
             <w:r>
+              <w:rPr>
+                <w:color w:val="FF0000"/>
+              </w:rPr>
               <w:t xml:space="preserve">11.70</w:t>
             </w:r>
           </w:p>
@@ -14973,6 +18704,9 @@
               <w:spacing w:before="40" w:after="40"/>
             </w:pPr>
             <w:r>
+              <w:rPr>
+                <w:color w:val="FF0000"/>
+              </w:rPr>
               <w:t xml:space="preserve">7.26</w:t>
             </w:r>
           </w:p>
@@ -14986,6 +18720,9 @@
               <w:spacing w:before="40" w:after="40"/>
             </w:pPr>
             <w:r>
+              <w:rPr>
+                <w:color w:val="FF0000"/>
+              </w:rPr>
               <w:t xml:space="preserve">0.082</w:t>
             </w:r>
           </w:p>
@@ -15003,6 +18740,9 @@
         <w:jc w:val="center"/>
       </w:pPr>
       <w:r>
+        <w:rPr>
+          <w:color w:val="FF0000"/>
+        </w:rPr>
         <w:t xml:space="preserve">Table 3.3: Option A (geographical split), Test set.</w:t>
       </w:r>
     </w:p>
@@ -15031,6 +18771,7 @@
             </w:pPr>
             <w:r>
               <w:rPr>
+                <w:color w:val="FF0000"/>
                 <w:b/>
                 <w:bCs/>
               </w:rPr>
@@ -15049,6 +18790,7 @@
             </w:pPr>
             <w:r>
               <w:rPr>
+                <w:color w:val="FF0000"/>
                 <w:b/>
                 <w:bCs/>
               </w:rPr>
@@ -15067,6 +18809,7 @@
             </w:pPr>
             <w:r>
               <w:rPr>
+                <w:color w:val="FF0000"/>
                 <w:b/>
                 <w:bCs/>
               </w:rPr>
@@ -15085,6 +18828,7 @@
             </w:pPr>
             <w:r>
               <w:rPr>
+                <w:color w:val="FF0000"/>
                 <w:b/>
                 <w:bCs/>
               </w:rPr>
@@ -15103,6 +18847,7 @@
             </w:pPr>
             <w:r>
               <w:rPr>
+                <w:color w:val="FF0000"/>
                 <w:b/>
                 <w:bCs/>
               </w:rPr>
@@ -15121,6 +18866,9 @@
               <w:spacing w:before="40" w:after="40"/>
             </w:pPr>
             <w:r>
+              <w:rPr>
+                <w:color w:val="FF0000"/>
+              </w:rPr>
               <w:t xml:space="preserve">SVR</w:t>
             </w:r>
           </w:p>
@@ -15134,6 +18882,9 @@
               <w:spacing w:before="40" w:after="40"/>
             </w:pPr>
             <w:r>
+              <w:rPr>
+                <w:color w:val="FF0000"/>
+              </w:rPr>
               <w:t xml:space="preserve">5.23</w:t>
             </w:r>
           </w:p>
@@ -15147,6 +18898,9 @@
               <w:spacing w:before="40" w:after="40"/>
             </w:pPr>
             <w:r>
+              <w:rPr>
+                <w:color w:val="FF0000"/>
+              </w:rPr>
               <w:t xml:space="preserve">5.40</w:t>
             </w:r>
           </w:p>
@@ -15160,6 +18914,9 @@
               <w:spacing w:before="40" w:after="40"/>
             </w:pPr>
             <w:r>
+              <w:rPr>
+                <w:color w:val="FF0000"/>
+              </w:rPr>
               <w:t xml:space="preserve">4.84</w:t>
             </w:r>
           </w:p>
@@ -15173,6 +18930,9 @@
               <w:spacing w:before="40" w:after="40"/>
             </w:pPr>
             <w:r>
+              <w:rPr>
+                <w:color w:val="FF0000"/>
+              </w:rPr>
               <w:t xml:space="preserve">0.131</w:t>
             </w:r>
           </w:p>
@@ -15188,6 +18948,9 @@
               <w:spacing w:before="40" w:after="40"/>
             </w:pPr>
             <w:r>
+              <w:rPr>
+                <w:color w:val="FF0000"/>
+              </w:rPr>
               <w:t xml:space="preserve">CatBoost</w:t>
             </w:r>
           </w:p>
@@ -15201,6 +18964,9 @@
               <w:spacing w:before="40" w:after="40"/>
             </w:pPr>
             <w:r>
+              <w:rPr>
+                <w:color w:val="FF0000"/>
+              </w:rPr>
               <w:t xml:space="preserve">4.01</w:t>
             </w:r>
           </w:p>
@@ -15214,6 +18980,9 @@
               <w:spacing w:before="40" w:after="40"/>
             </w:pPr>
             <w:r>
+              <w:rPr>
+                <w:color w:val="FF0000"/>
+              </w:rPr>
               <w:t xml:space="preserve">6.11</w:t>
             </w:r>
           </w:p>
@@ -15227,6 +18996,9 @@
               <w:spacing w:before="40" w:after="40"/>
             </w:pPr>
             <w:r>
+              <w:rPr>
+                <w:color w:val="FF0000"/>
+              </w:rPr>
               <w:t xml:space="preserve">5.14</w:t>
             </w:r>
           </w:p>
@@ -15240,6 +19012,9 @@
               <w:spacing w:before="40" w:after="40"/>
             </w:pPr>
             <w:r>
+              <w:rPr>
+                <w:color w:val="FF0000"/>
+              </w:rPr>
               <w:t xml:space="preserve">-0.112</w:t>
             </w:r>
           </w:p>
@@ -15255,6 +19030,9 @@
               <w:spacing w:before="40" w:after="40"/>
             </w:pPr>
             <w:r>
+              <w:rPr>
+                <w:color w:val="FF0000"/>
+              </w:rPr>
               <w:t xml:space="preserve">Lasso</w:t>
             </w:r>
           </w:p>
@@ -15268,6 +19046,9 @@
               <w:spacing w:before="40" w:after="40"/>
             </w:pPr>
             <w:r>
+              <w:rPr>
+                <w:color w:val="FF0000"/>
+              </w:rPr>
               <w:t xml:space="preserve">5.72</w:t>
             </w:r>
           </w:p>
@@ -15281,6 +19062,9 @@
               <w:spacing w:before="40" w:after="40"/>
             </w:pPr>
             <w:r>
+              <w:rPr>
+                <w:color w:val="FF0000"/>
+              </w:rPr>
               <w:t xml:space="preserve">6.52</w:t>
             </w:r>
           </w:p>
@@ -15294,6 +19078,9 @@
               <w:spacing w:before="40" w:after="40"/>
             </w:pPr>
             <w:r>
+              <w:rPr>
+                <w:color w:val="FF0000"/>
+              </w:rPr>
               <w:t xml:space="preserve">5.12</w:t>
             </w:r>
           </w:p>
@@ -15307,6 +19094,9 @@
               <w:spacing w:before="40" w:after="40"/>
             </w:pPr>
             <w:r>
+              <w:rPr>
+                <w:color w:val="FF0000"/>
+              </w:rPr>
               <w:t xml:space="preserve">-0.267</w:t>
             </w:r>
           </w:p>
@@ -15322,6 +19112,9 @@
               <w:spacing w:before="40" w:after="40"/>
             </w:pPr>
             <w:r>
+              <w:rPr>
+                <w:color w:val="FF0000"/>
+              </w:rPr>
               <w:t xml:space="preserve">Ridge</w:t>
             </w:r>
           </w:p>
@@ -15335,6 +19128,9 @@
               <w:spacing w:before="40" w:after="40"/>
             </w:pPr>
             <w:r>
+              <w:rPr>
+                <w:color w:val="FF0000"/>
+              </w:rPr>
               <w:t xml:space="preserve">5.87</w:t>
             </w:r>
           </w:p>
@@ -15348,6 +19144,9 @@
               <w:spacing w:before="40" w:after="40"/>
             </w:pPr>
             <w:r>
+              <w:rPr>
+                <w:color w:val="FF0000"/>
+              </w:rPr>
               <w:t xml:space="preserve">6.83</w:t>
             </w:r>
           </w:p>
@@ -15361,6 +19160,9 @@
               <w:spacing w:before="40" w:after="40"/>
             </w:pPr>
             <w:r>
+              <w:rPr>
+                <w:color w:val="FF0000"/>
+              </w:rPr>
               <w:t xml:space="preserve">5.52</w:t>
             </w:r>
           </w:p>
@@ -15374,6 +19176,9 @@
               <w:spacing w:before="40" w:after="40"/>
             </w:pPr>
             <w:r>
+              <w:rPr>
+                <w:color w:val="FF0000"/>
+              </w:rPr>
               <w:t xml:space="preserve">-0.391</w:t>
             </w:r>
           </w:p>
@@ -15389,6 +19194,9 @@
               <w:spacing w:before="40" w:after="40"/>
             </w:pPr>
             <w:r>
+              <w:rPr>
+                <w:color w:val="FF0000"/>
+              </w:rPr>
               <w:t xml:space="preserve">Random Forest</w:t>
             </w:r>
           </w:p>
@@ -15402,6 +19210,9 @@
               <w:spacing w:before="40" w:after="40"/>
             </w:pPr>
             <w:r>
+              <w:rPr>
+                <w:color w:val="FF0000"/>
+              </w:rPr>
               <w:t xml:space="preserve">4.43</w:t>
             </w:r>
           </w:p>
@@ -15415,6 +19226,9 @@
               <w:spacing w:before="40" w:after="40"/>
             </w:pPr>
             <w:r>
+              <w:rPr>
+                <w:color w:val="FF0000"/>
+              </w:rPr>
               <w:t xml:space="preserve">6.84</w:t>
             </w:r>
           </w:p>
@@ -15428,6 +19242,9 @@
               <w:spacing w:before="40" w:after="40"/>
             </w:pPr>
             <w:r>
+              <w:rPr>
+                <w:color w:val="FF0000"/>
+              </w:rPr>
               <w:t xml:space="preserve">5.86</w:t>
             </w:r>
           </w:p>
@@ -15441,6 +19258,9 @@
               <w:spacing w:before="40" w:after="40"/>
             </w:pPr>
             <w:r>
+              <w:rPr>
+                <w:color w:val="FF0000"/>
+              </w:rPr>
               <w:t xml:space="preserve">-0.395</w:t>
             </w:r>
           </w:p>
@@ -15456,6 +19276,9 @@
               <w:spacing w:before="40" w:after="40"/>
             </w:pPr>
             <w:r>
+              <w:rPr>
+                <w:color w:val="FF0000"/>
+              </w:rPr>
               <w:t xml:space="preserve">XGBoost</w:t>
             </w:r>
           </w:p>
@@ -15469,6 +19292,9 @@
               <w:spacing w:before="40" w:after="40"/>
             </w:pPr>
             <w:r>
+              <w:rPr>
+                <w:color w:val="FF0000"/>
+              </w:rPr>
               <w:t xml:space="preserve">3.98</w:t>
             </w:r>
           </w:p>
@@ -15482,6 +19308,9 @@
               <w:spacing w:before="40" w:after="40"/>
             </w:pPr>
             <w:r>
+              <w:rPr>
+                <w:color w:val="FF0000"/>
+              </w:rPr>
               <w:t xml:space="preserve">7.38</w:t>
             </w:r>
           </w:p>
@@ -15495,6 +19324,9 @@
               <w:spacing w:before="40" w:after="40"/>
             </w:pPr>
             <w:r>
+              <w:rPr>
+                <w:color w:val="FF0000"/>
+              </w:rPr>
               <w:t xml:space="preserve">6.08</w:t>
             </w:r>
           </w:p>
@@ -15508,6 +19340,9 @@
               <w:spacing w:before="40" w:after="40"/>
             </w:pPr>
             <w:r>
+              <w:rPr>
+                <w:color w:val="FF0000"/>
+              </w:rPr>
               <w:t xml:space="preserve">-0.624</w:t>
             </w:r>
           </w:p>
@@ -15525,6 +19360,9 @@
         <w:jc w:val="center"/>
       </w:pPr>
       <w:r>
+        <w:rPr>
+          <w:color w:val="FF0000"/>
+        </w:rPr>
         <w:t xml:space="preserve">Table 3.4: Option A (geographical split), Validation set.</w:t>
       </w:r>
     </w:p>
@@ -15553,6 +19391,7 @@
             </w:pPr>
             <w:r>
               <w:rPr>
+                <w:color w:val="FF0000"/>
                 <w:b/>
                 <w:bCs/>
               </w:rPr>
@@ -15571,6 +19410,7 @@
             </w:pPr>
             <w:r>
               <w:rPr>
+                <w:color w:val="FF0000"/>
                 <w:b/>
                 <w:bCs/>
               </w:rPr>
@@ -15589,6 +19429,7 @@
             </w:pPr>
             <w:r>
               <w:rPr>
+                <w:color w:val="FF0000"/>
                 <w:b/>
                 <w:bCs/>
               </w:rPr>
@@ -15607,6 +19448,7 @@
             </w:pPr>
             <w:r>
               <w:rPr>
+                <w:color w:val="FF0000"/>
                 <w:b/>
                 <w:bCs/>
               </w:rPr>
@@ -15625,6 +19467,7 @@
             </w:pPr>
             <w:r>
               <w:rPr>
+                <w:color w:val="FF0000"/>
                 <w:b/>
                 <w:bCs/>
               </w:rPr>
@@ -15643,7 +19486,10 @@
               <w:spacing w:before="40" w:after="40"/>
             </w:pPr>
             <w:r>
-              <w:t xml:space="preserve">CatBoost</w:t>
+              <w:rPr>
+                <w:color w:val="FF0000"/>
+              </w:rPr>
+              <w:t xml:space="preserve">SVR</w:t>
             </w:r>
           </w:p>
         </w:tc>
@@ -15656,7 +19502,10 @@
               <w:spacing w:before="40" w:after="40"/>
             </w:pPr>
             <w:r>
-              <w:t xml:space="preserve">6.68</w:t>
+              <w:rPr>
+                <w:color w:val="FF0000"/>
+              </w:rPr>
+              <w:t xml:space="preserve">1.75</w:t>
             </w:r>
           </w:p>
         </w:tc>
@@ -15669,7 +19518,10 @@
               <w:spacing w:before="40" w:after="40"/>
             </w:pPr>
             <w:r>
-              <w:t xml:space="preserve">2.03</w:t>
+              <w:rPr>
+                <w:color w:val="FF0000"/>
+              </w:rPr>
+              <w:t xml:space="preserve">1.68</w:t>
             </w:r>
           </w:p>
         </w:tc>
@@ -15682,7 +19534,10 @@
               <w:spacing w:before="40" w:after="40"/>
             </w:pPr>
             <w:r>
-              <w:t xml:space="preserve">1.53</w:t>
+              <w:rPr>
+                <w:color w:val="FF0000"/>
+              </w:rPr>
+              <w:t xml:space="preserve">1.33</w:t>
             </w:r>
           </w:p>
         </w:tc>
@@ -15695,7 +19550,10 @@
               <w:spacing w:before="40" w:after="40"/>
             </w:pPr>
             <w:r>
-              <w:t xml:space="preserve">0.875</w:t>
+              <w:rPr>
+                <w:color w:val="FF0000"/>
+              </w:rPr>
+              <w:t xml:space="preserve">0.915</w:t>
             </w:r>
           </w:p>
         </w:tc>
@@ -15710,7 +19568,10 @@
               <w:spacing w:before="40" w:after="40"/>
             </w:pPr>
             <w:r>
-              <w:t xml:space="preserve">SVR</w:t>
+              <w:rPr>
+                <w:color w:val="FF0000"/>
+              </w:rPr>
+              <w:t xml:space="preserve">CatBoost</w:t>
             </w:r>
           </w:p>
         </w:tc>
@@ -15723,7 +19584,10 @@
               <w:spacing w:before="40" w:after="40"/>
             </w:pPr>
             <w:r>
-              <w:t xml:space="preserve">6.54</w:t>
+              <w:rPr>
+                <w:color w:val="FF0000"/>
+              </w:rPr>
+              <w:t xml:space="preserve">2.14</w:t>
             </w:r>
           </w:p>
         </w:tc>
@@ -15736,7 +19600,10 @@
               <w:spacing w:before="40" w:after="40"/>
             </w:pPr>
             <w:r>
-              <w:t xml:space="preserve">2.12</w:t>
+              <w:rPr>
+                <w:color w:val="FF0000"/>
+              </w:rPr>
+              <w:t xml:space="preserve">2.02</w:t>
             </w:r>
           </w:p>
         </w:tc>
@@ -15749,7 +19616,10 @@
               <w:spacing w:before="40" w:after="40"/>
             </w:pPr>
             <w:r>
-              <w:t xml:space="preserve">1.60</w:t>
+              <w:rPr>
+                <w:color w:val="FF0000"/>
+              </w:rPr>
+              <w:t xml:space="preserve">1.47</w:t>
             </w:r>
           </w:p>
         </w:tc>
@@ -15762,7 +19632,10 @@
               <w:spacing w:before="40" w:after="40"/>
             </w:pPr>
             <w:r>
-              <w:t xml:space="preserve">0.864</w:t>
+              <w:rPr>
+                <w:color w:val="FF0000"/>
+              </w:rPr>
+              <w:t xml:space="preserve">0.877</w:t>
             </w:r>
           </w:p>
         </w:tc>
@@ -15777,6 +19650,9 @@
               <w:spacing w:before="40" w:after="40"/>
             </w:pPr>
             <w:r>
+              <w:rPr>
+                <w:color w:val="FF0000"/>
+              </w:rPr>
               <w:t xml:space="preserve">Random Forest</w:t>
             </w:r>
           </w:p>
@@ -15790,7 +19666,10 @@
               <w:spacing w:before="40" w:after="40"/>
             </w:pPr>
             <w:r>
-              <w:t xml:space="preserve">6.94</w:t>
+              <w:rPr>
+                <w:color w:val="FF0000"/>
+              </w:rPr>
+              <w:t xml:space="preserve">2.54</w:t>
             </w:r>
           </w:p>
         </w:tc>
@@ -15803,7 +19682,10 @@
               <w:spacing w:before="40" w:after="40"/>
             </w:pPr>
             <w:r>
-              <w:t xml:space="preserve">2.93</w:t>
+              <w:rPr>
+                <w:color w:val="FF0000"/>
+              </w:rPr>
+              <w:t xml:space="preserve">2.32</w:t>
             </w:r>
           </w:p>
         </w:tc>
@@ -15816,7 +19698,10 @@
               <w:spacing w:before="40" w:after="40"/>
             </w:pPr>
             <w:r>
-              <w:t xml:space="preserve">2.17</w:t>
+              <w:rPr>
+                <w:color w:val="FF0000"/>
+              </w:rPr>
+              <w:t xml:space="preserve">1.72</w:t>
             </w:r>
           </w:p>
         </w:tc>
@@ -15829,7 +19714,10 @@
               <w:spacing w:before="40" w:after="40"/>
             </w:pPr>
             <w:r>
-              <w:t xml:space="preserve">0.741</w:t>
+              <w:rPr>
+                <w:color w:val="FF0000"/>
+              </w:rPr>
+              <w:t xml:space="preserve">0.837</w:t>
             </w:r>
           </w:p>
         </w:tc>
@@ -15844,6 +19732,9 @@
               <w:spacing w:before="40" w:after="40"/>
             </w:pPr>
             <w:r>
+              <w:rPr>
+                <w:color w:val="FF0000"/>
+              </w:rPr>
               <w:t xml:space="preserve">XGBoost</w:t>
             </w:r>
           </w:p>
@@ -15857,7 +19748,10 @@
               <w:spacing w:before="40" w:after="40"/>
             </w:pPr>
             <w:r>
-              <w:t xml:space="preserve">6.71</w:t>
+              <w:rPr>
+                <w:color w:val="FF0000"/>
+              </w:rPr>
+              <w:t xml:space="preserve">2.55</w:t>
             </w:r>
           </w:p>
         </w:tc>
@@ -15870,7 +19764,10 @@
               <w:spacing w:before="40" w:after="40"/>
             </w:pPr>
             <w:r>
-              <w:t xml:space="preserve">3.28</w:t>
+              <w:rPr>
+                <w:color w:val="FF0000"/>
+              </w:rPr>
+              <w:t xml:space="preserve">2.51</w:t>
             </w:r>
           </w:p>
         </w:tc>
@@ -15883,7 +19780,10 @@
               <w:spacing w:before="40" w:after="40"/>
             </w:pPr>
             <w:r>
-              <w:t xml:space="preserve">2.46</w:t>
+              <w:rPr>
+                <w:color w:val="FF0000"/>
+              </w:rPr>
+              <w:t xml:space="preserve">1.77</w:t>
             </w:r>
           </w:p>
         </w:tc>
@@ -15896,7 +19796,10 @@
               <w:spacing w:before="40" w:after="40"/>
             </w:pPr>
             <w:r>
-              <w:t xml:space="preserve">0.675</w:t>
+              <w:rPr>
+                <w:color w:val="FF0000"/>
+              </w:rPr>
+              <w:t xml:space="preserve">0.810</w:t>
             </w:r>
           </w:p>
         </w:tc>
@@ -15911,7 +19814,10 @@
               <w:spacing w:before="40" w:after="40"/>
             </w:pPr>
             <w:r>
-              <w:t xml:space="preserve">Lasso</w:t>
+              <w:rPr>
+                <w:color w:val="FF0000"/>
+              </w:rPr>
+              <w:t xml:space="preserve">Ridge</w:t>
             </w:r>
           </w:p>
         </w:tc>
@@ -15924,7 +19830,10 @@
               <w:spacing w:before="40" w:after="40"/>
             </w:pPr>
             <w:r>
-              <w:t xml:space="preserve">7.55</w:t>
+              <w:rPr>
+                <w:color w:val="FF0000"/>
+              </w:rPr>
+              <w:t xml:space="preserve">5.11</w:t>
             </w:r>
           </w:p>
         </w:tc>
@@ -15937,7 +19846,10 @@
               <w:spacing w:before="40" w:after="40"/>
             </w:pPr>
             <w:r>
-              <w:t xml:space="preserve">4.81</w:t>
+              <w:rPr>
+                <w:color w:val="FF0000"/>
+              </w:rPr>
+              <w:t xml:space="preserve">4.62</w:t>
             </w:r>
           </w:p>
         </w:tc>
@@ -15950,7 +19862,10 @@
               <w:spacing w:before="40" w:after="40"/>
             </w:pPr>
             <w:r>
-              <w:t xml:space="preserve">3.89</w:t>
+              <w:rPr>
+                <w:color w:val="FF0000"/>
+              </w:rPr>
+              <w:t xml:space="preserve">3.82</w:t>
             </w:r>
           </w:p>
         </w:tc>
@@ -15963,7 +19878,10 @@
               <w:spacing w:before="40" w:after="40"/>
             </w:pPr>
             <w:r>
-              <w:t xml:space="preserve">0.301</w:t>
+              <w:rPr>
+                <w:color w:val="FF0000"/>
+              </w:rPr>
+              <w:t xml:space="preserve">0.355</w:t>
             </w:r>
           </w:p>
         </w:tc>
@@ -15978,7 +19896,10 @@
               <w:spacing w:before="40" w:after="40"/>
             </w:pPr>
             <w:r>
-              <w:t xml:space="preserve">Ridge</w:t>
+              <w:rPr>
+                <w:color w:val="FF0000"/>
+              </w:rPr>
+              <w:t xml:space="preserve">Lasso</w:t>
             </w:r>
           </w:p>
         </w:tc>
@@ -15991,7 +19912,10 @@
               <w:spacing w:before="40" w:after="40"/>
             </w:pPr>
             <w:r>
-              <w:t xml:space="preserve">7.84</w:t>
+              <w:rPr>
+                <w:color w:val="FF0000"/>
+              </w:rPr>
+              <w:t xml:space="preserve">5.09</w:t>
             </w:r>
           </w:p>
         </w:tc>
@@ -16004,7 +19928,10 @@
               <w:spacing w:before="40" w:after="40"/>
             </w:pPr>
             <w:r>
-              <w:t xml:space="preserve">5.21</w:t>
+              <w:rPr>
+                <w:color w:val="FF0000"/>
+              </w:rPr>
+              <w:t xml:space="preserve">4.70</w:t>
             </w:r>
           </w:p>
         </w:tc>
@@ -16017,7 +19944,10 @@
               <w:spacing w:before="40" w:after="40"/>
             </w:pPr>
             <w:r>
-              <w:t xml:space="preserve">4.08</w:t>
+              <w:rPr>
+                <w:color w:val="FF0000"/>
+              </w:rPr>
+              <w:t xml:space="preserve">3.89</w:t>
             </w:r>
           </w:p>
         </w:tc>
@@ -16030,7 +19960,10 @@
               <w:spacing w:before="40" w:after="40"/>
             </w:pPr>
             <w:r>
-              <w:t xml:space="preserve">0.182</w:t>
+              <w:rPr>
+                <w:color w:val="FF0000"/>
+              </w:rPr>
+              <w:t xml:space="preserve">0.332</w:t>
             </w:r>
           </w:p>
         </w:tc>
@@ -16043,10 +19976,18 @@
     </w:p>
     <w:p>
       <w:pPr>
+        <w:spacing w:before="120" w:after="0"/>
+      </w:pPr>
+    </w:p>
+    <w:p>
+      <w:pPr>
         <w:spacing w:before="0" w:after="0"/>
         <w:jc w:val="center"/>
       </w:pPr>
       <w:r>
+        <w:rPr>
+          <w:color w:val="FF0000"/>
+        </w:rPr>
         <w:t xml:space="preserve">Table 3.5: Option B (temporal split), Test set.</w:t>
       </w:r>
     </w:p>
@@ -16075,6 +20016,7 @@
             </w:pPr>
             <w:r>
               <w:rPr>
+                <w:color w:val="FF0000"/>
                 <w:b/>
                 <w:bCs/>
               </w:rPr>
@@ -16093,6 +20035,7 @@
             </w:pPr>
             <w:r>
               <w:rPr>
+                <w:color w:val="FF0000"/>
                 <w:b/>
                 <w:bCs/>
               </w:rPr>
@@ -16111,6 +20054,7 @@
             </w:pPr>
             <w:r>
               <w:rPr>
+                <w:color w:val="FF0000"/>
                 <w:b/>
                 <w:bCs/>
               </w:rPr>
@@ -16129,6 +20073,7 @@
             </w:pPr>
             <w:r>
               <w:rPr>
+                <w:color w:val="FF0000"/>
                 <w:b/>
                 <w:bCs/>
               </w:rPr>
@@ -16147,6 +20092,7 @@
             </w:pPr>
             <w:r>
               <w:rPr>
+                <w:color w:val="FF0000"/>
                 <w:b/>
                 <w:bCs/>
               </w:rPr>
@@ -16165,7 +20111,10 @@
               <w:spacing w:before="40" w:after="40"/>
             </w:pPr>
             <w:r>
-              <w:t xml:space="preserve">SVR</w:t>
+              <w:rPr>
+                <w:color w:val="FF0000"/>
+              </w:rPr>
+              <w:t xml:space="preserve">CatBoost</w:t>
             </w:r>
           </w:p>
         </w:tc>
@@ -16178,7 +20127,10 @@
               <w:spacing w:before="40" w:after="40"/>
             </w:pPr>
             <w:r>
-              <w:t xml:space="preserve">6.54</w:t>
+              <w:rPr>
+                <w:color w:val="FF0000"/>
+              </w:rPr>
+              <w:t xml:space="preserve">2.14</w:t>
             </w:r>
           </w:p>
         </w:tc>
@@ -16191,7 +20143,10 @@
               <w:spacing w:before="40" w:after="40"/>
             </w:pPr>
             <w:r>
-              <w:t xml:space="preserve">2.87</w:t>
+              <w:rPr>
+                <w:color w:val="FF0000"/>
+              </w:rPr>
+              <w:t xml:space="preserve">2.81</w:t>
             </w:r>
           </w:p>
         </w:tc>
@@ -16204,7 +20159,10 @@
               <w:spacing w:before="40" w:after="40"/>
             </w:pPr>
             <w:r>
-              <w:t xml:space="preserve">2.18</w:t>
+              <w:rPr>
+                <w:color w:val="FF0000"/>
+              </w:rPr>
+              <w:t xml:space="preserve">2.19</w:t>
             </w:r>
           </w:p>
         </w:tc>
@@ -16217,7 +20175,10 @@
               <w:spacing w:before="40" w:after="40"/>
             </w:pPr>
             <w:r>
-              <w:t xml:space="preserve">0.628</w:t>
+              <w:rPr>
+                <w:color w:val="FF0000"/>
+              </w:rPr>
+              <w:t xml:space="preserve">0.645</w:t>
             </w:r>
           </w:p>
         </w:tc>
@@ -16232,7 +20193,10 @@
               <w:spacing w:before="40" w:after="40"/>
             </w:pPr>
             <w:r>
-              <w:t xml:space="preserve">CatBoost</w:t>
+              <w:rPr>
+                <w:color w:val="FF0000"/>
+              </w:rPr>
+              <w:t xml:space="preserve">SVR</w:t>
             </w:r>
           </w:p>
         </w:tc>
@@ -16245,7 +20209,10 @@
               <w:spacing w:before="40" w:after="40"/>
             </w:pPr>
             <w:r>
-              <w:t xml:space="preserve">6.68</w:t>
+              <w:rPr>
+                <w:color w:val="FF0000"/>
+              </w:rPr>
+              <w:t xml:space="preserve">1.75</w:t>
             </w:r>
           </w:p>
         </w:tc>
@@ -16258,7 +20225,10 @@
               <w:spacing w:before="40" w:after="40"/>
             </w:pPr>
             <w:r>
-              <w:t xml:space="preserve">2.96</w:t>
+              <w:rPr>
+                <w:color w:val="FF0000"/>
+              </w:rPr>
+              <w:t xml:space="preserve">2.89</w:t>
             </w:r>
           </w:p>
         </w:tc>
@@ -16271,7 +20241,10 @@
               <w:spacing w:before="40" w:after="40"/>
             </w:pPr>
             <w:r>
-              <w:t xml:space="preserve">2.39</w:t>
+              <w:rPr>
+                <w:color w:val="FF0000"/>
+              </w:rPr>
+              <w:t xml:space="preserve">2.21</w:t>
             </w:r>
           </w:p>
         </w:tc>
@@ -16284,7 +20257,10 @@
               <w:spacing w:before="40" w:after="40"/>
             </w:pPr>
             <w:r>
-              <w:t xml:space="preserve">0.605</w:t>
+              <w:rPr>
+                <w:color w:val="FF0000"/>
+              </w:rPr>
+              <w:t xml:space="preserve">0.624</w:t>
             </w:r>
           </w:p>
         </w:tc>
@@ -16299,6 +20275,9 @@
               <w:spacing w:before="40" w:after="40"/>
             </w:pPr>
             <w:r>
+              <w:rPr>
+                <w:color w:val="FF0000"/>
+              </w:rPr>
               <w:t xml:space="preserve">Random Forest</w:t>
             </w:r>
           </w:p>
@@ -16312,7 +20291,10 @@
               <w:spacing w:before="40" w:after="40"/>
             </w:pPr>
             <w:r>
-              <w:t xml:space="preserve">6.94</w:t>
+              <w:rPr>
+                <w:color w:val="FF0000"/>
+              </w:rPr>
+              <w:t xml:space="preserve">2.54</w:t>
             </w:r>
           </w:p>
         </w:tc>
@@ -16325,7 +20307,10 @@
               <w:spacing w:before="40" w:after="40"/>
             </w:pPr>
             <w:r>
-              <w:t xml:space="preserve">3.31</w:t>
+              <w:rPr>
+                <w:color w:val="FF0000"/>
+              </w:rPr>
+              <w:t xml:space="preserve">3.22</w:t>
             </w:r>
           </w:p>
         </w:tc>
@@ -16338,7 +20323,10 @@
               <w:spacing w:before="40" w:after="40"/>
             </w:pPr>
             <w:r>
-              <w:t xml:space="preserve">2.61</w:t>
+              <w:rPr>
+                <w:color w:val="FF0000"/>
+              </w:rPr>
+              <w:t xml:space="preserve">2.53</w:t>
             </w:r>
           </w:p>
         </w:tc>
@@ -16351,7 +20339,10 @@
               <w:spacing w:before="40" w:after="40"/>
             </w:pPr>
             <w:r>
-              <w:t xml:space="preserve">0.505</w:t>
+              <w:rPr>
+                <w:color w:val="FF0000"/>
+              </w:rPr>
+              <w:t xml:space="preserve">0.531</w:t>
             </w:r>
           </w:p>
         </w:tc>
@@ -16366,7 +20357,10 @@
               <w:spacing w:before="40" w:after="40"/>
             </w:pPr>
             <w:r>
-              <w:t xml:space="preserve">Lasso</w:t>
+              <w:rPr>
+                <w:color w:val="FF0000"/>
+              </w:rPr>
+              <w:t xml:space="preserve">XGBoost</w:t>
             </w:r>
           </w:p>
         </w:tc>
@@ -16379,7 +20373,10 @@
               <w:spacing w:before="40" w:after="40"/>
             </w:pPr>
             <w:r>
-              <w:t xml:space="preserve">7.55</w:t>
+              <w:rPr>
+                <w:color w:val="FF0000"/>
+              </w:rPr>
+              <w:t xml:space="preserve">2.55</w:t>
             </w:r>
           </w:p>
         </w:tc>
@@ -16392,7 +20389,10 @@
               <w:spacing w:before="40" w:after="40"/>
             </w:pPr>
             <w:r>
-              <w:t xml:space="preserve">4.21</w:t>
+              <w:rPr>
+                <w:color w:val="FF0000"/>
+              </w:rPr>
+              <w:t xml:space="preserve">3.24</w:t>
             </w:r>
           </w:p>
         </w:tc>
@@ -16405,7 +20405,10 @@
               <w:spacing w:before="40" w:after="40"/>
             </w:pPr>
             <w:r>
-              <w:t xml:space="preserve">3.50</w:t>
+              <w:rPr>
+                <w:color w:val="FF0000"/>
+              </w:rPr>
+              <w:t xml:space="preserve">2.36</w:t>
             </w:r>
           </w:p>
         </w:tc>
@@ -16418,7 +20421,10 @@
               <w:spacing w:before="40" w:after="40"/>
             </w:pPr>
             <w:r>
-              <w:t xml:space="preserve">0.202</w:t>
+              <w:rPr>
+                <w:color w:val="FF0000"/>
+              </w:rPr>
+              <w:t xml:space="preserve">0.527</w:t>
             </w:r>
           </w:p>
         </w:tc>
@@ -16433,7 +20439,10 @@
               <w:spacing w:before="40" w:after="40"/>
             </w:pPr>
             <w:r>
-              <w:t xml:space="preserve">Ridge</w:t>
+              <w:rPr>
+                <w:color w:val="FF0000"/>
+              </w:rPr>
+              <w:t xml:space="preserve">Lasso</w:t>
             </w:r>
           </w:p>
         </w:tc>
@@ -16446,7 +20455,10 @@
               <w:spacing w:before="40" w:after="40"/>
             </w:pPr>
             <w:r>
-              <w:t xml:space="preserve">7.84</w:t>
+              <w:rPr>
+                <w:color w:val="FF0000"/>
+              </w:rPr>
+              <w:t xml:space="preserve">5.09</w:t>
             </w:r>
           </w:p>
         </w:tc>
@@ -16459,7 +20471,10 @@
               <w:spacing w:before="40" w:after="40"/>
             </w:pPr>
             <w:r>
-              <w:t xml:space="preserve">4.50</w:t>
+              <w:rPr>
+                <w:color w:val="FF0000"/>
+              </w:rPr>
+              <w:t xml:space="preserve">4.78</w:t>
             </w:r>
           </w:p>
         </w:tc>
@@ -16472,7 +20487,10 @@
               <w:spacing w:before="40" w:after="40"/>
             </w:pPr>
             <w:r>
-              <w:t xml:space="preserve">3.58</w:t>
+              <w:rPr>
+                <w:color w:val="FF0000"/>
+              </w:rPr>
+              <w:t xml:space="preserve">4.06</w:t>
             </w:r>
           </w:p>
         </w:tc>
@@ -16485,7 +20503,10 @@
               <w:spacing w:before="40" w:after="40"/>
             </w:pPr>
             <w:r>
-              <w:t xml:space="preserve">0.085</w:t>
+              <w:rPr>
+                <w:color w:val="FF0000"/>
+              </w:rPr>
+              <w:t xml:space="preserve">-0.030</w:t>
             </w:r>
           </w:p>
         </w:tc>
@@ -16500,7 +20521,10 @@
               <w:spacing w:before="40" w:after="40"/>
             </w:pPr>
             <w:r>
-              <w:t xml:space="preserve">XGBoost</w:t>
+              <w:rPr>
+                <w:color w:val="FF0000"/>
+              </w:rPr>
+              <w:t xml:space="preserve">Ridge</w:t>
             </w:r>
           </w:p>
         </w:tc>
@@ -16513,7 +20537,10 @@
               <w:spacing w:before="40" w:after="40"/>
             </w:pPr>
             <w:r>
-              <w:t xml:space="preserve">6.71</w:t>
+              <w:rPr>
+                <w:color w:val="FF0000"/>
+              </w:rPr>
+              <w:t xml:space="preserve">5.11</w:t>
             </w:r>
           </w:p>
         </w:tc>
@@ -16526,7 +20553,10 @@
               <w:spacing w:before="40" w:after="40"/>
             </w:pPr>
             <w:r>
-              <w:t xml:space="preserve">5.01</w:t>
+              <w:rPr>
+                <w:color w:val="FF0000"/>
+              </w:rPr>
+              <w:t xml:space="preserve">4.88</w:t>
             </w:r>
           </w:p>
         </w:tc>
@@ -16539,7 +20569,10 @@
               <w:spacing w:before="40" w:after="40"/>
             </w:pPr>
             <w:r>
-              <w:t xml:space="preserve">3.71</w:t>
+              <w:rPr>
+                <w:color w:val="FF0000"/>
+              </w:rPr>
+              <w:t xml:space="preserve">4.20</w:t>
             </w:r>
           </w:p>
         </w:tc>
@@ -16552,7 +20585,10 @@
               <w:spacing w:before="40" w:after="40"/>
             </w:pPr>
             <w:r>
-              <w:t xml:space="preserve">-0.135</w:t>
+              <w:rPr>
+                <w:color w:val="FF0000"/>
+              </w:rPr>
+              <w:t xml:space="preserve">-0.077</w:t>
             </w:r>
           </w:p>
         </w:tc>
@@ -16565,10 +20601,18 @@
     </w:p>
     <w:p>
       <w:pPr>
+        <w:spacing w:before="120" w:after="0"/>
+      </w:pPr>
+    </w:p>
+    <w:p>
+      <w:pPr>
         <w:spacing w:before="0" w:after="0"/>
         <w:jc w:val="center"/>
       </w:pPr>
       <w:r>
+        <w:rPr>
+          <w:color w:val="FF0000"/>
+        </w:rPr>
         <w:t xml:space="preserve">Table 3.6: Option B (temporal split), Validation set.</w:t>
       </w:r>
     </w:p>
@@ -16578,79 +20622,78 @@
         <w:jc w:val="both"/>
       </w:pPr>
       <w:r>
+        <w:rPr>
+          <w:color w:val="FF0000"/>
+        </w:rPr>
         <w:t xml:space="preserve">Two patterns stand out. First, </w:t>
       </w:r>
       <w:r>
         <w:rPr>
+          <w:color w:val="FF0000"/>
           <w:b/>
           <w:bCs/>
         </w:rPr>
         <w:t xml:space="preserve">Option A generalises poorly</w:t>
       </w:r>
       <w:r>
+        <w:rPr>
+          <w:color w:val="FF0000"/>
+        </w:rPr>
         <w:t xml:space="preserve">: every model reaches a positive Test R² (0.08–0.44), but five of six collapse to a negative Validation R² — worse than predicting the training mean — with only SVR holding up (0.44 → 0.13). This instability, rather than a uniform failure, suggests the positive Test score is highly sensitive to which specific countries land in the test split, not evidence of a model that generalises to genuinely unseen countries. Second, </w:t>
       </w:r>
       <w:r>
         <w:rPr>
+          <w:color w:val="FF0000"/>
           <w:b/>
           <w:bCs/>
         </w:rPr>
-        <w:t xml:space="preserve">Option B is markedly more stable</w:t>
-      </w:r>
-      <w:r>
-        <w:t xml:space="preserve">: Test R² ranges 0.18–0.88, Validation R² 0.09–0.63, with CatBoost and SVR the most consistent performers across both metrics. </w:t>
-      </w:r>
-      <w:r>
-        <w:rPr>
+        <w:t xml:space="preserve">Option B is markedly more stable for the four non-linear models</w:t>
+      </w:r>
+      <w:r>
+        <w:rPr>
+          <w:color w:val="FF0000"/>
+        </w:rPr>
+        <w:t xml:space="preserve">: Test R² ranges 0.33–0.91, Validation R² −0.08–0.65, with CatBoost and SVR the strongest and most consistent performers across both metrics — Ridge and Lasso, unlike under the four non-linear models, do drop to a slightly negative Validation R² here too, so \"stable\" describes the top four models specifically, not all six uniformly. </w:t>
+      </w:r>
+      <w:r>
+        <w:rPr>
+          <w:color w:val="FF0000"/>
           <w:rStyle w:val="CodeChar"/>
         </w:rPr>
         <w:t xml:space="preserve">CatBoost</w:t>
       </w:r>
       <w:r>
+        <w:rPr>
+          <w:color w:val="FF0000"/>
+        </w:rPr>
         <w:t xml:space="preserve"> (Option B) is the model persisted to </w:t>
       </w:r>
       <w:r>
         <w:rPr>
+          <w:color w:val="FF0000"/>
           <w:rStyle w:val="CodeChar"/>
         </w:rPr>
         <w:t xml:space="preserve">outputs/models/catboost_option_b.joblib</w:t>
       </w:r>
       <w:r>
+        <w:rPr>
+          <w:color w:val="FF0000"/>
+        </w:rPr>
         <w:t xml:space="preserve"> and used by </w:t>
       </w:r>
       <w:r>
         <w:rPr>
+          <w:color w:val="FF0000"/>
           <w:rStyle w:val="CodeChar"/>
         </w:rPr>
         <w:t xml:space="preserve">prod/predict.py</w:t>
       </w:r>
       <w:r>
-        <w:t xml:space="preserve">; the exact hyperparameters selected by GridSearchCV were depth=4, iterations=400, l2_leaf_reg=7, learning_rate=0.1.</w:t>
-      </w:r>
-    </w:p>
-    <w:p>
-      <w:pPr>
-        <w:rPr>
-          <w:lang w:eastAsia="es-ES"/>
-        </w:rPr>
-      </w:pPr>
-    </w:p>
-    <w:p>
-      <w:pPr>
-        <w:pStyle w:val="Heading3"/>
-        <w:rPr>
-          <w:lang w:eastAsia="es-ES"/>
-        </w:rPr>
-      </w:pPr>
-      <w:bookmarkStart w:id="60" w:name="_Toc234525117"/>
-      <w:r>
-        <w:rPr>
-          <w:lang w:eastAsia="es-ES"/>
-        </w:rPr>
-        <w:lastRenderedPageBreak/>
-        <w:t>Results diagnostics and interpretability</w:t>
-      </w:r>
-      <w:bookmarkEnd w:id="60"/>
+        <w:rPr>
+          <w:color w:val="FF0000"/>
+        </w:rPr>
+        <w:t xml:space="preserve">; the exact hyperparameters selected by GridSearchCV were depth=5, iterations=400, l2_leaf_reg=7, learning_rate=0.1 (revised from an earlier depth=4 after correcting a cross-validation ordering issue — see the note at the end of this section).</w:t>
+      </w:r>
     </w:p>
     <w:p>
       <w:pPr>
@@ -16658,17 +20701,128 @@
         <w:jc w:val="both"/>
       </w:pPr>
       <w:r>
-        <w:t xml:space="preserve">Beyond the aggregate metrics above, </w:t>
-      </w:r>
-      <w:r>
-        <w:rPr>
+        <w:rPr>
+          <w:color w:val="FF0000"/>
+          <w:b/>
+          <w:bCs/>
+        </w:rPr>
+        <w:t xml:space="preserve">Note on a correction made during development. </w:t>
+      </w:r>
+      <w:r>
+        <w:rPr>
+          <w:color w:val="FF0000"/>
+        </w:rPr>
+        <w:t xml:space="preserve">An earlier version of this pipeline passed </w:t>
+      </w:r>
+      <w:r>
+        <w:rPr>
+          <w:color w:val="FF0000"/>
           <w:rStyle w:val="CodeChar"/>
         </w:rPr>
-        <w:t xml:space="preserve">src/diagnostics.py</w:t>
-      </w:r>
-      <w:r>
-        <w:t xml:space="preserve"> provides actual-vs-predicted scatter plots, residual histograms, residuals-vs-predicted plots (a heteroscedasticity check), and mean absolute error broken down by year and by country, applied to the production CatBoost model on Option B's Validation set.</w:t>
-      </w:r>
+        <w:t xml:space="preserve">df_train_B</w:t>
+      </w:r>
+      <w:r>
+        <w:rPr>
+          <w:color w:val="FF0000"/>
+        </w:rPr>
+        <w:t xml:space="preserve"> to </w:t>
+      </w:r>
+      <w:r>
+        <w:rPr>
+          <w:color w:val="FF0000"/>
+          <w:rStyle w:val="CodeChar"/>
+        </w:rPr>
+        <w:t xml:space="preserve">GridSearchCV</w:t>
+      </w:r>
+      <w:r>
+        <w:rPr>
+          <w:color w:val="FF0000"/>
+        </w:rPr>
+        <w:t xml:space="preserve"> without sorting it by year first. </w:t>
+      </w:r>
+      <w:r>
+        <w:rPr>
+          <w:color w:val="FF0000"/>
+          <w:rStyle w:val="CodeChar"/>
+        </w:rPr>
+        <w:t xml:space="preserve">TimeSeriesSplit</w:t>
+      </w:r>
+      <w:r>
+        <w:rPr>
+          <w:color w:val="FF0000"/>
+        </w:rPr>
+        <w:t xml:space="preserve"> partitions folds by row </w:t>
+      </w:r>
+      <w:r>
+        <w:rPr>
+          <w:color w:val="FF0000"/>
+          <w:i/>
+          <w:iCs/>
+        </w:rPr>
+        <w:t xml:space="preserve">position</w:t>
+      </w:r>
+      <w:r>
+        <w:rPr>
+          <w:color w:val="FF0000"/>
+        </w:rPr>
+        <w:t xml:space="preserve">, not by the </w:t>
+      </w:r>
+      <w:r>
+        <w:rPr>
+          <w:color w:val="FF0000"/>
+          <w:rStyle w:val="CodeChar"/>
+        </w:rPr>
+        <w:t xml:space="preserve">Year</w:t>
+      </w:r>
+      <w:r>
+        <w:rPr>
+          <w:color w:val="FF0000"/>
+        </w:rPr>
+        <w:t xml:space="preserve"> column’s value, and the panel as stored is grouped by country first, year second (every one of Austria’s rows, then every one of Belgium’s, and so on) — so the “temporal” cross-validation used to select every Option B model’s hyperparameters was, in practice, closer to a geographic split by which countries happened to sort first, not a genuine chronological validation. The fix was to sort </w:t>
+      </w:r>
+      <w:r>
+        <w:rPr>
+          <w:color w:val="FF0000"/>
+          <w:rStyle w:val="CodeChar"/>
+        </w:rPr>
+        <w:t xml:space="preserve">df_train_B</w:t>
+      </w:r>
+      <w:r>
+        <w:rPr>
+          <w:color w:val="FF0000"/>
+        </w:rPr>
+        <w:t xml:space="preserve"> by year (with country code as a tie-breaker for rows sharing a year, since there is no temporal order within a year) before fitting. Re-running the full grid search with the fix changed CatBoost’s selected depth from 4 to 5 and shifted every Option B number reported in Table 3.5 and Table 3.6 above — the tables already reflect the corrected run. Option A did not need this fix: its plain 5-fold cross-validation makes no assumption about row order, since the geographic holdout that matters is the outer Test/Validation split by country, not the inner cross-validation fold structure.</w:t>
+      </w:r>
+    </w:p>
+    <w:p>
+      <w:pPr>
+        <w:rPr>
+          <w:lang w:eastAsia="es-ES"/>
+        </w:rPr>
+      </w:pPr>
+    </w:p>
+    <w:p>
+      <w:pPr>
+        <w:rPr>
+          <w:lang w:eastAsia="es-ES"/>
+        </w:rPr>
+      </w:pPr>
+    </w:p>
+    <w:p>
+      <w:pPr>
+        <w:pStyle w:val="Heading3"/>
+        <w:rPr>
+          <w:lang w:eastAsia="es-ES"/>
+        </w:rPr>
+      </w:pPr>
+      <w:bookmarkStart w:id="59" w:name="_Toc234525117"/>
+      <w:r>
+        <w:rPr>
+          <w:lang w:eastAsia="es-ES"/>
+        </w:rPr>
+        <w:t>Results diagnostics and interpretability</w:t>
+      </w:r>
+      <w:bookmarkEnd w:id="59"/>
     </w:p>
     <w:p>
       <w:pPr>
@@ -16676,7 +20830,23 @@
         <w:jc w:val="both"/>
       </w:pPr>
       <w:r>
-        <w:t xml:space="preserve">Error is not evenly distributed across years: mean absolute error rises from ≈2.0 (2018) to ≈2.9 (2021) — degradation concentrated specifically in the two COVID-19 years (2020–2021), which the training period (2000–2014) could not have anticipated. Part of the Test/Validation gap reported above is attributable to this structural shock rather than to generic time-distance decay.</w:t>
+        <w:rPr>
+          <w:color w:val="FF0000"/>
+        </w:rPr>
+        <w:t xml:space="preserve">Beyond the aggregate metrics above, </w:t>
+      </w:r>
+      <w:r>
+        <w:rPr>
+          <w:color w:val="FF0000"/>
+          <w:rStyle w:val="CodeChar"/>
+        </w:rPr>
+        <w:t xml:space="preserve">src/diagnostics.py</w:t>
+      </w:r>
+      <w:r>
+        <w:rPr>
+          <w:color w:val="FF0000"/>
+        </w:rPr>
+        <w:t xml:space="preserve"> provides actual-vs-predicted scatter plots, residual histograms, residuals-vs-predicted plots (a heteroscedasticity check), and mean absolute error broken down by year and by country, applied to the production CatBoost model on Option B's Validation set.</w:t>
       </w:r>
     </w:p>
     <w:p>
@@ -16686,21 +20856,41 @@
       </w:pPr>
       <w:r>
         <w:rPr>
+          <w:color w:val="FF0000"/>
+        </w:rPr>
+        <w:t xml:space="preserve">Error is not evenly distributed across years: mean absolute error rises from ≈2.0 (2018) to ≈2.9 (2021) — degradation concentrated specifically in the two COVID-19 years (2020–2021), which the training period (2000–2014) could not have anticipated. Part of the Test/Validation gap reported above is attributable to this structural shock rather than to generic time-distance decay.</w:t>
+      </w:r>
+    </w:p>
+    <w:p>
+      <w:pPr>
+        <w:spacing w:before="240" w:after="0"/>
+        <w:jc w:val="both"/>
+      </w:pPr>
+      <w:r>
+        <w:rPr>
+          <w:color w:val="FF0000"/>
           <w:b/>
           <w:bCs/>
         </w:rPr>
         <w:t xml:space="preserve">SHAP (SHapley Additive exPlanations)</w:t>
       </w:r>
       <w:r>
+        <w:rPr>
+          <w:color w:val="FF0000"/>
+        </w:rPr>
         <w:t xml:space="preserve"> was used to interpret the production CatBoost model, via </w:t>
       </w:r>
       <w:r>
         <w:rPr>
+          <w:color w:val="FF0000"/>
           <w:rStyle w:val="CodeChar"/>
         </w:rPr>
         <w:t xml:space="preserve">TreeExplainer</w:t>
       </w:r>
       <w:r>
+        <w:rPr>
+          <w:color w:val="FF0000"/>
+        </w:rPr>
         <w:t xml:space="preserve"> (exact for tree ensembles). SHAP assigns each feature a value derived from Shapley values in cooperative game theory: for a prediction f(x), the contribution of feature j is</w:t>
       </w:r>
     </w:p>
@@ -16711,6 +20901,7 @@
       </w:pPr>
       <w:r>
         <w:rPr>
+          <w:color w:val="FF0000"/>
           <w:i/>
           <w:iCs/>
         </w:rPr>
@@ -16723,33 +20914,48 @@
         <w:jc w:val="both"/>
       </w:pPr>
       <w:r>
+        <w:rPr>
+          <w:color w:val="FF0000"/>
+        </w:rPr>
         <w:t xml:space="preserve">averaged over every possible subset S of the other features — the only attribution method satisfying local accuracy (contributions sum exactly to the prediction) and consistency (a feature's attribution cannot decrease if its marginal contribution increases in the model). </w:t>
       </w:r>
       <w:r>
         <w:rPr>
+          <w:color w:val="FF0000"/>
           <w:rStyle w:val="CodeChar"/>
         </w:rPr>
         <w:t xml:space="preserve">Alcohol use disorders</w:t>
       </w:r>
       <w:r>
+        <w:rPr>
+          <w:color w:val="FF0000"/>
+        </w:rPr>
         <w:t xml:space="preserve"> emerged as by far the most influential predictor (mean |SHAP value| ≈ 2.9, roughly three times the next-ranked feature), with classical socioeconomic determinants (</w:t>
       </w:r>
       <w:r>
         <w:rPr>
+          <w:color w:val="FF0000"/>
           <w:rStyle w:val="CodeChar"/>
         </w:rPr>
         <w:t xml:space="preserve">Unemployment rate</w:t>
       </w:r>
       <w:r>
+        <w:rPr>
+          <w:color w:val="FF0000"/>
+        </w:rPr>
         <w:t xml:space="preserve">, </w:t>
       </w:r>
       <w:r>
         <w:rPr>
+          <w:color w:val="FF0000"/>
           <w:rStyle w:val="CodeChar"/>
         </w:rPr>
         <w:t xml:space="preserve">Health expenditure</w:t>
       </w:r>
       <w:r>
+        <w:rPr>
+          <w:color w:val="FF0000"/>
+        </w:rPr>
         <w:t xml:space="preserve">) ranking lowest. [Probable, no verificado más allá de esta observación:] this likely reflects that Option B only asks the model to explain variation over time within a fixed set of countries — a determinant that varies mostly across countries rather than within a country over time (unemployment, structurally, tends to be more of the former) contributes comparatively little to that specific task.</w:t>
       </w:r>
     </w:p>
@@ -16762,19 +20968,26 @@
     </w:p>
     <w:p>
       <w:pPr>
+        <w:rPr>
+          <w:lang w:eastAsia="es-ES"/>
+        </w:rPr>
+      </w:pPr>
+    </w:p>
+    <w:p>
+      <w:pPr>
         <w:pStyle w:val="Heading3"/>
         <w:rPr>
           <w:lang w:eastAsia="es-ES"/>
         </w:rPr>
       </w:pPr>
-      <w:bookmarkStart w:id="61" w:name="_Toc234525118"/>
+      <w:bookmarkStart w:id="60" w:name="_Toc234525118"/>
       <w:r>
         <w:rPr>
           <w:lang w:eastAsia="es-ES"/>
         </w:rPr>
         <w:t>Model improvement experiments</w:t>
       </w:r>
-      <w:bookmarkEnd w:id="61"/>
+      <w:bookmarkEnd w:id="60"/>
     </w:p>
     <w:p>
       <w:pPr>
@@ -16782,24 +20995,35 @@
         <w:jc w:val="both"/>
       </w:pPr>
       <w:r>
+        <w:rPr>
+          <w:color w:val="FF0000"/>
+        </w:rPr>
         <w:t xml:space="preserve">Four hypotheses raised by the SHAP results were tested directly, in </w:t>
       </w:r>
       <w:r>
         <w:rPr>
+          <w:color w:val="FF0000"/>
           <w:rStyle w:val="CodeChar"/>
         </w:rPr>
         <w:t xml:space="preserve">notebooks/03b_model_improvements.ipynb</w:t>
       </w:r>
       <w:r>
+        <w:rPr>
+          <w:color w:val="FF0000"/>
+        </w:rPr>
         <w:t xml:space="preserve"> / </w:t>
       </w:r>
       <w:r>
         <w:rPr>
+          <w:color w:val="FF0000"/>
           <w:rStyle w:val="CodeChar"/>
         </w:rPr>
         <w:t xml:space="preserve">prod/03_train.py</w:t>
       </w:r>
       <w:r>
+        <w:rPr>
+          <w:color w:val="FF0000"/>
+        </w:rPr>
         <w:t xml:space="preserve">. Only one held up — negative results are reported rather than discarded, so a suggestion that does not survive contact with the data is not attempted again without remembering why:</w:t>
       </w:r>
     </w:p>
@@ -16825,6 +21049,7 @@
             </w:pPr>
             <w:r>
               <w:rPr>
+                <w:color w:val="FF0000"/>
                 <w:b/>
                 <w:bCs/>
               </w:rPr>
@@ -16843,6 +21068,7 @@
             </w:pPr>
             <w:r>
               <w:rPr>
+                <w:color w:val="FF0000"/>
                 <w:b/>
                 <w:bCs/>
               </w:rPr>
@@ -16861,6 +21087,9 @@
               <w:spacing w:before="40" w:after="40"/>
             </w:pPr>
             <w:r>
+              <w:rPr>
+                <w:color w:val="FF0000"/>
+              </w:rPr>
               <w:t xml:space="preserve">Hidden multicollinearity within the mental-health feature block</w:t>
             </w:r>
           </w:p>
@@ -16874,6 +21103,9 @@
               <w:spacing w:before="40" w:after="40"/>
             </w:pPr>
             <w:r>
+              <w:rPr>
+                <w:color w:val="FF0000"/>
+              </w:rPr>
               <w:t xml:space="preserve">Not confirmed — max VIF 3.64 within the block</w:t>
             </w:r>
           </w:p>
@@ -16889,6 +21121,9 @@
               <w:spacing w:before="40" w:after="40"/>
             </w:pPr>
             <w:r>
+              <w:rPr>
+                <w:color w:val="FF0000"/>
+              </w:rPr>
               <w:t xml:space="preserve">Test/Val gap is partly a COVID-period effect</w:t>
             </w:r>
           </w:p>
@@ -16902,6 +21137,9 @@
               <w:spacing w:before="40" w:after="40"/>
             </w:pPr>
             <w:r>
+              <w:rPr>
+                <w:color w:val="FF0000"/>
+              </w:rPr>
               <w:t xml:space="preserve">Confirmed — Val R² 0.72 (pre-COVID) vs 0.47 (COVID years)</w:t>
             </w:r>
           </w:p>
@@ -16917,6 +21155,9 @@
               <w:spacing w:before="40" w:after="40"/>
             </w:pPr>
             <w:r>
+              <w:rPr>
+                <w:color w:val="FF0000"/>
+              </w:rPr>
               <w:t xml:space="preserve">Dropping lowest-importance features improves generalisation</w:t>
             </w:r>
           </w:p>
@@ -16930,6 +21171,9 @@
               <w:spacing w:before="40" w:after="40"/>
             </w:pPr>
             <w:r>
+              <w:rPr>
+                <w:color w:val="FF0000"/>
+              </w:rPr>
               <w:t xml:space="preserve">Not confirmed — Test and Val R² both dropped slightly</w:t>
             </w:r>
           </w:p>
@@ -16945,6 +21189,9 @@
               <w:spacing w:before="40" w:after="40"/>
             </w:pPr>
             <w:r>
+              <w:rPr>
+                <w:color w:val="FF0000"/>
+              </w:rPr>
               <w:t xml:space="preserve">The CatBoost l2_leaf_reg optimum lies beyond the searched grid</w:t>
             </w:r>
           </w:p>
@@ -16958,6 +21205,9 @@
               <w:spacing w:before="40" w:after="40"/>
             </w:pPr>
             <w:r>
+              <w:rPr>
+                <w:color w:val="FF0000"/>
+              </w:rPr>
               <w:t xml:space="preserve">Not confirmed — GridSearchCV re-selected the same value with an extended range</w:t>
             </w:r>
           </w:p>
@@ -16971,25 +21221,33 @@
     </w:p>
     <w:p>
       <w:pPr>
+        <w:rPr>
+          <w:rFonts w:eastAsia="Times New Roman" w:cs="Segoe UI"/>
+          <w:lang w:eastAsia="es-ES"/>
+        </w:rPr>
+      </w:pPr>
+    </w:p>
+    <w:p>
+      <w:pPr>
         <w:pStyle w:val="Heading2"/>
         <w:rPr>
           <w:lang w:eastAsia="es-ES"/>
         </w:rPr>
       </w:pPr>
-      <w:bookmarkStart w:id="53" w:name="_Ref234523693"/>
-      <w:bookmarkStart w:id="54" w:name="_Ref234523716"/>
-      <w:bookmarkStart w:id="55" w:name="_Ref234523787"/>
-      <w:bookmarkStart w:id="56" w:name="_Toc234525119"/>
+      <w:bookmarkStart w:id="61" w:name="_Ref234523693"/>
+      <w:bookmarkStart w:id="62" w:name="_Ref234523716"/>
+      <w:bookmarkStart w:id="63" w:name="_Ref234523787"/>
+      <w:bookmarkStart w:id="64" w:name="_Toc234525119"/>
       <w:r>
         <w:rPr>
           <w:lang w:eastAsia="es-ES"/>
         </w:rPr>
         <w:t>Clustering methods (Unsupervised learning)</w:t>
       </w:r>
-      <w:bookmarkEnd w:id="53"/>
-      <w:bookmarkEnd w:id="54"/>
-      <w:bookmarkEnd w:id="55"/>
-      <w:bookmarkEnd w:id="56"/>
+      <w:bookmarkEnd w:id="61"/>
+      <w:bookmarkEnd w:id="62"/>
+      <w:bookmarkEnd w:id="63"/>
+      <w:bookmarkEnd w:id="64"/>
     </w:p>
     <w:p>
       <w:pPr>
@@ -16997,24 +21255,35 @@
         <w:jc w:val="both"/>
       </w:pPr>
       <w:r>
+        <w:rPr>
+          <w:color w:val="FF0000"/>
+        </w:rPr>
         <w:t xml:space="preserve">The regional grouping used descriptively in Section 3.4.4 (Western Europe/Nordics, Mediterranean, Eastern Europe, Baltics) was an a priori decision, based on geographic and cultural criteria, not derived from the data. This section tests that assumption directly with unsupervised clustering, implemented in </w:t>
       </w:r>
       <w:r>
         <w:rPr>
+          <w:color w:val="FF0000"/>
           <w:rStyle w:val="CodeChar"/>
         </w:rPr>
         <w:t xml:space="preserve">src/clustering.py</w:t>
       </w:r>
       <w:r>
+        <w:rPr>
+          <w:color w:val="FF0000"/>
+        </w:rPr>
         <w:t xml:space="preserve"> / </w:t>
       </w:r>
       <w:r>
         <w:rPr>
+          <w:color w:val="FF0000"/>
           <w:rStyle w:val="CodeChar"/>
         </w:rPr>
         <w:t xml:space="preserve">notebooks/04_clustering.ipynb</w:t>
       </w:r>
       <w:r>
+        <w:rPr>
+          <w:color w:val="FF0000"/>
+        </w:rPr>
         <w:t xml:space="preserve">. This is a standalone, descriptive analysis — its cluster labels are not fed into the supervised models of Section 3.6 as a feature. An earlier version of this pipeline did feed a (leakage-safe) cluster label back into the panel models, and it was reverted: even done without leaking the target, folding the two together blurs which result answers which question, and the two are cleaner read separately.</w:t>
       </w:r>
     </w:p>
@@ -17024,6 +21293,9 @@
       </w:pPr>
       <w:bookmarkStart w:id="20001" w:name="_TFM_gen_20001"/>
       <w:r>
+        <w:rPr>
+          <w:color w:val="FF0000"/>
+        </w:rPr>
         <w:t xml:space="preserve">Country-level aggregation</w:t>
       </w:r>
       <w:bookmarkEnd w:id="20001"/>
@@ -17034,6 +21306,9 @@
         <w:jc w:val="both"/>
       </w:pPr>
       <w:r>
+        <w:rPr>
+          <w:color w:val="FF0000"/>
+        </w:rPr>
         <w:t xml:space="preserve">Clustering country-year rows directly would let the same country land in different clusters across years, which does not make sense for validating a label (Region) that never changes. Each of the 27 countries is instead reduced to one row: the mean of every socioeconomic/mental-health predictor and of the target over 2000–2021, plus the linear trend of the target over time (slope from an OLS fit of target ~ year) — level alone would treat a country with a flat high suicide rate the same as one climbing rapidly toward it:</w:t>
       </w:r>
     </w:p>
@@ -17044,6 +21319,7 @@
       </w:pPr>
       <w:r>
         <w:rPr>
+          <w:color w:val="FF0000"/>
           <w:i/>
           <w:iCs/>
         </w:rPr>
@@ -17056,6 +21332,9 @@
         <w:jc w:val="both"/>
       </w:pPr>
       <w:r>
+        <w:rPr>
+          <w:color w:val="FF0000"/>
+        </w:rPr>
         <w:t xml:space="preserve">The resulting 27×20 feature matrix is scaled with the same RobustScaler used throughout (median/IQR), given the outliers already characterised in Section 3.4.2.</w:t>
       </w:r>
     </w:p>
@@ -17065,6 +21344,9 @@
       </w:pPr>
       <w:bookmarkStart w:id="20002" w:name="_TFM_gen_20002"/>
       <w:r>
+        <w:rPr>
+          <w:color w:val="FF0000"/>
+        </w:rPr>
         <w:t xml:space="preserve">K-Means clustering</w:t>
       </w:r>
       <w:bookmarkEnd w:id="20002"/>
@@ -17075,6 +21357,9 @@
         <w:jc w:val="both"/>
       </w:pPr>
       <w:r>
+        <w:rPr>
+          <w:color w:val="FF0000"/>
+        </w:rPr>
         <w:t xml:space="preserve">K-Means partitions the n=27 countries into k clusters by minimising the within-cluster sum of squares (WCSS, or inertia):</w:t>
       </w:r>
     </w:p>
@@ -17085,6 +21370,7 @@
       </w:pPr>
       <w:r>
         <w:rPr>
+          <w:color w:val="FF0000"/>
           <w:i/>
           <w:iCs/>
         </w:rPr>
@@ -17097,25 +21383,36 @@
         <w:jc w:val="both"/>
       </w:pPr>
       <w:r>
+        <w:rPr>
+          <w:color w:val="FF0000"/>
+        </w:rPr>
         <w:t xml:space="preserve">where μᵢ is the centroid of cluster Cᵢ. Lloyd's algorithm alternates two steps until convergence: assign each point to its nearest centroid, then recompute each centroid as the mean of its assigned points. J has no closed-form minimum and the algorithm can converge to a local optimum, so </w:t>
       </w:r>
       <w:r>
         <w:rPr>
+          <w:color w:val="FF0000"/>
           <w:i/>
           <w:iCs/>
         </w:rPr>
         <w:t xml:space="preserve">scikit-learn</w:t>
       </w:r>
       <w:r>
+        <w:rPr>
+          <w:color w:val="FF0000"/>
+        </w:rPr>
         <w:t xml:space="preserve">'s implementation (</w:t>
       </w:r>
       <w:r>
         <w:rPr>
+          <w:color w:val="FF0000"/>
           <w:rStyle w:val="CodeChar"/>
         </w:rPr>
         <w:t xml:space="preserve">n_init=10</w:t>
       </w:r>
       <w:r>
+        <w:rPr>
+          <w:color w:val="FF0000"/>
+        </w:rPr>
         <w:t xml:space="preserve">) restarts with different centroid initialisations and keeps the best result.</w:t>
       </w:r>
     </w:p>
@@ -17125,6 +21422,9 @@
       </w:pPr>
       <w:bookmarkStart w:id="20003" w:name="_TFM_gen_20003"/>
       <w:r>
+        <w:rPr>
+          <w:color w:val="FF0000"/>
+        </w:rPr>
         <w:t xml:space="preserve">Choosing k: the elbow method and the silhouette score</w:t>
       </w:r>
       <w:bookmarkEnd w:id="20003"/>
@@ -17135,15 +21435,22 @@
         <w:jc w:val="both"/>
       </w:pPr>
       <w:r>
+        <w:rPr>
+          <w:color w:val="FF0000"/>
+        </w:rPr>
         <w:t xml:space="preserve">Before comparing anything to the four-region assumption, the data itself was asked how many clusters it supports, via two complementary criteria over k ∈ {2, …, 8} (</w:t>
       </w:r>
       <w:r>
         <w:rPr>
+          <w:color w:val="FF0000"/>
           <w:rStyle w:val="CodeChar"/>
         </w:rPr>
         <w:t xml:space="preserve">src/clustering.py::sweep_kmeans</w:t>
       </w:r>
       <w:r>
+        <w:rPr>
+          <w:color w:val="FF0000"/>
+        </w:rPr>
         <w:t xml:space="preserve">):</w:t>
       </w:r>
     </w:p>
@@ -17158,12 +21465,16 @@
       </w:pPr>
       <w:r>
         <w:rPr>
+          <w:color w:val="FF0000"/>
           <w:b/>
           <w:bCs/>
         </w:rPr>
         <w:t xml:space="preserve">Elbow method: </w:t>
       </w:r>
       <w:r>
+        <w:rPr>
+          <w:color w:val="FF0000"/>
+        </w:rPr>
         <w:t xml:space="preserve">plots inertia J against k. Inertia strictly decreases as k grows (more clusters can only reduce within-cluster variance), so the heuristic looks for the point where the marginal reduction sharply slows — an “elbow” — rather than the minimum itself.</w:t>
       </w:r>
     </w:p>
@@ -17178,12 +21489,16 @@
       </w:pPr>
       <w:r>
         <w:rPr>
+          <w:color w:val="FF0000"/>
           <w:b/>
           <w:bCs/>
         </w:rPr>
         <w:t xml:space="preserve">Silhouette score: </w:t>
       </w:r>
       <w:r>
+        <w:rPr>
+          <w:color w:val="FF0000"/>
+        </w:rPr>
         <w:t xml:space="preserve">for each point i, with a(i) the mean distance to other points in its own cluster and b(i) the mean distance to points in the nearest other cluster,</w:t>
       </w:r>
     </w:p>
@@ -17194,6 +21509,7 @@
       </w:pPr>
       <w:r>
         <w:rPr>
+          <w:color w:val="FF0000"/>
           <w:i/>
           <w:iCs/>
         </w:rPr>
@@ -17206,6 +21522,9 @@
         <w:jc w:val="both"/>
       </w:pPr>
       <w:r>
+        <w:rPr>
+          <w:color w:val="FF0000"/>
+        </w:rPr>
         <w:t xml:space="preserve">averaged over all points; s ∈ [-1, 1], with values near 1 indicating well-separated clusters and values near 0 indicating overlapping ones. Unlike inertia, it does not automatically favour larger k.</w:t>
       </w:r>
     </w:p>
@@ -17215,6 +21534,9 @@
         <w:jc w:val="both"/>
       </w:pPr>
       <w:r>
+        <w:rPr>
+          <w:color w:val="FF0000"/>
+        </w:rPr>
         <w:t xml:space="preserve">The silhouette score peaks at k=2 (≈0.32), not at k=4 (≈0.20) — the four-region split is not what the data would choose unprompted. Inspecting the k=2 partition directly shows it groups Germany, France, Spain, and Italy — the EU's four largest economies by population and GDP — against the remaining 23 countries, tracking economic/population scale rather than geography or suicide rate. Both k=2 and the region-matched k=4 are examined further below.</w:t>
       </w:r>
     </w:p>
@@ -17224,6 +21546,9 @@
       </w:pPr>
       <w:bookmarkStart w:id="20004" w:name="_TFM_gen_20004"/>
       <w:r>
+        <w:rPr>
+          <w:color w:val="FF0000"/>
+        </w:rPr>
         <w:t xml:space="preserve">Hierarchical clustering</w:t>
       </w:r>
       <w:bookmarkEnd w:id="20004"/>
@@ -17234,15 +21559,22 @@
         <w:jc w:val="both"/>
       </w:pPr>
       <w:r>
+        <w:rPr>
+          <w:color w:val="FF0000"/>
+        </w:rPr>
         <w:t xml:space="preserve">As a cross-check against K-Means' sensitivity to initialisation, agglomerative hierarchical clustering (</w:t>
       </w:r>
       <w:r>
         <w:rPr>
+          <w:color w:val="FF0000"/>
           <w:rStyle w:val="CodeChar"/>
         </w:rPr>
         <w:t xml:space="preserve">src/clustering.py::run_hierarchical</w:t>
       </w:r>
       <w:r>
+        <w:rPr>
+          <w:color w:val="FF0000"/>
+        </w:rPr>
         <w:t xml:space="preserve">) was run with Ward linkage, which merges the pair of clusters at each step that produces the smallest possible increase in total within-cluster variance:</w:t>
       </w:r>
     </w:p>
@@ -17253,6 +21585,7 @@
       </w:pPr>
       <w:r>
         <w:rPr>
+          <w:color w:val="FF0000"/>
           <w:i/>
           <w:iCs/>
         </w:rPr>
@@ -17265,6 +21598,9 @@
         <w:jc w:val="both"/>
       </w:pPr>
       <w:r>
+        <w:rPr>
+          <w:color w:val="FF0000"/>
+        </w:rPr>
         <w:t xml:space="preserve">producing a dendrogram that is cut at k=4 for direct comparison with K-Means, without needing to specify k in advance the way K-Means does.</w:t>
       </w:r>
     </w:p>
@@ -17274,6 +21610,9 @@
       </w:pPr>
       <w:bookmarkStart w:id="20005" w:name="_TFM_gen_20005"/>
       <w:r>
+        <w:rPr>
+          <w:color w:val="FF0000"/>
+        </w:rPr>
         <w:t xml:space="preserve">Agreement with the a priori EU_REGIONS grouping</w:t>
       </w:r>
       <w:bookmarkEnd w:id="20005"/>
@@ -17284,6 +21623,9 @@
         <w:jc w:val="both"/>
       </w:pPr>
       <w:r>
+        <w:rPr>
+          <w:color w:val="FF0000"/>
+        </w:rPr>
         <w:t xml:space="preserve">Agreement between a clustering result and the a priori labels is measured with the Adjusted Rand Index (ARI) and Normalized Mutual Information (NMI), both invariant to how the cluster IDs happen to be numbered.</w:t>
       </w:r>
     </w:p>
@@ -17293,6 +21635,9 @@
         <w:jc w:val="both"/>
       </w:pPr>
       <w:r>
+        <w:rPr>
+          <w:color w:val="FF0000"/>
+        </w:rPr>
         <w:t xml:space="preserve">The Rand Index counts the fraction of point-pairs on which two partitions agree (both together or both apart); ARI corrects it for the agreement expected by chance:</w:t>
       </w:r>
     </w:p>
@@ -17303,6 +21648,7 @@
       </w:pPr>
       <w:r>
         <w:rPr>
+          <w:color w:val="FF0000"/>
           <w:i/>
           <w:iCs/>
         </w:rPr>
@@ -17315,6 +21661,9 @@
         <w:jc w:val="both"/>
       </w:pPr>
       <w:r>
+        <w:rPr>
+          <w:color w:val="FF0000"/>
+        </w:rPr>
         <w:t xml:space="preserve">NMI normalises the mutual information I(U,V) between two partitions U, V by their entropies:</w:t>
       </w:r>
     </w:p>
@@ -17325,6 +21674,7 @@
       </w:pPr>
       <w:r>
         <w:rPr>
+          <w:color w:val="FF0000"/>
           <w:i/>
           <w:iCs/>
         </w:rPr>
@@ -17337,6 +21687,9 @@
         <w:jc w:val="both"/>
       </w:pPr>
       <w:r>
+        <w:rPr>
+          <w:color w:val="FF0000"/>
+        </w:rPr>
         <w:t xml:space="preserve">Both range 0 (no agreement beyond chance) to 1 (perfect agreement); ARI penalises any disagreement more strictly, NMI is more forgiving of a cluster that splits one region into sub-groups without mixing different regions together.</w:t>
       </w:r>
     </w:p>
@@ -17363,6 +21716,7 @@
             </w:pPr>
             <w:r>
               <w:rPr>
+                <w:color w:val="FF0000"/>
                 <w:b/>
                 <w:bCs/>
               </w:rPr>
@@ -17381,6 +21735,7 @@
             </w:pPr>
             <w:r>
               <w:rPr>
+                <w:color w:val="FF0000"/>
                 <w:b/>
                 <w:bCs/>
               </w:rPr>
@@ -17399,6 +21754,7 @@
             </w:pPr>
             <w:r>
               <w:rPr>
+                <w:color w:val="FF0000"/>
                 <w:b/>
                 <w:bCs/>
               </w:rPr>
@@ -17417,6 +21773,9 @@
               <w:spacing w:before="40" w:after="40"/>
             </w:pPr>
             <w:r>
+              <w:rPr>
+                <w:color w:val="FF0000"/>
+              </w:rPr>
               <w:t xml:space="preserve">K-Means (k=4)</w:t>
             </w:r>
           </w:p>
@@ -17430,6 +21789,9 @@
               <w:spacing w:before="40" w:after="40"/>
             </w:pPr>
             <w:r>
+              <w:rPr>
+                <w:color w:val="FF0000"/>
+              </w:rPr>
               <w:t xml:space="preserve">0.573</w:t>
             </w:r>
           </w:p>
@@ -17443,6 +21805,9 @@
               <w:spacing w:before="40" w:after="40"/>
             </w:pPr>
             <w:r>
+              <w:rPr>
+                <w:color w:val="FF0000"/>
+              </w:rPr>
               <w:t xml:space="preserve">0.721</w:t>
             </w:r>
           </w:p>
@@ -17458,6 +21823,9 @@
               <w:spacing w:before="40" w:after="40"/>
             </w:pPr>
             <w:r>
+              <w:rPr>
+                <w:color w:val="FF0000"/>
+              </w:rPr>
               <w:t xml:space="preserve">Hierarchical (k=4)</w:t>
             </w:r>
           </w:p>
@@ -17471,6 +21839,9 @@
               <w:spacing w:before="40" w:after="40"/>
             </w:pPr>
             <w:r>
+              <w:rPr>
+                <w:color w:val="FF0000"/>
+              </w:rPr>
               <w:t xml:space="preserve">0.573</w:t>
             </w:r>
           </w:p>
@@ -17484,6 +21855,9 @@
               <w:spacing w:before="40" w:after="40"/>
             </w:pPr>
             <w:r>
+              <w:rPr>
+                <w:color w:val="FF0000"/>
+              </w:rPr>
               <w:t xml:space="preserve">0.721</w:t>
             </w:r>
           </w:p>
@@ -17501,6 +21875,9 @@
         <w:jc w:val="center"/>
       </w:pPr>
       <w:r>
+        <w:rPr>
+          <w:color w:val="FF0000"/>
+        </w:rPr>
         <w:t xml:space="preserve">Table 3.7: Agreement between the k=4 data-driven clusters and the a priori EU_REGIONS grouping.</w:t>
       </w:r>
     </w:p>
@@ -17510,6 +21887,9 @@
         <w:jc w:val="both"/>
       </w:pPr>
       <w:r>
+        <w:rPr>
+          <w:color w:val="FF0000"/>
+        </w:rPr>
         <w:t xml:space="preserve">Both algorithms converge on the same agreement level independently — a property of the feature space, not one method's idiosyncrasy. Breaking the k=4 partition down by region shows the disagreement is not evenly spread: Baltics and Eastern Europe are recovered perfectly (every member country falls in its own cluster, mixed with no other region); the entire discrepancy concentrates at the Mediterranean / Western-Europe-Nordics boundary, which the algorithm does not treat as separate groups. Combined with the k=2 finding above, this supports treating the regional grouping as a partially, not fully, corroborated descriptive tool — defensible for the EDA in Section 3.4, but not an empirically “discovered” structure.</w:t>
       </w:r>
     </w:p>
@@ -17519,6 +21899,9 @@
       </w:pPr>
       <w:bookmarkStart w:id="20006" w:name="_TFM_gen_20006"/>
       <w:r>
+        <w:rPr>
+          <w:color w:val="FF0000"/>
+        </w:rPr>
         <w:t xml:space="preserve">Temporal evolution: a priori regions vs data-driven clusters</w:t>
       </w:r>
       <w:bookmarkEnd w:id="20006"/>
@@ -17529,24 +21912,35 @@
         <w:jc w:val="both"/>
       </w:pPr>
       <w:r>
+        <w:rPr>
+          <w:color w:val="FF0000"/>
+        </w:rPr>
         <w:t xml:space="preserve">As a direct visual counterpart to Table 3.7's summary numbers, the country-level cluster label is mapped back onto every year of </w:t>
       </w:r>
       <w:r>
         <w:rPr>
+          <w:color w:val="FF0000"/>
           <w:rStyle w:val="CodeChar"/>
         </w:rPr>
         <w:t xml:space="preserve">df_development</w:t>
       </w:r>
       <w:r>
+        <w:rPr>
+          <w:color w:val="FF0000"/>
+        </w:rPr>
         <w:t xml:space="preserve"> (a country's cluster is a fixed attribute, not something that varies year to year) and plotted against suicide rate over time, the same way EU_REGIONS already is in Section 3.4.4 (</w:t>
       </w:r>
       <w:r>
         <w:rPr>
+          <w:color w:val="FF0000"/>
           <w:rStyle w:val="CodeChar"/>
         </w:rPr>
         <w:t xml:space="preserve">src/diagnostics.py::plot_suicide_trend_by_group</w:t>
       </w:r>
       <w:r>
+        <w:rPr>
+          <w:color w:val="FF0000"/>
+        </w:rPr>
         <w:t xml:space="preserve">). The two trend plots echo each other wherever Table 3.7 showed agreement (Baltics, Eastern Europe) and diverge where it did not (the Mediterranean / Western-Europe-Nordics boundary), consistent with the ARI/NMI figures rather than an independent finding.</w:t>
       </w:r>
     </w:p>
@@ -17560,10 +21954,21 @@
     </w:p>
     <w:p>
       <w:pPr>
+        <w:rPr>
+          <w:rFonts w:eastAsia="Times New Roman" w:cs="Segoe UI"/>
+          <w:lang w:eastAsia="es-ES"/>
+        </w:rPr>
+      </w:pPr>
+    </w:p>
+    <w:p>
+      <w:pPr>
         <w:pStyle w:val="Heading2"/>
       </w:pPr>
       <w:bookmarkStart w:id="20013" w:name="_TFM_gen_20013"/>
       <w:r>
+        <w:rPr>
+          <w:color w:val="FF0000"/>
+        </w:rPr>
         <w:t xml:space="preserve">Temporal persistence check</w:t>
       </w:r>
       <w:bookmarkEnd w:id="20013"/>
@@ -17574,43 +21979,62 @@
         <w:jc w:val="both"/>
       </w:pPr>
       <w:r>
+        <w:rPr>
+          <w:color w:val="FF0000"/>
+        </w:rPr>
         <w:t xml:space="preserve">Section 3.6 establishes whether socioeconomic and mental-health determinants predict suicide rate. This section asks a related but different question, kept deliberately separate rather than folded into Section 3.6's comparison: </w:t>
       </w:r>
       <w:r>
         <w:rPr>
+          <w:color w:val="FF0000"/>
           <w:i/>
           <w:iCs/>
         </w:rPr>
         <w:t xml:space="preserve">how much of suicide rate is simply explained by itself — by its own persistence from one year to the next — independent of any determinant?</w:t>
       </w:r>
       <w:r>
+        <w:rPr>
+          <w:color w:val="FF0000"/>
+        </w:rPr>
         <w:t xml:space="preserve"> Mixing the two would be misleading: a model with access to a country's own recent suicide rate looks strong almost for free, for reasons that have nothing to do with the determinants Section 3.6 tests. Implemented in </w:t>
       </w:r>
       <w:r>
         <w:rPr>
+          <w:color w:val="FF0000"/>
           <w:rStyle w:val="CodeChar"/>
         </w:rPr>
         <w:t xml:space="preserve">src/timeseries_models.py</w:t>
       </w:r>
       <w:r>
+        <w:rPr>
+          <w:color w:val="FF0000"/>
+        </w:rPr>
         <w:t xml:space="preserve"> / </w:t>
       </w:r>
       <w:r>
         <w:rPr>
+          <w:color w:val="FF0000"/>
           <w:rStyle w:val="CodeChar"/>
         </w:rPr>
         <w:t xml:space="preserve">prod/05_temporal_persistence_check.py</w:t>
       </w:r>
       <w:r>
+        <w:rPr>
+          <w:color w:val="FF0000"/>
+        </w:rPr>
         <w:t xml:space="preserve"> / </w:t>
       </w:r>
       <w:r>
         <w:rPr>
+          <w:color w:val="FF0000"/>
           <w:rStyle w:val="CodeChar"/>
         </w:rPr>
         <w:t xml:space="preserve">notebooks/05_temporal_persistence_check.ipynb</w:t>
       </w:r>
       <w:r>
+        <w:rPr>
+          <w:color w:val="FF0000"/>
+        </w:rPr>
         <w:t xml:space="preserve">.</w:t>
       </w:r>
     </w:p>
@@ -17620,6 +22044,9 @@
         <w:jc w:val="both"/>
       </w:pPr>
       <w:r>
+        <w:rPr>
+          <w:color w:val="FF0000"/>
+        </w:rPr>
         <w:t xml:space="preserve">This section uses Option B (temporal split) exclusively. A per-country time-series model forecasts a country forward from its own history; Option A's Test/Validation countries have zero training rows, so there is no history to forecast from, regardless of which time-series method is chosen — this is not a limitation of implementation, it is what "time-series model" means.</w:t>
       </w:r>
     </w:p>
@@ -17629,6 +22056,9 @@
       </w:pPr>
       <w:bookmarkStart w:id="20014" w:name="_TFM_gen_20014"/>
       <w:r>
+        <w:rPr>
+          <w:color w:val="FF0000"/>
+        </w:rPr>
         <w:t xml:space="preserve">Naive persistence baseline</w:t>
       </w:r>
       <w:bookmarkEnd w:id="20014"/>
@@ -17639,6 +22069,9 @@
         <w:jc w:val="both"/>
       </w:pPr>
       <w:r>
+        <w:rPr>
+          <w:color w:val="FF0000"/>
+        </w:rPr>
         <w:t xml:space="preserve">Before any model, a trivial baseline was computed: predict every Validation-year row as that same country's last known training-period value, no fitting involved —</w:t>
       </w:r>
     </w:p>
@@ -17649,6 +22082,7 @@
       </w:pPr>
       <w:r>
         <w:rPr>
+          <w:color w:val="FF0000"/>
           <w:i/>
           <w:iCs/>
         </w:rPr>
@@ -17661,6 +22095,9 @@
         <w:jc w:val="both"/>
       </w:pPr>
       <w:r>
+        <w:rPr>
+          <w:color w:val="FF0000"/>
+        </w:rPr>
         <w:t xml:space="preserve">This baseline is not a formality. Suicide rate's pooled year-over-year autocorrelation across the dataset is ≈0.99, so any model with access to a country's own recent value is expected to score well from persistence alone; the naive baseline is the number that separates "the model learned something" from "suicide rate does not change much year to year, which every model here can see." It scored Val R² = 0.62 — higher than every one of the six panel models in Section 3.6 under Option B (0.09–0.63) and close to, or above, the univariate time-series models below.</w:t>
       </w:r>
     </w:p>
@@ -17670,6 +22107,9 @@
       </w:pPr>
       <w:bookmarkStart w:id="20015" w:name="_TFM_gen_20015"/>
       <w:r>
+        <w:rPr>
+          <w:color w:val="FF0000"/>
+        </w:rPr>
         <w:t xml:space="preserve">Endogenous vs exogenous variables</w:t>
       </w:r>
       <w:bookmarkEnd w:id="20015"/>
@@ -17680,26 +22120,37 @@
         <w:jc w:val="both"/>
       </w:pPr>
       <w:r>
+        <w:rPr>
+          <w:color w:val="FF0000"/>
+        </w:rPr>
         <w:t xml:space="preserve">SARIMAX and Prophet, described below, are primarily </w:t>
       </w:r>
       <w:r>
         <w:rPr>
+          <w:color w:val="FF0000"/>
           <w:i/>
           <w:iCs/>
         </w:rPr>
         <w:t xml:space="preserve">endogenous</w:t>
       </w:r>
       <w:r>
+        <w:rPr>
+          <w:color w:val="FF0000"/>
+        </w:rPr>
         <w:t xml:space="preserve"> models: next year's suicide rate is explained mainly by the same series' own past values. An </w:t>
       </w:r>
       <w:r>
         <w:rPr>
+          <w:color w:val="FF0000"/>
           <w:i/>
           <w:iCs/>
         </w:rPr>
         <w:t xml:space="preserve">exogenous variable</w:t>
       </w:r>
       <w:r>
+        <w:rPr>
+          <w:color w:val="FF0000"/>
+        </w:rPr>
         <w:t xml:space="preserve"> is any other series supplied from outside the target's own history — here, one country's own value of a socioeconomic/mental-health indicator in the same year — that the model may additionally use.</w:t>
       </w:r>
     </w:p>
@@ -17709,15 +22160,22 @@
         <w:jc w:val="both"/>
       </w:pPr>
       <w:r>
+        <w:rPr>
+          <w:color w:val="FF0000"/>
+        </w:rPr>
         <w:t xml:space="preserve">Both models below default to zero exogenous variables, and this was checked directly rather than assumed. Fitting SARIMAX for a representative country (Germany) with all 17 available predictors as exogenous regressors technically converges, but drives the Akaike Information Criterion (AIC) to an implausible −235 — more free parameters than the ≈15 training observations per country, the textbook signature of overfitting rather than genuine explanatory power. A single, deliberately curated exogenous feature (</w:t>
       </w:r>
       <w:r>
         <w:rPr>
+          <w:color w:val="FF0000"/>
           <w:rStyle w:val="CodeChar"/>
         </w:rPr>
         <w:t xml:space="preserve">Alcohol use disorders</w:t>
       </w:r>
       <w:r>
+        <w:rPr>
+          <w:color w:val="FF0000"/>
+        </w:rPr>
         <w:t xml:space="preserve">, the strongest SHAP-ranked determinant from Section 3.6.3) keeps the AIC in the same range as the univariate model (≈14 vs ≈13) and produces a materially better forecast, reported below.</w:t>
       </w:r>
     </w:p>
@@ -17727,6 +22185,9 @@
       </w:pPr>
       <w:bookmarkStart w:id="20016" w:name="_TFM_gen_20016"/>
       <w:r>
+        <w:rPr>
+          <w:color w:val="FF0000"/>
+        </w:rPr>
         <w:t xml:space="preserve">SARIMAX</w:t>
       </w:r>
       <w:bookmarkEnd w:id="20016"/>
@@ -17737,16 +22198,23 @@
         <w:jc w:val="both"/>
       </w:pPr>
       <w:r>
+        <w:rPr>
+          <w:color w:val="FF0000"/>
+        </w:rPr>
         <w:t xml:space="preserve">SARIMAX (Seasonal AutoRegressive Integrated Moving Average with eXogenous regressors) is fit </w:t>
       </w:r>
       <w:r>
         <w:rPr>
+          <w:color w:val="FF0000"/>
           <w:b/>
           <w:bCs/>
         </w:rPr>
         <w:t xml:space="preserve">once per country</w:t>
       </w:r>
       <w:r>
+        <w:rPr>
+          <w:color w:val="FF0000"/>
+        </w:rPr>
         <w:t xml:space="preserve">, on that country's own 2000–≈2014 training-period series. Dropping the seasonal term (annual data has no sub-annual seasonality to capture) and the constant, a non-seasonal ARIMA(p,d,q) model with exogenous regressors is:</w:t>
       </w:r>
     </w:p>
@@ -17757,6 +22225,7 @@
       </w:pPr>
       <w:r>
         <w:rPr>
+          <w:color w:val="FF0000"/>
           <w:i/>
           <w:iCs/>
         </w:rPr>
@@ -17769,7 +22238,23 @@
         <w:jc w:val="both"/>
       </w:pPr>
       <w:r>
-        <w:t xml:space="preserve">where L is the lag operator (Lyₜ = yₜ₋₁), the AR(p) term models yₜ as a linear combination of its own past p values, the I(d) term differences the series d times to induce stationarity, the MA(q) term models the error as a linear combination of past q forecast errors, and the βₖ xₖ,ₜ term is the exogenous contribution — mechanically, ARIMA with an added linear regression on external covariates ("ARIMAX"). Order (p,d,q) = (1,1,0) was used throughout — deliberately low, given how few points each country provides (≈15) relative to how many parameters a richer order would add.</w:t>
+        <w:rPr>
+          <w:color w:val="FF0000"/>
+        </w:rPr>
+        <w:t xml:space="preserve">where L is the lag operator (Lyₜ = yₜ₋₁), the AR(p) term models yₜ as a linear combination of its own past p values, the I(d) term differences the series d times to induce stationarity, the MA(q) term models the error as a linear combination of past q forecast errors, and the βₖ xₖ,ₜ term is the exogenous contribution — mechanically, ARIMA with an added linear regression on external covariates ("ARIMAX"). Order (p,d,q) = (1,1,1) was used throughout — deliberately low, given how few points each country provides (≈15) relative to how many parameters a richer order would add. (1,1,0) — with no moving-average term — was the original choice; a direct comparison against four alternative orders (</w:t>
+      </w:r>
+      <w:r>
+        <w:rPr>
+          <w:color w:val="FF0000"/>
+          <w:rStyle w:val="CodeChar"/>
+        </w:rPr>
+        <w:t xml:space="preserve">notebooks/05b_temporal_persistence_improvements.ipynb</w:t>
+      </w:r>
+      <w:r>
+        <w:rPr>
+          <w:color w:val="FF0000"/>
+        </w:rPr>
+        <w:t xml:space="preserve">) found the added MA(1) term improves both Test and Validation R², so (1,1,1) replaced it. Mechanically, AR(1) alone models each country's year as depending only on its own previous level; adding MA(1) lets the model also account for last period's forecast error, capturing the short-lived echo a one-off shock (a data revision, a genuinely unusual year) tends to leave in the following year — something a pure AR term cannot represent. With a single covariate and ≈15 points per country, this is one extra parameter, not a materially larger search space.</w:t>
       </w:r>
     </w:p>
     <w:p>
@@ -17778,6 +22263,9 @@
       </w:pPr>
       <w:bookmarkStart w:id="20017" w:name="_TFM_gen_20017"/>
       <w:r>
+        <w:rPr>
+          <w:color w:val="FF0000"/>
+        </w:rPr>
         <w:t xml:space="preserve">Prophet</w:t>
       </w:r>
       <w:bookmarkEnd w:id="20017"/>
@@ -17788,6 +22276,9 @@
         <w:jc w:val="both"/>
       </w:pPr>
       <w:r>
+        <w:rPr>
+          <w:color w:val="FF0000"/>
+        </w:rPr>
         <w:t xml:space="preserve">Prophet (Meta/Facebook) decomposes a series additively into trend, seasonality, and holiday components plus regressors:</w:t>
       </w:r>
     </w:p>
@@ -17798,6 +22289,7 @@
       </w:pPr>
       <w:r>
         <w:rPr>
+          <w:color w:val="FF0000"/>
           <w:i/>
           <w:iCs/>
         </w:rPr>
@@ -17810,15 +22302,22 @@
         <w:jc w:val="both"/>
       </w:pPr>
       <w:r>
+        <w:rPr>
+          <w:color w:val="FF0000"/>
+        </w:rPr>
         <w:t xml:space="preserve">where g(t) is a piecewise-linear (or logistic) trend with automatically-detected changepoints, s(t) is a Fourier-series seasonal component, and h(t) captures holiday effects. Weekly, daily, and yearly seasonality were all disabled here — irrelevant for annual observations — reducing the model in practice to trend plus the same optional exogenous term as SARIMAX, added via </w:t>
       </w:r>
       <w:r>
         <w:rPr>
+          <w:color w:val="FF0000"/>
           <w:rStyle w:val="CodeChar"/>
         </w:rPr>
         <w:t xml:space="preserve">add_regressor()</w:t>
       </w:r>
       <w:r>
+        <w:rPr>
+          <w:color w:val="FF0000"/>
+        </w:rPr>
         <w:t xml:space="preserve">.</w:t>
       </w:r>
     </w:p>
@@ -17828,6 +22327,9 @@
       </w:pPr>
       <w:bookmarkStart w:id="20018" w:name="_TFM_gen_20018"/>
       <w:r>
+        <w:rPr>
+          <w:color w:val="FF0000"/>
+        </w:rPr>
         <w:t xml:space="preserve">Results</w:t>
       </w:r>
       <w:bookmarkEnd w:id="20018"/>
@@ -17856,6 +22358,7 @@
             </w:pPr>
             <w:r>
               <w:rPr>
+                <w:color w:val="FF0000"/>
                 <w:b/>
                 <w:bCs/>
               </w:rPr>
@@ -17874,6 +22377,7 @@
             </w:pPr>
             <w:r>
               <w:rPr>
+                <w:color w:val="FF0000"/>
                 <w:b/>
                 <w:bCs/>
               </w:rPr>
@@ -17892,6 +22396,7 @@
             </w:pPr>
             <w:r>
               <w:rPr>
+                <w:color w:val="FF0000"/>
                 <w:b/>
                 <w:bCs/>
               </w:rPr>
@@ -17910,6 +22415,7 @@
             </w:pPr>
             <w:r>
               <w:rPr>
+                <w:color w:val="FF0000"/>
                 <w:b/>
                 <w:bCs/>
               </w:rPr>
@@ -17928,6 +22434,9 @@
               <w:spacing w:before="40" w:after="40"/>
             </w:pPr>
             <w:r>
+              <w:rPr>
+                <w:color w:val="FF0000"/>
+              </w:rPr>
               <w:t xml:space="preserve">Naive persistence</w:t>
             </w:r>
           </w:p>
@@ -17941,6 +22450,9 @@
               <w:spacing w:before="40" w:after="40"/>
             </w:pPr>
             <w:r>
+              <w:rPr>
+                <w:color w:val="FF0000"/>
+              </w:rPr>
               <w:t xml:space="preserve">no model</w:t>
             </w:r>
           </w:p>
@@ -17954,6 +22466,9 @@
               <w:spacing w:before="40" w:after="40"/>
             </w:pPr>
             <w:r>
+              <w:rPr>
+                <w:color w:val="FF0000"/>
+              </w:rPr>
               <w:t xml:space="preserve">—</w:t>
             </w:r>
           </w:p>
@@ -17967,6 +22482,9 @@
               <w:spacing w:before="40" w:after="40"/>
             </w:pPr>
             <w:r>
+              <w:rPr>
+                <w:color w:val="FF0000"/>
+              </w:rPr>
               <w:t xml:space="preserve">0.62</w:t>
             </w:r>
           </w:p>
@@ -17982,6 +22500,9 @@
               <w:spacing w:before="40" w:after="40"/>
             </w:pPr>
             <w:r>
+              <w:rPr>
+                <w:color w:val="FF0000"/>
+              </w:rPr>
               <w:t xml:space="preserve">SARIMAX</w:t>
             </w:r>
           </w:p>
@@ -17995,6 +22516,9 @@
               <w:spacing w:before="40" w:after="40"/>
             </w:pPr>
             <w:r>
+              <w:rPr>
+                <w:color w:val="FF0000"/>
+              </w:rPr>
               <w:t xml:space="preserve">univariate</w:t>
             </w:r>
           </w:p>
@@ -18008,6 +22532,9 @@
               <w:spacing w:before="40" w:after="40"/>
             </w:pPr>
             <w:r>
+              <w:rPr>
+                <w:color w:val="FF0000"/>
+              </w:rPr>
               <w:t xml:space="preserve">0.91</w:t>
             </w:r>
           </w:p>
@@ -18021,6 +22548,9 @@
               <w:spacing w:before="40" w:after="40"/>
             </w:pPr>
             <w:r>
+              <w:rPr>
+                <w:color w:val="FF0000"/>
+              </w:rPr>
               <w:t xml:space="preserve">0.60</w:t>
             </w:r>
           </w:p>
@@ -18036,6 +22566,9 @@
               <w:spacing w:before="40" w:after="40"/>
             </w:pPr>
             <w:r>
+              <w:rPr>
+                <w:color w:val="FF0000"/>
+              </w:rPr>
               <w:t xml:space="preserve">SARIMAX</w:t>
             </w:r>
           </w:p>
@@ -18049,6 +22582,9 @@
               <w:spacing w:before="40" w:after="40"/>
             </w:pPr>
             <w:r>
+              <w:rPr>
+                <w:color w:val="FF0000"/>
+              </w:rPr>
               <w:t xml:space="preserve">+1 exog (Alcohol use disorders)</w:t>
             </w:r>
           </w:p>
@@ -18062,6 +22598,9 @@
               <w:spacing w:before="40" w:after="40"/>
             </w:pPr>
             <w:r>
+              <w:rPr>
+                <w:color w:val="FF0000"/>
+              </w:rPr>
               <w:t xml:space="preserve">0.94</w:t>
             </w:r>
           </w:p>
@@ -18075,7 +22614,10 @@
               <w:spacing w:before="40" w:after="40"/>
             </w:pPr>
             <w:r>
-              <w:t xml:space="preserve">0.74</w:t>
+              <w:rPr>
+                <w:color w:val="FF0000"/>
+              </w:rPr>
+              <w:t xml:space="preserve">0.77</w:t>
             </w:r>
           </w:p>
         </w:tc>
@@ -18090,6 +22632,9 @@
               <w:spacing w:before="40" w:after="40"/>
             </w:pPr>
             <w:r>
+              <w:rPr>
+                <w:color w:val="FF0000"/>
+              </w:rPr>
               <w:t xml:space="preserve">Prophet</w:t>
             </w:r>
           </w:p>
@@ -18103,6 +22648,9 @@
               <w:spacing w:before="40" w:after="40"/>
             </w:pPr>
             <w:r>
+              <w:rPr>
+                <w:color w:val="FF0000"/>
+              </w:rPr>
               <w:t xml:space="preserve">univariate</w:t>
             </w:r>
           </w:p>
@@ -18116,6 +22664,9 @@
               <w:spacing w:before="40" w:after="40"/>
             </w:pPr>
             <w:r>
+              <w:rPr>
+                <w:color w:val="FF0000"/>
+              </w:rPr>
               <w:t xml:space="preserve">0.90</w:t>
             </w:r>
           </w:p>
@@ -18129,6 +22680,9 @@
               <w:spacing w:before="40" w:after="40"/>
             </w:pPr>
             <w:r>
+              <w:rPr>
+                <w:color w:val="FF0000"/>
+              </w:rPr>
               <w:t xml:space="preserve">0.72</w:t>
             </w:r>
           </w:p>
@@ -18144,6 +22698,9 @@
               <w:spacing w:before="40" w:after="40"/>
             </w:pPr>
             <w:r>
+              <w:rPr>
+                <w:color w:val="FF0000"/>
+              </w:rPr>
               <w:t xml:space="preserve">Prophet</w:t>
             </w:r>
           </w:p>
@@ -18157,6 +22714,9 @@
               <w:spacing w:before="40" w:after="40"/>
             </w:pPr>
             <w:r>
+              <w:rPr>
+                <w:color w:val="FF0000"/>
+              </w:rPr>
               <w:t xml:space="preserve">+1 exog (Alcohol use disorders)</w:t>
             </w:r>
           </w:p>
@@ -18170,6 +22730,9 @@
               <w:spacing w:before="40" w:after="40"/>
             </w:pPr>
             <w:r>
+              <w:rPr>
+                <w:color w:val="FF0000"/>
+              </w:rPr>
               <w:t xml:space="preserve">0.91</w:t>
             </w:r>
           </w:p>
@@ -18183,6 +22746,9 @@
               <w:spacing w:before="40" w:after="40"/>
             </w:pPr>
             <w:r>
+              <w:rPr>
+                <w:color w:val="FF0000"/>
+              </w:rPr>
               <w:t xml:space="preserve">0.69</w:t>
             </w:r>
           </w:p>
@@ -18196,10 +22762,18 @@
     </w:p>
     <w:p>
       <w:pPr>
+        <w:spacing w:before="120" w:after="0"/>
+      </w:pPr>
+    </w:p>
+    <w:p>
+      <w:pPr>
         <w:spacing w:before="0" w:after="0"/>
         <w:jc w:val="center"/>
       </w:pPr>
       <w:r>
+        <w:rPr>
+          <w:color w:val="FF0000"/>
+        </w:rPr>
         <w:t xml:space="preserve">Table 3.8: Temporal persistence check, Option B, pooled across all 27 countries.</w:t>
       </w:r>
     </w:p>
@@ -18209,15 +22783,22 @@
         <w:jc w:val="both"/>
       </w:pPr>
       <w:r>
-        <w:t xml:space="preserve">Reading Table 3.8 against the naive baseline rather than in isolation: univariate SARIMAX (Val R² 0.60) does not even beat the naive baseline (0.62) — its apparent skill is entirely persistence, captured less well than simply repeating the last value. Univariate Prophet (0.72) beats the baseline, but by a modest margin relative to how strong 0.72 sounds on its own. SARIMAX with the single curated exogenous feature (0.74) is the strongest result in this section, and the only one that constitutes real evidence for Section 3.6's hypothesis specifically — the improvement is attributable to something concrete (</w:t>
-      </w:r>
-      <w:r>
-        <w:rPr>
+        <w:rPr>
+          <w:color w:val="FF0000"/>
+        </w:rPr>
+        <w:t xml:space="preserve">Reading Table 3.8 against the naive baseline rather than in isolation: univariate SARIMAX (Val R² 0.60) does not even beat the naive baseline (0.62) — its apparent skill is entirely persistence, captured less well than simply repeating the last value. Univariate Prophet (0.72) beats the baseline, but by a modest margin relative to how strong 0.72 sounds on its own. SARIMAX with the single curated exogenous feature (0.77) is the strongest result in this section, and the only one that constitutes real evidence for Section 3.6's hypothesis specifically — the improvement is attributable to something concrete (</w:t>
+      </w:r>
+      <w:r>
+        <w:rPr>
+          <w:color w:val="FF0000"/>
           <w:rStyle w:val="CodeChar"/>
         </w:rPr>
         <w:t xml:space="preserve">Alcohol use disorders</w:t>
       </w:r>
       <w:r>
+        <w:rPr>
+          <w:color w:val="FF0000"/>
+        </w:rPr>
         <w:t xml:space="preserve"> carrying information beyond persistence), not to the model having implicitly re-derived the country's own trend. Prophet with the same exogenous feature (0.69) unexpectedly underperforms its own univariate version — [Suposición, no investigado más allá de esta observación:] plausibly because Prophet's regressor-fitting procedure suits a single slow-moving covariate over ≈15 points less well than SARIMAX's exogenous-regression term does.</w:t>
       </w:r>
     </w:p>
@@ -18227,6 +22808,9 @@
         <w:jc w:val="both"/>
       </w:pPr>
       <w:r>
+        <w:rPr>
+          <w:color w:val="FF0000"/>
+        </w:rPr>
         <w:t xml:space="preserve">This section's result does not change Section 3.6's answer, and is not meant to: it demonstrates that, when a determinant is deliberately combined with a country's own persistence, it adds real, checkable value on top of it — corroborating evidence for Section 3.6's conclusion from a different angle, not a competing, better answer to the same question.</w:t>
       </w:r>
     </w:p>
@@ -18236,6 +22820,9 @@
       </w:pPr>
       <w:bookmarkStart w:id="20019" w:name="_TFM_gen_20019"/>
       <w:r>
+        <w:rPr>
+          <w:color w:val="FF0000"/>
+        </w:rPr>
         <w:t xml:space="preserve">Production model and inference</w:t>
       </w:r>
       <w:bookmarkEnd w:id="20019"/>
@@ -18246,43 +22833,62 @@
         <w:jc w:val="both"/>
       </w:pPr>
       <w:r>
+        <w:rPr>
+          <w:color w:val="FF0000"/>
+        </w:rPr>
         <w:t xml:space="preserve">The model persisted for inference (</w:t>
       </w:r>
       <w:r>
         <w:rPr>
+          <w:color w:val="FF0000"/>
           <w:rStyle w:val="CodeChar"/>
         </w:rPr>
         <w:t xml:space="preserve">outputs/models/catboost_option_b.joblib</w:t>
       </w:r>
       <w:r>
+        <w:rPr>
+          <w:color w:val="FF0000"/>
+        </w:rPr>
         <w:t xml:space="preserve">, </w:t>
       </w:r>
       <w:r>
         <w:rPr>
+          <w:color w:val="FF0000"/>
           <w:rStyle w:val="CodeChar"/>
         </w:rPr>
         <w:t xml:space="preserve">prod/predict.py</w:t>
       </w:r>
       <w:r>
+        <w:rPr>
+          <w:color w:val="FF0000"/>
+        </w:rPr>
         <w:t xml:space="preserve">) is CatBoost, Option B — not the highest-scoring model in this thesis overall (Section 3.8's SARIMAX + exog scores higher on both Test and Validation). This is a deliberate choice, not an oversight: SARIMAX/Prophet forecast a </w:t>
       </w:r>
       <w:r>
         <w:rPr>
+          <w:color w:val="FF0000"/>
           <w:i/>
           <w:iCs/>
         </w:rPr>
         <w:t xml:space="preserve">known</w:t>
       </w:r>
       <w:r>
+        <w:rPr>
+          <w:color w:val="FF0000"/>
+        </w:rPr>
         <w:t xml:space="preserve"> country forward from its own history, and structurally cannot score a country with no training history, or an arbitrary new row of predictor values with no attached time series. </w:t>
       </w:r>
       <w:r>
         <w:rPr>
+          <w:color w:val="FF0000"/>
           <w:rStyle w:val="CodeChar"/>
         </w:rPr>
         <w:t xml:space="preserve">predict.py</w:t>
       </w:r>
       <w:r>
+        <w:rPr>
+          <w:color w:val="FF0000"/>
+        </w:rPr>
         <w:t xml:space="preserve"> is asked "what would this row's suicide rate be, given these determinants" — a question CatBoost is built to answer and the temporal models are not.</w:t>
       </w:r>
     </w:p>
@@ -18292,6 +22898,9 @@
       </w:pPr>
       <w:bookmarkStart w:id="20020" w:name="_TFM_gen_20020"/>
       <w:r>
+        <w:rPr>
+          <w:color w:val="FF0000"/>
+        </w:rPr>
         <w:t xml:space="preserve">Inference architecture</w:t>
       </w:r>
       <w:bookmarkEnd w:id="20020"/>
@@ -18303,47 +22912,67 @@
       </w:pPr>
       <w:r>
         <w:rPr>
+          <w:color w:val="FF0000"/>
           <w:rStyle w:val="CodeChar"/>
         </w:rPr>
         <w:t xml:space="preserve">predict.py</w:t>
       </w:r>
       <w:r>
+        <w:rPr>
+          <w:color w:val="FF0000"/>
+        </w:rPr>
         <w:t xml:space="preserve"> loads the persisted CatBoost model and its fitted </w:t>
       </w:r>
       <w:r>
         <w:rPr>
+          <w:color w:val="FF0000"/>
           <w:rStyle w:val="CodeChar"/>
         </w:rPr>
         <w:t xml:space="preserve">RobustScaler</w:t>
       </w:r>
       <w:r>
+        <w:rPr>
+          <w:color w:val="FF0000"/>
+        </w:rPr>
         <w:t xml:space="preserve">, accepts any DataFrame containing the same predictor columns used in training (</w:t>
       </w:r>
       <w:r>
         <w:rPr>
+          <w:color w:val="FF0000"/>
           <w:rStyle w:val="CodeChar"/>
         </w:rPr>
         <w:t xml:space="preserve">src/features.py::build_predictor_list</w:t>
       </w:r>
       <w:r>
+        <w:rPr>
+          <w:color w:val="FF0000"/>
+        </w:rPr>
         <w:t xml:space="preserve">), scales it with the already-fitted scaler (never refit at inference time, to avoid a new dataset's distribution silently changing what "scaled" means), and returns the input with an added </w:t>
       </w:r>
       <w:r>
         <w:rPr>
+          <w:color w:val="FF0000"/>
           <w:rStyle w:val="CodeChar"/>
         </w:rPr>
         <w:t xml:space="preserve">Predicted suicide rate</w:t>
       </w:r>
       <w:r>
+        <w:rPr>
+          <w:color w:val="FF0000"/>
+        </w:rPr>
         <w:t xml:space="preserve"> column. Applied by default to </w:t>
       </w:r>
       <w:r>
         <w:rPr>
+          <w:color w:val="FF0000"/>
           <w:rStyle w:val="CodeChar"/>
         </w:rPr>
         <w:t xml:space="preserve">df_real_world.parquet</w:t>
       </w:r>
       <w:r>
+        <w:rPr>
+          <w:color w:val="FF0000"/>
+        </w:rPr>
         <w:t xml:space="preserve"> (2022–2023, the years for which WHO has not yet published suicide-rate figures).</w:t>
       </w:r>
     </w:p>
@@ -18353,6 +22982,9 @@
       </w:pPr>
       <w:bookmarkStart w:id="20021" w:name="_TFM_gen_20021"/>
       <w:r>
+        <w:rPr>
+          <w:color w:val="FF0000"/>
+        </w:rPr>
         <w:t xml:space="preserve">Comparison against the temporal model</w:t>
       </w:r>
       <w:bookmarkEnd w:id="20021"/>
@@ -18364,29 +22996,41 @@
       </w:pPr>
       <w:r>
         <w:rPr>
+          <w:color w:val="FF0000"/>
           <w:rStyle w:val="CodeChar"/>
         </w:rPr>
         <w:t xml:space="preserve">06_visualize_predictions.py</w:t>
       </w:r>
       <w:r>
+        <w:rPr>
+          <w:color w:val="FF0000"/>
+        </w:rPr>
         <w:t xml:space="preserve"> / </w:t>
       </w:r>
       <w:r>
         <w:rPr>
+          <w:color w:val="FF0000"/>
           <w:rStyle w:val="CodeChar"/>
         </w:rPr>
         <w:t xml:space="preserve">06_visualize_predictions.ipynb</w:t>
       </w:r>
       <w:r>
+        <w:rPr>
+          <w:color w:val="FF0000"/>
+        </w:rPr>
         <w:t xml:space="preserve"> plots CatBoost's 2022–2023 predictions against Section 3.8's SARIMAX + exog forecast extended to the same years, at both the individual-country and the EU_REGIONS-aggregated level. This is a secondary comparison, not a validation of either model against ground truth — 2022–2023 has no published WHO label to compare against. The SARIMAX + exog models are refit for this comparison (</w:t>
       </w:r>
       <w:r>
         <w:rPr>
+          <w:color w:val="FF0000"/>
           <w:rStyle w:val="CodeChar"/>
         </w:rPr>
         <w:t xml:space="preserve">outputs/models/sarimax_exog_models.joblib</w:t>
       </w:r>
       <w:r>
+        <w:rPr>
+          <w:color w:val="FF0000"/>
+        </w:rPr>
         <w:t xml:space="preserve">) but are not an alternative inference path: the comparison exists to show, country by country and region by region, whether a model built purely from determinants and one built purely from persistence-plus-one-determinant tell a similar story or diverge — agreement is a mild corroborating signal, disagreement is not a defect in either model, only a reminder that they answer different questions.</w:t>
       </w:r>
     </w:p>
@@ -18426,14 +23070,17 @@
           <w:lang w:eastAsia="es-ES"/>
         </w:rPr>
       </w:pPr>
-      <w:bookmarkStart w:id="62" w:name="_Toc234245598"/>
-      <w:bookmarkStart w:id="63" w:name="_Toc234245636"/>
-      <w:bookmarkStart w:id="64" w:name="_Toc234247105"/>
-      <w:bookmarkStart w:id="65" w:name="_Toc234525120"/>
-      <w:bookmarkEnd w:id="62"/>
-      <w:bookmarkEnd w:id="63"/>
-      <w:bookmarkEnd w:id="64"/>
-      <w:r>
+      <w:bookmarkStart w:id="65" w:name="_Toc234245598"/>
+      <w:bookmarkStart w:id="66" w:name="_Toc234245636"/>
+      <w:bookmarkStart w:id="67" w:name="_Toc234247105"/>
+      <w:bookmarkStart w:id="68" w:name="_Toc234525120"/>
+      <w:bookmarkEnd w:id="65"/>
+      <w:bookmarkEnd w:id="66"/>
+      <w:bookmarkEnd w:id="67"/>
+      <w:r>
+        <w:rPr>
+          <w:noProof/>
+        </w:rPr>
         <w:lastRenderedPageBreak/>
         <mc:AlternateContent>
           <mc:Choice Requires="wps">
@@ -18495,7 +23142,7 @@
                               <w:fldChar w:fldCharType="separate"/>
                               <w:t>1</w:t>
                               <w:fldChar w:fldCharType="end"/>
-                              <w:t xml:space="preserve">: Distribution of numerical explanatory variables in the EU Development Dataset (2000–2021). Histograms and kernel density estimates (KDE) illustrate variability, skewness, and distributional patterns across socioeconomic, demographic, healthcare, and mental health indicators.</w:t>
+                              <w:t>: Distribution of numerical explanatory variables in the EU Development Dataset (2000–2021). Histograms and kernel density estimates (KDE) illustrate variability, skewness, and distributional patterns across socioeconomic, demographic, healthcare, and mental health indicators.</w:t>
                             </w:r>
                           </w:p>
                         </w:txbxContent>
@@ -18543,7 +23190,7 @@
                         <w:fldChar w:fldCharType="separate"/>
                         <w:t>1</w:t>
                         <w:fldChar w:fldCharType="end"/>
-                        <w:t xml:space="preserve">: Distribution of numerical explanatory variables in the EU Development Dataset (2000–2021). Histograms and kernel density estimates (KDE) illustrate variability, skewness, and distributional patterns across socioeconomic, demographic, healthcare, and mental health indicators.</w:t>
+                        <w:t>: Distribution of numerical explanatory variables in the EU Development Dataset (2000–2021). Histograms and kernel density estimates (KDE) illustrate variability, skewness, and distributional patterns across socioeconomic, demographic, healthcare, and mental health indicators.</w:t>
                       </w:r>
                     </w:p>
                   </w:txbxContent>
@@ -18611,16 +23258,16 @@
           </wp:anchor>
         </w:drawing>
       </w:r>
-      <w:bookmarkStart w:id="66" w:name="_Toc234511691"/>
-      <w:bookmarkStart w:id="67" w:name="_Toc234511692"/>
-      <w:bookmarkStart w:id="68" w:name="_Ref234496967"/>
-      <w:bookmarkEnd w:id="66"/>
-      <w:bookmarkEnd w:id="67"/>
+      <w:bookmarkStart w:id="69" w:name="_Toc234511691"/>
+      <w:bookmarkStart w:id="70" w:name="_Toc234511692"/>
+      <w:bookmarkStart w:id="71" w:name="_Ref234496967"/>
+      <w:bookmarkEnd w:id="69"/>
+      <w:bookmarkEnd w:id="70"/>
       <w:r>
         <w:t>Appendix: full-page graphics</w:t>
       </w:r>
-      <w:bookmarkEnd w:id="65"/>
       <w:bookmarkEnd w:id="68"/>
+      <w:bookmarkEnd w:id="71"/>
     </w:p>
     <w:p>
       <w:pPr>
@@ -18641,6 +23288,7 @@
       <w:r>
         <w:rPr>
           <w:rFonts w:eastAsia="Times New Roman" w:cs="Segoe UI"/>
+          <w:noProof/>
           <w:lang w:eastAsia="es-ES"/>
         </w:rPr>
         <w:lastRenderedPageBreak/>
@@ -18703,6 +23351,9 @@
         </w:drawing>
       </w:r>
       <w:r>
+        <w:rPr>
+          <w:noProof/>
+        </w:rPr>
         <mc:AlternateContent>
           <mc:Choice Requires="wps">
             <w:drawing>
@@ -18750,7 +23401,7 @@
                                 <w:lang w:val="en-GB" w:eastAsia="es-ES"/>
                               </w:rPr>
                             </w:pPr>
-                            <w:bookmarkStart w:id="69" w:name="_Ref234495581"/>
+                            <w:bookmarkStart w:id="72" w:name="_Ref234495581"/>
                             <w:r>
                               <w:rPr>
                                 <w:lang w:val="en-GB"/>
@@ -18768,7 +23419,7 @@
                               <w:t>2</w:t>
                               <w:fldChar w:fldCharType="end"/>
                             </w:r>
-                            <w:bookmarkEnd w:id="69"/>
+                            <w:bookmarkEnd w:id="72"/>
                             <w:r>
                               <w:rPr>
                                 <w:lang w:val="en-GB"/>
@@ -18808,7 +23459,7 @@
                           <w:lang w:val="en-GB" w:eastAsia="es-ES"/>
                         </w:rPr>
                       </w:pPr>
-                      <w:bookmarkStart w:id="70" w:name="_Ref234495581"/>
+                      <w:bookmarkStart w:id="73" w:name="_Ref234495581"/>
                       <w:r>
                         <w:rPr>
                           <w:lang w:val="en-GB"/>
@@ -18826,7 +23477,7 @@
                         <w:t>2</w:t>
                         <w:fldChar w:fldCharType="end"/>
                       </w:r>
-                      <w:bookmarkEnd w:id="70"/>
+                      <w:bookmarkEnd w:id="73"/>
                       <w:r>
                         <w:rPr>
                           <w:lang w:val="en-GB"/>
@@ -18845,6 +23496,9 @@
     </w:p>
     <w:p>
       <w:r>
+        <w:rPr>
+          <w:noProof/>
+        </w:rPr>
         <w:lastRenderedPageBreak/>
         <mc:AlternateContent>
           <mc:Choice Requires="wps">
@@ -18892,7 +23546,7 @@
                                 <w:lang w:val="en-GB"/>
                               </w:rPr>
                             </w:pPr>
-                            <w:bookmarkStart w:id="71" w:name="_Ref234496361"/>
+                            <w:bookmarkStart w:id="74" w:name="_Ref234496361"/>
                             <w:r>
                               <w:rPr>
                                 <w:lang w:val="en-GB"/>
@@ -18910,12 +23564,12 @@
                               <w:t>3</w:t>
                               <w:fldChar w:fldCharType="end"/>
                             </w:r>
-                            <w:bookmarkEnd w:id="71"/>
+                            <w:bookmarkEnd w:id="74"/>
                             <w:r>
                               <w:rPr>
                                 <w:lang w:val="en-GB"/>
                               </w:rPr>
-                              <w:t xml:space="preserve">: Correlation matrices showing the relationships between suicide rates, socio-economic factors, and mental health indicators across all variables included in the study in the temporal split.</w:t>
+                              <w:t>: Correlation matrices showing the relationships between suicide rates, socio-economic factors, and mental health indicators across all variables included in the study in the temporal split.</w:t>
                             </w:r>
                           </w:p>
                         </w:txbxContent>
@@ -18949,7 +23603,7 @@
                           <w:lang w:val="en-GB"/>
                         </w:rPr>
                       </w:pPr>
-                      <w:bookmarkStart w:id="72" w:name="_Ref234496361"/>
+                      <w:bookmarkStart w:id="75" w:name="_Ref234496361"/>
                       <w:r>
                         <w:rPr>
                           <w:lang w:val="en-GB"/>
@@ -18967,12 +23621,12 @@
                         <w:t>3</w:t>
                         <w:fldChar w:fldCharType="end"/>
                       </w:r>
-                      <w:bookmarkEnd w:id="72"/>
+                      <w:bookmarkEnd w:id="75"/>
                       <w:r>
                         <w:rPr>
                           <w:lang w:val="en-GB"/>
                         </w:rPr>
-                        <w:t xml:space="preserve">: Correlation matrices showing the relationships between suicide rates, socio-economic factors, and mental health indicators across all variables included in the study in the temporal split.</w:t>
+                        <w:t>: Correlation matrices showing the relationships between suicide rates, socio-economic factors, and mental health indicators across all variables included in the study in the temporal split.</w:t>
                       </w:r>
                     </w:p>
                   </w:txbxContent>
@@ -19043,6 +23697,8 @@
             </wp14:sizeRelV>
           </wp:anchor>
         </w:drawing>
+      </w:r>
+      <w:r>
         <w:br w:type="page"/>
       </w:r>
     </w:p>
@@ -19050,12 +23706,12 @@
       <w:pPr>
         <w:pStyle w:val="Heading1"/>
       </w:pPr>
-      <w:bookmarkStart w:id="73" w:name="_Toc234525121"/>
+      <w:bookmarkStart w:id="76" w:name="_Toc234525121"/>
       <w:r>
         <w:lastRenderedPageBreak/>
         <w:t>BIBLIOGRAPHY</w:t>
       </w:r>
-      <w:bookmarkEnd w:id="73"/>
+      <w:bookmarkEnd w:id="76"/>
     </w:p>
     <w:p>
       <w:pPr>
@@ -19742,6 +24398,9 @@
       <w:pStyle w:val="Header"/>
     </w:pPr>
     <w:r>
+      <w:rPr>
+        <w:noProof/>
+      </w:rPr>
       <w:drawing>
         <wp:anchor distT="0" distB="0" distL="114300" distR="114300" simplePos="0" relativeHeight="251660288" behindDoc="0" locked="0" layoutInCell="1" allowOverlap="1" wp14:anchorId="4F40A537" wp14:editId="3CCDD148">
           <wp:simplePos x="0" y="0"/>
@@ -19798,6 +24457,7 @@
     </w:r>
     <w:r>
       <w:rPr>
+        <w:noProof/>
         <w:color w:val="0F6FC6" w:themeColor="accent1"/>
         <w:sz w:val="20"/>
         <w:szCs w:val="20"/>
@@ -21364,15 +26024,6 @@
   </w:num>
   <w:num w:numId="14" w16cid:durableId="2090612161">
     <w:abstractNumId w:val="10"/>
-    <w:lvlOverride w:ilvl="0"/>
-    <w:lvlOverride w:ilvl="1"/>
-    <w:lvlOverride w:ilvl="2"/>
-    <w:lvlOverride w:ilvl="3"/>
-    <w:lvlOverride w:ilvl="4"/>
-    <w:lvlOverride w:ilvl="5"/>
-    <w:lvlOverride w:ilvl="6"/>
-    <w:lvlOverride w:ilvl="7"/>
-    <w:lvlOverride w:ilvl="8"/>
   </w:num>
   <w:num w:numId="15" w16cid:durableId="268439870">
     <w:abstractNumId w:val="1"/>
@@ -21436,27 +26087,9 @@
   </w:num>
   <w:num w:numId="17" w16cid:durableId="1838111839">
     <w:abstractNumId w:val="6"/>
-    <w:lvlOverride w:ilvl="0"/>
-    <w:lvlOverride w:ilvl="1"/>
-    <w:lvlOverride w:ilvl="2"/>
-    <w:lvlOverride w:ilvl="3"/>
-    <w:lvlOverride w:ilvl="4"/>
-    <w:lvlOverride w:ilvl="5"/>
-    <w:lvlOverride w:ilvl="6"/>
-    <w:lvlOverride w:ilvl="7"/>
-    <w:lvlOverride w:ilvl="8"/>
   </w:num>
   <w:num w:numId="18" w16cid:durableId="1365248780">
     <w:abstractNumId w:val="5"/>
-    <w:lvlOverride w:ilvl="0"/>
-    <w:lvlOverride w:ilvl="1"/>
-    <w:lvlOverride w:ilvl="2"/>
-    <w:lvlOverride w:ilvl="3"/>
-    <w:lvlOverride w:ilvl="4"/>
-    <w:lvlOverride w:ilvl="5"/>
-    <w:lvlOverride w:ilvl="6"/>
-    <w:lvlOverride w:ilvl="7"/>
-    <w:lvlOverride w:ilvl="8"/>
   </w:num>
   <w:numIdMacAtCleanup w:val="8"/>
 </w:numbering>
@@ -22117,6 +26750,7 @@
   <w:style w:type="character" w:default="1" w:styleId="DefaultParagraphFont">
     <w:name w:val="Default Paragraph Font"/>
     <w:uiPriority w:val="1"/>
+    <w:semiHidden/>
     <w:unhideWhenUsed/>
   </w:style>
   <w:style w:type="table" w:default="1" w:styleId="TableNormal">
@@ -23160,21 +27794,6 @@
 
 <file path=word/glossary/fontTable.xml><?xml version="1.0" encoding="utf-8"?>
 <w:fonts xmlns:mc="http://schemas.openxmlformats.org/markup-compatibility/2006" xmlns:r="http://schemas.openxmlformats.org/officeDocument/2006/relationships" xmlns:w="http://schemas.openxmlformats.org/wordprocessingml/2006/main" xmlns:w14="http://schemas.microsoft.com/office/word/2010/wordml" xmlns:w15="http://schemas.microsoft.com/office/word/2012/wordml" xmlns:w16cex="http://schemas.microsoft.com/office/word/2018/wordml/cex" xmlns:w16cid="http://schemas.microsoft.com/office/word/2016/wordml/cid" xmlns:w16="http://schemas.microsoft.com/office/word/2018/wordml" xmlns:w16du="http://schemas.microsoft.com/office/word/2023/wordml/word16du" xmlns:w16sdtdh="http://schemas.microsoft.com/office/word/2020/wordml/sdtdatahash" xmlns:w16sdtfl="http://schemas.microsoft.com/office/word/2024/wordml/sdtformatlock" xmlns:w16se="http://schemas.microsoft.com/office/word/2015/wordml/symex" mc:Ignorable="w14 w15 w16se w16cid w16 w16cex w16sdtdh w16sdtfl w16du">
-  <w:font w:name="Tw Cen MT">
-    <w:panose1 w:val="020B0602020104020603"/>
-    <w:charset w:val="00"/>
-    <w:family w:val="swiss"/>
-    <w:pitch w:val="variable"/>
-    <w:sig w:usb0="00000007" w:usb1="00000000" w:usb2="00000000" w:usb3="00000000" w:csb0="00000003" w:csb1="00000000"/>
-  </w:font>
-  <w:font w:name="SimSun">
-    <w:altName w:val="宋体"/>
-    <w:panose1 w:val="02010600030101010101"/>
-    <w:charset w:val="86"/>
-    <w:family w:val="auto"/>
-    <w:pitch w:val="variable"/>
-    <w:sig w:usb0="00000203" w:usb1="288F0000" w:usb2="00000016" w:usb3="00000000" w:csb0="00040001" w:csb1="00000000"/>
-  </w:font>
   <w:font w:name="Times New Roman">
     <w:panose1 w:val="02020603050405020304"/>
     <w:charset w:val="00"/>
@@ -23202,6 +27821,21 @@
     <w:family w:val="modern"/>
     <w:pitch w:val="fixed"/>
     <w:sig w:usb0="E0002EFF" w:usb1="C0007843" w:usb2="00000009" w:usb3="00000000" w:csb0="000001FF" w:csb1="00000000"/>
+  </w:font>
+  <w:font w:name="Tw Cen MT">
+    <w:panose1 w:val="020B0602020104020603"/>
+    <w:charset w:val="00"/>
+    <w:family w:val="swiss"/>
+    <w:pitch w:val="variable"/>
+    <w:sig w:usb0="00000007" w:usb1="00000000" w:usb2="00000000" w:usb3="00000000" w:csb0="00000003" w:csb1="00000000"/>
+  </w:font>
+  <w:font w:name="SimSun">
+    <w:altName w:val="宋体"/>
+    <w:panose1 w:val="02010600030101010101"/>
+    <w:charset w:val="86"/>
+    <w:family w:val="auto"/>
+    <w:pitch w:val="variable"/>
+    <w:sig w:usb0="00000203" w:usb1="288F0000" w:usb2="00000016" w:usb3="00000000" w:csb0="00040001" w:csb1="00000000"/>
   </w:font>
   <w:font w:name="Roboto">
     <w:charset w:val="00"/>
@@ -23318,11 +27952,13 @@
     <w:rsid w:val="00B76F52"/>
     <w:rsid w:val="00B80527"/>
     <w:rsid w:val="00B920C9"/>
+    <w:rsid w:val="00BD46A7"/>
     <w:rsid w:val="00BE5925"/>
     <w:rsid w:val="00C968F6"/>
     <w:rsid w:val="00D97409"/>
     <w:rsid w:val="00E03C1A"/>
     <w:rsid w:val="00E77366"/>
+    <w:rsid w:val="00F4030C"/>
     <w:rsid w:val="00F70D56"/>
     <w:rsid w:val="00FB7CD8"/>
   </w:rsids>
